--- a/reference/promptEngineering/prompts.docx
+++ b/reference/promptEngineering/prompts.docx
@@ -9,7 +9,6 @@
           <w:bCs/>
         </w:rPr>
       </w:pPr>
-      <w:proofErr w:type="spellStart"/>
       <w:r>
         <w:rPr>
           <w:b/>
@@ -17,7 +16,13 @@
         </w:rPr>
         <w:t>bronze_to_silver_transformation_prompt</w:t>
       </w:r>
-      <w:proofErr w:type="spellEnd"/>
+      <w:r>
+        <w:rPr>
+          <w:b/>
+          <w:bCs/>
+        </w:rPr>
+        <w:t>_v1</w:t>
+      </w:r>
     </w:p>
     <w:p>
       <w:pPr>
@@ -311,6 +316,596 @@
         <w:t>”</w:t>
       </w:r>
     </w:p>
+    <w:p>
+      <w:pPr>
+        <w:pStyle w:val="ListParagraph"/>
+      </w:pPr>
+    </w:p>
+    <w:p>
+      <w:pPr>
+        <w:rPr>
+          <w:b/>
+          <w:bCs/>
+        </w:rPr>
+      </w:pPr>
+      <w:r>
+        <w:rPr>
+          <w:b/>
+          <w:bCs/>
+        </w:rPr>
+        <w:t>bronze_to_silver_transformation_prompt</w:t>
+      </w:r>
+      <w:r>
+        <w:rPr>
+          <w:b/>
+          <w:bCs/>
+        </w:rPr>
+        <w:t>_v2</w:t>
+      </w:r>
+    </w:p>
+    <w:p/>
+    <w:p>
+      <w:pPr>
+        <w:pStyle w:val="ListParagraph"/>
+        <w:numPr>
+          <w:ilvl w:val="0"/>
+          <w:numId w:val="4"/>
+        </w:numPr>
+      </w:pPr>
+      <w:r>
+        <w:t xml:space="preserve">take my dataset in the </w:t>
+      </w:r>
+      <w:proofErr w:type="spellStart"/>
+      <w:r>
+        <w:t>dataanalytics</w:t>
+      </w:r>
+      <w:proofErr w:type="spellEnd"/>
+      <w:r>
+        <w:t xml:space="preserve"> </w:t>
+      </w:r>
+      <w:proofErr w:type="spellStart"/>
+      <w:r>
+        <w:t>catalog</w:t>
+      </w:r>
+      <w:proofErr w:type="spellEnd"/>
+      <w:r>
+        <w:t xml:space="preserve">, in ml1 schema, called </w:t>
+      </w:r>
+      <w:proofErr w:type="spellStart"/>
+      <w:r>
+        <w:t>loan_book_dirty</w:t>
+      </w:r>
+      <w:proofErr w:type="spellEnd"/>
+      <w:r>
+        <w:t>. This is the list of issues I want you to fix;</w:t>
+      </w:r>
+      <w:r>
+        <w:t xml:space="preserve"> </w:t>
+      </w:r>
+      <w:r>
+        <w:t>A. DATA TYPE FIXES:</w:t>
+      </w:r>
+      <w:r>
+        <w:t xml:space="preserve"> standardise</w:t>
+      </w:r>
+      <w:r>
+        <w:t xml:space="preserve"> </w:t>
+      </w:r>
+      <w:proofErr w:type="spellStart"/>
+      <w:r>
+        <w:t>application_date</w:t>
+      </w:r>
+      <w:proofErr w:type="spellEnd"/>
+      <w:r>
+        <w:t xml:space="preserve"> handling three different date formats</w:t>
+      </w:r>
+      <w:r>
+        <w:t>;</w:t>
+      </w:r>
+      <w:r>
+        <w:t xml:space="preserve"> </w:t>
+      </w:r>
+      <w:r>
+        <w:t xml:space="preserve">Convert </w:t>
+      </w:r>
+      <w:proofErr w:type="spellStart"/>
+      <w:r>
+        <w:t>num_open_accounts</w:t>
+      </w:r>
+      <w:proofErr w:type="spellEnd"/>
+      <w:r>
+        <w:t xml:space="preserve"> from double to integer</w:t>
+      </w:r>
+      <w:r>
+        <w:t>;</w:t>
+      </w:r>
+      <w:r>
+        <w:t xml:space="preserve"> </w:t>
+      </w:r>
+      <w:r>
+        <w:t>round</w:t>
+      </w:r>
+      <w:r>
+        <w:t xml:space="preserve"> age to nearest whole number (integer)</w:t>
+      </w:r>
+      <w:r>
+        <w:t xml:space="preserve">. B. </w:t>
+      </w:r>
+      <w:r>
+        <w:t>Deduplicate by keeping only one record per </w:t>
+      </w:r>
+      <w:proofErr w:type="spellStart"/>
+      <w:r>
+        <w:t>applicant_id_</w:t>
+      </w:r>
+      <w:r>
+        <w:t>hash</w:t>
+      </w:r>
+      <w:proofErr w:type="spellEnd"/>
+      <w:r>
+        <w:t xml:space="preserve">. C. </w:t>
+      </w:r>
+      <w:r>
+        <w:t>categorical standardisation</w:t>
+      </w:r>
+      <w:r>
+        <w:t>:</w:t>
+      </w:r>
+      <w:r>
+        <w:t xml:space="preserve"> </w:t>
+      </w:r>
+      <w:r>
+        <w:t>Standardi</w:t>
+      </w:r>
+      <w:r>
+        <w:t>s</w:t>
+      </w:r>
+      <w:r>
+        <w:t xml:space="preserve">e </w:t>
+      </w:r>
+      <w:proofErr w:type="spellStart"/>
+      <w:r>
+        <w:t>loan_purpose</w:t>
+      </w:r>
+      <w:proofErr w:type="spellEnd"/>
+      <w:r>
+        <w:t>: consolidate 21 variations into 7 actual categories</w:t>
+      </w:r>
+      <w:r>
+        <w:t>;</w:t>
+      </w:r>
+      <w:r>
+        <w:t xml:space="preserve"> Standardi</w:t>
+      </w:r>
+      <w:r>
+        <w:t>s</w:t>
+      </w:r>
+      <w:r>
+        <w:t xml:space="preserve">e </w:t>
+      </w:r>
+      <w:proofErr w:type="spellStart"/>
+      <w:r>
+        <w:t>home_ownership</w:t>
+      </w:r>
+      <w:proofErr w:type="spellEnd"/>
+      <w:r>
+        <w:t>: consolidate 14 variations into 4 actual categories (MORTGAGE, RENT, OWN, OTHER)</w:t>
+      </w:r>
+      <w:r>
+        <w:t xml:space="preserve">. D. </w:t>
+      </w:r>
+      <w:r>
+        <w:t>MISSING VALUE TREATMENT:</w:t>
+      </w:r>
+      <w:r>
+        <w:t xml:space="preserve"> </w:t>
+      </w:r>
+      <w:proofErr w:type="spellStart"/>
+      <w:r>
+        <w:t>annual_income</w:t>
+      </w:r>
+      <w:proofErr w:type="spellEnd"/>
+      <w:r>
+        <w:t>:</w:t>
+      </w:r>
+      <w:r>
+        <w:t xml:space="preserve"> </w:t>
+      </w:r>
+      <w:r>
+        <w:t xml:space="preserve">Create </w:t>
+      </w:r>
+      <w:proofErr w:type="spellStart"/>
+      <w:r>
+        <w:t>income_missing</w:t>
+      </w:r>
+      <w:proofErr w:type="spellEnd"/>
+      <w:r>
+        <w:t xml:space="preserve"> flag </w:t>
+      </w:r>
+      <w:r>
+        <w:lastRenderedPageBreak/>
+        <w:t>(Boolean), impute nulls with median</w:t>
+      </w:r>
+      <w:r>
+        <w:t>;</w:t>
+      </w:r>
+      <w:r>
+        <w:t xml:space="preserve"> </w:t>
+      </w:r>
+      <w:proofErr w:type="spellStart"/>
+      <w:r>
+        <w:t>months_since_last_delinquency</w:t>
+      </w:r>
+      <w:proofErr w:type="spellEnd"/>
+      <w:r>
+        <w:t xml:space="preserve">: Create </w:t>
+      </w:r>
+      <w:proofErr w:type="spellStart"/>
+      <w:r>
+        <w:t>has_delinquency_history</w:t>
+      </w:r>
+      <w:proofErr w:type="spellEnd"/>
+      <w:r>
+        <w:t xml:space="preserve"> flag (Boolean)</w:t>
+      </w:r>
+      <w:r>
+        <w:t xml:space="preserve"> </w:t>
+      </w:r>
+      <w:r>
+        <w:t>fill nulls with -1, then RECODE -1 to 999 to avoid negative values in logistic regressio</w:t>
+      </w:r>
+      <w:r>
+        <w:t>n</w:t>
+      </w:r>
+      <w:r>
+        <w:t>;</w:t>
+      </w:r>
+      <w:r>
+        <w:t xml:space="preserve"> </w:t>
+      </w:r>
+      <w:proofErr w:type="spellStart"/>
+      <w:r>
+        <w:t>employment_length_years</w:t>
+      </w:r>
+      <w:proofErr w:type="spellEnd"/>
+      <w:r>
+        <w:t xml:space="preserve">: Create </w:t>
+      </w:r>
+      <w:proofErr w:type="spellStart"/>
+      <w:r>
+        <w:t>employment_missing</w:t>
+      </w:r>
+      <w:proofErr w:type="spellEnd"/>
+      <w:r>
+        <w:t xml:space="preserve"> flag (Boolean)</w:t>
+      </w:r>
+      <w:r>
+        <w:t xml:space="preserve"> </w:t>
+      </w:r>
+      <w:r>
+        <w:t>impute nulls with 0</w:t>
+      </w:r>
+      <w:r>
+        <w:t>;</w:t>
+      </w:r>
+      <w:r>
+        <w:t xml:space="preserve"> </w:t>
+      </w:r>
+      <w:r>
+        <w:t xml:space="preserve"> </w:t>
+      </w:r>
+      <w:proofErr w:type="spellStart"/>
+      <w:r>
+        <w:t>num_open_accounts</w:t>
+      </w:r>
+      <w:proofErr w:type="spellEnd"/>
+      <w:r>
+        <w:t xml:space="preserve">: Create </w:t>
+      </w:r>
+      <w:proofErr w:type="spellStart"/>
+      <w:r>
+        <w:t>num_accounts_missing</w:t>
+      </w:r>
+      <w:proofErr w:type="spellEnd"/>
+      <w:r>
+        <w:t xml:space="preserve"> flag (Boolean)</w:t>
+      </w:r>
+      <w:r>
+        <w:t xml:space="preserve"> </w:t>
+      </w:r>
+      <w:r>
+        <w:t>impute nulls with median</w:t>
+      </w:r>
+      <w:r>
+        <w:t xml:space="preserve">. E. </w:t>
+      </w:r>
+      <w:r>
+        <w:t xml:space="preserve">DATA QUALITY FIXES: Cap </w:t>
+      </w:r>
+      <w:proofErr w:type="spellStart"/>
+      <w:r>
+        <w:t>credit_utilisation_pct</w:t>
+      </w:r>
+      <w:proofErr w:type="spellEnd"/>
+      <w:r>
+        <w:t xml:space="preserve"> at 100</w:t>
+      </w:r>
+      <w:r>
+        <w:t>%</w:t>
+      </w:r>
+      <w:r>
+        <w:t xml:space="preserve"> (currently has values up to 106.2%)</w:t>
+      </w:r>
+      <w:r>
+        <w:t xml:space="preserve">; </w:t>
+      </w:r>
+      <w:r>
+        <w:t xml:space="preserve">Ensure all month columns are non-negative: </w:t>
+      </w:r>
+      <w:proofErr w:type="spellStart"/>
+      <w:r>
+        <w:t>months_since_oldest_account</w:t>
+      </w:r>
+      <w:proofErr w:type="spellEnd"/>
+      <w:r>
+        <w:t xml:space="preserve">, </w:t>
+      </w:r>
+      <w:proofErr w:type="spellStart"/>
+      <w:r>
+        <w:t>months_since_last_delinquency</w:t>
+      </w:r>
+      <w:proofErr w:type="spellEnd"/>
+      <w:r>
+        <w:t xml:space="preserve"> (after recoding -1 to 999), </w:t>
+      </w:r>
+      <w:proofErr w:type="spellStart"/>
+      <w:r>
+        <w:t>months_at_current_address</w:t>
+      </w:r>
+      <w:proofErr w:type="spellEnd"/>
+      <w:r>
+        <w:t xml:space="preserve">. F. </w:t>
+      </w:r>
+      <w:r>
+        <w:t>OUTLIER TREATMENT</w:t>
+      </w:r>
+      <w:r>
+        <w:t xml:space="preserve">: </w:t>
+      </w:r>
+      <w:r>
+        <w:t xml:space="preserve">Cap </w:t>
+      </w:r>
+      <w:proofErr w:type="spellStart"/>
+      <w:r>
+        <w:t>annual_income</w:t>
+      </w:r>
+      <w:proofErr w:type="spellEnd"/>
+      <w:r>
+        <w:t xml:space="preserve"> at 99th percentile to handle extreme outliers (max is $2M)</w:t>
+      </w:r>
+      <w:r>
+        <w:t xml:space="preserve">; </w:t>
+      </w:r>
+      <w:r>
+        <w:t xml:space="preserve">Cap </w:t>
+      </w:r>
+      <w:proofErr w:type="spellStart"/>
+      <w:r>
+        <w:t>loan_amount</w:t>
+      </w:r>
+      <w:proofErr w:type="spellEnd"/>
+      <w:r>
+        <w:t xml:space="preserve"> at 99th percentile to handle extreme values (max is $497K)</w:t>
+      </w:r>
+      <w:r>
+        <w:t xml:space="preserve">; </w:t>
+      </w:r>
+      <w:r>
+        <w:t xml:space="preserve">Cap </w:t>
+      </w:r>
+      <w:proofErr w:type="spellStart"/>
+      <w:r>
+        <w:t>total_revolving_balance</w:t>
+      </w:r>
+      <w:proofErr w:type="spellEnd"/>
+      <w:r>
+        <w:t xml:space="preserve"> at 99th percentile</w:t>
+      </w:r>
+      <w:r>
+        <w:t xml:space="preserve">. G. </w:t>
+      </w:r>
+      <w:r>
+        <w:t>FEATURE ENGINEERING FOR INTERPRETABILITY:</w:t>
+      </w:r>
+      <w:r>
+        <w:t xml:space="preserve"> </w:t>
+      </w:r>
+      <w:r>
+        <w:t xml:space="preserve">Create </w:t>
+      </w:r>
+      <w:proofErr w:type="spellStart"/>
+      <w:r>
+        <w:t>delinquency_category</w:t>
+      </w:r>
+      <w:proofErr w:type="spellEnd"/>
+      <w:r>
+        <w:t>: "</w:t>
+      </w:r>
+      <w:proofErr w:type="spellStart"/>
+      <w:r>
+        <w:t>No_History</w:t>
+      </w:r>
+      <w:proofErr w:type="spellEnd"/>
+      <w:r>
+        <w:t>" (</w:t>
+      </w:r>
+      <w:proofErr w:type="spellStart"/>
+      <w:r>
+        <w:t>months_since_last_delinquency</w:t>
+      </w:r>
+      <w:proofErr w:type="spellEnd"/>
+      <w:r>
+        <w:t xml:space="preserve"> = 999), "Recent_0-12mo" (0-12), "Moderate_12-36mo" (12-36), "Old_36mo+" (&gt;36)</w:t>
+      </w:r>
+      <w:r>
+        <w:t xml:space="preserve">; </w:t>
+      </w:r>
+      <w:r>
+        <w:t xml:space="preserve">Create </w:t>
+      </w:r>
+      <w:proofErr w:type="spellStart"/>
+      <w:r>
+        <w:t>incomplete_observation_window</w:t>
+      </w:r>
+      <w:proofErr w:type="spellEnd"/>
+      <w:r>
+        <w:t xml:space="preserve"> flag: TRUE if </w:t>
+      </w:r>
+      <w:proofErr w:type="spellStart"/>
+      <w:r>
+        <w:t>application_date</w:t>
+      </w:r>
+      <w:proofErr w:type="spellEnd"/>
+      <w:r>
+        <w:t xml:space="preserve"> is after 2022-12-31 (loans from late 2023 may not have full 12-month default observation)</w:t>
+      </w:r>
+      <w:r>
+        <w:t xml:space="preserve">. H. </w:t>
+      </w:r>
+      <w:r>
+        <w:t>TRAIN/TEST SPLIT INTEGRITY:</w:t>
+      </w:r>
+      <w:r>
+        <w:t xml:space="preserve"> </w:t>
+      </w:r>
+      <w:r>
+        <w:t>Ensure the existing 'set' column (train/test) is preserved</w:t>
+      </w:r>
+      <w:r>
+        <w:t>;</w:t>
+      </w:r>
+      <w:r>
+        <w:t xml:space="preserve"> After deduplication, verify no </w:t>
+      </w:r>
+      <w:proofErr w:type="spellStart"/>
+      <w:r>
+        <w:t>applicant_id_hash</w:t>
+      </w:r>
+      <w:proofErr w:type="spellEnd"/>
+      <w:r>
+        <w:t xml:space="preserve"> appears in both train and test</w:t>
+      </w:r>
+      <w:r>
+        <w:t xml:space="preserve">. I. </w:t>
+      </w:r>
+      <w:r>
+        <w:t>FINAL VALIDATION:</w:t>
+      </w:r>
+      <w:r>
+        <w:t xml:space="preserve"> </w:t>
+      </w:r>
+      <w:r>
+        <w:t xml:space="preserve">Verify no duplicate </w:t>
+      </w:r>
+      <w:proofErr w:type="spellStart"/>
+      <w:r>
+        <w:t>applicant_id_hash</w:t>
+      </w:r>
+      <w:proofErr w:type="spellEnd"/>
+      <w:r>
+        <w:t xml:space="preserve"> remains</w:t>
+      </w:r>
+      <w:r>
+        <w:t>,</w:t>
+      </w:r>
+      <w:r>
+        <w:t xml:space="preserve"> </w:t>
+      </w:r>
+      <w:r>
+        <w:t>verify</w:t>
+      </w:r>
+      <w:r>
+        <w:t xml:space="preserve"> no null values in critical features (after imputation)</w:t>
+      </w:r>
+      <w:r>
+        <w:t xml:space="preserve">, </w:t>
+      </w:r>
+      <w:r>
+        <w:t xml:space="preserve">Verify </w:t>
+      </w:r>
+      <w:proofErr w:type="spellStart"/>
+      <w:r>
+        <w:t>credit_utilisation_pct</w:t>
+      </w:r>
+      <w:proofErr w:type="spellEnd"/>
+      <w:r>
+        <w:t xml:space="preserve"> &lt;= 100</w:t>
+      </w:r>
+      <w:r>
+        <w:t xml:space="preserve">, </w:t>
+      </w:r>
+      <w:r>
+        <w:t xml:space="preserve">Verify all month columns &gt;= 0 (except </w:t>
+      </w:r>
+      <w:proofErr w:type="spellStart"/>
+      <w:r>
+        <w:t>months_since_last_delinquency</w:t>
+      </w:r>
+      <w:proofErr w:type="spellEnd"/>
+      <w:r>
+        <w:t xml:space="preserve"> which should be 999 for no history)</w:t>
+      </w:r>
+      <w:r>
+        <w:t>. U</w:t>
+      </w:r>
+      <w:r>
+        <w:t xml:space="preserve">se python and pandas and </w:t>
+      </w:r>
+      <w:r>
+        <w:t>don’t</w:t>
+      </w:r>
+      <w:r>
+        <w:t xml:space="preserve"> show intermediate print statements</w:t>
+      </w:r>
+      <w:r>
+        <w:t xml:space="preserve">. </w:t>
+      </w:r>
+      <w:r>
+        <w:t>just display the cleaned table</w:t>
+      </w:r>
+      <w:r>
+        <w:t xml:space="preserve"> name it </w:t>
+      </w:r>
+      <w:r>
+        <w:t>loan_book_silver</w:t>
+      </w:r>
+      <w:r>
+        <w:t>_v2.</w:t>
+      </w:r>
+    </w:p>
+    <w:p/>
+    <w:p>
+      <w:pPr>
+        <w:ind w:left="360"/>
+      </w:pPr>
+    </w:p>
+    <w:p>
+      <w:r>
+        <w:t xml:space="preserve">   </w:t>
+      </w:r>
+    </w:p>
+    <w:p/>
+    <w:p>
+      <w:r>
+        <w:t xml:space="preserve"> </w:t>
+      </w:r>
+    </w:p>
+    <w:p>
+      <w:pPr>
+        <w:pStyle w:val="ListParagraph"/>
+      </w:pPr>
+    </w:p>
+    <w:p/>
     <w:p/>
     <w:sectPr>
       <w:pgSz w:w="11906" w:h="16838"/>
@@ -411,6 +1006,181 @@
     </w:lvl>
   </w:abstractNum>
   <w:abstractNum w:abstractNumId="1" w15:restartNumberingAfterBreak="0">
+    <w:nsid w:val="2F98299B"/>
+    <w:multiLevelType w:val="hybridMultilevel"/>
+    <w:tmpl w:val="00EEF028"/>
+    <w:lvl w:ilvl="0" w:tplc="1C09000F">
+      <w:start w:val="1"/>
+      <w:numFmt w:val="decimal"/>
+      <w:lvlText w:val="%1."/>
+      <w:lvlJc w:val="left"/>
+      <w:pPr>
+        <w:ind w:left="720" w:hanging="360"/>
+      </w:pPr>
+      <w:rPr>
+        <w:rFonts w:hint="default"/>
+      </w:rPr>
+    </w:lvl>
+    <w:lvl w:ilvl="1" w:tplc="1C090019" w:tentative="1">
+      <w:start w:val="1"/>
+      <w:numFmt w:val="lowerLetter"/>
+      <w:lvlText w:val="%2."/>
+      <w:lvlJc w:val="left"/>
+      <w:pPr>
+        <w:ind w:left="1440" w:hanging="360"/>
+      </w:pPr>
+    </w:lvl>
+    <w:lvl w:ilvl="2" w:tplc="1C09001B" w:tentative="1">
+      <w:start w:val="1"/>
+      <w:numFmt w:val="lowerRoman"/>
+      <w:lvlText w:val="%3."/>
+      <w:lvlJc w:val="right"/>
+      <w:pPr>
+        <w:ind w:left="2160" w:hanging="180"/>
+      </w:pPr>
+    </w:lvl>
+    <w:lvl w:ilvl="3" w:tplc="1C09000F" w:tentative="1">
+      <w:start w:val="1"/>
+      <w:numFmt w:val="decimal"/>
+      <w:lvlText w:val="%4."/>
+      <w:lvlJc w:val="left"/>
+      <w:pPr>
+        <w:ind w:left="2880" w:hanging="360"/>
+      </w:pPr>
+    </w:lvl>
+    <w:lvl w:ilvl="4" w:tplc="1C090019" w:tentative="1">
+      <w:start w:val="1"/>
+      <w:numFmt w:val="lowerLetter"/>
+      <w:lvlText w:val="%5."/>
+      <w:lvlJc w:val="left"/>
+      <w:pPr>
+        <w:ind w:left="3600" w:hanging="360"/>
+      </w:pPr>
+    </w:lvl>
+    <w:lvl w:ilvl="5" w:tplc="1C09001B" w:tentative="1">
+      <w:start w:val="1"/>
+      <w:numFmt w:val="lowerRoman"/>
+      <w:lvlText w:val="%6."/>
+      <w:lvlJc w:val="right"/>
+      <w:pPr>
+        <w:ind w:left="4320" w:hanging="180"/>
+      </w:pPr>
+    </w:lvl>
+    <w:lvl w:ilvl="6" w:tplc="1C09000F" w:tentative="1">
+      <w:start w:val="1"/>
+      <w:numFmt w:val="decimal"/>
+      <w:lvlText w:val="%7."/>
+      <w:lvlJc w:val="left"/>
+      <w:pPr>
+        <w:ind w:left="5040" w:hanging="360"/>
+      </w:pPr>
+    </w:lvl>
+    <w:lvl w:ilvl="7" w:tplc="1C090019" w:tentative="1">
+      <w:start w:val="1"/>
+      <w:numFmt w:val="lowerLetter"/>
+      <w:lvlText w:val="%8."/>
+      <w:lvlJc w:val="left"/>
+      <w:pPr>
+        <w:ind w:left="5760" w:hanging="360"/>
+      </w:pPr>
+    </w:lvl>
+    <w:lvl w:ilvl="8" w:tplc="1C09001B" w:tentative="1">
+      <w:start w:val="1"/>
+      <w:numFmt w:val="lowerRoman"/>
+      <w:lvlText w:val="%9."/>
+      <w:lvlJc w:val="right"/>
+      <w:pPr>
+        <w:ind w:left="6480" w:hanging="180"/>
+      </w:pPr>
+    </w:lvl>
+  </w:abstractNum>
+  <w:abstractNum w:abstractNumId="2" w15:restartNumberingAfterBreak="0">
+    <w:nsid w:val="3CF95D15"/>
+    <w:multiLevelType w:val="hybridMultilevel"/>
+    <w:tmpl w:val="8B280344"/>
+    <w:lvl w:ilvl="0" w:tplc="FFFFFFFF">
+      <w:start w:val="1"/>
+      <w:numFmt w:val="decimal"/>
+      <w:lvlText w:val="%1."/>
+      <w:lvlJc w:val="left"/>
+      <w:pPr>
+        <w:ind w:left="720" w:hanging="360"/>
+      </w:pPr>
+    </w:lvl>
+    <w:lvl w:ilvl="1" w:tplc="FFFFFFFF" w:tentative="1">
+      <w:start w:val="1"/>
+      <w:numFmt w:val="lowerLetter"/>
+      <w:lvlText w:val="%2."/>
+      <w:lvlJc w:val="left"/>
+      <w:pPr>
+        <w:ind w:left="1440" w:hanging="360"/>
+      </w:pPr>
+    </w:lvl>
+    <w:lvl w:ilvl="2" w:tplc="FFFFFFFF" w:tentative="1">
+      <w:start w:val="1"/>
+      <w:numFmt w:val="lowerRoman"/>
+      <w:lvlText w:val="%3."/>
+      <w:lvlJc w:val="right"/>
+      <w:pPr>
+        <w:ind w:left="2160" w:hanging="180"/>
+      </w:pPr>
+    </w:lvl>
+    <w:lvl w:ilvl="3" w:tplc="FFFFFFFF" w:tentative="1">
+      <w:start w:val="1"/>
+      <w:numFmt w:val="decimal"/>
+      <w:lvlText w:val="%4."/>
+      <w:lvlJc w:val="left"/>
+      <w:pPr>
+        <w:ind w:left="2880" w:hanging="360"/>
+      </w:pPr>
+    </w:lvl>
+    <w:lvl w:ilvl="4" w:tplc="FFFFFFFF" w:tentative="1">
+      <w:start w:val="1"/>
+      <w:numFmt w:val="lowerLetter"/>
+      <w:lvlText w:val="%5."/>
+      <w:lvlJc w:val="left"/>
+      <w:pPr>
+        <w:ind w:left="3600" w:hanging="360"/>
+      </w:pPr>
+    </w:lvl>
+    <w:lvl w:ilvl="5" w:tplc="FFFFFFFF" w:tentative="1">
+      <w:start w:val="1"/>
+      <w:numFmt w:val="lowerRoman"/>
+      <w:lvlText w:val="%6."/>
+      <w:lvlJc w:val="right"/>
+      <w:pPr>
+        <w:ind w:left="4320" w:hanging="180"/>
+      </w:pPr>
+    </w:lvl>
+    <w:lvl w:ilvl="6" w:tplc="FFFFFFFF" w:tentative="1">
+      <w:start w:val="1"/>
+      <w:numFmt w:val="decimal"/>
+      <w:lvlText w:val="%7."/>
+      <w:lvlJc w:val="left"/>
+      <w:pPr>
+        <w:ind w:left="5040" w:hanging="360"/>
+      </w:pPr>
+    </w:lvl>
+    <w:lvl w:ilvl="7" w:tplc="FFFFFFFF" w:tentative="1">
+      <w:start w:val="1"/>
+      <w:numFmt w:val="lowerLetter"/>
+      <w:lvlText w:val="%8."/>
+      <w:lvlJc w:val="left"/>
+      <w:pPr>
+        <w:ind w:left="5760" w:hanging="360"/>
+      </w:pPr>
+    </w:lvl>
+    <w:lvl w:ilvl="8" w:tplc="FFFFFFFF" w:tentative="1">
+      <w:start w:val="1"/>
+      <w:numFmt w:val="lowerRoman"/>
+      <w:lvlText w:val="%9."/>
+      <w:lvlJc w:val="right"/>
+      <w:pPr>
+        <w:ind w:left="6480" w:hanging="180"/>
+      </w:pPr>
+    </w:lvl>
+  </w:abstractNum>
+  <w:abstractNum w:abstractNumId="3" w15:restartNumberingAfterBreak="0">
     <w:nsid w:val="59D3470A"/>
     <w:multiLevelType w:val="hybridMultilevel"/>
     <w:tmpl w:val="1FEC12C6"/>
@@ -523,11 +1293,169 @@
       </w:rPr>
     </w:lvl>
   </w:abstractNum>
+  <w:abstractNum w:abstractNumId="4" w15:restartNumberingAfterBreak="0">
+    <w:nsid w:val="76DC353B"/>
+    <w:multiLevelType w:val="multilevel"/>
+    <w:tmpl w:val="9F3E9490"/>
+    <w:lvl w:ilvl="0">
+      <w:start w:val="1"/>
+      <w:numFmt w:val="bullet"/>
+      <w:lvlText w:val=""/>
+      <w:lvlJc w:val="left"/>
+      <w:pPr>
+        <w:tabs>
+          <w:tab w:val="num" w:pos="720"/>
+        </w:tabs>
+        <w:ind w:left="720" w:hanging="360"/>
+      </w:pPr>
+      <w:rPr>
+        <w:rFonts w:ascii="Symbol" w:hAnsi="Symbol" w:hint="default"/>
+        <w:sz w:val="20"/>
+      </w:rPr>
+    </w:lvl>
+    <w:lvl w:ilvl="1" w:tentative="1">
+      <w:start w:val="1"/>
+      <w:numFmt w:val="bullet"/>
+      <w:lvlText w:val="o"/>
+      <w:lvlJc w:val="left"/>
+      <w:pPr>
+        <w:tabs>
+          <w:tab w:val="num" w:pos="1440"/>
+        </w:tabs>
+        <w:ind w:left="1440" w:hanging="360"/>
+      </w:pPr>
+      <w:rPr>
+        <w:rFonts w:ascii="Courier New" w:hAnsi="Courier New" w:hint="default"/>
+        <w:sz w:val="20"/>
+      </w:rPr>
+    </w:lvl>
+    <w:lvl w:ilvl="2" w:tentative="1">
+      <w:start w:val="1"/>
+      <w:numFmt w:val="bullet"/>
+      <w:lvlText w:val=""/>
+      <w:lvlJc w:val="left"/>
+      <w:pPr>
+        <w:tabs>
+          <w:tab w:val="num" w:pos="2160"/>
+        </w:tabs>
+        <w:ind w:left="2160" w:hanging="360"/>
+      </w:pPr>
+      <w:rPr>
+        <w:rFonts w:ascii="Wingdings" w:hAnsi="Wingdings" w:hint="default"/>
+        <w:sz w:val="20"/>
+      </w:rPr>
+    </w:lvl>
+    <w:lvl w:ilvl="3" w:tentative="1">
+      <w:start w:val="1"/>
+      <w:numFmt w:val="bullet"/>
+      <w:lvlText w:val=""/>
+      <w:lvlJc w:val="left"/>
+      <w:pPr>
+        <w:tabs>
+          <w:tab w:val="num" w:pos="2880"/>
+        </w:tabs>
+        <w:ind w:left="2880" w:hanging="360"/>
+      </w:pPr>
+      <w:rPr>
+        <w:rFonts w:ascii="Wingdings" w:hAnsi="Wingdings" w:hint="default"/>
+        <w:sz w:val="20"/>
+      </w:rPr>
+    </w:lvl>
+    <w:lvl w:ilvl="4" w:tentative="1">
+      <w:start w:val="1"/>
+      <w:numFmt w:val="bullet"/>
+      <w:lvlText w:val=""/>
+      <w:lvlJc w:val="left"/>
+      <w:pPr>
+        <w:tabs>
+          <w:tab w:val="num" w:pos="3600"/>
+        </w:tabs>
+        <w:ind w:left="3600" w:hanging="360"/>
+      </w:pPr>
+      <w:rPr>
+        <w:rFonts w:ascii="Wingdings" w:hAnsi="Wingdings" w:hint="default"/>
+        <w:sz w:val="20"/>
+      </w:rPr>
+    </w:lvl>
+    <w:lvl w:ilvl="5" w:tentative="1">
+      <w:start w:val="1"/>
+      <w:numFmt w:val="bullet"/>
+      <w:lvlText w:val=""/>
+      <w:lvlJc w:val="left"/>
+      <w:pPr>
+        <w:tabs>
+          <w:tab w:val="num" w:pos="4320"/>
+        </w:tabs>
+        <w:ind w:left="4320" w:hanging="360"/>
+      </w:pPr>
+      <w:rPr>
+        <w:rFonts w:ascii="Wingdings" w:hAnsi="Wingdings" w:hint="default"/>
+        <w:sz w:val="20"/>
+      </w:rPr>
+    </w:lvl>
+    <w:lvl w:ilvl="6" w:tentative="1">
+      <w:start w:val="1"/>
+      <w:numFmt w:val="bullet"/>
+      <w:lvlText w:val=""/>
+      <w:lvlJc w:val="left"/>
+      <w:pPr>
+        <w:tabs>
+          <w:tab w:val="num" w:pos="5040"/>
+        </w:tabs>
+        <w:ind w:left="5040" w:hanging="360"/>
+      </w:pPr>
+      <w:rPr>
+        <w:rFonts w:ascii="Wingdings" w:hAnsi="Wingdings" w:hint="default"/>
+        <w:sz w:val="20"/>
+      </w:rPr>
+    </w:lvl>
+    <w:lvl w:ilvl="7" w:tentative="1">
+      <w:start w:val="1"/>
+      <w:numFmt w:val="bullet"/>
+      <w:lvlText w:val=""/>
+      <w:lvlJc w:val="left"/>
+      <w:pPr>
+        <w:tabs>
+          <w:tab w:val="num" w:pos="5760"/>
+        </w:tabs>
+        <w:ind w:left="5760" w:hanging="360"/>
+      </w:pPr>
+      <w:rPr>
+        <w:rFonts w:ascii="Wingdings" w:hAnsi="Wingdings" w:hint="default"/>
+        <w:sz w:val="20"/>
+      </w:rPr>
+    </w:lvl>
+    <w:lvl w:ilvl="8" w:tentative="1">
+      <w:start w:val="1"/>
+      <w:numFmt w:val="bullet"/>
+      <w:lvlText w:val=""/>
+      <w:lvlJc w:val="left"/>
+      <w:pPr>
+        <w:tabs>
+          <w:tab w:val="num" w:pos="6480"/>
+        </w:tabs>
+        <w:ind w:left="6480" w:hanging="360"/>
+      </w:pPr>
+      <w:rPr>
+        <w:rFonts w:ascii="Wingdings" w:hAnsi="Wingdings" w:hint="default"/>
+        <w:sz w:val="20"/>
+      </w:rPr>
+    </w:lvl>
+  </w:abstractNum>
   <w:num w:numId="1" w16cid:durableId="1450515960">
-    <w:abstractNumId w:val="1"/>
+    <w:abstractNumId w:val="3"/>
   </w:num>
   <w:num w:numId="2" w16cid:durableId="212038063">
     <w:abstractNumId w:val="0"/>
+  </w:num>
+  <w:num w:numId="3" w16cid:durableId="737286571">
+    <w:abstractNumId w:val="2"/>
+  </w:num>
+  <w:num w:numId="4" w16cid:durableId="337734836">
+    <w:abstractNumId w:val="1"/>
+  </w:num>
+  <w:num w:numId="5" w16cid:durableId="1643728331">
+    <w:abstractNumId w:val="4"/>
   </w:num>
 </w:numbering>
 </file>
@@ -1135,6 +2063,7 @@
   <w:style w:type="character" w:default="1" w:styleId="DefaultParagraphFont">
     <w:name w:val="Default Paragraph Font"/>
     <w:uiPriority w:val="1"/>
+    <w:semiHidden/>
     <w:unhideWhenUsed/>
   </w:style>
   <w:style w:type="table" w:default="1" w:styleId="TableNormal">

--- a/reference/promptEngineering/prompts.docx
+++ b/reference/promptEngineering/prompts.docx
@@ -33,95 +33,45 @@
         </w:numPr>
       </w:pPr>
       <w:r>
-        <w:t xml:space="preserve">take my dataset in the </w:t>
-      </w:r>
-      <w:proofErr w:type="spellStart"/>
-      <w:r>
-        <w:t>dataanalytics</w:t>
-      </w:r>
-      <w:proofErr w:type="spellEnd"/>
+        <w:t xml:space="preserve">take my dataset in the dataanalytics catalog, in ml1 schema, called loan_book_dirty. This is the list of issues I want you to fix; A. three different date formats in application_date), B. </w:t>
+      </w:r>
+      <w:r>
+        <w:t xml:space="preserve">remove </w:t>
+      </w:r>
+      <w:r>
+        <w:t>duplicate rows</w:t>
+      </w:r>
+      <w:r>
+        <w:t xml:space="preserve">  (keep first occurrence only)</w:t>
+      </w:r>
+      <w:r>
+        <w:t xml:space="preserve">, C. categorical variable inconsistency </w:t>
+      </w:r>
+      <w:r>
+        <w:t>–</w:t>
+      </w:r>
       <w:r>
         <w:t xml:space="preserve"> </w:t>
       </w:r>
-      <w:proofErr w:type="spellStart"/>
-      <w:r>
-        <w:t>catalog</w:t>
-      </w:r>
-      <w:proofErr w:type="spellEnd"/>
-      <w:r>
-        <w:t xml:space="preserve">, in ml1 schema, called </w:t>
-      </w:r>
-      <w:proofErr w:type="spellStart"/>
-      <w:r>
-        <w:t>loan_book_dirty</w:t>
-      </w:r>
-      <w:proofErr w:type="spellEnd"/>
-      <w:r>
-        <w:t xml:space="preserve">. This is the list of issues I want you to fix; A. three different date formats in </w:t>
-      </w:r>
-      <w:proofErr w:type="spellStart"/>
-      <w:r>
-        <w:t>application_date</w:t>
-      </w:r>
-      <w:proofErr w:type="spellEnd"/>
-      <w:r>
-        <w:t xml:space="preserve">), B. </w:t>
-      </w:r>
-      <w:r>
-        <w:t xml:space="preserve">remove </w:t>
-      </w:r>
-      <w:r>
-        <w:t>duplicate rows</w:t>
-      </w:r>
-      <w:r>
-        <w:t xml:space="preserve">  (keep first occurrence only)</w:t>
-      </w:r>
-      <w:r>
-        <w:t xml:space="preserve">, C. categorical variable inconsistency </w:t>
+      <w:r>
+        <w:t xml:space="preserve">standardise </w:t>
+      </w:r>
+      <w:r>
+        <w:t xml:space="preserve">loan_purpose (21 variations of 7 actual categories), D. categorical variable inconsistency - </w:t>
+      </w:r>
+      <w:r>
+        <w:t>standardise</w:t>
+      </w:r>
+      <w:r>
+        <w:t xml:space="preserve"> </w:t>
+      </w:r>
+      <w:r>
+        <w:t xml:space="preserve">home_ownership (14 variations of 4 actual categories), E. wrong data type - num_open_accounts (current: double, should be: integer), F. suboptimal data type </w:t>
       </w:r>
       <w:r>
         <w:t>–</w:t>
       </w:r>
       <w:r>
-        <w:t xml:space="preserve"> </w:t>
-      </w:r>
-      <w:r>
-        <w:t xml:space="preserve">standardise </w:t>
-      </w:r>
-      <w:proofErr w:type="spellStart"/>
-      <w:r>
-        <w:t>loan_purpose</w:t>
-      </w:r>
-      <w:proofErr w:type="spellEnd"/>
-      <w:r>
-        <w:t xml:space="preserve"> (21 variations of 7 actual categories), D. categorical variable inconsistency - </w:t>
-      </w:r>
-      <w:r>
-        <w:t>standardise</w:t>
-      </w:r>
-      <w:r>
-        <w:t xml:space="preserve"> </w:t>
-      </w:r>
-      <w:proofErr w:type="spellStart"/>
-      <w:r>
-        <w:t>home_ownership</w:t>
-      </w:r>
-      <w:proofErr w:type="spellEnd"/>
-      <w:r>
-        <w:t xml:space="preserve"> (14 variations of 4 actual categories), E. wrong data type - </w:t>
-      </w:r>
-      <w:proofErr w:type="spellStart"/>
-      <w:r>
-        <w:t>num_open_accounts</w:t>
-      </w:r>
-      <w:proofErr w:type="spellEnd"/>
-      <w:r>
-        <w:t xml:space="preserve"> (current: double, should be: integer), F. suboptimal data type </w:t>
-      </w:r>
-      <w:r>
-        <w:t>–</w:t>
-      </w:r>
-      <w:r>
         <w:t xml:space="preserve"> age</w:t>
       </w:r>
       <w:r>
@@ -140,106 +90,34 @@
         <w:t xml:space="preserve">how to treat null values: </w:t>
       </w:r>
       <w:r>
-        <w:t xml:space="preserve">Create a </w:t>
-      </w:r>
-      <w:proofErr w:type="spellStart"/>
-      <w:r>
-        <w:t>income_missing</w:t>
-      </w:r>
-      <w:proofErr w:type="spellEnd"/>
-      <w:r>
-        <w:t xml:space="preserve"> flag (Boolean) and impute missing values with the median income</w:t>
+        <w:t>Create a income_missing flag (Boolean) and impute missing values with the median income</w:t>
       </w:r>
       <w:r>
         <w:t xml:space="preserve">, </w:t>
       </w:r>
       <w:r>
-        <w:t xml:space="preserve">Create a </w:t>
-      </w:r>
-      <w:proofErr w:type="spellStart"/>
-      <w:r>
-        <w:t>has_delinquency_history</w:t>
-      </w:r>
-      <w:proofErr w:type="spellEnd"/>
-      <w:r>
-        <w:t xml:space="preserve"> flag (Boolean: True = has history, False = no history) and fill missing values with -1</w:t>
+        <w:t>Create a has_delinquency_history flag (Boolean: True = has history, False = no history) and fill missing values with -1</w:t>
       </w:r>
       <w:r>
         <w:t xml:space="preserve"> (</w:t>
       </w:r>
       <w:r>
-        <w:t>Consider creating a categorical version: "</w:t>
-      </w:r>
-      <w:proofErr w:type="spellStart"/>
-      <w:r>
-        <w:t>No_History</w:t>
-      </w:r>
-      <w:proofErr w:type="spellEnd"/>
-      <w:r>
-        <w:t>", "Recent_0-12mo", "Moderate_12-36mo", "Old_36mo+"</w:t>
+        <w:t>Consider creating a categorical version: "No_History", "Recent_0-12mo", "Moderate_12-36mo", "Old_36mo+"</w:t>
       </w:r>
       <w:r>
         <w:t xml:space="preserve">), </w:t>
       </w:r>
       <w:r>
-        <w:t xml:space="preserve">Create an </w:t>
-      </w:r>
-      <w:proofErr w:type="spellStart"/>
-      <w:r>
-        <w:t>employment_missing</w:t>
-      </w:r>
-      <w:proofErr w:type="spellEnd"/>
-      <w:r>
-        <w:t xml:space="preserve"> flag and impute with 0 years (conservative approach assuming unstable employment)</w:t>
+        <w:t>Create an employment_missing flag and impute with 0 years (conservative approach assuming unstable employment)</w:t>
       </w:r>
       <w:r>
         <w:t xml:space="preserve">, </w:t>
       </w:r>
       <w:r>
-        <w:t xml:space="preserve">Create a </w:t>
-      </w:r>
-      <w:proofErr w:type="spellStart"/>
-      <w:r>
-        <w:t>num_accounts_missing</w:t>
-      </w:r>
-      <w:proofErr w:type="spellEnd"/>
-      <w:r>
-        <w:t xml:space="preserve"> flag and impute with the median number of accounts</w:t>
-      </w:r>
-      <w:r>
-        <w:t xml:space="preserve">, H. inconsistent month columns: </w:t>
-      </w:r>
-      <w:proofErr w:type="spellStart"/>
-      <w:r>
-        <w:t>months_since_oldest_account</w:t>
-      </w:r>
-      <w:proofErr w:type="spellEnd"/>
-      <w:r>
-        <w:t xml:space="preserve">, </w:t>
-      </w:r>
-      <w:proofErr w:type="spellStart"/>
-      <w:r>
-        <w:t>months_since_last_delinquency</w:t>
-      </w:r>
-      <w:proofErr w:type="spellEnd"/>
-      <w:r>
-        <w:t xml:space="preserve">, </w:t>
-      </w:r>
-      <w:proofErr w:type="spellStart"/>
-      <w:r>
-        <w:t>months_at_current_address</w:t>
-      </w:r>
-      <w:proofErr w:type="spellEnd"/>
-      <w:r>
-        <w:t xml:space="preserve">, I. High cardinality - </w:t>
-      </w:r>
-      <w:proofErr w:type="spellStart"/>
-      <w:r>
-        <w:t>branch_code_id</w:t>
-      </w:r>
-      <w:proofErr w:type="spellEnd"/>
-      <w:r>
-        <w:t xml:space="preserve">, </w:t>
+        <w:t>Create a num_accounts_missing flag and impute with the median number of accounts</w:t>
+      </w:r>
+      <w:r>
+        <w:t xml:space="preserve">, H. inconsistent month columns: months_since_oldest_account, months_since_last_delinquency, months_at_current_address, I. High cardinality - branch_code_id, </w:t>
       </w:r>
       <w:r>
         <w:t>J</w:t>
@@ -263,13 +141,8 @@
         <w:t>M</w:t>
       </w:r>
       <w:r>
-        <w:t xml:space="preserve">. Wrong Data Type - </w:t>
-      </w:r>
-      <w:proofErr w:type="spellStart"/>
-      <w:r>
-        <w:t>application_date</w:t>
-      </w:r>
-      <w:proofErr w:type="spellEnd"/>
+        <w:t>. Wrong Data Type - application_date</w:t>
+      </w:r>
       <w:r>
         <w:t>.</w:t>
       </w:r>
@@ -305,15 +178,7 @@
         <w:t xml:space="preserve"> </w:t>
       </w:r>
       <w:r>
-        <w:t>“</w:t>
-      </w:r>
-      <w:proofErr w:type="spellStart"/>
-      <w:r>
-        <w:t>loan_book_silver</w:t>
-      </w:r>
-      <w:proofErr w:type="spellEnd"/>
-      <w:r>
-        <w:t>”</w:t>
+        <w:t>“loan_book_silver”</w:t>
       </w:r>
     </w:p>
     <w:p>
@@ -353,174 +218,103 @@
         </w:numPr>
       </w:pPr>
       <w:r>
-        <w:t xml:space="preserve">take my dataset in the </w:t>
-      </w:r>
-      <w:proofErr w:type="spellStart"/>
-      <w:r>
-        <w:t>dataanalytics</w:t>
-      </w:r>
-      <w:proofErr w:type="spellEnd"/>
+        <w:t xml:space="preserve">take my dataset in the dataanalytics catalog, in ml1 schema, called </w:t>
+      </w:r>
+      <w:r>
+        <w:t>loan_book_dirty</w:t>
+      </w:r>
+      <w:r>
+        <w:t>. This is the list of issues I want you to fix;</w:t>
+      </w:r>
       <w:r>
         <w:t xml:space="preserve"> </w:t>
       </w:r>
-      <w:proofErr w:type="spellStart"/>
-      <w:r>
-        <w:t>catalog</w:t>
-      </w:r>
-      <w:proofErr w:type="spellEnd"/>
-      <w:r>
-        <w:t xml:space="preserve">, in ml1 schema, called </w:t>
-      </w:r>
-      <w:proofErr w:type="spellStart"/>
-      <w:r>
-        <w:t>loan_book_dirty</w:t>
-      </w:r>
-      <w:proofErr w:type="spellEnd"/>
-      <w:r>
-        <w:t>. This is the list of issues I want you to fix;</w:t>
+      <w:r>
+        <w:t>A. DATA TYPE FIXES:</w:t>
+      </w:r>
+      <w:r>
+        <w:t xml:space="preserve"> standardise</w:t>
+      </w:r>
+      <w:r>
+        <w:t xml:space="preserve"> application_date handling three different date formats</w:t>
+      </w:r>
+      <w:r>
+        <w:t>;</w:t>
       </w:r>
       <w:r>
         <w:t xml:space="preserve"> </w:t>
       </w:r>
       <w:r>
-        <w:t>A. DATA TYPE FIXES:</w:t>
-      </w:r>
-      <w:r>
-        <w:t xml:space="preserve"> standardise</w:t>
+        <w:t>Convert num_open_accounts from double to integer</w:t>
+      </w:r>
+      <w:r>
+        <w:t>;</w:t>
       </w:r>
       <w:r>
         <w:t xml:space="preserve"> </w:t>
       </w:r>
-      <w:proofErr w:type="spellStart"/>
-      <w:r>
-        <w:t>application_date</w:t>
-      </w:r>
-      <w:proofErr w:type="spellEnd"/>
-      <w:r>
-        <w:t xml:space="preserve"> handling three different date formats</w:t>
+      <w:r>
+        <w:t>round</w:t>
+      </w:r>
+      <w:r>
+        <w:t xml:space="preserve"> age to nearest whole number (integer)</w:t>
+      </w:r>
+      <w:r>
+        <w:t xml:space="preserve">. B. </w:t>
+      </w:r>
+      <w:r>
+        <w:t>Deduplicate by keeping only one record per applicant_id_</w:t>
+      </w:r>
+      <w:r>
+        <w:t xml:space="preserve">hash. C. </w:t>
+      </w:r>
+      <w:r>
+        <w:t>categorical standardisation</w:t>
+      </w:r>
+      <w:r>
+        <w:t>:</w:t>
+      </w:r>
+      <w:r>
+        <w:t xml:space="preserve"> </w:t>
+      </w:r>
+      <w:r>
+        <w:t>Standardi</w:t>
+      </w:r>
+      <w:r>
+        <w:t>s</w:t>
+      </w:r>
+      <w:r>
+        <w:t>e loan_purpose: consolidate 21 variations into 7 actual categories</w:t>
       </w:r>
       <w:r>
         <w:t>;</w:t>
       </w:r>
       <w:r>
+        <w:t xml:space="preserve"> Standardi</w:t>
+      </w:r>
+      <w:r>
+        <w:t>s</w:t>
+      </w:r>
+      <w:r>
+        <w:t>e home_ownership: consolidate 14 variations into 4 actual categories (MORTGAGE, RENT, OWN, OTHER)</w:t>
+      </w:r>
+      <w:r>
+        <w:t xml:space="preserve">. D. </w:t>
+      </w:r>
+      <w:r>
+        <w:t>MISSING VALUE TREATMENT:</w:t>
+      </w:r>
+      <w:r>
         <w:t xml:space="preserve"> </w:t>
       </w:r>
       <w:r>
-        <w:t xml:space="preserve">Convert </w:t>
-      </w:r>
-      <w:proofErr w:type="spellStart"/>
-      <w:r>
-        <w:t>num_open_accounts</w:t>
-      </w:r>
-      <w:proofErr w:type="spellEnd"/>
-      <w:r>
-        <w:t xml:space="preserve"> from double to integer</w:t>
-      </w:r>
-      <w:r>
-        <w:t>;</w:t>
+        <w:t>annual_income:</w:t>
       </w:r>
       <w:r>
         <w:t xml:space="preserve"> </w:t>
       </w:r>
       <w:r>
-        <w:t>round</w:t>
-      </w:r>
-      <w:r>
-        <w:t xml:space="preserve"> age to nearest whole number (integer)</w:t>
-      </w:r>
-      <w:r>
-        <w:t xml:space="preserve">. B. </w:t>
-      </w:r>
-      <w:r>
-        <w:t>Deduplicate by keeping only one record per </w:t>
-      </w:r>
-      <w:proofErr w:type="spellStart"/>
-      <w:r>
-        <w:t>applicant_id_</w:t>
-      </w:r>
-      <w:r>
-        <w:t>hash</w:t>
-      </w:r>
-      <w:proofErr w:type="spellEnd"/>
-      <w:r>
-        <w:t xml:space="preserve">. C. </w:t>
-      </w:r>
-      <w:r>
-        <w:t>categorical standardisation</w:t>
-      </w:r>
-      <w:r>
-        <w:t>:</w:t>
-      </w:r>
-      <w:r>
-        <w:t xml:space="preserve"> </w:t>
-      </w:r>
-      <w:r>
-        <w:t>Standardi</w:t>
-      </w:r>
-      <w:r>
-        <w:t>s</w:t>
-      </w:r>
-      <w:r>
-        <w:t xml:space="preserve">e </w:t>
-      </w:r>
-      <w:proofErr w:type="spellStart"/>
-      <w:r>
-        <w:t>loan_purpose</w:t>
-      </w:r>
-      <w:proofErr w:type="spellEnd"/>
-      <w:r>
-        <w:t>: consolidate 21 variations into 7 actual categories</w:t>
-      </w:r>
-      <w:r>
-        <w:t>;</w:t>
-      </w:r>
-      <w:r>
-        <w:t xml:space="preserve"> Standardi</w:t>
-      </w:r>
-      <w:r>
-        <w:t>s</w:t>
-      </w:r>
-      <w:r>
-        <w:t xml:space="preserve">e </w:t>
-      </w:r>
-      <w:proofErr w:type="spellStart"/>
-      <w:r>
-        <w:t>home_ownership</w:t>
-      </w:r>
-      <w:proofErr w:type="spellEnd"/>
-      <w:r>
-        <w:t>: consolidate 14 variations into 4 actual categories (MORTGAGE, RENT, OWN, OTHER)</w:t>
-      </w:r>
-      <w:r>
-        <w:t xml:space="preserve">. D. </w:t>
-      </w:r>
-      <w:r>
-        <w:t>MISSING VALUE TREATMENT:</w:t>
-      </w:r>
-      <w:r>
-        <w:t xml:space="preserve"> </w:t>
-      </w:r>
-      <w:proofErr w:type="spellStart"/>
-      <w:r>
-        <w:t>annual_income</w:t>
-      </w:r>
-      <w:proofErr w:type="spellEnd"/>
-      <w:r>
-        <w:t>:</w:t>
-      </w:r>
-      <w:r>
-        <w:t xml:space="preserve"> </w:t>
-      </w:r>
-      <w:r>
-        <w:t xml:space="preserve">Create </w:t>
-      </w:r>
-      <w:proofErr w:type="spellStart"/>
-      <w:r>
-        <w:t>income_missing</w:t>
-      </w:r>
-      <w:proofErr w:type="spellEnd"/>
-      <w:r>
-        <w:t xml:space="preserve"> flag </w:t>
+        <w:t xml:space="preserve">Create income_missing flag </w:t>
       </w:r>
       <w:r>
         <w:lastRenderedPageBreak/>
@@ -530,32 +324,28 @@
         <w:t>;</w:t>
       </w:r>
       <w:r>
+        <w:t xml:space="preserve"> months_since_last_delinquency: Create has_delinquency_history flag (Boolean)</w:t>
+      </w:r>
+      <w:r>
         <w:t xml:space="preserve"> </w:t>
       </w:r>
-      <w:proofErr w:type="spellStart"/>
-      <w:r>
-        <w:t>months_since_last_delinquency</w:t>
-      </w:r>
-      <w:proofErr w:type="spellEnd"/>
-      <w:r>
-        <w:t xml:space="preserve">: Create </w:t>
-      </w:r>
-      <w:proofErr w:type="spellStart"/>
-      <w:r>
-        <w:t>has_delinquency_history</w:t>
-      </w:r>
-      <w:proofErr w:type="spellEnd"/>
-      <w:r>
-        <w:t xml:space="preserve"> flag (Boolean)</w:t>
+      <w:r>
+        <w:t>fill nulls with -1, then RECODE -1 to 999 to avoid negative values in logistic regressio</w:t>
+      </w:r>
+      <w:r>
+        <w:t>n</w:t>
+      </w:r>
+      <w:r>
+        <w:t>;</w:t>
+      </w:r>
+      <w:r>
+        <w:t xml:space="preserve"> employment_length_years: Create employment_missing flag (Boolean)</w:t>
       </w:r>
       <w:r>
         <w:t xml:space="preserve"> </w:t>
       </w:r>
       <w:r>
-        <w:t>fill nulls with -1, then RECODE -1 to 999 to avoid negative values in logistic regressio</w:t>
-      </w:r>
-      <w:r>
-        <w:t>n</w:t>
+        <w:t>impute nulls with 0</w:t>
       </w:r>
       <w:r>
         <w:t>;</w:t>
@@ -563,297 +353,128 @@
       <w:r>
         <w:t xml:space="preserve"> </w:t>
       </w:r>
-      <w:proofErr w:type="spellStart"/>
-      <w:r>
-        <w:t>employment_length_years</w:t>
-      </w:r>
-      <w:proofErr w:type="spellEnd"/>
-      <w:r>
-        <w:t xml:space="preserve">: Create </w:t>
-      </w:r>
-      <w:proofErr w:type="spellStart"/>
-      <w:r>
-        <w:t>employment_missing</w:t>
-      </w:r>
-      <w:proofErr w:type="spellEnd"/>
-      <w:r>
-        <w:t xml:space="preserve"> flag (Boolean)</w:t>
+      <w:r>
+        <w:t xml:space="preserve"> num_open_accounts: Create num_accounts_missing flag (Boolean)</w:t>
       </w:r>
       <w:r>
         <w:t xml:space="preserve"> </w:t>
       </w:r>
       <w:r>
-        <w:t>impute nulls with 0</w:t>
+        <w:t>impute nulls with median</w:t>
+      </w:r>
+      <w:r>
+        <w:t xml:space="preserve">. E. </w:t>
+      </w:r>
+      <w:r>
+        <w:t>DATA QUALITY FIXES: Cap credit_utilisation_pct at 100</w:t>
+      </w:r>
+      <w:r>
+        <w:t>%</w:t>
+      </w:r>
+      <w:r>
+        <w:t xml:space="preserve"> (currently has values up to 106.2%)</w:t>
+      </w:r>
+      <w:r>
+        <w:t xml:space="preserve">; </w:t>
+      </w:r>
+      <w:r>
+        <w:t>Ensure all month columns are non-negative: months_since_oldest_account, months_since_last_delinquency (after recoding -1 to 999), months_at_current_address</w:t>
+      </w:r>
+      <w:r>
+        <w:t xml:space="preserve">. F. </w:t>
+      </w:r>
+      <w:r>
+        <w:t>OUTLIER TREATMENT</w:t>
+      </w:r>
+      <w:r>
+        <w:t xml:space="preserve">: </w:t>
+      </w:r>
+      <w:r>
+        <w:t>Cap annual_income at 99th percentile to handle extreme outliers (max is $2M)</w:t>
+      </w:r>
+      <w:r>
+        <w:t xml:space="preserve">; </w:t>
+      </w:r>
+      <w:r>
+        <w:t>Cap loan_amount at 99th percentile to handle extreme values (max is $497K)</w:t>
+      </w:r>
+      <w:r>
+        <w:t xml:space="preserve">; </w:t>
+      </w:r>
+      <w:r>
+        <w:t>Cap total_revolving_balance at 99th percentile</w:t>
+      </w:r>
+      <w:r>
+        <w:t xml:space="preserve">. G. </w:t>
+      </w:r>
+      <w:r>
+        <w:t>FEATURE ENGINEERING FOR INTERPRETABILITY:</w:t>
+      </w:r>
+      <w:r>
+        <w:t xml:space="preserve"> </w:t>
+      </w:r>
+      <w:r>
+        <w:t>Create delinquency_category: "No_History" (months_since_last_delinquency = 999), "Recent_0-12mo" (0-12), "Moderate_12-36mo" (12-36), "Old_36mo+" (&gt;36)</w:t>
+      </w:r>
+      <w:r>
+        <w:t xml:space="preserve">; </w:t>
+      </w:r>
+      <w:r>
+        <w:t>Create incomplete_observation_window flag: TRUE if application_date is after 2022-12-31 (loans from late 2023 may not have full 12-month default observation)</w:t>
+      </w:r>
+      <w:r>
+        <w:t xml:space="preserve">. H. </w:t>
+      </w:r>
+      <w:r>
+        <w:t>TRAIN/TEST SPLIT INTEGRITY:</w:t>
+      </w:r>
+      <w:r>
+        <w:t xml:space="preserve"> </w:t>
+      </w:r>
+      <w:r>
+        <w:t>Ensure the existing 'set' column (train/test) is preserved</w:t>
       </w:r>
       <w:r>
         <w:t>;</w:t>
       </w:r>
       <w:r>
+        <w:t xml:space="preserve"> After deduplication, verify no applicant_id_hash appears in both train and test</w:t>
+      </w:r>
+      <w:r>
+        <w:t xml:space="preserve">. I. </w:t>
+      </w:r>
+      <w:r>
+        <w:t>FINAL VALIDATION:</w:t>
+      </w:r>
+      <w:r>
         <w:t xml:space="preserve"> </w:t>
       </w:r>
       <w:r>
+        <w:t>Verify no duplicate applicant_id_hash remains</w:t>
+      </w:r>
+      <w:r>
+        <w:t>,</w:t>
+      </w:r>
+      <w:r>
         <w:t xml:space="preserve"> </w:t>
       </w:r>
-      <w:proofErr w:type="spellStart"/>
-      <w:r>
-        <w:t>num_open_accounts</w:t>
-      </w:r>
-      <w:proofErr w:type="spellEnd"/>
-      <w:r>
-        <w:t xml:space="preserve">: Create </w:t>
-      </w:r>
-      <w:proofErr w:type="spellStart"/>
-      <w:r>
-        <w:t>num_accounts_missing</w:t>
-      </w:r>
-      <w:proofErr w:type="spellEnd"/>
-      <w:r>
-        <w:t xml:space="preserve"> flag (Boolean)</w:t>
-      </w:r>
-      <w:r>
-        <w:t xml:space="preserve"> </w:t>
-      </w:r>
-      <w:r>
-        <w:t>impute nulls with median</w:t>
-      </w:r>
-      <w:r>
-        <w:t xml:space="preserve">. E. </w:t>
-      </w:r>
-      <w:r>
-        <w:t xml:space="preserve">DATA QUALITY FIXES: Cap </w:t>
-      </w:r>
-      <w:proofErr w:type="spellStart"/>
-      <w:r>
-        <w:t>credit_utilisation_pct</w:t>
-      </w:r>
-      <w:proofErr w:type="spellEnd"/>
-      <w:r>
-        <w:t xml:space="preserve"> at 100</w:t>
-      </w:r>
-      <w:r>
-        <w:t>%</w:t>
-      </w:r>
-      <w:r>
-        <w:t xml:space="preserve"> (currently has values up to 106.2%)</w:t>
-      </w:r>
-      <w:r>
-        <w:t xml:space="preserve">; </w:t>
-      </w:r>
-      <w:r>
-        <w:t xml:space="preserve">Ensure all month columns are non-negative: </w:t>
-      </w:r>
-      <w:proofErr w:type="spellStart"/>
-      <w:r>
-        <w:t>months_since_oldest_account</w:t>
-      </w:r>
-      <w:proofErr w:type="spellEnd"/>
+      <w:r>
+        <w:t>verify</w:t>
+      </w:r>
+      <w:r>
+        <w:t xml:space="preserve"> no null values in critical features (after imputation)</w:t>
+      </w:r>
       <w:r>
         <w:t xml:space="preserve">, </w:t>
       </w:r>
-      <w:proofErr w:type="spellStart"/>
-      <w:r>
-        <w:t>months_since_last_delinquency</w:t>
-      </w:r>
-      <w:proofErr w:type="spellEnd"/>
-      <w:r>
-        <w:t xml:space="preserve"> (after recoding -1 to 999), </w:t>
-      </w:r>
-      <w:proofErr w:type="spellStart"/>
-      <w:r>
-        <w:t>months_at_current_address</w:t>
-      </w:r>
-      <w:proofErr w:type="spellEnd"/>
-      <w:r>
-        <w:t xml:space="preserve">. F. </w:t>
-      </w:r>
-      <w:r>
-        <w:t>OUTLIER TREATMENT</w:t>
-      </w:r>
-      <w:r>
-        <w:t xml:space="preserve">: </w:t>
-      </w:r>
-      <w:r>
-        <w:t xml:space="preserve">Cap </w:t>
-      </w:r>
-      <w:proofErr w:type="spellStart"/>
-      <w:r>
-        <w:t>annual_income</w:t>
-      </w:r>
-      <w:proofErr w:type="spellEnd"/>
-      <w:r>
-        <w:t xml:space="preserve"> at 99th percentile to handle extreme outliers (max is $2M)</w:t>
-      </w:r>
-      <w:r>
-        <w:t xml:space="preserve">; </w:t>
-      </w:r>
-      <w:r>
-        <w:t xml:space="preserve">Cap </w:t>
-      </w:r>
-      <w:proofErr w:type="spellStart"/>
-      <w:r>
-        <w:t>loan_amount</w:t>
-      </w:r>
-      <w:proofErr w:type="spellEnd"/>
-      <w:r>
-        <w:t xml:space="preserve"> at 99th percentile to handle extreme values (max is $497K)</w:t>
-      </w:r>
-      <w:r>
-        <w:t xml:space="preserve">; </w:t>
-      </w:r>
-      <w:r>
-        <w:t xml:space="preserve">Cap </w:t>
-      </w:r>
-      <w:proofErr w:type="spellStart"/>
-      <w:r>
-        <w:t>total_revolving_balance</w:t>
-      </w:r>
-      <w:proofErr w:type="spellEnd"/>
-      <w:r>
-        <w:t xml:space="preserve"> at 99th percentile</w:t>
-      </w:r>
-      <w:r>
-        <w:t xml:space="preserve">. G. </w:t>
-      </w:r>
-      <w:r>
-        <w:t>FEATURE ENGINEERING FOR INTERPRETABILITY:</w:t>
-      </w:r>
-      <w:r>
-        <w:t xml:space="preserve"> </w:t>
-      </w:r>
-      <w:r>
-        <w:t xml:space="preserve">Create </w:t>
-      </w:r>
-      <w:proofErr w:type="spellStart"/>
-      <w:r>
-        <w:t>delinquency_category</w:t>
-      </w:r>
-      <w:proofErr w:type="spellEnd"/>
-      <w:r>
-        <w:t>: "</w:t>
-      </w:r>
-      <w:proofErr w:type="spellStart"/>
-      <w:r>
-        <w:t>No_History</w:t>
-      </w:r>
-      <w:proofErr w:type="spellEnd"/>
-      <w:r>
-        <w:t>" (</w:t>
-      </w:r>
-      <w:proofErr w:type="spellStart"/>
-      <w:r>
-        <w:t>months_since_last_delinquency</w:t>
-      </w:r>
-      <w:proofErr w:type="spellEnd"/>
-      <w:r>
-        <w:t xml:space="preserve"> = 999), "Recent_0-12mo" (0-12), "Moderate_12-36mo" (12-36), "Old_36mo+" (&gt;36)</w:t>
-      </w:r>
-      <w:r>
-        <w:t xml:space="preserve">; </w:t>
-      </w:r>
-      <w:r>
-        <w:t xml:space="preserve">Create </w:t>
-      </w:r>
-      <w:proofErr w:type="spellStart"/>
-      <w:r>
-        <w:t>incomplete_observation_window</w:t>
-      </w:r>
-      <w:proofErr w:type="spellEnd"/>
-      <w:r>
-        <w:t xml:space="preserve"> flag: TRUE if </w:t>
-      </w:r>
-      <w:proofErr w:type="spellStart"/>
-      <w:r>
-        <w:t>application_date</w:t>
-      </w:r>
-      <w:proofErr w:type="spellEnd"/>
-      <w:r>
-        <w:t xml:space="preserve"> is after 2022-12-31 (loans from late 2023 may not have full 12-month default observation)</w:t>
-      </w:r>
-      <w:r>
-        <w:t xml:space="preserve">. H. </w:t>
-      </w:r>
-      <w:r>
-        <w:t>TRAIN/TEST SPLIT INTEGRITY:</w:t>
-      </w:r>
-      <w:r>
-        <w:t xml:space="preserve"> </w:t>
-      </w:r>
-      <w:r>
-        <w:t>Ensure the existing 'set' column (train/test) is preserved</w:t>
-      </w:r>
-      <w:r>
-        <w:t>;</w:t>
-      </w:r>
-      <w:r>
-        <w:t xml:space="preserve"> After deduplication, verify no </w:t>
-      </w:r>
-      <w:proofErr w:type="spellStart"/>
-      <w:r>
-        <w:t>applicant_id_hash</w:t>
-      </w:r>
-      <w:proofErr w:type="spellEnd"/>
-      <w:r>
-        <w:t xml:space="preserve"> appears in both train and test</w:t>
-      </w:r>
-      <w:r>
-        <w:t xml:space="preserve">. I. </w:t>
-      </w:r>
-      <w:r>
-        <w:t>FINAL VALIDATION:</w:t>
-      </w:r>
-      <w:r>
-        <w:t xml:space="preserve"> </w:t>
-      </w:r>
-      <w:r>
-        <w:t xml:space="preserve">Verify no duplicate </w:t>
-      </w:r>
-      <w:proofErr w:type="spellStart"/>
-      <w:r>
-        <w:t>applicant_id_hash</w:t>
-      </w:r>
-      <w:proofErr w:type="spellEnd"/>
-      <w:r>
-        <w:t xml:space="preserve"> remains</w:t>
-      </w:r>
-      <w:r>
-        <w:t>,</w:t>
-      </w:r>
-      <w:r>
-        <w:t xml:space="preserve"> </w:t>
-      </w:r>
-      <w:r>
-        <w:t>verify</w:t>
-      </w:r>
-      <w:r>
-        <w:t xml:space="preserve"> no null values in critical features (after imputation)</w:t>
+      <w:r>
+        <w:t>Verify credit_utilisation_pct &lt;= 100</w:t>
       </w:r>
       <w:r>
         <w:t xml:space="preserve">, </w:t>
       </w:r>
       <w:r>
-        <w:t xml:space="preserve">Verify </w:t>
-      </w:r>
-      <w:proofErr w:type="spellStart"/>
-      <w:r>
-        <w:t>credit_utilisation_pct</w:t>
-      </w:r>
-      <w:proofErr w:type="spellEnd"/>
-      <w:r>
-        <w:t xml:space="preserve"> &lt;= 100</w:t>
-      </w:r>
-      <w:r>
-        <w:t xml:space="preserve">, </w:t>
-      </w:r>
-      <w:r>
-        <w:t xml:space="preserve">Verify all month columns &gt;= 0 (except </w:t>
-      </w:r>
-      <w:proofErr w:type="spellStart"/>
-      <w:r>
-        <w:t>months_since_last_delinquency</w:t>
-      </w:r>
-      <w:proofErr w:type="spellEnd"/>
-      <w:r>
-        <w:t xml:space="preserve"> which should be 999 for no history)</w:t>
+        <w:t>Verify all month columns &gt;= 0 (except months_since_last_delinquency which should be 999 for no history)</w:t>
       </w:r>
       <w:r>
         <w:t>. U</w:t>
@@ -887,13 +508,146 @@
     <w:p>
       <w:pPr>
         <w:ind w:left="360"/>
-      </w:pPr>
+        <w:rPr>
+          <w:b/>
+          <w:bCs/>
+        </w:rPr>
+      </w:pPr>
+      <w:r>
+        <w:rPr>
+          <w:b/>
+          <w:bCs/>
+        </w:rPr>
+        <w:t>silver_to_gold_transformation_</w:t>
+      </w:r>
+      <w:r>
+        <w:rPr>
+          <w:b/>
+          <w:bCs/>
+        </w:rPr>
+        <w:t>and_logistic_model_</w:t>
+      </w:r>
+      <w:r>
+        <w:rPr>
+          <w:b/>
+          <w:bCs/>
+        </w:rPr>
+        <w:t>prompt</w:t>
+      </w:r>
     </w:p>
     <w:p>
       <w:r>
+        <w:t>Take my dataset in the dataanalytics catalog, in ml1 schema, called loan_book_silver. Move it from Silver to Gold layer by performing the following:</w:t>
+      </w:r>
+      <w:r>
+        <w:br/>
+        <w:t>1. Investigate the dataset to confirm risk patterns identified in EDA:</w:t>
+      </w:r>
+      <w:r>
+        <w:br/>
+        <w:t>- Strong features: interest_rate, delinquency_category, annual_income</w:t>
+      </w:r>
+      <w:r>
+        <w:br/>
+        <w:t>- Medium features: age, num_delinquencies_2yr, months_since_oldest_account, employment_length_years, months_since_last_delinquency</w:t>
+      </w:r>
+      <w:r>
+        <w:br/>
+        <w:t>- Weak features: pct_accounts_current, dti_ratio, num_open_accounts, loan_amount, num_hard_inquiries_6mo, credit_utilisation_pct, total_revolving_balance</w:t>
+      </w:r>
+      <w:r>
+        <w:br/>
+        <w:t>- Exclude useless features (IV &lt; 0.02) such as home_ownership, region, branch_code_id, loan_purpose, etc.</w:t>
+      </w:r>
+      <w:r>
+        <w:br/>
+        <w:t>2. Apply feature engineering:</w:t>
+      </w:r>
+      <w:r>
+        <w:br/>
+        <w:t>- WoE encoding for categorical variables (e.g. delinquency_category, home_ownership if retained for business context).</w:t>
+      </w:r>
+      <w:r>
+        <w:br/>
+      </w:r>
+      <w:r>
+        <w:lastRenderedPageBreak/>
+        <w:t>- Binning for continuous variables (e.g. age, annual_income, interest_rate).</w:t>
+      </w:r>
+      <w:r>
+        <w:br/>
+        <w:t>- Ratio and statistical features (e.g. debt-to-income ratio, credit utilisation).</w:t>
+      </w:r>
+      <w:r>
+        <w:br/>
+        <w:t>- Behavioural features (e.g. number of delinquencies, months since oldest account).</w:t>
+      </w:r>
+      <w:r>
+        <w:br/>
+        <w:t>- Flags and indicators (e.g. high utilisation, new account).</w:t>
+      </w:r>
+      <w:r>
+        <w:br/>
+        <w:t>3. Avoid target leakage:</w:t>
+      </w:r>
+      <w:r>
+        <w:br/>
+        <w:t>- Remove any features derived after default_flag event.</w:t>
+      </w:r>
+      <w:r>
+        <w:br/>
+        <w:t>- Ensure time-based splits are correctly handled.</w:t>
+      </w:r>
+      <w:r>
+        <w:br/>
+        <w:t>4. Deliverables:</w:t>
+      </w:r>
+      <w:r>
+        <w:br/>
+        <w:t>- Gold-layer dataset with engineered features.</w:t>
+      </w:r>
+      <w:r>
+        <w:br/>
+        <w:t>- Feature list with IV and WoE summaries.</w:t>
+      </w:r>
+      <w:r>
+        <w:br/>
+        <w:t>- Logistic regression model trained on selected features.</w:t>
+      </w:r>
+      <w:r>
+        <w:br/>
+        <w:t>- Model performance metrics (AUC, Precision, Recall, F1, Gini). Use python and don't show print statements.</w:t>
+      </w:r>
+      <w:r>
         <w:t xml:space="preserve">   </w:t>
       </w:r>
     </w:p>
+    <w:p/>
+    <w:p>
+      <w:pPr>
+        <w:pStyle w:val="ListParagraph"/>
+        <w:numPr>
+          <w:ilvl w:val="0"/>
+          <w:numId w:val="4"/>
+        </w:numPr>
+      </w:pPr>
+      <w:r>
+        <w:t>Write this table to a new table in the same schema and call it</w:t>
+      </w:r>
+      <w:r>
+        <w:t xml:space="preserve"> </w:t>
+      </w:r>
+      <w:r>
+        <w:t>“loan_book_</w:t>
+      </w:r>
+      <w:r>
+        <w:t>gold</w:t>
+      </w:r>
+      <w:r>
+        <w:t>”</w:t>
+      </w:r>
+    </w:p>
+    <w:p/>
     <w:p/>
     <w:p>
       <w:r>
@@ -1006,6 +760,92 @@
     </w:lvl>
   </w:abstractNum>
   <w:abstractNum w:abstractNumId="1" w15:restartNumberingAfterBreak="0">
+    <w:nsid w:val="2D985B00"/>
+    <w:multiLevelType w:val="hybridMultilevel"/>
+    <w:tmpl w:val="8B280344"/>
+    <w:lvl w:ilvl="0" w:tplc="FFFFFFFF">
+      <w:start w:val="1"/>
+      <w:numFmt w:val="decimal"/>
+      <w:lvlText w:val="%1."/>
+      <w:lvlJc w:val="left"/>
+      <w:pPr>
+        <w:ind w:left="720" w:hanging="360"/>
+      </w:pPr>
+    </w:lvl>
+    <w:lvl w:ilvl="1" w:tplc="FFFFFFFF" w:tentative="1">
+      <w:start w:val="1"/>
+      <w:numFmt w:val="lowerLetter"/>
+      <w:lvlText w:val="%2."/>
+      <w:lvlJc w:val="left"/>
+      <w:pPr>
+        <w:ind w:left="1440" w:hanging="360"/>
+      </w:pPr>
+    </w:lvl>
+    <w:lvl w:ilvl="2" w:tplc="FFFFFFFF" w:tentative="1">
+      <w:start w:val="1"/>
+      <w:numFmt w:val="lowerRoman"/>
+      <w:lvlText w:val="%3."/>
+      <w:lvlJc w:val="right"/>
+      <w:pPr>
+        <w:ind w:left="2160" w:hanging="180"/>
+      </w:pPr>
+    </w:lvl>
+    <w:lvl w:ilvl="3" w:tplc="FFFFFFFF" w:tentative="1">
+      <w:start w:val="1"/>
+      <w:numFmt w:val="decimal"/>
+      <w:lvlText w:val="%4."/>
+      <w:lvlJc w:val="left"/>
+      <w:pPr>
+        <w:ind w:left="2880" w:hanging="360"/>
+      </w:pPr>
+    </w:lvl>
+    <w:lvl w:ilvl="4" w:tplc="FFFFFFFF" w:tentative="1">
+      <w:start w:val="1"/>
+      <w:numFmt w:val="lowerLetter"/>
+      <w:lvlText w:val="%5."/>
+      <w:lvlJc w:val="left"/>
+      <w:pPr>
+        <w:ind w:left="3600" w:hanging="360"/>
+      </w:pPr>
+    </w:lvl>
+    <w:lvl w:ilvl="5" w:tplc="FFFFFFFF" w:tentative="1">
+      <w:start w:val="1"/>
+      <w:numFmt w:val="lowerRoman"/>
+      <w:lvlText w:val="%6."/>
+      <w:lvlJc w:val="right"/>
+      <w:pPr>
+        <w:ind w:left="4320" w:hanging="180"/>
+      </w:pPr>
+    </w:lvl>
+    <w:lvl w:ilvl="6" w:tplc="FFFFFFFF" w:tentative="1">
+      <w:start w:val="1"/>
+      <w:numFmt w:val="decimal"/>
+      <w:lvlText w:val="%7."/>
+      <w:lvlJc w:val="left"/>
+      <w:pPr>
+        <w:ind w:left="5040" w:hanging="360"/>
+      </w:pPr>
+    </w:lvl>
+    <w:lvl w:ilvl="7" w:tplc="FFFFFFFF" w:tentative="1">
+      <w:start w:val="1"/>
+      <w:numFmt w:val="lowerLetter"/>
+      <w:lvlText w:val="%8."/>
+      <w:lvlJc w:val="left"/>
+      <w:pPr>
+        <w:ind w:left="5760" w:hanging="360"/>
+      </w:pPr>
+    </w:lvl>
+    <w:lvl w:ilvl="8" w:tplc="FFFFFFFF" w:tentative="1">
+      <w:start w:val="1"/>
+      <w:numFmt w:val="lowerRoman"/>
+      <w:lvlText w:val="%9."/>
+      <w:lvlJc w:val="right"/>
+      <w:pPr>
+        <w:ind w:left="6480" w:hanging="180"/>
+      </w:pPr>
+    </w:lvl>
+  </w:abstractNum>
+  <w:abstractNum w:abstractNumId="2" w15:restartNumberingAfterBreak="0">
     <w:nsid w:val="2F98299B"/>
     <w:multiLevelType w:val="hybridMultilevel"/>
     <w:tmpl w:val="00EEF028"/>
@@ -1094,7 +934,7 @@
       </w:pPr>
     </w:lvl>
   </w:abstractNum>
-  <w:abstractNum w:abstractNumId="2" w15:restartNumberingAfterBreak="0">
+  <w:abstractNum w:abstractNumId="3" w15:restartNumberingAfterBreak="0">
     <w:nsid w:val="3CF95D15"/>
     <w:multiLevelType w:val="hybridMultilevel"/>
     <w:tmpl w:val="8B280344"/>
@@ -1180,7 +1020,7 @@
       </w:pPr>
     </w:lvl>
   </w:abstractNum>
-  <w:abstractNum w:abstractNumId="3" w15:restartNumberingAfterBreak="0">
+  <w:abstractNum w:abstractNumId="4" w15:restartNumberingAfterBreak="0">
     <w:nsid w:val="59D3470A"/>
     <w:multiLevelType w:val="hybridMultilevel"/>
     <w:tmpl w:val="1FEC12C6"/>
@@ -1293,7 +1133,7 @@
       </w:rPr>
     </w:lvl>
   </w:abstractNum>
-  <w:abstractNum w:abstractNumId="4" w15:restartNumberingAfterBreak="0">
+  <w:abstractNum w:abstractNumId="5" w15:restartNumberingAfterBreak="0">
     <w:nsid w:val="76DC353B"/>
     <w:multiLevelType w:val="multilevel"/>
     <w:tmpl w:val="9F3E9490"/>
@@ -1443,19 +1283,22 @@
     </w:lvl>
   </w:abstractNum>
   <w:num w:numId="1" w16cid:durableId="1450515960">
-    <w:abstractNumId w:val="3"/>
+    <w:abstractNumId w:val="4"/>
   </w:num>
   <w:num w:numId="2" w16cid:durableId="212038063">
     <w:abstractNumId w:val="0"/>
   </w:num>
   <w:num w:numId="3" w16cid:durableId="737286571">
+    <w:abstractNumId w:val="3"/>
+  </w:num>
+  <w:num w:numId="4" w16cid:durableId="337734836">
     <w:abstractNumId w:val="2"/>
   </w:num>
-  <w:num w:numId="4" w16cid:durableId="337734836">
+  <w:num w:numId="5" w16cid:durableId="1643728331">
+    <w:abstractNumId w:val="5"/>
+  </w:num>
+  <w:num w:numId="6" w16cid:durableId="1669400875">
     <w:abstractNumId w:val="1"/>
-  </w:num>
-  <w:num w:numId="5" w16cid:durableId="1643728331">
-    <w:abstractNumId w:val="4"/>
   </w:num>
 </w:numbering>
 </file>
@@ -2063,7 +1906,6 @@
   <w:style w:type="character" w:default="1" w:styleId="DefaultParagraphFont">
     <w:name w:val="Default Paragraph Font"/>
     <w:uiPriority w:val="1"/>
-    <w:semiHidden/>
     <w:unhideWhenUsed/>
   </w:style>
   <w:style w:type="table" w:default="1" w:styleId="TableNormal">

--- a/reference/promptEngineering/prompts.docx
+++ b/reference/promptEngineering/prompts.docx
@@ -4,15 +4,22 @@
   <w:body>
     <w:p>
       <w:pPr>
-        <w:rPr>
-          <w:b/>
-          <w:bCs/>
-        </w:rPr>
-      </w:pPr>
-      <w:r>
-        <w:rPr>
-          <w:b/>
-          <w:bCs/>
+        <w:pStyle w:val="ListParagraph"/>
+        <w:numPr>
+          <w:ilvl w:val="0"/>
+          <w:numId w:val="15"/>
+        </w:numPr>
+        <w:rPr>
+          <w:b/>
+          <w:bCs/>
+          <w:color w:val="EE0000"/>
+        </w:rPr>
+      </w:pPr>
+      <w:r>
+        <w:rPr>
+          <w:b/>
+          <w:bCs/>
+          <w:color w:val="EE0000"/>
         </w:rPr>
         <w:t>bronze_to_silver_transformation_prompt</w:t>
       </w:r>
@@ -20,6 +27,7 @@
         <w:rPr>
           <w:b/>
           <w:bCs/>
+          <w:color w:val="EE0000"/>
         </w:rPr>
         <w:t>_v1</w:t>
       </w:r>
@@ -33,7 +41,39 @@
         </w:numPr>
       </w:pPr>
       <w:r>
-        <w:t xml:space="preserve">take my dataset in the dataanalytics catalog, in ml1 schema, called loan_book_dirty. This is the list of issues I want you to fix; A. three different date formats in application_date), B. </w:t>
+        <w:t xml:space="preserve">take my dataset in the </w:t>
+      </w:r>
+      <w:proofErr w:type="spellStart"/>
+      <w:r>
+        <w:t>dataanalytics</w:t>
+      </w:r>
+      <w:proofErr w:type="spellEnd"/>
+      <w:r>
+        <w:t xml:space="preserve"> </w:t>
+      </w:r>
+      <w:proofErr w:type="spellStart"/>
+      <w:r>
+        <w:t>catalog</w:t>
+      </w:r>
+      <w:proofErr w:type="spellEnd"/>
+      <w:r>
+        <w:t xml:space="preserve">, in ml1 schema, called </w:t>
+      </w:r>
+      <w:proofErr w:type="spellStart"/>
+      <w:r>
+        <w:t>loan_book_dirty</w:t>
+      </w:r>
+      <w:proofErr w:type="spellEnd"/>
+      <w:r>
+        <w:t xml:space="preserve">. This is the list of issues I want you to fix; A. three different date formats in </w:t>
+      </w:r>
+      <w:proofErr w:type="spellStart"/>
+      <w:r>
+        <w:t>application_date</w:t>
+      </w:r>
+      <w:proofErr w:type="spellEnd"/>
+      <w:r>
+        <w:t xml:space="preserve">), B. </w:t>
       </w:r>
       <w:r>
         <w:t xml:space="preserve">remove </w:t>
@@ -56,8 +96,13 @@
       <w:r>
         <w:t xml:space="preserve">standardise </w:t>
       </w:r>
-      <w:r>
-        <w:t xml:space="preserve">loan_purpose (21 variations of 7 actual categories), D. categorical variable inconsistency - </w:t>
+      <w:proofErr w:type="spellStart"/>
+      <w:r>
+        <w:t>loan_purpose</w:t>
+      </w:r>
+      <w:proofErr w:type="spellEnd"/>
+      <w:r>
+        <w:t xml:space="preserve"> (21 variations of 7 actual categories), D. categorical variable inconsistency - </w:t>
       </w:r>
       <w:r>
         <w:t>standardise</w:t>
@@ -65,8 +110,21 @@
       <w:r>
         <w:t xml:space="preserve"> </w:t>
       </w:r>
-      <w:r>
-        <w:t xml:space="preserve">home_ownership (14 variations of 4 actual categories), E. wrong data type - num_open_accounts (current: double, should be: integer), F. suboptimal data type </w:t>
+      <w:proofErr w:type="spellStart"/>
+      <w:r>
+        <w:t>home_ownership</w:t>
+      </w:r>
+      <w:proofErr w:type="spellEnd"/>
+      <w:r>
+        <w:t xml:space="preserve"> (14 variations of 4 actual categories), E. wrong data type - </w:t>
+      </w:r>
+      <w:proofErr w:type="spellStart"/>
+      <w:r>
+        <w:t>num_open_accounts</w:t>
+      </w:r>
+      <w:proofErr w:type="spellEnd"/>
+      <w:r>
+        <w:t xml:space="preserve"> (current: double, should be: integer), F. suboptimal data type </w:t>
       </w:r>
       <w:r>
         <w:t>–</w:t>
@@ -90,34 +148,106 @@
         <w:t xml:space="preserve">how to treat null values: </w:t>
       </w:r>
       <w:r>
-        <w:t>Create a income_missing flag (Boolean) and impute missing values with the median income</w:t>
+        <w:t xml:space="preserve">Create a </w:t>
+      </w:r>
+      <w:proofErr w:type="spellStart"/>
+      <w:r>
+        <w:t>income_missing</w:t>
+      </w:r>
+      <w:proofErr w:type="spellEnd"/>
+      <w:r>
+        <w:t xml:space="preserve"> flag (Boolean) and impute missing values with the median income</w:t>
       </w:r>
       <w:r>
         <w:t xml:space="preserve">, </w:t>
       </w:r>
       <w:r>
-        <w:t>Create a has_delinquency_history flag (Boolean: True = has history, False = no history) and fill missing values with -1</w:t>
+        <w:t xml:space="preserve">Create a </w:t>
+      </w:r>
+      <w:proofErr w:type="spellStart"/>
+      <w:r>
+        <w:t>has_delinquency_history</w:t>
+      </w:r>
+      <w:proofErr w:type="spellEnd"/>
+      <w:r>
+        <w:t xml:space="preserve"> flag (Boolean: True = has history, False = no history) and fill missing values with -1</w:t>
       </w:r>
       <w:r>
         <w:t xml:space="preserve"> (</w:t>
       </w:r>
       <w:r>
-        <w:t>Consider creating a categorical version: "No_History", "Recent_0-12mo", "Moderate_12-36mo", "Old_36mo+"</w:t>
+        <w:t>Consider creating a categorical version: "</w:t>
+      </w:r>
+      <w:proofErr w:type="spellStart"/>
+      <w:r>
+        <w:t>No_History</w:t>
+      </w:r>
+      <w:proofErr w:type="spellEnd"/>
+      <w:r>
+        <w:t>", "Recent_0-12mo", "Moderate_12-36mo", "Old_36mo+"</w:t>
       </w:r>
       <w:r>
         <w:t xml:space="preserve">), </w:t>
       </w:r>
       <w:r>
-        <w:t>Create an employment_missing flag and impute with 0 years (conservative approach assuming unstable employment)</w:t>
+        <w:t xml:space="preserve">Create an </w:t>
+      </w:r>
+      <w:proofErr w:type="spellStart"/>
+      <w:r>
+        <w:t>employment_missing</w:t>
+      </w:r>
+      <w:proofErr w:type="spellEnd"/>
+      <w:r>
+        <w:t xml:space="preserve"> flag and impute with 0 years (conservative approach assuming unstable employment)</w:t>
       </w:r>
       <w:r>
         <w:t xml:space="preserve">, </w:t>
       </w:r>
       <w:r>
-        <w:t>Create a num_accounts_missing flag and impute with the median number of accounts</w:t>
-      </w:r>
-      <w:r>
-        <w:t xml:space="preserve">, H. inconsistent month columns: months_since_oldest_account, months_since_last_delinquency, months_at_current_address, I. High cardinality - branch_code_id, </w:t>
+        <w:t xml:space="preserve">Create a </w:t>
+      </w:r>
+      <w:proofErr w:type="spellStart"/>
+      <w:r>
+        <w:t>num_accounts_missing</w:t>
+      </w:r>
+      <w:proofErr w:type="spellEnd"/>
+      <w:r>
+        <w:t xml:space="preserve"> flag and impute with the median number of accounts</w:t>
+      </w:r>
+      <w:r>
+        <w:t xml:space="preserve">, H. inconsistent month columns: </w:t>
+      </w:r>
+      <w:proofErr w:type="spellStart"/>
+      <w:r>
+        <w:t>months_since_oldest_account</w:t>
+      </w:r>
+      <w:proofErr w:type="spellEnd"/>
+      <w:r>
+        <w:t xml:space="preserve">, </w:t>
+      </w:r>
+      <w:proofErr w:type="spellStart"/>
+      <w:r>
+        <w:t>months_since_last_delinquency</w:t>
+      </w:r>
+      <w:proofErr w:type="spellEnd"/>
+      <w:r>
+        <w:t xml:space="preserve">, </w:t>
+      </w:r>
+      <w:proofErr w:type="spellStart"/>
+      <w:r>
+        <w:t>months_at_current_address</w:t>
+      </w:r>
+      <w:proofErr w:type="spellEnd"/>
+      <w:r>
+        <w:t xml:space="preserve">, I. High cardinality - </w:t>
+      </w:r>
+      <w:proofErr w:type="spellStart"/>
+      <w:r>
+        <w:t>branch_code_id</w:t>
+      </w:r>
+      <w:proofErr w:type="spellEnd"/>
+      <w:r>
+        <w:t xml:space="preserve">, </w:t>
       </w:r>
       <w:r>
         <w:t>J</w:t>
@@ -141,8 +271,13 @@
         <w:t>M</w:t>
       </w:r>
       <w:r>
-        <w:t>. Wrong Data Type - application_date</w:t>
-      </w:r>
+        <w:t xml:space="preserve">. Wrong Data Type - </w:t>
+      </w:r>
+      <w:proofErr w:type="spellStart"/>
+      <w:r>
+        <w:t>application_date</w:t>
+      </w:r>
+      <w:proofErr w:type="spellEnd"/>
       <w:r>
         <w:t>.</w:t>
       </w:r>
@@ -178,7 +313,15 @@
         <w:t xml:space="preserve"> </w:t>
       </w:r>
       <w:r>
-        <w:t>“loan_book_silver”</w:t>
+        <w:t>“</w:t>
+      </w:r>
+      <w:proofErr w:type="spellStart"/>
+      <w:r>
+        <w:t>loan_book_silver</w:t>
+      </w:r>
+      <w:proofErr w:type="spellEnd"/>
+      <w:r>
+        <w:t>”</w:t>
       </w:r>
     </w:p>
     <w:p>
@@ -188,24 +331,24 @@
     </w:p>
     <w:p>
       <w:pPr>
-        <w:rPr>
-          <w:b/>
-          <w:bCs/>
-        </w:rPr>
-      </w:pPr>
-      <w:r>
-        <w:rPr>
-          <w:b/>
-          <w:bCs/>
-        </w:rPr>
-        <w:t>bronze_to_silver_transformation_prompt</w:t>
-      </w:r>
-      <w:r>
-        <w:rPr>
-          <w:b/>
-          <w:bCs/>
-        </w:rPr>
-        <w:t>_v2</w:t>
+        <w:pStyle w:val="ListParagraph"/>
+        <w:numPr>
+          <w:ilvl w:val="0"/>
+          <w:numId w:val="15"/>
+        </w:numPr>
+        <w:rPr>
+          <w:b/>
+          <w:bCs/>
+          <w:color w:val="EE0000"/>
+        </w:rPr>
+      </w:pPr>
+      <w:r>
+        <w:rPr>
+          <w:b/>
+          <w:bCs/>
+          <w:color w:val="EE0000"/>
+        </w:rPr>
+        <w:t>bronze_to_silver_transformation_prompt_v2</w:t>
       </w:r>
     </w:p>
     <w:p/>
@@ -218,11 +361,29 @@
         </w:numPr>
       </w:pPr>
       <w:r>
-        <w:t xml:space="preserve">take my dataset in the dataanalytics catalog, in ml1 schema, called </w:t>
-      </w:r>
+        <w:t xml:space="preserve">take my dataset in the </w:t>
+      </w:r>
+      <w:proofErr w:type="spellStart"/>
+      <w:r>
+        <w:t>dataanalytics</w:t>
+      </w:r>
+      <w:proofErr w:type="spellEnd"/>
+      <w:r>
+        <w:t xml:space="preserve"> </w:t>
+      </w:r>
+      <w:proofErr w:type="spellStart"/>
+      <w:r>
+        <w:t>catalog</w:t>
+      </w:r>
+      <w:proofErr w:type="spellEnd"/>
+      <w:r>
+        <w:t xml:space="preserve">, in ml1 schema, called </w:t>
+      </w:r>
+      <w:proofErr w:type="spellStart"/>
       <w:r>
         <w:t>loan_book_dirty</w:t>
       </w:r>
+      <w:proofErr w:type="spellEnd"/>
       <w:r>
         <w:t>. This is the list of issues I want you to fix;</w:t>
       </w:r>
@@ -236,7 +397,15 @@
         <w:t xml:space="preserve"> standardise</w:t>
       </w:r>
       <w:r>
-        <w:t xml:space="preserve"> application_date handling three different date formats</w:t>
+        <w:t xml:space="preserve"> </w:t>
+      </w:r>
+      <w:proofErr w:type="spellStart"/>
+      <w:r>
+        <w:t>application_date</w:t>
+      </w:r>
+      <w:proofErr w:type="spellEnd"/>
+      <w:r>
+        <w:t xml:space="preserve"> handling three different date formats</w:t>
       </w:r>
       <w:r>
         <w:t>;</w:t>
@@ -245,7 +414,15 @@
         <w:t xml:space="preserve"> </w:t>
       </w:r>
       <w:r>
-        <w:t>Convert num_open_accounts from double to integer</w:t>
+        <w:t xml:space="preserve">Convert </w:t>
+      </w:r>
+      <w:proofErr w:type="spellStart"/>
+      <w:r>
+        <w:t>num_open_accounts</w:t>
+      </w:r>
+      <w:proofErr w:type="spellEnd"/>
+      <w:r>
+        <w:t xml:space="preserve"> from double to integer</w:t>
       </w:r>
       <w:r>
         <w:t>;</w:t>
@@ -263,10 +440,18 @@
         <w:t xml:space="preserve">. B. </w:t>
       </w:r>
       <w:r>
-        <w:t>Deduplicate by keeping only one record per applicant_id_</w:t>
-      </w:r>
-      <w:r>
-        <w:t xml:space="preserve">hash. C. </w:t>
+        <w:t>Deduplicate by keeping only one record per </w:t>
+      </w:r>
+      <w:proofErr w:type="spellStart"/>
+      <w:r>
+        <w:t>applicant_id_</w:t>
+      </w:r>
+      <w:r>
+        <w:t>hash</w:t>
+      </w:r>
+      <w:proofErr w:type="spellEnd"/>
+      <w:r>
+        <w:t xml:space="preserve">. C. </w:t>
       </w:r>
       <w:r>
         <w:t>categorical standardisation</w:t>
@@ -284,7 +469,15 @@
         <w:t>s</w:t>
       </w:r>
       <w:r>
-        <w:t>e loan_purpose: consolidate 21 variations into 7 actual categories</w:t>
+        <w:t xml:space="preserve">e </w:t>
+      </w:r>
+      <w:proofErr w:type="spellStart"/>
+      <w:r>
+        <w:t>loan_purpose</w:t>
+      </w:r>
+      <w:proofErr w:type="spellEnd"/>
+      <w:r>
+        <w:t>: consolidate 21 variations into 7 actual categories</w:t>
       </w:r>
       <w:r>
         <w:t>;</w:t>
@@ -296,7 +489,15 @@
         <w:t>s</w:t>
       </w:r>
       <w:r>
-        <w:t>e home_ownership: consolidate 14 variations into 4 actual categories (MORTGAGE, RENT, OWN, OTHER)</w:t>
+        <w:t xml:space="preserve">e </w:t>
+      </w:r>
+      <w:proofErr w:type="spellStart"/>
+      <w:r>
+        <w:t>home_ownership</w:t>
+      </w:r>
+      <w:proofErr w:type="spellEnd"/>
+      <w:r>
+        <w:t>: consolidate 14 variations into 4 actual categories (MORTGAGE, RENT, OWN, OTHER)</w:t>
       </w:r>
       <w:r>
         <w:t xml:space="preserve">. D. </w:t>
@@ -307,158 +508,333 @@
       <w:r>
         <w:t xml:space="preserve"> </w:t>
       </w:r>
-      <w:r>
-        <w:t>annual_income:</w:t>
+      <w:proofErr w:type="spellStart"/>
+      <w:r>
+        <w:t>annual_income</w:t>
+      </w:r>
+      <w:proofErr w:type="spellEnd"/>
+      <w:r>
+        <w:t>:</w:t>
       </w:r>
       <w:r>
         <w:t xml:space="preserve"> </w:t>
       </w:r>
       <w:r>
-        <w:t xml:space="preserve">Create income_missing flag </w:t>
-      </w:r>
+        <w:t xml:space="preserve">Create </w:t>
+      </w:r>
+      <w:proofErr w:type="spellStart"/>
+      <w:r>
+        <w:t>income_missing</w:t>
+      </w:r>
+      <w:proofErr w:type="spellEnd"/>
+      <w:r>
+        <w:t xml:space="preserve"> flag (Boolean), impute nulls with median</w:t>
+      </w:r>
+      <w:r>
+        <w:t>;</w:t>
+      </w:r>
+      <w:r>
+        <w:t xml:space="preserve"> </w:t>
+      </w:r>
+      <w:proofErr w:type="spellStart"/>
+      <w:r>
+        <w:t>months_since_last_delinquency</w:t>
+      </w:r>
+      <w:proofErr w:type="spellEnd"/>
+      <w:r>
+        <w:t xml:space="preserve">: Create </w:t>
+      </w:r>
+      <w:proofErr w:type="spellStart"/>
       <w:r>
         <w:lastRenderedPageBreak/>
-        <w:t>(Boolean), impute nulls with median</w:t>
+        <w:t>has_delinquency_history</w:t>
+      </w:r>
+      <w:proofErr w:type="spellEnd"/>
+      <w:r>
+        <w:t xml:space="preserve"> flag (Boolean)</w:t>
+      </w:r>
+      <w:r>
+        <w:t xml:space="preserve"> </w:t>
+      </w:r>
+      <w:r>
+        <w:t>fill nulls with -1, then RECODE -1 to 999 to avoid negative values in logistic regressio</w:t>
+      </w:r>
+      <w:r>
+        <w:t>n</w:t>
       </w:r>
       <w:r>
         <w:t>;</w:t>
       </w:r>
       <w:r>
-        <w:t xml:space="preserve"> months_since_last_delinquency: Create has_delinquency_history flag (Boolean)</w:t>
-      </w:r>
-      <w:r>
         <w:t xml:space="preserve"> </w:t>
       </w:r>
-      <w:r>
-        <w:t>fill nulls with -1, then RECODE -1 to 999 to avoid negative values in logistic regressio</w:t>
-      </w:r>
-      <w:r>
-        <w:t>n</w:t>
+      <w:proofErr w:type="spellStart"/>
+      <w:r>
+        <w:t>employment_length_years</w:t>
+      </w:r>
+      <w:proofErr w:type="spellEnd"/>
+      <w:r>
+        <w:t xml:space="preserve">: Create </w:t>
+      </w:r>
+      <w:proofErr w:type="spellStart"/>
+      <w:r>
+        <w:t>employment_missing</w:t>
+      </w:r>
+      <w:proofErr w:type="spellEnd"/>
+      <w:r>
+        <w:t xml:space="preserve"> flag (Boolean)</w:t>
+      </w:r>
+      <w:r>
+        <w:t xml:space="preserve"> </w:t>
+      </w:r>
+      <w:r>
+        <w:t xml:space="preserve">impute nulls with </w:t>
+      </w:r>
+      <w:proofErr w:type="gramStart"/>
+      <w:r>
+        <w:t>0</w:t>
       </w:r>
       <w:r>
         <w:t>;</w:t>
       </w:r>
       <w:r>
-        <w:t xml:space="preserve"> employment_length_years: Create employment_missing flag (Boolean)</w:t>
-      </w:r>
-      <w:r>
         <w:t xml:space="preserve"> </w:t>
       </w:r>
       <w:r>
-        <w:t>impute nulls with 0</w:t>
+        <w:t xml:space="preserve"> </w:t>
+      </w:r>
+      <w:proofErr w:type="spellStart"/>
+      <w:r>
+        <w:t>num</w:t>
+      </w:r>
+      <w:proofErr w:type="gramEnd"/>
+      <w:r>
+        <w:t>_open_accounts</w:t>
+      </w:r>
+      <w:proofErr w:type="spellEnd"/>
+      <w:r>
+        <w:t xml:space="preserve">: Create </w:t>
+      </w:r>
+      <w:proofErr w:type="spellStart"/>
+      <w:r>
+        <w:t>num_accounts_missing</w:t>
+      </w:r>
+      <w:proofErr w:type="spellEnd"/>
+      <w:r>
+        <w:t xml:space="preserve"> flag (Boolean)</w:t>
+      </w:r>
+      <w:r>
+        <w:t xml:space="preserve"> </w:t>
+      </w:r>
+      <w:r>
+        <w:t>impute nulls with median</w:t>
+      </w:r>
+      <w:r>
+        <w:t xml:space="preserve">. E. </w:t>
+      </w:r>
+      <w:r>
+        <w:t xml:space="preserve">DATA QUALITY FIXES: Cap </w:t>
+      </w:r>
+      <w:proofErr w:type="spellStart"/>
+      <w:r>
+        <w:t>credit_utilisation_pct</w:t>
+      </w:r>
+      <w:proofErr w:type="spellEnd"/>
+      <w:r>
+        <w:t xml:space="preserve"> at 100</w:t>
+      </w:r>
+      <w:r>
+        <w:t>%</w:t>
+      </w:r>
+      <w:r>
+        <w:t xml:space="preserve"> (currently has values up to 106.2%)</w:t>
+      </w:r>
+      <w:r>
+        <w:t xml:space="preserve">; </w:t>
+      </w:r>
+      <w:r>
+        <w:t xml:space="preserve">Ensure all month columns are non-negative: </w:t>
+      </w:r>
+      <w:proofErr w:type="spellStart"/>
+      <w:r>
+        <w:t>months_since_oldest_account</w:t>
+      </w:r>
+      <w:proofErr w:type="spellEnd"/>
+      <w:r>
+        <w:t xml:space="preserve">, </w:t>
+      </w:r>
+      <w:proofErr w:type="spellStart"/>
+      <w:r>
+        <w:t>months_since_last_delinquency</w:t>
+      </w:r>
+      <w:proofErr w:type="spellEnd"/>
+      <w:r>
+        <w:t xml:space="preserve"> (after recoding -1 to 999), </w:t>
+      </w:r>
+      <w:proofErr w:type="spellStart"/>
+      <w:r>
+        <w:t>months_at_current_address</w:t>
+      </w:r>
+      <w:proofErr w:type="spellEnd"/>
+      <w:r>
+        <w:t xml:space="preserve">. F. </w:t>
+      </w:r>
+      <w:r>
+        <w:t>OUTLIER TREATMENT</w:t>
+      </w:r>
+      <w:r>
+        <w:t xml:space="preserve">: </w:t>
+      </w:r>
+      <w:r>
+        <w:t xml:space="preserve">Cap </w:t>
+      </w:r>
+      <w:proofErr w:type="spellStart"/>
+      <w:r>
+        <w:t>annual_income</w:t>
+      </w:r>
+      <w:proofErr w:type="spellEnd"/>
+      <w:r>
+        <w:t xml:space="preserve"> at 99th percentile to handle extreme outliers (max is $2M)</w:t>
+      </w:r>
+      <w:r>
+        <w:t xml:space="preserve">; </w:t>
+      </w:r>
+      <w:r>
+        <w:t xml:space="preserve">Cap </w:t>
+      </w:r>
+      <w:proofErr w:type="spellStart"/>
+      <w:r>
+        <w:t>loan_amount</w:t>
+      </w:r>
+      <w:proofErr w:type="spellEnd"/>
+      <w:r>
+        <w:t xml:space="preserve"> at 99th percentile to handle extreme values (max is $497K)</w:t>
+      </w:r>
+      <w:r>
+        <w:t xml:space="preserve">; </w:t>
+      </w:r>
+      <w:r>
+        <w:t xml:space="preserve">Cap </w:t>
+      </w:r>
+      <w:proofErr w:type="spellStart"/>
+      <w:r>
+        <w:t>total_revolving_balance</w:t>
+      </w:r>
+      <w:proofErr w:type="spellEnd"/>
+      <w:r>
+        <w:t xml:space="preserve"> at 99th percentile</w:t>
+      </w:r>
+      <w:r>
+        <w:t xml:space="preserve">. G. </w:t>
+      </w:r>
+      <w:r>
+        <w:t>FEATURE ENGINEERING FOR INTERPRETABILITY:</w:t>
+      </w:r>
+      <w:r>
+        <w:t xml:space="preserve"> </w:t>
+      </w:r>
+      <w:r>
+        <w:t xml:space="preserve">Create </w:t>
+      </w:r>
+      <w:proofErr w:type="spellStart"/>
+      <w:r>
+        <w:t>delinquency_category</w:t>
+      </w:r>
+      <w:proofErr w:type="spellEnd"/>
+      <w:r>
+        <w:t>: "</w:t>
+      </w:r>
+      <w:proofErr w:type="spellStart"/>
+      <w:r>
+        <w:t>No_History</w:t>
+      </w:r>
+      <w:proofErr w:type="spellEnd"/>
+      <w:r>
+        <w:t>" (</w:t>
+      </w:r>
+      <w:proofErr w:type="spellStart"/>
+      <w:r>
+        <w:t>months_since_last_delinquency</w:t>
+      </w:r>
+      <w:proofErr w:type="spellEnd"/>
+      <w:r>
+        <w:t xml:space="preserve"> = 999), "Recent_0-12mo" (0-12), "Moderate_12-36mo" (12-36), "Old_36mo+" (&gt;36)</w:t>
+      </w:r>
+      <w:r>
+        <w:t xml:space="preserve">; </w:t>
+      </w:r>
+      <w:r>
+        <w:t xml:space="preserve">Create </w:t>
+      </w:r>
+      <w:proofErr w:type="spellStart"/>
+      <w:r>
+        <w:t>incomplete_observation_window</w:t>
+      </w:r>
+      <w:proofErr w:type="spellEnd"/>
+      <w:r>
+        <w:t xml:space="preserve"> flag: TRUE if </w:t>
+      </w:r>
+      <w:proofErr w:type="spellStart"/>
+      <w:r>
+        <w:t>application_date</w:t>
+      </w:r>
+      <w:proofErr w:type="spellEnd"/>
+      <w:r>
+        <w:t xml:space="preserve"> is after 2022-12-31 (loans from late 2023 may not have full 12-month default observation)</w:t>
+      </w:r>
+      <w:r>
+        <w:t xml:space="preserve">. H. </w:t>
+      </w:r>
+      <w:r>
+        <w:t>TRAIN/TEST SPLIT INTEGRITY:</w:t>
+      </w:r>
+      <w:r>
+        <w:t xml:space="preserve"> </w:t>
+      </w:r>
+      <w:r>
+        <w:t>Ensure the existing 'set' column (train/test) is preserved</w:t>
       </w:r>
       <w:r>
         <w:t>;</w:t>
       </w:r>
       <w:r>
+        <w:t xml:space="preserve"> After deduplication, verify no </w:t>
+      </w:r>
+      <w:proofErr w:type="spellStart"/>
+      <w:r>
+        <w:t>applicant_id_hash</w:t>
+      </w:r>
+      <w:proofErr w:type="spellEnd"/>
+      <w:r>
+        <w:t xml:space="preserve"> appears in both train and test</w:t>
+      </w:r>
+      <w:r>
+        <w:t xml:space="preserve">. I. </w:t>
+      </w:r>
+      <w:r>
+        <w:t>FINAL VALIDATION:</w:t>
+      </w:r>
+      <w:r>
         <w:t xml:space="preserve"> </w:t>
       </w:r>
       <w:r>
-        <w:t xml:space="preserve"> num_open_accounts: Create num_accounts_missing flag (Boolean)</w:t>
+        <w:t xml:space="preserve">Verify no duplicate </w:t>
+      </w:r>
+      <w:proofErr w:type="spellStart"/>
+      <w:r>
+        <w:t>applicant_id_hash</w:t>
+      </w:r>
+      <w:proofErr w:type="spellEnd"/>
+      <w:r>
+        <w:t xml:space="preserve"> remains</w:t>
+      </w:r>
+      <w:r>
+        <w:t>,</w:t>
       </w:r>
       <w:r>
         <w:t xml:space="preserve"> </w:t>
       </w:r>
       <w:r>
-        <w:t>impute nulls with median</w:t>
-      </w:r>
-      <w:r>
-        <w:t xml:space="preserve">. E. </w:t>
-      </w:r>
-      <w:r>
-        <w:t>DATA QUALITY FIXES: Cap credit_utilisation_pct at 100</w:t>
-      </w:r>
-      <w:r>
-        <w:t>%</w:t>
-      </w:r>
-      <w:r>
-        <w:t xml:space="preserve"> (currently has values up to 106.2%)</w:t>
-      </w:r>
-      <w:r>
-        <w:t xml:space="preserve">; </w:t>
-      </w:r>
-      <w:r>
-        <w:t>Ensure all month columns are non-negative: months_since_oldest_account, months_since_last_delinquency (after recoding -1 to 999), months_at_current_address</w:t>
-      </w:r>
-      <w:r>
-        <w:t xml:space="preserve">. F. </w:t>
-      </w:r>
-      <w:r>
-        <w:t>OUTLIER TREATMENT</w:t>
-      </w:r>
-      <w:r>
-        <w:t xml:space="preserve">: </w:t>
-      </w:r>
-      <w:r>
-        <w:t>Cap annual_income at 99th percentile to handle extreme outliers (max is $2M)</w:t>
-      </w:r>
-      <w:r>
-        <w:t xml:space="preserve">; </w:t>
-      </w:r>
-      <w:r>
-        <w:t>Cap loan_amount at 99th percentile to handle extreme values (max is $497K)</w:t>
-      </w:r>
-      <w:r>
-        <w:t xml:space="preserve">; </w:t>
-      </w:r>
-      <w:r>
-        <w:t>Cap total_revolving_balance at 99th percentile</w:t>
-      </w:r>
-      <w:r>
-        <w:t xml:space="preserve">. G. </w:t>
-      </w:r>
-      <w:r>
-        <w:t>FEATURE ENGINEERING FOR INTERPRETABILITY:</w:t>
-      </w:r>
-      <w:r>
-        <w:t xml:space="preserve"> </w:t>
-      </w:r>
-      <w:r>
-        <w:t>Create delinquency_category: "No_History" (months_since_last_delinquency = 999), "Recent_0-12mo" (0-12), "Moderate_12-36mo" (12-36), "Old_36mo+" (&gt;36)</w:t>
-      </w:r>
-      <w:r>
-        <w:t xml:space="preserve">; </w:t>
-      </w:r>
-      <w:r>
-        <w:t>Create incomplete_observation_window flag: TRUE if application_date is after 2022-12-31 (loans from late 2023 may not have full 12-month default observation)</w:t>
-      </w:r>
-      <w:r>
-        <w:t xml:space="preserve">. H. </w:t>
-      </w:r>
-      <w:r>
-        <w:t>TRAIN/TEST SPLIT INTEGRITY:</w:t>
-      </w:r>
-      <w:r>
-        <w:t xml:space="preserve"> </w:t>
-      </w:r>
-      <w:r>
-        <w:t>Ensure the existing 'set' column (train/test) is preserved</w:t>
-      </w:r>
-      <w:r>
-        <w:t>;</w:t>
-      </w:r>
-      <w:r>
-        <w:t xml:space="preserve"> After deduplication, verify no applicant_id_hash appears in both train and test</w:t>
-      </w:r>
-      <w:r>
-        <w:t xml:space="preserve">. I. </w:t>
-      </w:r>
-      <w:r>
-        <w:t>FINAL VALIDATION:</w:t>
-      </w:r>
-      <w:r>
-        <w:t xml:space="preserve"> </w:t>
-      </w:r>
-      <w:r>
-        <w:t>Verify no duplicate applicant_id_hash remains</w:t>
-      </w:r>
-      <w:r>
-        <w:t>,</w:t>
-      </w:r>
-      <w:r>
-        <w:t xml:space="preserve"> </w:t>
-      </w:r>
-      <w:r>
         <w:t>verify</w:t>
       </w:r>
       <w:r>
@@ -468,13 +844,29 @@
         <w:t xml:space="preserve">, </w:t>
       </w:r>
       <w:r>
-        <w:t>Verify credit_utilisation_pct &lt;= 100</w:t>
+        <w:t xml:space="preserve">Verify </w:t>
+      </w:r>
+      <w:proofErr w:type="spellStart"/>
+      <w:r>
+        <w:t>credit_utilisation_pct</w:t>
+      </w:r>
+      <w:proofErr w:type="spellEnd"/>
+      <w:r>
+        <w:t xml:space="preserve"> &lt;= 100</w:t>
       </w:r>
       <w:r>
         <w:t xml:space="preserve">, </w:t>
       </w:r>
       <w:r>
-        <w:t>Verify all month columns &gt;= 0 (except months_since_last_delinquency which should be 999 for no history)</w:t>
+        <w:t xml:space="preserve">Verify all month columns &gt;= 0 (except </w:t>
+      </w:r>
+      <w:proofErr w:type="spellStart"/>
+      <w:r>
+        <w:t>months_since_last_delinquency</w:t>
+      </w:r>
+      <w:proofErr w:type="spellEnd"/>
+      <w:r>
+        <w:t xml:space="preserve"> which should be 999 for no history)</w:t>
       </w:r>
       <w:r>
         <w:t>. U</w:t>
@@ -502,124 +894,6 @@
       </w:r>
       <w:r>
         <w:t>_v2.</w:t>
-      </w:r>
-    </w:p>
-    <w:p/>
-    <w:p>
-      <w:pPr>
-        <w:ind w:left="360"/>
-        <w:rPr>
-          <w:b/>
-          <w:bCs/>
-        </w:rPr>
-      </w:pPr>
-      <w:r>
-        <w:rPr>
-          <w:b/>
-          <w:bCs/>
-        </w:rPr>
-        <w:t>silver_to_gold_transformation_</w:t>
-      </w:r>
-      <w:r>
-        <w:rPr>
-          <w:b/>
-          <w:bCs/>
-        </w:rPr>
-        <w:t>and_logistic_model_</w:t>
-      </w:r>
-      <w:r>
-        <w:rPr>
-          <w:b/>
-          <w:bCs/>
-        </w:rPr>
-        <w:t>prompt</w:t>
-      </w:r>
-    </w:p>
-    <w:p>
-      <w:r>
-        <w:t>Take my dataset in the dataanalytics catalog, in ml1 schema, called loan_book_silver. Move it from Silver to Gold layer by performing the following:</w:t>
-      </w:r>
-      <w:r>
-        <w:br/>
-        <w:t>1. Investigate the dataset to confirm risk patterns identified in EDA:</w:t>
-      </w:r>
-      <w:r>
-        <w:br/>
-        <w:t>- Strong features: interest_rate, delinquency_category, annual_income</w:t>
-      </w:r>
-      <w:r>
-        <w:br/>
-        <w:t>- Medium features: age, num_delinquencies_2yr, months_since_oldest_account, employment_length_years, months_since_last_delinquency</w:t>
-      </w:r>
-      <w:r>
-        <w:br/>
-        <w:t>- Weak features: pct_accounts_current, dti_ratio, num_open_accounts, loan_amount, num_hard_inquiries_6mo, credit_utilisation_pct, total_revolving_balance</w:t>
-      </w:r>
-      <w:r>
-        <w:br/>
-        <w:t>- Exclude useless features (IV &lt; 0.02) such as home_ownership, region, branch_code_id, loan_purpose, etc.</w:t>
-      </w:r>
-      <w:r>
-        <w:br/>
-        <w:t>2. Apply feature engineering:</w:t>
-      </w:r>
-      <w:r>
-        <w:br/>
-        <w:t>- WoE encoding for categorical variables (e.g. delinquency_category, home_ownership if retained for business context).</w:t>
-      </w:r>
-      <w:r>
-        <w:br/>
-      </w:r>
-      <w:r>
-        <w:lastRenderedPageBreak/>
-        <w:t>- Binning for continuous variables (e.g. age, annual_income, interest_rate).</w:t>
-      </w:r>
-      <w:r>
-        <w:br/>
-        <w:t>- Ratio and statistical features (e.g. debt-to-income ratio, credit utilisation).</w:t>
-      </w:r>
-      <w:r>
-        <w:br/>
-        <w:t>- Behavioural features (e.g. number of delinquencies, months since oldest account).</w:t>
-      </w:r>
-      <w:r>
-        <w:br/>
-        <w:t>- Flags and indicators (e.g. high utilisation, new account).</w:t>
-      </w:r>
-      <w:r>
-        <w:br/>
-        <w:t>3. Avoid target leakage:</w:t>
-      </w:r>
-      <w:r>
-        <w:br/>
-        <w:t>- Remove any features derived after default_flag event.</w:t>
-      </w:r>
-      <w:r>
-        <w:br/>
-        <w:t>- Ensure time-based splits are correctly handled.</w:t>
-      </w:r>
-      <w:r>
-        <w:br/>
-        <w:t>4. Deliverables:</w:t>
-      </w:r>
-      <w:r>
-        <w:br/>
-        <w:t>- Gold-layer dataset with engineered features.</w:t>
-      </w:r>
-      <w:r>
-        <w:br/>
-        <w:t>- Feature list with IV and WoE summaries.</w:t>
-      </w:r>
-      <w:r>
-        <w:br/>
-        <w:t>- Logistic regression model trained on selected features.</w:t>
-      </w:r>
-      <w:r>
-        <w:br/>
-        <w:t>- Model performance metrics (AUC, Precision, Recall, F1, Gini). Use python and don't show print statements.</w:t>
-      </w:r>
-      <w:r>
-        <w:t xml:space="preserve">   </w:t>
       </w:r>
     </w:p>
     <w:p/>
@@ -628,31 +902,3362 @@
         <w:pStyle w:val="ListParagraph"/>
         <w:numPr>
           <w:ilvl w:val="0"/>
-          <w:numId w:val="4"/>
+          <w:numId w:val="15"/>
         </w:numPr>
-      </w:pPr>
-      <w:r>
-        <w:t>Write this table to a new table in the same schema and call it</w:t>
-      </w:r>
+        <w:rPr>
+          <w:b/>
+          <w:bCs/>
+          <w:color w:val="EE0000"/>
+        </w:rPr>
+      </w:pPr>
+      <w:proofErr w:type="spellStart"/>
+      <w:r>
+        <w:rPr>
+          <w:b/>
+          <w:bCs/>
+          <w:color w:val="EE0000"/>
+        </w:rPr>
+        <w:t>silver_to_gold_transformation_</w:t>
+      </w:r>
+      <w:r>
+        <w:rPr>
+          <w:b/>
+          <w:bCs/>
+          <w:color w:val="EE0000"/>
+        </w:rPr>
+        <w:t>and_logistic_model_</w:t>
+      </w:r>
+      <w:r>
+        <w:rPr>
+          <w:b/>
+          <w:bCs/>
+          <w:color w:val="EE0000"/>
+        </w:rPr>
+        <w:t>prompt</w:t>
+      </w:r>
+      <w:proofErr w:type="spellEnd"/>
+    </w:p>
+    <w:p>
+      <w:r>
+        <w:t xml:space="preserve">Take my dataset in the </w:t>
+      </w:r>
+      <w:proofErr w:type="spellStart"/>
+      <w:r>
+        <w:t>dataanalytics</w:t>
+      </w:r>
+      <w:proofErr w:type="spellEnd"/>
       <w:r>
         <w:t xml:space="preserve"> </w:t>
       </w:r>
-      <w:r>
-        <w:t>“loan_book_</w:t>
+      <w:proofErr w:type="spellStart"/>
+      <w:r>
+        <w:t>catalog</w:t>
+      </w:r>
+      <w:proofErr w:type="spellEnd"/>
+      <w:r>
+        <w:t xml:space="preserve">, in ml1 schema, called </w:t>
+      </w:r>
+      <w:proofErr w:type="spellStart"/>
+      <w:r>
+        <w:t>loan_book_silver</w:t>
+      </w:r>
+      <w:proofErr w:type="spellEnd"/>
+      <w:r>
+        <w:t>. Move it from Silver to Gold layer by performing the following:</w:t>
+      </w:r>
+      <w:r>
+        <w:br/>
+        <w:t>1. Investigate the dataset to confirm risk patterns identified in EDA:</w:t>
+      </w:r>
+      <w:r>
+        <w:br/>
+        <w:t xml:space="preserve">- Strong features: </w:t>
+      </w:r>
+      <w:proofErr w:type="spellStart"/>
+      <w:r>
+        <w:t>interest_rate</w:t>
+      </w:r>
+      <w:proofErr w:type="spellEnd"/>
+      <w:r>
+        <w:t xml:space="preserve">, </w:t>
+      </w:r>
+      <w:proofErr w:type="spellStart"/>
+      <w:r>
+        <w:t>delinquency_category</w:t>
+      </w:r>
+      <w:proofErr w:type="spellEnd"/>
+      <w:r>
+        <w:t xml:space="preserve">, </w:t>
+      </w:r>
+      <w:proofErr w:type="spellStart"/>
+      <w:r>
+        <w:t>annual_income</w:t>
+      </w:r>
+      <w:proofErr w:type="spellEnd"/>
+      <w:r>
+        <w:br/>
+        <w:t xml:space="preserve">- Medium features: age, num_delinquencies_2yr, </w:t>
+      </w:r>
+      <w:proofErr w:type="spellStart"/>
+      <w:r>
+        <w:t>months_since_oldest_account</w:t>
+      </w:r>
+      <w:proofErr w:type="spellEnd"/>
+      <w:r>
+        <w:t xml:space="preserve">, </w:t>
+      </w:r>
+      <w:proofErr w:type="spellStart"/>
+      <w:r>
+        <w:t>employment_length_years</w:t>
+      </w:r>
+      <w:proofErr w:type="spellEnd"/>
+      <w:r>
+        <w:t xml:space="preserve">, </w:t>
+      </w:r>
+      <w:proofErr w:type="spellStart"/>
+      <w:r>
+        <w:t>months_since_last_delinquency</w:t>
+      </w:r>
+      <w:proofErr w:type="spellEnd"/>
+      <w:r>
+        <w:br/>
+        <w:t xml:space="preserve">- Weak features: </w:t>
+      </w:r>
+      <w:proofErr w:type="spellStart"/>
+      <w:r>
+        <w:t>pct_accounts_current</w:t>
+      </w:r>
+      <w:proofErr w:type="spellEnd"/>
+      <w:r>
+        <w:t xml:space="preserve">, </w:t>
+      </w:r>
+      <w:proofErr w:type="spellStart"/>
+      <w:r>
+        <w:t>dti_ratio</w:t>
+      </w:r>
+      <w:proofErr w:type="spellEnd"/>
+      <w:r>
+        <w:t xml:space="preserve">, </w:t>
+      </w:r>
+      <w:proofErr w:type="spellStart"/>
+      <w:r>
+        <w:t>num_open_accounts</w:t>
+      </w:r>
+      <w:proofErr w:type="spellEnd"/>
+      <w:r>
+        <w:t xml:space="preserve">, </w:t>
+      </w:r>
+      <w:proofErr w:type="spellStart"/>
+      <w:r>
+        <w:t>loan_amount</w:t>
+      </w:r>
+      <w:proofErr w:type="spellEnd"/>
+      <w:r>
+        <w:t xml:space="preserve">, num_hard_inquiries_6mo, </w:t>
+      </w:r>
+      <w:proofErr w:type="spellStart"/>
+      <w:r>
+        <w:t>credit_utilisation_pct</w:t>
+      </w:r>
+      <w:proofErr w:type="spellEnd"/>
+      <w:r>
+        <w:t xml:space="preserve">, </w:t>
+      </w:r>
+      <w:proofErr w:type="spellStart"/>
+      <w:r>
+        <w:t>total_revolving_balance</w:t>
+      </w:r>
+      <w:proofErr w:type="spellEnd"/>
+      <w:r>
+        <w:br/>
+        <w:t xml:space="preserve">- Exclude useless features (IV &lt; 0.02) such as </w:t>
+      </w:r>
+      <w:proofErr w:type="spellStart"/>
+      <w:r>
+        <w:t>home_ownership</w:t>
+      </w:r>
+      <w:proofErr w:type="spellEnd"/>
+      <w:r>
+        <w:t xml:space="preserve">, region, </w:t>
+      </w:r>
+      <w:proofErr w:type="spellStart"/>
+      <w:r>
+        <w:t>branch_code_id</w:t>
+      </w:r>
+      <w:proofErr w:type="spellEnd"/>
+      <w:r>
+        <w:t xml:space="preserve">, </w:t>
+      </w:r>
+      <w:proofErr w:type="spellStart"/>
+      <w:r>
+        <w:t>loan_purpose</w:t>
+      </w:r>
+      <w:proofErr w:type="spellEnd"/>
+      <w:r>
+        <w:t>, etc.</w:t>
+      </w:r>
+      <w:r>
+        <w:br/>
+        <w:t>2. Apply feature engineering:</w:t>
+      </w:r>
+      <w:r>
+        <w:br/>
+        <w:t xml:space="preserve">- </w:t>
+      </w:r>
+      <w:proofErr w:type="spellStart"/>
+      <w:r>
+        <w:t>WoE</w:t>
+      </w:r>
+      <w:proofErr w:type="spellEnd"/>
+      <w:r>
+        <w:t xml:space="preserve"> encoding for categorical variables (e.g. </w:t>
+      </w:r>
+      <w:proofErr w:type="spellStart"/>
+      <w:r>
+        <w:t>delinquency_category</w:t>
+      </w:r>
+      <w:proofErr w:type="spellEnd"/>
+      <w:r>
+        <w:t xml:space="preserve">, </w:t>
+      </w:r>
+      <w:proofErr w:type="spellStart"/>
+      <w:r>
+        <w:t>home_ownership</w:t>
+      </w:r>
+      <w:proofErr w:type="spellEnd"/>
+      <w:r>
+        <w:t xml:space="preserve"> if retained for business context).</w:t>
+      </w:r>
+      <w:r>
+        <w:br/>
+        <w:t xml:space="preserve">- Binning for continuous variables (e.g. age, </w:t>
+      </w:r>
+      <w:proofErr w:type="spellStart"/>
+      <w:r>
+        <w:t>annual_income</w:t>
+      </w:r>
+      <w:proofErr w:type="spellEnd"/>
+      <w:r>
+        <w:t xml:space="preserve">, </w:t>
+      </w:r>
+      <w:proofErr w:type="spellStart"/>
+      <w:r>
+        <w:t>interest_rate</w:t>
+      </w:r>
+      <w:proofErr w:type="spellEnd"/>
+      <w:r>
+        <w:t>).</w:t>
+      </w:r>
+      <w:r>
+        <w:br/>
+      </w:r>
+      <w:r>
+        <w:lastRenderedPageBreak/>
+        <w:t>- Ratio and statistical features (e.g. debt-to-income ratio, credit utilisation).</w:t>
+      </w:r>
+      <w:r>
+        <w:br/>
+        <w:t>- Behavioural features (e.g. number of delinquencies, months since oldest account).</w:t>
+      </w:r>
+      <w:r>
+        <w:br/>
+        <w:t>- Flags and indicators (e.g. high utilisation, new account).</w:t>
+      </w:r>
+      <w:r>
+        <w:br/>
+        <w:t>3. Avoid target leakage:</w:t>
+      </w:r>
+      <w:r>
+        <w:br/>
+        <w:t xml:space="preserve">- Remove any features derived after </w:t>
+      </w:r>
+      <w:proofErr w:type="spellStart"/>
+      <w:r>
+        <w:t>default_flag</w:t>
+      </w:r>
+      <w:proofErr w:type="spellEnd"/>
+      <w:r>
+        <w:t xml:space="preserve"> event.</w:t>
+      </w:r>
+      <w:r>
+        <w:br/>
+        <w:t>- Ensure time-based splits are correctly handled.</w:t>
+      </w:r>
+      <w:r>
+        <w:br/>
+        <w:t>4. Deliverables:</w:t>
+      </w:r>
+      <w:r>
+        <w:br/>
+        <w:t>- Gold-layer dataset with engineered features</w:t>
+      </w:r>
+      <w:r>
+        <w:t xml:space="preserve"> </w:t>
+      </w:r>
+      <w:r>
+        <w:t>call it</w:t>
+      </w:r>
+      <w:r>
+        <w:t xml:space="preserve"> </w:t>
+      </w:r>
+      <w:r>
+        <w:t>“</w:t>
+      </w:r>
+      <w:proofErr w:type="spellStart"/>
+      <w:r>
+        <w:t>loan_book_</w:t>
       </w:r>
       <w:r>
         <w:t>gold</w:t>
       </w:r>
+      <w:proofErr w:type="spellEnd"/>
       <w:r>
         <w:t>”</w:t>
       </w:r>
+      <w:r>
+        <w:br/>
+        <w:t xml:space="preserve">- Feature list with IV and </w:t>
+      </w:r>
+      <w:proofErr w:type="spellStart"/>
+      <w:r>
+        <w:t>WoE</w:t>
+      </w:r>
+      <w:proofErr w:type="spellEnd"/>
+      <w:r>
+        <w:t xml:space="preserve"> summaries.</w:t>
+      </w:r>
+      <w:r>
+        <w:br/>
+        <w:t>- Logistic regression model trained on selected features.</w:t>
+      </w:r>
+      <w:r>
+        <w:br/>
+        <w:t>- Model performance metrics (AUC, Precision, Recall, F1, Gini). Use python and don't show print statements.</w:t>
+      </w:r>
+      <w:r>
+        <w:t xml:space="preserve">   </w:t>
+      </w:r>
+    </w:p>
+    <w:p>
+      <w:pPr>
+        <w:pStyle w:val="ListParagraph"/>
+        <w:numPr>
+          <w:ilvl w:val="0"/>
+          <w:numId w:val="15"/>
+        </w:numPr>
+        <w:rPr>
+          <w:b/>
+          <w:bCs/>
+          <w:color w:val="EE0000"/>
+        </w:rPr>
+      </w:pPr>
+      <w:proofErr w:type="spellStart"/>
+      <w:r>
+        <w:rPr>
+          <w:b/>
+          <w:bCs/>
+          <w:color w:val="EE0000"/>
+        </w:rPr>
+        <w:t>Streamlit_EDA_Tool_prompt</w:t>
+      </w:r>
+      <w:proofErr w:type="spellEnd"/>
+    </w:p>
+    <w:p>
+      <w:pPr>
+        <w:rPr>
+          <w:b/>
+          <w:bCs/>
+        </w:rPr>
+      </w:pPr>
+      <w:r>
+        <w:rPr>
+          <w:b/>
+          <w:bCs/>
+        </w:rPr>
+        <w:t xml:space="preserve">Act as an expert Python </w:t>
+      </w:r>
+      <w:proofErr w:type="spellStart"/>
+      <w:r>
+        <w:rPr>
+          <w:b/>
+          <w:bCs/>
+        </w:rPr>
+        <w:t>Streamlit</w:t>
+      </w:r>
+      <w:proofErr w:type="spellEnd"/>
+      <w:r>
+        <w:rPr>
+          <w:b/>
+          <w:bCs/>
+        </w:rPr>
+        <w:t xml:space="preserve"> developer and Senior Credit Risk Data Scientist with 10+ years of experience in interpretable credit </w:t>
+      </w:r>
+      <w:proofErr w:type="spellStart"/>
+      <w:r>
+        <w:rPr>
+          <w:b/>
+          <w:bCs/>
+        </w:rPr>
+        <w:t>modeling</w:t>
+      </w:r>
+      <w:proofErr w:type="spellEnd"/>
+      <w:r>
+        <w:rPr>
+          <w:b/>
+          <w:bCs/>
+        </w:rPr>
+        <w:t xml:space="preserve">. I need you to write comprehensive, production-quality Python code for a </w:t>
+      </w:r>
+      <w:proofErr w:type="spellStart"/>
+      <w:r>
+        <w:rPr>
+          <w:b/>
+          <w:bCs/>
+        </w:rPr>
+        <w:t>Streamlit</w:t>
+      </w:r>
+      <w:proofErr w:type="spellEnd"/>
+      <w:r>
+        <w:rPr>
+          <w:b/>
+          <w:bCs/>
+        </w:rPr>
+        <w:t xml:space="preserve"> EDA tool that will help win the </w:t>
+      </w:r>
+      <w:proofErr w:type="spellStart"/>
+      <w:r>
+        <w:rPr>
+          <w:b/>
+          <w:bCs/>
+        </w:rPr>
+        <w:t>DataQuest</w:t>
+      </w:r>
+      <w:proofErr w:type="spellEnd"/>
+      <w:r>
+        <w:rPr>
+          <w:b/>
+          <w:bCs/>
+        </w:rPr>
+        <w:t xml:space="preserve"> 2026 competition.</w:t>
+      </w:r>
+    </w:p>
+    <w:p>
+      <w:pPr>
+        <w:rPr>
+          <w:b/>
+          <w:bCs/>
+        </w:rPr>
+      </w:pPr>
+      <w:r>
+        <w:rPr>
+          <w:b/>
+          <w:bCs/>
+        </w:rPr>
+        <w:t>Dataset Context</w:t>
+      </w:r>
+    </w:p>
+    <w:p>
+      <w:pPr>
+        <w:numPr>
+          <w:ilvl w:val="0"/>
+          <w:numId w:val="21"/>
+        </w:numPr>
+        <w:rPr>
+          <w:b/>
+          <w:bCs/>
+        </w:rPr>
+      </w:pPr>
+      <w:r>
+        <w:rPr>
+          <w:b/>
+          <w:bCs/>
+        </w:rPr>
+        <w:t>File: loan_book.csv with 120,960 loan applications</w:t>
+      </w:r>
+    </w:p>
+    <w:p>
+      <w:pPr>
+        <w:numPr>
+          <w:ilvl w:val="0"/>
+          <w:numId w:val="21"/>
+        </w:numPr>
+        <w:rPr>
+          <w:b/>
+          <w:bCs/>
+        </w:rPr>
+      </w:pPr>
+      <w:r>
+        <w:rPr>
+          <w:b/>
+          <w:bCs/>
+        </w:rPr>
+        <w:t>Target Variable: </w:t>
+      </w:r>
+      <w:proofErr w:type="spellStart"/>
+      <w:r>
+        <w:rPr>
+          <w:b/>
+          <w:bCs/>
+        </w:rPr>
+        <w:t>default_flag</w:t>
+      </w:r>
+      <w:proofErr w:type="spellEnd"/>
+      <w:r>
+        <w:rPr>
+          <w:b/>
+          <w:bCs/>
+        </w:rPr>
+        <w:t> (1 = default within 12 months, 0 = no default)</w:t>
+      </w:r>
+    </w:p>
+    <w:p>
+      <w:pPr>
+        <w:rPr>
+          <w:b/>
+          <w:bCs/>
+        </w:rPr>
+      </w:pPr>
+      <w:r>
+        <w:rPr>
+          <w:b/>
+          <w:bCs/>
+        </w:rPr>
+        <w:t>Code Requirements</w:t>
+      </w:r>
+    </w:p>
+    <w:p>
+      <w:pPr>
+        <w:numPr>
+          <w:ilvl w:val="0"/>
+          <w:numId w:val="22"/>
+        </w:numPr>
+        <w:rPr>
+          <w:b/>
+          <w:bCs/>
+        </w:rPr>
+      </w:pPr>
+      <w:r>
+        <w:rPr>
+          <w:b/>
+          <w:bCs/>
+        </w:rPr>
+        <w:t>Style: Modular with helper functions, pandas chaining where appropriate</w:t>
+      </w:r>
+    </w:p>
+    <w:p>
+      <w:pPr>
+        <w:numPr>
+          <w:ilvl w:val="0"/>
+          <w:numId w:val="22"/>
+        </w:numPr>
+        <w:rPr>
+          <w:b/>
+          <w:bCs/>
+        </w:rPr>
+      </w:pPr>
+      <w:r>
+        <w:rPr>
+          <w:b/>
+          <w:bCs/>
+        </w:rPr>
+        <w:t xml:space="preserve">Visualization: Plotly for interactivity, color-coded by </w:t>
+      </w:r>
+      <w:proofErr w:type="spellStart"/>
+      <w:r>
+        <w:rPr>
+          <w:b/>
+          <w:bCs/>
+        </w:rPr>
+        <w:t>default_flag</w:t>
+      </w:r>
+      <w:proofErr w:type="spellEnd"/>
+      <w:r>
+        <w:rPr>
+          <w:b/>
+          <w:bCs/>
+        </w:rPr>
+        <w:t xml:space="preserve"> throughout</w:t>
+      </w:r>
+    </w:p>
+    <w:p>
+      <w:pPr>
+        <w:numPr>
+          <w:ilvl w:val="0"/>
+          <w:numId w:val="22"/>
+        </w:numPr>
+        <w:rPr>
+          <w:b/>
+          <w:bCs/>
+        </w:rPr>
+      </w:pPr>
+      <w:r>
+        <w:rPr>
+          <w:b/>
+          <w:bCs/>
+        </w:rPr>
+        <w:t>Performance: Efficient for 120K+ rows, use caching with @</w:t>
+      </w:r>
+      <w:proofErr w:type="gramStart"/>
+      <w:r>
+        <w:rPr>
+          <w:b/>
+          <w:bCs/>
+        </w:rPr>
+        <w:t>st.cache</w:t>
+      </w:r>
+      <w:proofErr w:type="gramEnd"/>
+      <w:r>
+        <w:rPr>
+          <w:b/>
+          <w:bCs/>
+        </w:rPr>
+        <w:t>_data</w:t>
+      </w:r>
+    </w:p>
+    <w:p>
+      <w:pPr>
+        <w:rPr>
+          <w:b/>
+          <w:bCs/>
+        </w:rPr>
+      </w:pPr>
+      <w:r>
+        <w:rPr>
+          <w:b/>
+          <w:bCs/>
+        </w:rPr>
+        <w:t>Application Architecture</w:t>
+      </w:r>
+    </w:p>
+    <w:p>
+      <w:pPr>
+        <w:rPr>
+          <w:b/>
+          <w:bCs/>
+        </w:rPr>
+      </w:pPr>
+      <w:r>
+        <w:rPr>
+          <w:b/>
+          <w:bCs/>
+        </w:rPr>
+        <w:t>Sidebar</w:t>
+      </w:r>
+    </w:p>
+    <w:p>
+      <w:pPr>
+        <w:numPr>
+          <w:ilvl w:val="0"/>
+          <w:numId w:val="23"/>
+        </w:numPr>
+        <w:rPr>
+          <w:b/>
+          <w:bCs/>
+        </w:rPr>
+      </w:pPr>
+      <w:r>
+        <w:rPr>
+          <w:b/>
+          <w:bCs/>
+        </w:rPr>
+        <w:t>File uploader (CSV)</w:t>
+      </w:r>
+    </w:p>
+    <w:p>
+      <w:pPr>
+        <w:numPr>
+          <w:ilvl w:val="0"/>
+          <w:numId w:val="23"/>
+        </w:numPr>
+        <w:rPr>
+          <w:b/>
+          <w:bCs/>
+        </w:rPr>
+      </w:pPr>
+      <w:r>
+        <w:rPr>
+          <w:b/>
+          <w:bCs/>
+        </w:rPr>
+        <w:t>Dataset overview metrics (rows, columns, memory usage)</w:t>
+      </w:r>
+    </w:p>
+    <w:p>
+      <w:pPr>
+        <w:numPr>
+          <w:ilvl w:val="0"/>
+          <w:numId w:val="23"/>
+        </w:numPr>
+        <w:rPr>
+          <w:b/>
+          <w:bCs/>
+        </w:rPr>
+      </w:pPr>
+      <w:r>
+        <w:rPr>
+          <w:b/>
+          <w:bCs/>
+        </w:rPr>
+        <w:t>Quick navigation links to each tab</w:t>
+      </w:r>
+    </w:p>
+    <w:p>
+      <w:pPr>
+        <w:rPr>
+          <w:b/>
+          <w:bCs/>
+        </w:rPr>
+      </w:pPr>
+      <w:r>
+        <w:rPr>
+          <w:b/>
+          <w:bCs/>
+        </w:rPr>
+        <w:t>Tab 1: Data Quality &amp; Messy Data Report</w:t>
+      </w:r>
+    </w:p>
+    <w:p>
+      <w:pPr>
+        <w:rPr>
+          <w:b/>
+          <w:bCs/>
+        </w:rPr>
+      </w:pPr>
+      <w:r>
+        <w:rPr>
+          <w:b/>
+          <w:bCs/>
+        </w:rPr>
+        <w:t>This tab must be comprehensive and flag ALL data quality issues with severity levels (</w:t>
+      </w:r>
+      <w:r>
+        <w:rPr>
+          <w:rFonts w:ascii="Segoe UI Emoji" w:hAnsi="Segoe UI Emoji" w:cs="Segoe UI Emoji"/>
+          <w:b/>
+          <w:bCs/>
+        </w:rPr>
+        <w:t>🔴</w:t>
+      </w:r>
+      <w:r>
+        <w:rPr>
+          <w:b/>
+          <w:bCs/>
+        </w:rPr>
+        <w:t xml:space="preserve"> Critical, </w:t>
+      </w:r>
+      <w:r>
+        <w:rPr>
+          <w:rFonts w:ascii="Segoe UI Emoji" w:hAnsi="Segoe UI Emoji" w:cs="Segoe UI Emoji"/>
+          <w:b/>
+          <w:bCs/>
+        </w:rPr>
+        <w:t>🟡</w:t>
+      </w:r>
+      <w:r>
+        <w:rPr>
+          <w:b/>
+          <w:bCs/>
+        </w:rPr>
+        <w:t xml:space="preserve"> Warning, </w:t>
+      </w:r>
+      <w:r>
+        <w:rPr>
+          <w:rFonts w:ascii="Segoe UI Emoji" w:hAnsi="Segoe UI Emoji" w:cs="Segoe UI Emoji"/>
+          <w:b/>
+          <w:bCs/>
+        </w:rPr>
+        <w:t>🟢</w:t>
+      </w:r>
+      <w:r>
+        <w:rPr>
+          <w:b/>
+          <w:bCs/>
+        </w:rPr>
+        <w:t xml:space="preserve"> Info).</w:t>
+      </w:r>
+    </w:p>
+    <w:p>
+      <w:pPr>
+        <w:rPr>
+          <w:b/>
+          <w:bCs/>
+        </w:rPr>
+      </w:pPr>
+      <w:r>
+        <w:rPr>
+          <w:b/>
+          <w:bCs/>
+        </w:rPr>
+        <w:t>A. Missing Values Analysis</w:t>
+      </w:r>
+    </w:p>
+    <w:p>
+      <w:pPr>
+        <w:numPr>
+          <w:ilvl w:val="0"/>
+          <w:numId w:val="24"/>
+        </w:numPr>
+        <w:rPr>
+          <w:b/>
+          <w:bCs/>
+        </w:rPr>
+      </w:pPr>
+      <w:r>
+        <w:rPr>
+          <w:b/>
+          <w:bCs/>
+        </w:rPr>
+        <w:lastRenderedPageBreak/>
+        <w:t xml:space="preserve">Table </w:t>
+      </w:r>
+      <w:proofErr w:type="gramStart"/>
+      <w:r>
+        <w:rPr>
+          <w:b/>
+          <w:bCs/>
+        </w:rPr>
+        <w:t>showing:</w:t>
+      </w:r>
+      <w:proofErr w:type="gramEnd"/>
+      <w:r>
+        <w:rPr>
+          <w:b/>
+          <w:bCs/>
+        </w:rPr>
+        <w:t xml:space="preserve"> column name, missing count, missing %, data type</w:t>
+      </w:r>
+    </w:p>
+    <w:p>
+      <w:pPr>
+        <w:numPr>
+          <w:ilvl w:val="0"/>
+          <w:numId w:val="24"/>
+        </w:numPr>
+        <w:rPr>
+          <w:b/>
+          <w:bCs/>
+        </w:rPr>
+      </w:pPr>
+      <w:r>
+        <w:rPr>
+          <w:b/>
+          <w:bCs/>
+        </w:rPr>
+        <w:t>Visual: Horizontal bar chart of missing % by column</w:t>
+      </w:r>
+    </w:p>
+    <w:p>
+      <w:pPr>
+        <w:numPr>
+          <w:ilvl w:val="0"/>
+          <w:numId w:val="24"/>
+        </w:numPr>
+        <w:rPr>
+          <w:b/>
+          <w:bCs/>
+        </w:rPr>
+      </w:pPr>
+      <w:r>
+        <w:rPr>
+          <w:b/>
+          <w:bCs/>
+        </w:rPr>
+        <w:t>Insight: Flag if missing &gt; 40% (potential to drop feature or needs imputation strategy)</w:t>
+      </w:r>
+    </w:p>
+    <w:p>
+      <w:pPr>
+        <w:rPr>
+          <w:b/>
+          <w:bCs/>
+        </w:rPr>
+      </w:pPr>
+      <w:r>
+        <w:rPr>
+          <w:b/>
+          <w:bCs/>
+        </w:rPr>
+        <w:t>B. Duplicate Records Detection</w:t>
+      </w:r>
+    </w:p>
+    <w:p>
+      <w:pPr>
+        <w:numPr>
+          <w:ilvl w:val="0"/>
+          <w:numId w:val="25"/>
+        </w:numPr>
+        <w:rPr>
+          <w:b/>
+          <w:bCs/>
+        </w:rPr>
+      </w:pPr>
+      <w:r>
+        <w:rPr>
+          <w:b/>
+          <w:bCs/>
+        </w:rPr>
+        <w:t>Check for duplicate </w:t>
+      </w:r>
+      <w:proofErr w:type="spellStart"/>
+      <w:r>
+        <w:rPr>
+          <w:b/>
+          <w:bCs/>
+        </w:rPr>
+        <w:t>applicant_id_hash</w:t>
+      </w:r>
+      <w:proofErr w:type="spellEnd"/>
+      <w:r>
+        <w:rPr>
+          <w:b/>
+          <w:bCs/>
+        </w:rPr>
+        <w:t> values</w:t>
+      </w:r>
+    </w:p>
+    <w:p>
+      <w:pPr>
+        <w:numPr>
+          <w:ilvl w:val="0"/>
+          <w:numId w:val="25"/>
+        </w:numPr>
+        <w:rPr>
+          <w:b/>
+          <w:bCs/>
+        </w:rPr>
+      </w:pPr>
+      <w:r>
+        <w:rPr>
+          <w:b/>
+          <w:bCs/>
+        </w:rPr>
+        <w:t>Count exact duplicate rows (all columns identical)</w:t>
+      </w:r>
+    </w:p>
+    <w:p>
+      <w:pPr>
+        <w:numPr>
+          <w:ilvl w:val="0"/>
+          <w:numId w:val="25"/>
+        </w:numPr>
+        <w:rPr>
+          <w:b/>
+          <w:bCs/>
+        </w:rPr>
+      </w:pPr>
+      <w:r>
+        <w:rPr>
+          <w:b/>
+          <w:bCs/>
+        </w:rPr>
+        <w:t>Insight: Explain impact on model training (data leakage, overfitting)</w:t>
+      </w:r>
+    </w:p>
+    <w:p>
+      <w:pPr>
+        <w:rPr>
+          <w:b/>
+          <w:bCs/>
+        </w:rPr>
+      </w:pPr>
+      <w:r>
+        <w:rPr>
+          <w:b/>
+          <w:bCs/>
+        </w:rPr>
+        <w:t>C. Date Format Issues (CRITICAL - Dataset has this problem)</w:t>
+      </w:r>
+    </w:p>
+    <w:p>
+      <w:pPr>
+        <w:numPr>
+          <w:ilvl w:val="0"/>
+          <w:numId w:val="26"/>
+        </w:numPr>
+        <w:rPr>
+          <w:b/>
+          <w:bCs/>
+        </w:rPr>
+      </w:pPr>
+      <w:r>
+        <w:rPr>
+          <w:b/>
+          <w:bCs/>
+        </w:rPr>
+        <w:t>Display sample of </w:t>
+      </w:r>
+      <w:proofErr w:type="spellStart"/>
+      <w:r>
+        <w:rPr>
+          <w:b/>
+          <w:bCs/>
+        </w:rPr>
+        <w:t>application_date</w:t>
+      </w:r>
+      <w:proofErr w:type="spellEnd"/>
+      <w:r>
+        <w:rPr>
+          <w:b/>
+          <w:bCs/>
+        </w:rPr>
+        <w:t> values</w:t>
+      </w:r>
+    </w:p>
+    <w:p>
+      <w:pPr>
+        <w:numPr>
+          <w:ilvl w:val="0"/>
+          <w:numId w:val="26"/>
+        </w:numPr>
+        <w:rPr>
+          <w:b/>
+          <w:bCs/>
+        </w:rPr>
+      </w:pPr>
+      <w:r>
+        <w:rPr>
+          <w:b/>
+          <w:bCs/>
+        </w:rPr>
+        <w:t>Attempt to parse with </w:t>
+      </w:r>
+      <w:proofErr w:type="spellStart"/>
+      <w:r>
+        <w:rPr>
+          <w:b/>
+          <w:bCs/>
+        </w:rPr>
+        <w:t>pd.to_</w:t>
+      </w:r>
+      <w:proofErr w:type="gramStart"/>
+      <w:r>
+        <w:rPr>
+          <w:b/>
+          <w:bCs/>
+        </w:rPr>
+        <w:t>datetime</w:t>
+      </w:r>
+      <w:proofErr w:type="spellEnd"/>
+      <w:r>
+        <w:rPr>
+          <w:b/>
+          <w:bCs/>
+        </w:rPr>
+        <w:t>(</w:t>
+      </w:r>
+      <w:proofErr w:type="gramEnd"/>
+      <w:r>
+        <w:rPr>
+          <w:b/>
+          <w:bCs/>
+        </w:rPr>
+        <w:t>) and flag if it fails</w:t>
+      </w:r>
+    </w:p>
+    <w:p>
+      <w:pPr>
+        <w:numPr>
+          <w:ilvl w:val="0"/>
+          <w:numId w:val="26"/>
+        </w:numPr>
+        <w:rPr>
+          <w:b/>
+          <w:bCs/>
+        </w:rPr>
+      </w:pPr>
+      <w:r>
+        <w:rPr>
+          <w:b/>
+          <w:bCs/>
+        </w:rPr>
+        <w:t>Cross-validation: Parse </w:t>
+      </w:r>
+      <w:proofErr w:type="spellStart"/>
+      <w:r>
+        <w:rPr>
+          <w:b/>
+          <w:bCs/>
+        </w:rPr>
+        <w:t>application_date</w:t>
+      </w:r>
+      <w:proofErr w:type="spellEnd"/>
+      <w:r>
+        <w:rPr>
+          <w:b/>
+          <w:bCs/>
+        </w:rPr>
+        <w:t> and check if derived day-of-week matches </w:t>
+      </w:r>
+      <w:proofErr w:type="spellStart"/>
+      <w:r>
+        <w:rPr>
+          <w:b/>
+          <w:bCs/>
+        </w:rPr>
+        <w:t>application_dow</w:t>
+      </w:r>
+      <w:proofErr w:type="spellEnd"/>
+    </w:p>
+    <w:p>
+      <w:pPr>
+        <w:numPr>
+          <w:ilvl w:val="0"/>
+          <w:numId w:val="26"/>
+        </w:numPr>
+        <w:rPr>
+          <w:b/>
+          <w:bCs/>
+        </w:rPr>
+      </w:pPr>
+      <w:r>
+        <w:rPr>
+          <w:b/>
+          <w:bCs/>
+        </w:rPr>
+        <w:t>Flag any mismatches as data quality errors</w:t>
+      </w:r>
+    </w:p>
+    <w:p>
+      <w:pPr>
+        <w:numPr>
+          <w:ilvl w:val="0"/>
+          <w:numId w:val="26"/>
+        </w:numPr>
+        <w:rPr>
+          <w:b/>
+          <w:bCs/>
+        </w:rPr>
+      </w:pPr>
+      <w:r>
+        <w:rPr>
+          <w:b/>
+          <w:bCs/>
+        </w:rPr>
+        <w:t>Insight: Show % of records with date inconsistencies</w:t>
+      </w:r>
+    </w:p>
+    <w:p>
+      <w:pPr>
+        <w:rPr>
+          <w:b/>
+          <w:bCs/>
+        </w:rPr>
+      </w:pPr>
+      <w:r>
+        <w:rPr>
+          <w:b/>
+          <w:bCs/>
+        </w:rPr>
+        <w:t xml:space="preserve">D. Categorical Inconsistencies </w:t>
+      </w:r>
+    </w:p>
+    <w:p>
+      <w:pPr>
+        <w:numPr>
+          <w:ilvl w:val="0"/>
+          <w:numId w:val="27"/>
+        </w:numPr>
+        <w:rPr>
+          <w:b/>
+          <w:bCs/>
+        </w:rPr>
+      </w:pPr>
+      <w:r>
+        <w:rPr>
+          <w:b/>
+          <w:bCs/>
+        </w:rPr>
+        <w:t>For each categorical column, detect case variations (e.g.</w:t>
+      </w:r>
+      <w:r>
+        <w:rPr>
+          <w:b/>
+          <w:bCs/>
+        </w:rPr>
+        <w:t xml:space="preserve"> </w:t>
+      </w:r>
+      <w:r>
+        <w:rPr>
+          <w:b/>
+          <w:bCs/>
+        </w:rPr>
+        <w:t>"MORTGAGE" vs "Mortgage" vs "mortgage")</w:t>
+      </w:r>
+    </w:p>
+    <w:p>
+      <w:pPr>
+        <w:rPr>
+          <w:b/>
+          <w:bCs/>
+        </w:rPr>
+      </w:pPr>
+      <w:r>
+        <w:rPr>
+          <w:b/>
+          <w:bCs/>
+        </w:rPr>
+        <w:t>E. Data Type Audit</w:t>
+      </w:r>
+    </w:p>
+    <w:p>
+      <w:pPr>
+        <w:numPr>
+          <w:ilvl w:val="0"/>
+          <w:numId w:val="28"/>
+        </w:numPr>
+        <w:rPr>
+          <w:b/>
+          <w:bCs/>
+        </w:rPr>
+      </w:pPr>
+      <w:r>
+        <w:rPr>
+          <w:b/>
+          <w:bCs/>
+        </w:rPr>
+        <w:t xml:space="preserve">Table </w:t>
+      </w:r>
+      <w:proofErr w:type="gramStart"/>
+      <w:r>
+        <w:rPr>
+          <w:b/>
+          <w:bCs/>
+        </w:rPr>
+        <w:t>showing:</w:t>
+      </w:r>
+      <w:proofErr w:type="gramEnd"/>
+      <w:r>
+        <w:rPr>
+          <w:b/>
+          <w:bCs/>
+        </w:rPr>
+        <w:t xml:space="preserve"> column name, current </w:t>
+      </w:r>
+      <w:proofErr w:type="spellStart"/>
+      <w:r>
+        <w:rPr>
+          <w:b/>
+          <w:bCs/>
+        </w:rPr>
+        <w:t>dtype</w:t>
+      </w:r>
+      <w:proofErr w:type="spellEnd"/>
+      <w:r>
+        <w:rPr>
+          <w:b/>
+          <w:bCs/>
+        </w:rPr>
+        <w:t xml:space="preserve">, expected </w:t>
+      </w:r>
+      <w:proofErr w:type="spellStart"/>
+      <w:r>
+        <w:rPr>
+          <w:b/>
+          <w:bCs/>
+        </w:rPr>
+        <w:t>dtype</w:t>
+      </w:r>
+      <w:proofErr w:type="spellEnd"/>
+      <w:r>
+        <w:rPr>
+          <w:b/>
+          <w:bCs/>
+        </w:rPr>
+        <w:t>, needs conversion (Yes/No)</w:t>
+      </w:r>
+    </w:p>
+    <w:p>
+      <w:pPr>
+        <w:numPr>
+          <w:ilvl w:val="0"/>
+          <w:numId w:val="28"/>
+        </w:numPr>
+        <w:rPr>
+          <w:b/>
+          <w:bCs/>
+        </w:rPr>
+      </w:pPr>
+      <w:r>
+        <w:rPr>
+          <w:b/>
+          <w:bCs/>
+        </w:rPr>
+        <w:t>Flag numeric columns stored as strings</w:t>
+      </w:r>
+    </w:p>
+    <w:p>
+      <w:pPr>
+        <w:numPr>
+          <w:ilvl w:val="0"/>
+          <w:numId w:val="28"/>
+        </w:numPr>
+        <w:rPr>
+          <w:b/>
+          <w:bCs/>
+        </w:rPr>
+      </w:pPr>
+      <w:r>
+        <w:rPr>
+          <w:b/>
+          <w:bCs/>
+        </w:rPr>
+        <w:t>Flag ID columns that should be categorical (e.g. </w:t>
+      </w:r>
+      <w:proofErr w:type="spellStart"/>
+      <w:r>
+        <w:rPr>
+          <w:b/>
+          <w:bCs/>
+        </w:rPr>
+        <w:t>branch_code_id</w:t>
+      </w:r>
+      <w:proofErr w:type="spellEnd"/>
+      <w:r>
+        <w:rPr>
+          <w:b/>
+          <w:bCs/>
+        </w:rPr>
+        <w:t>)</w:t>
+      </w:r>
+    </w:p>
+    <w:p>
+      <w:pPr>
+        <w:rPr>
+          <w:b/>
+          <w:bCs/>
+        </w:rPr>
+      </w:pPr>
+      <w:r>
+        <w:rPr>
+          <w:b/>
+          <w:bCs/>
+        </w:rPr>
+        <w:t>F. Logical Anomalies &amp; Domain Violations</w:t>
+      </w:r>
+    </w:p>
+    <w:p>
+      <w:pPr>
+        <w:rPr>
+          <w:b/>
+          <w:bCs/>
+        </w:rPr>
+      </w:pPr>
+      <w:r>
+        <w:rPr>
+          <w:b/>
+          <w:bCs/>
+        </w:rPr>
+        <w:t>Programmatically check and flag:</w:t>
+      </w:r>
+    </w:p>
+    <w:p>
+      <w:pPr>
+        <w:numPr>
+          <w:ilvl w:val="0"/>
+          <w:numId w:val="29"/>
+        </w:numPr>
+        <w:rPr>
+          <w:b/>
+          <w:bCs/>
+        </w:rPr>
+      </w:pPr>
+      <w:proofErr w:type="spellStart"/>
+      <w:r>
+        <w:rPr>
+          <w:b/>
+          <w:bCs/>
+        </w:rPr>
+        <w:t>credit_utilisation_pct</w:t>
+      </w:r>
+      <w:proofErr w:type="spellEnd"/>
+      <w:r>
+        <w:rPr>
+          <w:b/>
+          <w:bCs/>
+        </w:rPr>
+        <w:t>: values &gt; 100% or &lt; 0%</w:t>
+      </w:r>
+    </w:p>
+    <w:p>
+      <w:pPr>
+        <w:numPr>
+          <w:ilvl w:val="0"/>
+          <w:numId w:val="29"/>
+        </w:numPr>
+        <w:rPr>
+          <w:b/>
+          <w:bCs/>
+        </w:rPr>
+      </w:pPr>
+      <w:proofErr w:type="spellStart"/>
+      <w:r>
+        <w:rPr>
+          <w:b/>
+          <w:bCs/>
+        </w:rPr>
+        <w:t>dti_ratio</w:t>
+      </w:r>
+      <w:proofErr w:type="spellEnd"/>
+      <w:r>
+        <w:rPr>
+          <w:b/>
+          <w:bCs/>
+        </w:rPr>
+        <w:t>: values &gt; 1 or &lt; 0</w:t>
+      </w:r>
+    </w:p>
+    <w:p>
+      <w:pPr>
+        <w:numPr>
+          <w:ilvl w:val="0"/>
+          <w:numId w:val="29"/>
+        </w:numPr>
+        <w:rPr>
+          <w:b/>
+          <w:bCs/>
+        </w:rPr>
+      </w:pPr>
+      <w:proofErr w:type="spellStart"/>
+      <w:r>
+        <w:rPr>
+          <w:b/>
+          <w:bCs/>
+        </w:rPr>
+        <w:t>interest_rate</w:t>
+      </w:r>
+      <w:proofErr w:type="spellEnd"/>
+      <w:r>
+        <w:rPr>
+          <w:b/>
+          <w:bCs/>
+        </w:rPr>
+        <w:t>: values &gt; 50% or &lt; 0% (unrealistic rates)</w:t>
+      </w:r>
+    </w:p>
+    <w:p>
+      <w:pPr>
+        <w:numPr>
+          <w:ilvl w:val="0"/>
+          <w:numId w:val="29"/>
+        </w:numPr>
+        <w:rPr>
+          <w:b/>
+          <w:bCs/>
+        </w:rPr>
+      </w:pPr>
+      <w:r>
+        <w:rPr>
+          <w:b/>
+          <w:bCs/>
+        </w:rPr>
+        <w:t>age: values &lt; 18 or &gt; 100</w:t>
+      </w:r>
+    </w:p>
+    <w:p>
+      <w:pPr>
+        <w:numPr>
+          <w:ilvl w:val="0"/>
+          <w:numId w:val="29"/>
+        </w:numPr>
+        <w:rPr>
+          <w:b/>
+          <w:bCs/>
+        </w:rPr>
+      </w:pPr>
+      <w:proofErr w:type="spellStart"/>
+      <w:r>
+        <w:rPr>
+          <w:b/>
+          <w:bCs/>
+        </w:rPr>
+        <w:lastRenderedPageBreak/>
+        <w:t>employment_length_years</w:t>
+      </w:r>
+      <w:proofErr w:type="spellEnd"/>
+      <w:r>
+        <w:rPr>
+          <w:b/>
+          <w:bCs/>
+        </w:rPr>
+        <w:t>: values &gt; age - 16</w:t>
+      </w:r>
+    </w:p>
+    <w:p>
+      <w:pPr>
+        <w:numPr>
+          <w:ilvl w:val="0"/>
+          <w:numId w:val="29"/>
+        </w:numPr>
+        <w:rPr>
+          <w:b/>
+          <w:bCs/>
+        </w:rPr>
+      </w:pPr>
+      <w:proofErr w:type="spellStart"/>
+      <w:r>
+        <w:rPr>
+          <w:b/>
+          <w:bCs/>
+        </w:rPr>
+        <w:t>months_since_oldest_account</w:t>
+      </w:r>
+      <w:proofErr w:type="spellEnd"/>
+      <w:r>
+        <w:rPr>
+          <w:b/>
+          <w:bCs/>
+        </w:rPr>
+        <w:t>: values &gt; age * 12</w:t>
+      </w:r>
+    </w:p>
+    <w:p>
+      <w:pPr>
+        <w:numPr>
+          <w:ilvl w:val="0"/>
+          <w:numId w:val="29"/>
+        </w:numPr>
+        <w:rPr>
+          <w:b/>
+          <w:bCs/>
+        </w:rPr>
+      </w:pPr>
+      <w:proofErr w:type="spellStart"/>
+      <w:r>
+        <w:rPr>
+          <w:b/>
+          <w:bCs/>
+        </w:rPr>
+        <w:t>annual_income</w:t>
+      </w:r>
+      <w:proofErr w:type="spellEnd"/>
+      <w:r>
+        <w:rPr>
+          <w:b/>
+          <w:bCs/>
+        </w:rPr>
+        <w:t>: extreme outliers (&gt; $500K or &lt; $5K)</w:t>
+      </w:r>
+    </w:p>
+    <w:p>
+      <w:pPr>
+        <w:numPr>
+          <w:ilvl w:val="0"/>
+          <w:numId w:val="29"/>
+        </w:numPr>
+        <w:rPr>
+          <w:b/>
+          <w:bCs/>
+        </w:rPr>
+      </w:pPr>
+      <w:proofErr w:type="spellStart"/>
+      <w:r>
+        <w:rPr>
+          <w:b/>
+          <w:bCs/>
+        </w:rPr>
+        <w:t>loan_amount</w:t>
+      </w:r>
+      <w:proofErr w:type="spellEnd"/>
+      <w:r>
+        <w:rPr>
+          <w:b/>
+          <w:bCs/>
+        </w:rPr>
+        <w:t xml:space="preserve">: values &gt; 10x </w:t>
+      </w:r>
+      <w:proofErr w:type="spellStart"/>
+      <w:r>
+        <w:rPr>
+          <w:b/>
+          <w:bCs/>
+        </w:rPr>
+        <w:t>annual_income</w:t>
+      </w:r>
+      <w:proofErr w:type="spellEnd"/>
+      <w:r>
+        <w:rPr>
+          <w:b/>
+          <w:bCs/>
+        </w:rPr>
+        <w:t xml:space="preserve"> (suspicious)</w:t>
+      </w:r>
+    </w:p>
+    <w:p>
+      <w:pPr>
+        <w:rPr>
+          <w:b/>
+          <w:bCs/>
+        </w:rPr>
+      </w:pPr>
+      <w:r>
+        <w:rPr>
+          <w:b/>
+          <w:bCs/>
+        </w:rPr>
+        <w:t>Display as a table with: Check Name | Records Flagged | % of Dataset | Severity</w:t>
+      </w:r>
+    </w:p>
+    <w:p>
+      <w:pPr>
+        <w:rPr>
+          <w:b/>
+          <w:bCs/>
+        </w:rPr>
+      </w:pPr>
+      <w:r>
+        <w:rPr>
+          <w:b/>
+          <w:bCs/>
+        </w:rPr>
+        <w:t>G. Outlier Detection</w:t>
+      </w:r>
+    </w:p>
+    <w:p>
+      <w:pPr>
+        <w:numPr>
+          <w:ilvl w:val="0"/>
+          <w:numId w:val="30"/>
+        </w:numPr>
+        <w:rPr>
+          <w:b/>
+          <w:bCs/>
+        </w:rPr>
+      </w:pPr>
+      <w:r>
+        <w:rPr>
+          <w:b/>
+          <w:bCs/>
+        </w:rPr>
+        <w:t>Use IQR method (Q1 - 1.5</w:t>
+      </w:r>
+      <w:r>
+        <w:rPr>
+          <w:b/>
+          <w:bCs/>
+          <w:i/>
+          <w:iCs/>
+        </w:rPr>
+        <w:t>IQR, Q3 + 1.5</w:t>
+      </w:r>
+      <w:r>
+        <w:rPr>
+          <w:b/>
+          <w:bCs/>
+        </w:rPr>
+        <w:t>IQR) for all numeric columns</w:t>
+      </w:r>
+    </w:p>
+    <w:p>
+      <w:pPr>
+        <w:numPr>
+          <w:ilvl w:val="0"/>
+          <w:numId w:val="30"/>
+        </w:numPr>
+        <w:rPr>
+          <w:b/>
+          <w:bCs/>
+        </w:rPr>
+      </w:pPr>
+      <w:r>
+        <w:rPr>
+          <w:b/>
+          <w:bCs/>
+        </w:rPr>
+        <w:t xml:space="preserve">Table </w:t>
+      </w:r>
+      <w:proofErr w:type="gramStart"/>
+      <w:r>
+        <w:rPr>
+          <w:b/>
+          <w:bCs/>
+        </w:rPr>
+        <w:t>showing:</w:t>
+      </w:r>
+      <w:proofErr w:type="gramEnd"/>
+      <w:r>
+        <w:rPr>
+          <w:b/>
+          <w:bCs/>
+        </w:rPr>
+        <w:t xml:space="preserve"> column name, outlier count, outlier %, lower bound, upper bound</w:t>
+      </w:r>
+    </w:p>
+    <w:p>
+      <w:pPr>
+        <w:numPr>
+          <w:ilvl w:val="0"/>
+          <w:numId w:val="30"/>
+        </w:numPr>
+        <w:rPr>
+          <w:b/>
+          <w:bCs/>
+        </w:rPr>
+      </w:pPr>
+      <w:r>
+        <w:rPr>
+          <w:b/>
+          <w:bCs/>
+        </w:rPr>
+        <w:t>Visual: Box plots for top 5 columns with most outliers</w:t>
+      </w:r>
+    </w:p>
+    <w:p>
+      <w:pPr>
+        <w:numPr>
+          <w:ilvl w:val="0"/>
+          <w:numId w:val="30"/>
+        </w:numPr>
+        <w:rPr>
+          <w:b/>
+          <w:bCs/>
+        </w:rPr>
+      </w:pPr>
+      <w:r>
+        <w:rPr>
+          <w:b/>
+          <w:bCs/>
+        </w:rPr>
+        <w:t>Insight: Distinguish between "errors" vs "legitimate extreme values"</w:t>
+      </w:r>
+    </w:p>
+    <w:p>
+      <w:pPr>
+        <w:rPr>
+          <w:b/>
+          <w:bCs/>
+        </w:rPr>
+      </w:pPr>
+      <w:r>
+        <w:rPr>
+          <w:b/>
+          <w:bCs/>
+        </w:rPr>
+        <w:t>H. Class Imbalance Analysis</w:t>
+      </w:r>
+    </w:p>
+    <w:p>
+      <w:pPr>
+        <w:numPr>
+          <w:ilvl w:val="0"/>
+          <w:numId w:val="31"/>
+        </w:numPr>
+        <w:rPr>
+          <w:b/>
+          <w:bCs/>
+        </w:rPr>
+      </w:pPr>
+      <w:r>
+        <w:rPr>
+          <w:b/>
+          <w:bCs/>
+        </w:rPr>
+        <w:t xml:space="preserve">Pie chart showing </w:t>
+      </w:r>
+      <w:proofErr w:type="spellStart"/>
+      <w:r>
+        <w:rPr>
+          <w:b/>
+          <w:bCs/>
+        </w:rPr>
+        <w:t>default_flag</w:t>
+      </w:r>
+      <w:proofErr w:type="spellEnd"/>
+      <w:r>
+        <w:rPr>
+          <w:b/>
+          <w:bCs/>
+        </w:rPr>
+        <w:t xml:space="preserve"> distribution with percentages</w:t>
+      </w:r>
+    </w:p>
+    <w:p>
+      <w:pPr>
+        <w:numPr>
+          <w:ilvl w:val="0"/>
+          <w:numId w:val="31"/>
+        </w:numPr>
+        <w:rPr>
+          <w:b/>
+          <w:bCs/>
+        </w:rPr>
+      </w:pPr>
+      <w:r>
+        <w:rPr>
+          <w:b/>
+          <w:bCs/>
+        </w:rPr>
+        <w:t>Calculate imbalance ratio (majority class / minority class)</w:t>
+      </w:r>
+    </w:p>
+    <w:p>
+      <w:pPr>
+        <w:numPr>
+          <w:ilvl w:val="0"/>
+          <w:numId w:val="31"/>
+        </w:numPr>
+        <w:rPr>
+          <w:b/>
+          <w:bCs/>
+        </w:rPr>
+      </w:pPr>
+      <w:r>
+        <w:rPr>
+          <w:b/>
+          <w:bCs/>
+        </w:rPr>
+        <w:t>Insight: Flag if imbalance &gt; 3:1, recommend sampling strategies or class weights</w:t>
+      </w:r>
+    </w:p>
+    <w:p>
+      <w:pPr>
+        <w:rPr>
+          <w:b/>
+          <w:bCs/>
+        </w:rPr>
+      </w:pPr>
+      <w:r>
+        <w:rPr>
+          <w:b/>
+          <w:bCs/>
+        </w:rPr>
+        <w:t>I. Leakage Detection (CRITICAL for Competition)</w:t>
+      </w:r>
+    </w:p>
+    <w:p>
+      <w:pPr>
+        <w:numPr>
+          <w:ilvl w:val="0"/>
+          <w:numId w:val="32"/>
+        </w:numPr>
+        <w:rPr>
+          <w:b/>
+          <w:bCs/>
+        </w:rPr>
+      </w:pPr>
+      <w:r>
+        <w:rPr>
+          <w:b/>
+          <w:bCs/>
+        </w:rPr>
+        <w:t>Calculate Pearson correlation between each numeric feature and </w:t>
+      </w:r>
+      <w:proofErr w:type="spellStart"/>
+      <w:r>
+        <w:rPr>
+          <w:b/>
+          <w:bCs/>
+        </w:rPr>
+        <w:t>default_flag</w:t>
+      </w:r>
+      <w:proofErr w:type="spellEnd"/>
+    </w:p>
+    <w:p>
+      <w:pPr>
+        <w:numPr>
+          <w:ilvl w:val="0"/>
+          <w:numId w:val="32"/>
+        </w:numPr>
+        <w:rPr>
+          <w:b/>
+          <w:bCs/>
+        </w:rPr>
+      </w:pPr>
+      <w:r>
+        <w:rPr>
+          <w:b/>
+          <w:bCs/>
+        </w:rPr>
+        <w:t>Flag any feature with |correlation| &gt; 0.7 as potential leakage</w:t>
+      </w:r>
+    </w:p>
+    <w:p>
+      <w:pPr>
+        <w:numPr>
+          <w:ilvl w:val="0"/>
+          <w:numId w:val="32"/>
+        </w:numPr>
+        <w:rPr>
+          <w:b/>
+          <w:bCs/>
+        </w:rPr>
+      </w:pPr>
+      <w:r>
+        <w:rPr>
+          <w:b/>
+          <w:bCs/>
+        </w:rPr>
+        <w:t>Calculate Information Value (IV) for all features</w:t>
+      </w:r>
+    </w:p>
+    <w:p>
+      <w:pPr>
+        <w:numPr>
+          <w:ilvl w:val="0"/>
+          <w:numId w:val="32"/>
+        </w:numPr>
+        <w:rPr>
+          <w:b/>
+          <w:bCs/>
+        </w:rPr>
+      </w:pPr>
+      <w:r>
+        <w:rPr>
+          <w:b/>
+          <w:bCs/>
+        </w:rPr>
+        <w:t>Flag any feature with IV &gt; 0.5 as suspicious leakage</w:t>
+      </w:r>
+    </w:p>
+    <w:p>
+      <w:pPr>
+        <w:numPr>
+          <w:ilvl w:val="0"/>
+          <w:numId w:val="32"/>
+        </w:numPr>
+        <w:rPr>
+          <w:b/>
+          <w:bCs/>
+        </w:rPr>
+      </w:pPr>
+      <w:r>
+        <w:rPr>
+          <w:b/>
+          <w:bCs/>
+        </w:rPr>
+        <w:t>Insight: Explain why high IV might indicate data leakage (feature not available at application time)</w:t>
+      </w:r>
+    </w:p>
+    <w:p>
+      <w:pPr>
+        <w:rPr>
+          <w:b/>
+          <w:bCs/>
+        </w:rPr>
+      </w:pPr>
+    </w:p>
+    <w:p>
+      <w:pPr>
+        <w:rPr>
+          <w:b/>
+          <w:bCs/>
+        </w:rPr>
+      </w:pPr>
+    </w:p>
+    <w:p>
+      <w:pPr>
+        <w:rPr>
+          <w:b/>
+          <w:bCs/>
+        </w:rPr>
+      </w:pPr>
+    </w:p>
+    <w:p>
+      <w:pPr>
+        <w:rPr>
+          <w:b/>
+          <w:bCs/>
+        </w:rPr>
+      </w:pPr>
+    </w:p>
+    <w:p>
+      <w:pPr>
+        <w:rPr>
+          <w:b/>
+          <w:bCs/>
+          <w:color w:val="EE0000"/>
+        </w:rPr>
+      </w:pPr>
+    </w:p>
+    <w:p>
+      <w:pPr>
+        <w:pStyle w:val="ListParagraph"/>
+        <w:numPr>
+          <w:ilvl w:val="0"/>
+          <w:numId w:val="15"/>
+        </w:numPr>
+        <w:rPr>
+          <w:b/>
+          <w:bCs/>
+          <w:color w:val="EE0000"/>
+        </w:rPr>
+      </w:pPr>
+      <w:proofErr w:type="spellStart"/>
+      <w:r>
+        <w:rPr>
+          <w:b/>
+          <w:bCs/>
+          <w:color w:val="EE0000"/>
+        </w:rPr>
+        <w:lastRenderedPageBreak/>
+        <w:t>Streamlit_Business_Dashboard_prompt</w:t>
+      </w:r>
+      <w:proofErr w:type="spellEnd"/>
+    </w:p>
+    <w:p>
+      <w:r>
+        <w:rPr>
+          <w:b/>
+          <w:bCs/>
+        </w:rPr>
+        <w:t>ROLE + CONTEXT</w:t>
+      </w:r>
+      <w:r>
+        <w:br/>
+        <w:t>"Act as a senior data analytics developer. I'm building an interactive credit risk dashboard for a banking competition where business executives need to understand loan approval trade-offs."</w:t>
+      </w:r>
+    </w:p>
+    <w:p>
+      <w:r>
+        <w:rPr>
+          <w:b/>
+          <w:bCs/>
+        </w:rPr>
+        <w:t>TASK</w:t>
+      </w:r>
+      <w:r>
+        <w:br/>
+        <w:t xml:space="preserve">"Create a complete </w:t>
+      </w:r>
+      <w:proofErr w:type="spellStart"/>
+      <w:r>
+        <w:t>Streamlit</w:t>
+      </w:r>
+      <w:proofErr w:type="spellEnd"/>
+      <w:r>
+        <w:t xml:space="preserve"> application that trains a logistic regression model and visualizes business decisions."</w:t>
+      </w:r>
+    </w:p>
+    <w:p>
+      <w:r>
+        <w:rPr>
+          <w:b/>
+          <w:bCs/>
+        </w:rPr>
+        <w:t>SPECIFIC REQUIREMENTS (Instruction-Based)</w:t>
+      </w:r>
+    </w:p>
+    <w:p>
+      <w:r>
+        <w:rPr>
+          <w:b/>
+          <w:bCs/>
+        </w:rPr>
+        <w:t>Data &amp; Model:</w:t>
+      </w:r>
+    </w:p>
+    <w:p>
+      <w:pPr>
+        <w:numPr>
+          <w:ilvl w:val="0"/>
+          <w:numId w:val="7"/>
+        </w:numPr>
+      </w:pPr>
+      <w:r>
+        <w:t>Upload CSV (loan_book_gold.csv with '</w:t>
+      </w:r>
+      <w:proofErr w:type="spellStart"/>
+      <w:r>
+        <w:t>default_flag</w:t>
+      </w:r>
+      <w:proofErr w:type="spellEnd"/>
+      <w:r>
+        <w:t>' binary target, 24 numeric features)</w:t>
+      </w:r>
+    </w:p>
+    <w:p>
+      <w:pPr>
+        <w:numPr>
+          <w:ilvl w:val="0"/>
+          <w:numId w:val="7"/>
+        </w:numPr>
+      </w:pPr>
+      <w:r>
+        <w:t>Train/test split with logistic regression</w:t>
+      </w:r>
+    </w:p>
+    <w:p>
+      <w:pPr>
+        <w:numPr>
+          <w:ilvl w:val="0"/>
+          <w:numId w:val="7"/>
+        </w:numPr>
+      </w:pPr>
+      <w:r>
+        <w:t>Show AUC, Precision, Recall, F1 on test set</w:t>
+      </w:r>
+    </w:p>
+    <w:p>
+      <w:pPr>
+        <w:numPr>
+          <w:ilvl w:val="0"/>
+          <w:numId w:val="7"/>
+        </w:numPr>
+      </w:pPr>
+      <w:r>
+        <w:t>Compare against 0.68 baseline AUC</w:t>
+      </w:r>
+    </w:p>
+    <w:p>
+      <w:r>
+        <w:rPr>
+          <w:b/>
+          <w:bCs/>
+        </w:rPr>
+        <w:t>Interactive Business Analysis:</w:t>
+      </w:r>
+    </w:p>
+    <w:p>
+      <w:pPr>
+        <w:numPr>
+          <w:ilvl w:val="0"/>
+          <w:numId w:val="8"/>
+        </w:numPr>
+      </w:pPr>
+      <w:r>
+        <w:t>Threshold slider (0.0 to 1.0) that adjusts approval cutoff</w:t>
+      </w:r>
+    </w:p>
+    <w:p>
+      <w:pPr>
+        <w:numPr>
+          <w:ilvl w:val="0"/>
+          <w:numId w:val="8"/>
+        </w:numPr>
+      </w:pPr>
+      <w:r>
+        <w:t>Display: total applicants, approved loans, rejected loans, expected defaults, portfolio default rate, missed good customers</w:t>
+      </w:r>
+    </w:p>
+    <w:p>
+      <w:pPr>
+        <w:numPr>
+          <w:ilvl w:val="0"/>
+          <w:numId w:val="8"/>
+        </w:numPr>
+      </w:pPr>
+      <w:r>
+        <w:t>Explain Precision/Recall in business language (not ML jargon) - what do these mean for loan approvals?</w:t>
+      </w:r>
+    </w:p>
+    <w:p>
+      <w:r>
+        <w:rPr>
+          <w:b/>
+          <w:bCs/>
+        </w:rPr>
+        <w:t>Visualizations:</w:t>
+      </w:r>
+    </w:p>
+    <w:p>
+      <w:pPr>
+        <w:numPr>
+          <w:ilvl w:val="0"/>
+          <w:numId w:val="9"/>
+        </w:numPr>
+      </w:pPr>
+      <w:r>
+        <w:t>Volume vs Risk chart: dual-axis showing approval rate and portfolio default rate across thresholds</w:t>
+      </w:r>
+    </w:p>
+    <w:p>
+      <w:pPr>
+        <w:numPr>
+          <w:ilvl w:val="0"/>
+          <w:numId w:val="9"/>
+        </w:numPr>
+      </w:pPr>
+      <w:r>
+        <w:t>Confusion matrix on test set</w:t>
+      </w:r>
+    </w:p>
+    <w:p>
+      <w:pPr>
+        <w:numPr>
+          <w:ilvl w:val="0"/>
+          <w:numId w:val="9"/>
+        </w:numPr>
+      </w:pPr>
+      <w:r>
+        <w:t>Feature importance: horizontal bar chart of logistic regression coefficients (color-coded: red=negative, green=positive)</w:t>
+      </w:r>
+    </w:p>
+    <w:p>
+      <w:r>
+        <w:rPr>
+          <w:b/>
+          <w:bCs/>
+        </w:rPr>
+        <w:t>CONSTRAINTS</w:t>
+      </w:r>
+    </w:p>
+    <w:p>
+      <w:pPr>
+        <w:numPr>
+          <w:ilvl w:val="0"/>
+          <w:numId w:val="10"/>
+        </w:numPr>
+      </w:pPr>
+      <w:r>
+        <w:t xml:space="preserve">Credit </w:t>
+      </w:r>
+      <w:proofErr w:type="spellStart"/>
+      <w:r>
+        <w:t>modeling</w:t>
+      </w:r>
+      <w:proofErr w:type="spellEnd"/>
+      <w:r>
+        <w:t xml:space="preserve"> logic: approve when predicted default probability is BELOW threshold (not above)</w:t>
+      </w:r>
+    </w:p>
+    <w:p>
+      <w:pPr>
+        <w:numPr>
+          <w:ilvl w:val="0"/>
+          <w:numId w:val="10"/>
+        </w:numPr>
+      </w:pPr>
+      <w:r>
+        <w:t>Automatically exclude ID columns (containing 'id' or 'hash')</w:t>
+      </w:r>
+    </w:p>
+    <w:p>
+      <w:pPr>
+        <w:numPr>
+          <w:ilvl w:val="0"/>
+          <w:numId w:val="10"/>
+        </w:numPr>
+      </w:pPr>
+      <w:r>
+        <w:lastRenderedPageBreak/>
+        <w:t>Handle missing values with median imputation</w:t>
+      </w:r>
+    </w:p>
+    <w:p>
+      <w:pPr>
+        <w:numPr>
+          <w:ilvl w:val="0"/>
+          <w:numId w:val="10"/>
+        </w:numPr>
+      </w:pPr>
+      <w:r>
+        <w:t>Maximum code length: single file, production-ready</w:t>
+      </w:r>
+    </w:p>
+    <w:p>
+      <w:pPr>
+        <w:numPr>
+          <w:ilvl w:val="0"/>
+          <w:numId w:val="10"/>
+        </w:numPr>
+      </w:pPr>
+      <w:r>
+        <w:t>Include data preview, expandable sections, download predictions as CSV</w:t>
+      </w:r>
     </w:p>
     <w:p/>
+    <w:p>
+      <w:pPr>
+        <w:pStyle w:val="ListParagraph"/>
+        <w:numPr>
+          <w:ilvl w:val="0"/>
+          <w:numId w:val="15"/>
+        </w:numPr>
+        <w:rPr>
+          <w:b/>
+          <w:bCs/>
+          <w:color w:val="EE0000"/>
+        </w:rPr>
+      </w:pPr>
+      <w:r>
+        <w:rPr>
+          <w:b/>
+          <w:bCs/>
+          <w:color w:val="EE0000"/>
+        </w:rPr>
+        <w:t>silver_to_gold_transformation_</w:t>
+      </w:r>
+      <w:r>
+        <w:rPr>
+          <w:b/>
+          <w:bCs/>
+          <w:color w:val="EE0000"/>
+        </w:rPr>
+        <w:t>v3</w:t>
+      </w:r>
+    </w:p>
+    <w:p>
+      <w:pPr>
+        <w:rPr>
+          <w:color w:val="000000" w:themeColor="text1"/>
+        </w:rPr>
+      </w:pPr>
+      <w:r>
+        <w:rPr>
+          <w:color w:val="000000" w:themeColor="text1"/>
+        </w:rPr>
+        <w:t xml:space="preserve">Act as an expert Data Engineer and Credit Risk Data Scientist. Take my dataset in the </w:t>
+      </w:r>
+      <w:proofErr w:type="spellStart"/>
+      <w:r>
+        <w:rPr>
+          <w:color w:val="000000" w:themeColor="text1"/>
+        </w:rPr>
+        <w:t>dataanalytics</w:t>
+      </w:r>
+      <w:proofErr w:type="spellEnd"/>
+      <w:r>
+        <w:rPr>
+          <w:color w:val="000000" w:themeColor="text1"/>
+        </w:rPr>
+        <w:t xml:space="preserve"> </w:t>
+      </w:r>
+      <w:proofErr w:type="spellStart"/>
+      <w:r>
+        <w:rPr>
+          <w:color w:val="000000" w:themeColor="text1"/>
+        </w:rPr>
+        <w:t>catalog</w:t>
+      </w:r>
+      <w:proofErr w:type="spellEnd"/>
+      <w:r>
+        <w:rPr>
+          <w:color w:val="000000" w:themeColor="text1"/>
+        </w:rPr>
+        <w:t xml:space="preserve">, in the ml1 schema, called </w:t>
+      </w:r>
+      <w:proofErr w:type="spellStart"/>
+      <w:r>
+        <w:rPr>
+          <w:color w:val="000000" w:themeColor="text1"/>
+        </w:rPr>
+        <w:t>loan_book_silver</w:t>
+      </w:r>
+      <w:proofErr w:type="spellEnd"/>
+      <w:r>
+        <w:rPr>
+          <w:color w:val="000000" w:themeColor="text1"/>
+        </w:rPr>
+        <w:t>. Move it from the Silver to the Gold layer by performing the following data preparation pipeline. The final table must be optimized for an interpretable Logistic Regression credit model.</w:t>
+      </w:r>
+    </w:p>
+    <w:p>
+      <w:pPr>
+        <w:rPr>
+          <w:color w:val="000000" w:themeColor="text1"/>
+        </w:rPr>
+      </w:pPr>
+      <w:r>
+        <w:rPr>
+          <w:color w:val="000000" w:themeColor="text1"/>
+        </w:rPr>
+        <w:t>1. Create Useful Columns</w:t>
+      </w:r>
+      <w:r>
+        <w:rPr>
+          <w:color w:val="000000" w:themeColor="text1"/>
+        </w:rPr>
+        <w:t xml:space="preserve">: </w:t>
+      </w:r>
+      <w:r>
+        <w:rPr>
+          <w:color w:val="000000" w:themeColor="text1"/>
+        </w:rPr>
+        <w:t xml:space="preserve">Based on our EDA bivariate analysis, calculate and add the following </w:t>
+      </w:r>
+      <w:r>
+        <w:rPr>
+          <w:color w:val="000000" w:themeColor="text1"/>
+        </w:rPr>
+        <w:t>4</w:t>
+      </w:r>
+      <w:r>
+        <w:rPr>
+          <w:color w:val="000000" w:themeColor="text1"/>
+        </w:rPr>
+        <w:t xml:space="preserve"> new features to capture subgroup risks:</w:t>
+      </w:r>
+    </w:p>
+    <w:p>
+      <w:pPr>
+        <w:rPr>
+          <w:color w:val="000000" w:themeColor="text1"/>
+        </w:rPr>
+      </w:pPr>
+      <w:proofErr w:type="spellStart"/>
+      <w:r>
+        <w:rPr>
+          <w:color w:val="000000" w:themeColor="text1"/>
+        </w:rPr>
+        <w:t>loan_to_income_ratio</w:t>
+      </w:r>
+      <w:proofErr w:type="spellEnd"/>
+      <w:r>
+        <w:rPr>
+          <w:color w:val="000000" w:themeColor="text1"/>
+        </w:rPr>
+        <w:t xml:space="preserve"> = </w:t>
+      </w:r>
+      <w:proofErr w:type="spellStart"/>
+      <w:r>
+        <w:rPr>
+          <w:color w:val="000000" w:themeColor="text1"/>
+        </w:rPr>
+        <w:t>loan_amount</w:t>
+      </w:r>
+      <w:proofErr w:type="spellEnd"/>
+      <w:r>
+        <w:rPr>
+          <w:color w:val="000000" w:themeColor="text1"/>
+        </w:rPr>
+        <w:t xml:space="preserve"> / </w:t>
+      </w:r>
+      <w:proofErr w:type="spellStart"/>
+      <w:r>
+        <w:rPr>
+          <w:color w:val="000000" w:themeColor="text1"/>
+        </w:rPr>
+        <w:t>annual_income</w:t>
+      </w:r>
+      <w:proofErr w:type="spellEnd"/>
+    </w:p>
+    <w:p>
+      <w:pPr>
+        <w:rPr>
+          <w:color w:val="000000" w:themeColor="text1"/>
+        </w:rPr>
+      </w:pPr>
+      <w:proofErr w:type="spellStart"/>
+      <w:r>
+        <w:rPr>
+          <w:color w:val="000000" w:themeColor="text1"/>
+        </w:rPr>
+        <w:t>debt_servicing_stress_index</w:t>
+      </w:r>
+      <w:proofErr w:type="spellEnd"/>
+      <w:r>
+        <w:rPr>
+          <w:color w:val="000000" w:themeColor="text1"/>
+        </w:rPr>
+        <w:t xml:space="preserve"> = </w:t>
+      </w:r>
+      <w:proofErr w:type="spellStart"/>
+      <w:r>
+        <w:rPr>
+          <w:color w:val="000000" w:themeColor="text1"/>
+        </w:rPr>
+        <w:t>interest_rate</w:t>
+      </w:r>
+      <w:proofErr w:type="spellEnd"/>
+      <w:r>
+        <w:rPr>
+          <w:color w:val="000000" w:themeColor="text1"/>
+        </w:rPr>
+        <w:t xml:space="preserve"> * </w:t>
+      </w:r>
+      <w:proofErr w:type="spellStart"/>
+      <w:r>
+        <w:rPr>
+          <w:color w:val="000000" w:themeColor="text1"/>
+        </w:rPr>
+        <w:t>dti_ratio</w:t>
+      </w:r>
+      <w:proofErr w:type="spellEnd"/>
+    </w:p>
+    <w:p>
+      <w:pPr>
+        <w:rPr>
+          <w:color w:val="000000" w:themeColor="text1"/>
+        </w:rPr>
+      </w:pPr>
+      <w:proofErr w:type="spellStart"/>
+      <w:r>
+        <w:rPr>
+          <w:color w:val="000000" w:themeColor="text1"/>
+        </w:rPr>
+        <w:t>delinquency_concentration</w:t>
+      </w:r>
+      <w:proofErr w:type="spellEnd"/>
+      <w:r>
+        <w:rPr>
+          <w:color w:val="000000" w:themeColor="text1"/>
+        </w:rPr>
+        <w:t xml:space="preserve"> = num_delinquencies_2yr / </w:t>
+      </w:r>
+      <w:proofErr w:type="spellStart"/>
+      <w:r>
+        <w:rPr>
+          <w:color w:val="000000" w:themeColor="text1"/>
+        </w:rPr>
+        <w:t>months_since_oldest_account</w:t>
+      </w:r>
+      <w:proofErr w:type="spellEnd"/>
+    </w:p>
+    <w:p>
+      <w:pPr>
+        <w:rPr>
+          <w:color w:val="000000" w:themeColor="text1"/>
+        </w:rPr>
+      </w:pPr>
+      <w:proofErr w:type="spellStart"/>
+      <w:r>
+        <w:rPr>
+          <w:color w:val="000000" w:themeColor="text1"/>
+        </w:rPr>
+        <w:t>high_earner_low_stability_flag</w:t>
+      </w:r>
+      <w:proofErr w:type="spellEnd"/>
+      <w:r>
+        <w:rPr>
+          <w:color w:val="000000" w:themeColor="text1"/>
+        </w:rPr>
+        <w:t xml:space="preserve"> = 1 if (</w:t>
+      </w:r>
+      <w:proofErr w:type="spellStart"/>
+      <w:r>
+        <w:rPr>
+          <w:color w:val="000000" w:themeColor="text1"/>
+        </w:rPr>
+        <w:t>annual_income</w:t>
+      </w:r>
+      <w:proofErr w:type="spellEnd"/>
+      <w:r>
+        <w:rPr>
+          <w:color w:val="000000" w:themeColor="text1"/>
+        </w:rPr>
+        <w:t xml:space="preserve"> &gt; 100000 AND </w:t>
+      </w:r>
+      <w:proofErr w:type="spellStart"/>
+      <w:r>
+        <w:rPr>
+          <w:color w:val="000000" w:themeColor="text1"/>
+        </w:rPr>
+        <w:t>employment_length_years</w:t>
+      </w:r>
+      <w:proofErr w:type="spellEnd"/>
+      <w:r>
+        <w:rPr>
+          <w:color w:val="000000" w:themeColor="text1"/>
+        </w:rPr>
+        <w:t xml:space="preserve"> &lt; 3) else 0</w:t>
+      </w:r>
+    </w:p>
+    <w:p>
+      <w:pPr>
+        <w:rPr>
+          <w:color w:val="000000" w:themeColor="text1"/>
+        </w:rPr>
+      </w:pPr>
+      <w:r>
+        <w:rPr>
+          <w:color w:val="000000" w:themeColor="text1"/>
+        </w:rPr>
+        <w:t>2</w:t>
+      </w:r>
+      <w:r>
+        <w:rPr>
+          <w:color w:val="000000" w:themeColor="text1"/>
+        </w:rPr>
+        <w:t>. Drop Unnecessary and Non-Compliant Features Remove all features that lack predictive power, act as unique identifiers, or violate fair-lending regulations (ageism and geographic redlining):</w:t>
+      </w:r>
+    </w:p>
+    <w:p>
+      <w:pPr>
+        <w:rPr>
+          <w:color w:val="000000" w:themeColor="text1"/>
+        </w:rPr>
+      </w:pPr>
+      <w:r>
+        <w:rPr>
+          <w:color w:val="000000" w:themeColor="text1"/>
+        </w:rPr>
+        <w:t xml:space="preserve">Drop Regulatory Risks: age, region, </w:t>
+      </w:r>
+      <w:proofErr w:type="spellStart"/>
+      <w:r>
+        <w:rPr>
+          <w:color w:val="000000" w:themeColor="text1"/>
+        </w:rPr>
+        <w:t>branch_code_id</w:t>
+      </w:r>
+      <w:proofErr w:type="spellEnd"/>
+      <w:r>
+        <w:rPr>
+          <w:color w:val="000000" w:themeColor="text1"/>
+        </w:rPr>
+        <w:t xml:space="preserve">, </w:t>
+      </w:r>
+      <w:proofErr w:type="spellStart"/>
+      <w:r>
+        <w:rPr>
+          <w:color w:val="000000" w:themeColor="text1"/>
+        </w:rPr>
+        <w:t>email_domain_type</w:t>
+      </w:r>
+      <w:proofErr w:type="spellEnd"/>
+    </w:p>
+    <w:p>
+      <w:pPr>
+        <w:rPr>
+          <w:color w:val="000000" w:themeColor="text1"/>
+        </w:rPr>
+      </w:pPr>
+      <w:r>
+        <w:rPr>
+          <w:color w:val="000000" w:themeColor="text1"/>
+        </w:rPr>
+        <w:t xml:space="preserve">Drop Identifiers &amp; Dates: </w:t>
+      </w:r>
+      <w:proofErr w:type="spellStart"/>
+      <w:r>
+        <w:rPr>
+          <w:color w:val="000000" w:themeColor="text1"/>
+        </w:rPr>
+        <w:t>applicant_id_hash</w:t>
+      </w:r>
+      <w:proofErr w:type="spellEnd"/>
+      <w:r>
+        <w:rPr>
+          <w:color w:val="000000" w:themeColor="text1"/>
+        </w:rPr>
+        <w:t xml:space="preserve">, </w:t>
+      </w:r>
+      <w:proofErr w:type="spellStart"/>
+      <w:r>
+        <w:rPr>
+          <w:color w:val="000000" w:themeColor="text1"/>
+        </w:rPr>
+        <w:t>application_date</w:t>
+      </w:r>
+      <w:proofErr w:type="spellEnd"/>
+      <w:r>
+        <w:rPr>
+          <w:color w:val="000000" w:themeColor="text1"/>
+        </w:rPr>
+        <w:t>, set</w:t>
+      </w:r>
+      <w:r>
+        <w:rPr>
+          <w:color w:val="000000" w:themeColor="text1"/>
+        </w:rPr>
+        <w:t xml:space="preserve">, </w:t>
+      </w:r>
+      <w:proofErr w:type="spellStart"/>
+      <w:r>
+        <w:rPr>
+          <w:color w:val="000000" w:themeColor="text1"/>
+        </w:rPr>
+        <w:t>application_dow</w:t>
+      </w:r>
+      <w:proofErr w:type="spellEnd"/>
+    </w:p>
+    <w:p>
+      <w:pPr>
+        <w:rPr>
+          <w:color w:val="000000" w:themeColor="text1"/>
+        </w:rPr>
+      </w:pPr>
+      <w:r>
+        <w:rPr>
+          <w:color w:val="000000" w:themeColor="text1"/>
+        </w:rPr>
+        <w:t xml:space="preserve">Drop Useless Predictors (Zero IV): </w:t>
+      </w:r>
+      <w:proofErr w:type="spellStart"/>
+      <w:r>
+        <w:rPr>
+          <w:color w:val="000000" w:themeColor="text1"/>
+        </w:rPr>
+        <w:t>home_ownership</w:t>
+      </w:r>
+      <w:proofErr w:type="spellEnd"/>
+      <w:r>
+        <w:rPr>
+          <w:color w:val="000000" w:themeColor="text1"/>
+        </w:rPr>
+        <w:t xml:space="preserve">, </w:t>
+      </w:r>
+      <w:r>
+        <w:rPr>
+          <w:color w:val="000000" w:themeColor="text1"/>
+        </w:rPr>
+        <w:t xml:space="preserve">num_hard_inquiries_6mo, </w:t>
+      </w:r>
+      <w:proofErr w:type="spellStart"/>
+      <w:r>
+        <w:rPr>
+          <w:color w:val="000000" w:themeColor="text1"/>
+        </w:rPr>
+        <w:t>months_at_current_address</w:t>
+      </w:r>
+      <w:proofErr w:type="spellEnd"/>
+      <w:r>
+        <w:rPr>
+          <w:color w:val="000000" w:themeColor="text1"/>
+        </w:rPr>
+        <w:t xml:space="preserve">, </w:t>
+      </w:r>
+      <w:proofErr w:type="spellStart"/>
+      <w:r>
+        <w:rPr>
+          <w:color w:val="000000" w:themeColor="text1"/>
+        </w:rPr>
+        <w:t>loan_purpose</w:t>
+      </w:r>
+      <w:proofErr w:type="spellEnd"/>
+      <w:r>
+        <w:rPr>
+          <w:color w:val="000000" w:themeColor="text1"/>
+        </w:rPr>
+        <w:t xml:space="preserve">, </w:t>
+      </w:r>
+      <w:proofErr w:type="spellStart"/>
+      <w:r>
+        <w:rPr>
+          <w:color w:val="000000" w:themeColor="text1"/>
+        </w:rPr>
+        <w:t>phone_verified</w:t>
+      </w:r>
+      <w:proofErr w:type="spellEnd"/>
+      <w:r>
+        <w:rPr>
+          <w:color w:val="000000" w:themeColor="text1"/>
+        </w:rPr>
+        <w:t xml:space="preserve">, </w:t>
+      </w:r>
+      <w:proofErr w:type="spellStart"/>
+      <w:r>
+        <w:rPr>
+          <w:color w:val="000000" w:themeColor="text1"/>
+        </w:rPr>
+        <w:t>applicant_id_hash</w:t>
+      </w:r>
+      <w:proofErr w:type="spellEnd"/>
+    </w:p>
+    <w:p>
+      <w:pPr>
+        <w:rPr>
+          <w:color w:val="000000" w:themeColor="text1"/>
+        </w:rPr>
+      </w:pPr>
+      <w:r>
+        <w:rPr>
+          <w:color w:val="000000" w:themeColor="text1"/>
+        </w:rPr>
+        <w:t>3</w:t>
+      </w:r>
+      <w:r>
+        <w:rPr>
+          <w:color w:val="000000" w:themeColor="text1"/>
+        </w:rPr>
+        <w:t>. Data Splitting</w:t>
+      </w:r>
+    </w:p>
+    <w:p>
+      <w:pPr>
+        <w:rPr>
+          <w:color w:val="000000" w:themeColor="text1"/>
+        </w:rPr>
+      </w:pPr>
+      <w:r>
+        <w:rPr>
+          <w:color w:val="000000" w:themeColor="text1"/>
+        </w:rPr>
+        <w:t xml:space="preserve">Target Variable: </w:t>
+      </w:r>
+      <w:proofErr w:type="spellStart"/>
+      <w:r>
+        <w:rPr>
+          <w:color w:val="000000" w:themeColor="text1"/>
+        </w:rPr>
+        <w:t>default_flag</w:t>
+      </w:r>
+      <w:proofErr w:type="spellEnd"/>
+    </w:p>
+    <w:p>
+      <w:pPr>
+        <w:rPr>
+          <w:color w:val="000000" w:themeColor="text1"/>
+        </w:rPr>
+      </w:pPr>
+      <w:r>
+        <w:rPr>
+          <w:color w:val="000000" w:themeColor="text1"/>
+        </w:rPr>
+        <w:t>Split the final cleaned dataset into a 70% Training set and a 30% Testing set.</w:t>
+      </w:r>
+      <w:r>
+        <w:rPr>
+          <w:color w:val="000000" w:themeColor="text1"/>
+        </w:rPr>
+        <w:t xml:space="preserve"> (</w:t>
+      </w:r>
+      <w:proofErr w:type="spellStart"/>
+      <w:r>
+        <w:rPr>
+          <w:color w:val="000000" w:themeColor="text1"/>
+        </w:rPr>
+        <w:t>data_split</w:t>
+      </w:r>
+      <w:proofErr w:type="spellEnd"/>
+      <w:r>
+        <w:rPr>
+          <w:color w:val="000000" w:themeColor="text1"/>
+        </w:rPr>
+        <w:t>)</w:t>
+      </w:r>
+    </w:p>
+    <w:p>
+      <w:pPr>
+        <w:rPr>
+          <w:color w:val="000000" w:themeColor="text1"/>
+        </w:rPr>
+      </w:pPr>
+      <w:r>
+        <w:rPr>
+          <w:color w:val="000000" w:themeColor="text1"/>
+        </w:rPr>
+        <w:t>Deliverables:</w:t>
+      </w:r>
+    </w:p>
+    <w:p>
+      <w:pPr>
+        <w:rPr>
+          <w:color w:val="000000" w:themeColor="text1"/>
+        </w:rPr>
+      </w:pPr>
+      <w:r>
+        <w:rPr>
+          <w:color w:val="000000" w:themeColor="text1"/>
+        </w:rPr>
+        <w:t xml:space="preserve">I am expecting the following features on the final transformed dataset: </w:t>
+      </w:r>
+      <w:proofErr w:type="spellStart"/>
+      <w:r>
+        <w:rPr>
+          <w:color w:val="000000" w:themeColor="text1"/>
+        </w:rPr>
+        <w:t>annual_income</w:t>
+      </w:r>
+      <w:proofErr w:type="spellEnd"/>
+      <w:r>
+        <w:rPr>
+          <w:color w:val="000000" w:themeColor="text1"/>
+        </w:rPr>
+        <w:t xml:space="preserve">, </w:t>
+      </w:r>
+      <w:proofErr w:type="spellStart"/>
+      <w:r>
+        <w:rPr>
+          <w:color w:val="000000" w:themeColor="text1"/>
+        </w:rPr>
+        <w:t>interest_rate</w:t>
+      </w:r>
+      <w:proofErr w:type="spellEnd"/>
+      <w:r>
+        <w:rPr>
+          <w:color w:val="000000" w:themeColor="text1"/>
+        </w:rPr>
+        <w:t xml:space="preserve">, </w:t>
+      </w:r>
+      <w:proofErr w:type="spellStart"/>
+      <w:r>
+        <w:rPr>
+          <w:color w:val="000000" w:themeColor="text1"/>
+        </w:rPr>
+        <w:t>employment_length_years</w:t>
+      </w:r>
+      <w:proofErr w:type="spellEnd"/>
+      <w:r>
+        <w:rPr>
+          <w:color w:val="000000" w:themeColor="text1"/>
+        </w:rPr>
+        <w:t xml:space="preserve">, </w:t>
+      </w:r>
+      <w:r>
+        <w:rPr>
+          <w:color w:val="000000" w:themeColor="text1"/>
+        </w:rPr>
+        <w:t>num_delinquencies_2yr</w:t>
+      </w:r>
+      <w:r>
+        <w:rPr>
+          <w:color w:val="000000" w:themeColor="text1"/>
+        </w:rPr>
+        <w:t xml:space="preserve">, </w:t>
+      </w:r>
+      <w:proofErr w:type="spellStart"/>
+      <w:r>
+        <w:rPr>
+          <w:color w:val="000000" w:themeColor="text1"/>
+        </w:rPr>
+        <w:t>months_since_oldest_account</w:t>
+      </w:r>
+      <w:proofErr w:type="spellEnd"/>
+      <w:r>
+        <w:rPr>
+          <w:color w:val="000000" w:themeColor="text1"/>
+        </w:rPr>
+        <w:t xml:space="preserve">, </w:t>
+      </w:r>
+      <w:proofErr w:type="spellStart"/>
+      <w:r>
+        <w:rPr>
+          <w:color w:val="000000" w:themeColor="text1"/>
+        </w:rPr>
+        <w:t>num_open_accounts</w:t>
+      </w:r>
+      <w:proofErr w:type="spellEnd"/>
+      <w:r>
+        <w:rPr>
+          <w:color w:val="000000" w:themeColor="text1"/>
+        </w:rPr>
+        <w:t xml:space="preserve">, </w:t>
+      </w:r>
+      <w:proofErr w:type="spellStart"/>
+      <w:r>
+        <w:rPr>
+          <w:color w:val="000000" w:themeColor="text1"/>
+        </w:rPr>
+        <w:t>loan_amount</w:t>
+      </w:r>
+      <w:proofErr w:type="spellEnd"/>
+      <w:r>
+        <w:rPr>
+          <w:color w:val="000000" w:themeColor="text1"/>
+        </w:rPr>
+        <w:t xml:space="preserve">, </w:t>
+      </w:r>
+      <w:proofErr w:type="spellStart"/>
+      <w:r>
+        <w:rPr>
+          <w:color w:val="000000" w:themeColor="text1"/>
+        </w:rPr>
+        <w:t>dti_ratio</w:t>
+      </w:r>
+      <w:proofErr w:type="spellEnd"/>
+      <w:r>
+        <w:rPr>
+          <w:color w:val="000000" w:themeColor="text1"/>
+        </w:rPr>
+        <w:t xml:space="preserve">, </w:t>
+      </w:r>
+      <w:proofErr w:type="spellStart"/>
+      <w:r>
+        <w:rPr>
+          <w:color w:val="000000" w:themeColor="text1"/>
+        </w:rPr>
+        <w:t>months_since_last_delinquency</w:t>
+      </w:r>
+      <w:proofErr w:type="spellEnd"/>
+      <w:r>
+        <w:rPr>
+          <w:color w:val="000000" w:themeColor="text1"/>
+        </w:rPr>
+        <w:t xml:space="preserve">, </w:t>
+      </w:r>
+      <w:proofErr w:type="spellStart"/>
+      <w:r>
+        <w:rPr>
+          <w:color w:val="000000" w:themeColor="text1"/>
+        </w:rPr>
+        <w:t>pct_accounts_current</w:t>
+      </w:r>
+      <w:proofErr w:type="spellEnd"/>
+      <w:r>
+        <w:rPr>
+          <w:color w:val="000000" w:themeColor="text1"/>
+        </w:rPr>
+        <w:t xml:space="preserve">, </w:t>
+      </w:r>
+      <w:proofErr w:type="spellStart"/>
+      <w:r>
+        <w:rPr>
+          <w:color w:val="000000" w:themeColor="text1"/>
+        </w:rPr>
+        <w:lastRenderedPageBreak/>
+        <w:t>high_earner_low_stability_flag</w:t>
+      </w:r>
+      <w:proofErr w:type="spellEnd"/>
+      <w:r>
+        <w:rPr>
+          <w:color w:val="000000" w:themeColor="text1"/>
+        </w:rPr>
+        <w:t xml:space="preserve">, </w:t>
+      </w:r>
+      <w:proofErr w:type="spellStart"/>
+      <w:r>
+        <w:rPr>
+          <w:color w:val="000000" w:themeColor="text1"/>
+        </w:rPr>
+        <w:t>loan_to_income_ratio</w:t>
+      </w:r>
+      <w:proofErr w:type="spellEnd"/>
+      <w:r>
+        <w:rPr>
+          <w:color w:val="000000" w:themeColor="text1"/>
+        </w:rPr>
+        <w:t xml:space="preserve">, </w:t>
+      </w:r>
+      <w:proofErr w:type="spellStart"/>
+      <w:r>
+        <w:rPr>
+          <w:color w:val="000000" w:themeColor="text1"/>
+        </w:rPr>
+        <w:t>debt_servicing_stress_index</w:t>
+      </w:r>
+      <w:proofErr w:type="spellEnd"/>
+      <w:r>
+        <w:rPr>
+          <w:color w:val="000000" w:themeColor="text1"/>
+        </w:rPr>
+        <w:t xml:space="preserve">, </w:t>
+      </w:r>
+      <w:proofErr w:type="spellStart"/>
+      <w:r>
+        <w:rPr>
+          <w:color w:val="000000" w:themeColor="text1"/>
+        </w:rPr>
+        <w:t>delinquency_concentration</w:t>
+      </w:r>
+      <w:proofErr w:type="spellEnd"/>
+      <w:r>
+        <w:rPr>
+          <w:color w:val="000000" w:themeColor="text1"/>
+        </w:rPr>
+        <w:t xml:space="preserve">, </w:t>
+      </w:r>
+      <w:proofErr w:type="spellStart"/>
+      <w:r>
+        <w:rPr>
+          <w:color w:val="000000" w:themeColor="text1"/>
+        </w:rPr>
+        <w:t>default_flag</w:t>
+      </w:r>
+      <w:proofErr w:type="spellEnd"/>
+      <w:r>
+        <w:rPr>
+          <w:color w:val="000000" w:themeColor="text1"/>
+        </w:rPr>
+        <w:t xml:space="preserve">, </w:t>
+      </w:r>
+      <w:proofErr w:type="spellStart"/>
+      <w:r>
+        <w:rPr>
+          <w:color w:val="000000" w:themeColor="text1"/>
+        </w:rPr>
+        <w:t>data_split</w:t>
+      </w:r>
+      <w:proofErr w:type="spellEnd"/>
+    </w:p>
+    <w:p>
+      <w:r>
+        <w:rPr>
+          <w:color w:val="000000" w:themeColor="text1"/>
+        </w:rPr>
+        <w:t xml:space="preserve">Save the final transformed dataset to the </w:t>
+      </w:r>
+      <w:proofErr w:type="gramStart"/>
+      <w:r>
+        <w:rPr>
+          <w:color w:val="000000" w:themeColor="text1"/>
+        </w:rPr>
+        <w:t>Gold</w:t>
+      </w:r>
+      <w:proofErr w:type="gramEnd"/>
+      <w:r>
+        <w:rPr>
+          <w:color w:val="000000" w:themeColor="text1"/>
+        </w:rPr>
+        <w:t xml:space="preserve"> layer as a single table named loan_book_gold_v2</w:t>
+      </w:r>
+      <w:r>
+        <w:rPr>
+          <w:color w:val="000000" w:themeColor="text1"/>
+        </w:rPr>
+        <w:t xml:space="preserve">. </w:t>
+      </w:r>
+      <w:r>
+        <w:rPr>
+          <w:color w:val="000000" w:themeColor="text1"/>
+        </w:rPr>
+        <w:t xml:space="preserve">use python and </w:t>
+      </w:r>
+      <w:proofErr w:type="spellStart"/>
+      <w:r>
+        <w:rPr>
+          <w:color w:val="000000" w:themeColor="text1"/>
+        </w:rPr>
+        <w:t>dont</w:t>
+      </w:r>
+      <w:proofErr w:type="spellEnd"/>
+      <w:r>
+        <w:rPr>
+          <w:color w:val="000000" w:themeColor="text1"/>
+        </w:rPr>
+        <w:t xml:space="preserve"> show print statements.</w:t>
+      </w:r>
+    </w:p>
     <w:p/>
     <w:p>
+      <w:pPr>
+        <w:pStyle w:val="ListParagraph"/>
+        <w:numPr>
+          <w:ilvl w:val="0"/>
+          <w:numId w:val="15"/>
+        </w:numPr>
+        <w:rPr>
+          <w:b/>
+          <w:bCs/>
+          <w:color w:val="EE0000"/>
+        </w:rPr>
+      </w:pPr>
+      <w:r>
+        <w:rPr>
+          <w:b/>
+          <w:bCs/>
+          <w:color w:val="EE0000"/>
+        </w:rPr>
+        <w:t>Build logistic model</w:t>
+      </w:r>
+    </w:p>
+    <w:p>
+      <w:r>
+        <w:t xml:space="preserve">Take my dataset in the </w:t>
+      </w:r>
+      <w:proofErr w:type="spellStart"/>
+      <w:r>
+        <w:t>dataanalytics</w:t>
+      </w:r>
+      <w:proofErr w:type="spellEnd"/>
       <w:r>
         <w:t xml:space="preserve"> </w:t>
       </w:r>
+      <w:proofErr w:type="spellStart"/>
+      <w:r>
+        <w:t>catalog</w:t>
+      </w:r>
+      <w:proofErr w:type="spellEnd"/>
+      <w:r>
+        <w:t>, in ml1 schema, called loan_book_</w:t>
+      </w:r>
+      <w:r>
+        <w:t>gold_v2</w:t>
+      </w:r>
+      <w:r>
+        <w:t>.</w:t>
+      </w:r>
+      <w:r>
+        <w:t xml:space="preserve"> </w:t>
+      </w:r>
+      <w:r>
+        <w:t xml:space="preserve">Act as an expert Data Scientist building an interpretable credit scorecard model. </w:t>
+      </w:r>
+      <w:r>
+        <w:t>Use python and d</w:t>
+      </w:r>
+      <w:r>
+        <w:t xml:space="preserve">o not use </w:t>
+      </w:r>
+      <w:r>
+        <w:t>show print</w:t>
+      </w:r>
+      <w:r>
+        <w:t xml:space="preserve"> statements</w:t>
+      </w:r>
+      <w:r>
+        <w:t>.</w:t>
+      </w:r>
+    </w:p>
+    <w:p>
+      <w:r>
+        <w:t>1. Data Splitting (Do NOT split randomly)</w:t>
+      </w:r>
+    </w:p>
+    <w:p>
+      <w:r>
+        <w:t xml:space="preserve">Separate the dataset into training and testing sets strictly using the existing </w:t>
+      </w:r>
+      <w:proofErr w:type="spellStart"/>
+      <w:r>
+        <w:t>data_split</w:t>
+      </w:r>
+      <w:proofErr w:type="spellEnd"/>
+      <w:r>
+        <w:t xml:space="preserve"> column (where values are 'train' or 'test').</w:t>
+      </w:r>
+    </w:p>
+    <w:p>
+      <w:r>
+        <w:t xml:space="preserve">Drop the </w:t>
+      </w:r>
+      <w:proofErr w:type="spellStart"/>
+      <w:r>
+        <w:t>data_split</w:t>
+      </w:r>
+      <w:proofErr w:type="spellEnd"/>
+      <w:r>
+        <w:t xml:space="preserve"> column after creating your </w:t>
+      </w:r>
+      <w:proofErr w:type="spellStart"/>
+      <w:r>
+        <w:t>X_train</w:t>
+      </w:r>
+      <w:proofErr w:type="spellEnd"/>
+      <w:r>
+        <w:t xml:space="preserve">, </w:t>
+      </w:r>
+      <w:proofErr w:type="spellStart"/>
+      <w:r>
+        <w:t>X_test</w:t>
+      </w:r>
+      <w:proofErr w:type="spellEnd"/>
+      <w:r>
+        <w:t xml:space="preserve">, </w:t>
+      </w:r>
+      <w:proofErr w:type="spellStart"/>
+      <w:r>
+        <w:t>y_train</w:t>
+      </w:r>
+      <w:proofErr w:type="spellEnd"/>
+      <w:r>
+        <w:t xml:space="preserve">, and </w:t>
+      </w:r>
+      <w:proofErr w:type="spellStart"/>
+      <w:r>
+        <w:t>y_test</w:t>
+      </w:r>
+      <w:proofErr w:type="spellEnd"/>
+      <w:r>
+        <w:t xml:space="preserve"> </w:t>
+      </w:r>
+      <w:proofErr w:type="spellStart"/>
+      <w:r>
+        <w:t>dataframes</w:t>
+      </w:r>
+      <w:proofErr w:type="spellEnd"/>
+      <w:r>
+        <w:t>.</w:t>
+      </w:r>
+    </w:p>
+    <w:p>
+      <w:r>
+        <w:t>2. Strict Weight of Evidence (</w:t>
+      </w:r>
+      <w:proofErr w:type="spellStart"/>
+      <w:r>
+        <w:t>WoE</w:t>
+      </w:r>
+      <w:proofErr w:type="spellEnd"/>
+      <w:r>
+        <w:t>) Encoding</w:t>
+      </w:r>
+    </w:p>
+    <w:p>
+      <w:r>
+        <w:t xml:space="preserve">Because I am building a scorecard-style model, ALL predictor features must be </w:t>
+      </w:r>
+      <w:proofErr w:type="spellStart"/>
+      <w:r>
+        <w:t>WoE</w:t>
+      </w:r>
+      <w:proofErr w:type="spellEnd"/>
+      <w:r>
+        <w:t xml:space="preserve"> encoded.</w:t>
+      </w:r>
+    </w:p>
+    <w:p>
+      <w:r>
+        <w:t xml:space="preserve">Crucial Data Leakage Prevention: Fit the binning (using roughly 10 quantile/equal-width bins for the continuous features) and calculate the </w:t>
+      </w:r>
+      <w:proofErr w:type="spellStart"/>
+      <w:r>
+        <w:t>WoE</w:t>
+      </w:r>
+      <w:proofErr w:type="spellEnd"/>
+      <w:r>
+        <w:t xml:space="preserve"> scores strictly on the 70% Training set.</w:t>
+      </w:r>
+    </w:p>
+    <w:p>
+      <w:r>
+        <w:t xml:space="preserve">The Transformation: Once calculated, map these </w:t>
+      </w:r>
+      <w:proofErr w:type="spellStart"/>
+      <w:r>
+        <w:t>WoE</w:t>
+      </w:r>
+      <w:proofErr w:type="spellEnd"/>
+      <w:r>
+        <w:t xml:space="preserve"> scores to transform both the Training and Testing sets. Replace the raw continuous numbers and binary flags in both sets with their respective calculated </w:t>
+      </w:r>
+      <w:proofErr w:type="spellStart"/>
+      <w:r>
+        <w:t>WoE</w:t>
+      </w:r>
+      <w:proofErr w:type="spellEnd"/>
+      <w:r>
+        <w:t xml:space="preserve"> scores.</w:t>
+      </w:r>
+    </w:p>
+    <w:p>
+      <w:r>
+        <w:t>3. Train the Logistic Regression Model</w:t>
+      </w:r>
+    </w:p>
+    <w:p>
+      <w:r>
+        <w:t xml:space="preserve">Fit a Logistic Regression model on the </w:t>
+      </w:r>
+      <w:proofErr w:type="spellStart"/>
+      <w:r>
+        <w:t>WoE</w:t>
+      </w:r>
+      <w:proofErr w:type="spellEnd"/>
+      <w:r>
+        <w:t xml:space="preserve">-transformed training set to predict </w:t>
+      </w:r>
+      <w:proofErr w:type="spellStart"/>
+      <w:r>
+        <w:t>default_flag</w:t>
+      </w:r>
+      <w:proofErr w:type="spellEnd"/>
+      <w:r>
+        <w:t>.</w:t>
+      </w:r>
+    </w:p>
+    <w:p>
+      <w:r>
+        <w:t>4. Evaluate the Model's Predictive Power</w:t>
+      </w:r>
+    </w:p>
+    <w:p>
+      <w:r>
+        <w:t>Generate predictions and predicted probabilities on the 30% testing set.</w:t>
+      </w:r>
+    </w:p>
+    <w:p>
+      <w:r>
+        <w:t>Calculate and return a dictionary of the following specific metrics: AUC, Gini Coefficient, Precision, Recall, Accuracy, and F1-score.</w:t>
+      </w:r>
+    </w:p>
+    <w:p>
+      <w:r>
+        <w:t>5. Extract the Mathematical Equation</w:t>
+      </w:r>
+    </w:p>
+    <w:p>
+      <w:r>
+        <w:t>Extract the final model's intercept (β0 and coefficients</w:t>
+      </w:r>
+      <w:r>
+        <w:t>)</w:t>
+      </w:r>
+    </w:p>
+    <w:p>
+      <w:r>
+        <w:lastRenderedPageBreak/>
+        <w:t xml:space="preserve">Provide a cleanly formatted string output representing the exact mathematical equation of the linear predictor (η) </w:t>
+      </w:r>
     </w:p>
     <w:p>
       <w:pPr>
@@ -660,7 +4265,359 @@
       </w:pPr>
     </w:p>
     <w:p/>
+    <w:p>
+      <w:pPr>
+        <w:pStyle w:val="ListParagraph"/>
+        <w:numPr>
+          <w:ilvl w:val="0"/>
+          <w:numId w:val="15"/>
+        </w:numPr>
+      </w:pPr>
+      <w:r>
+        <w:rPr>
+          <w:color w:val="EE0000"/>
+        </w:rPr>
+        <w:t>Business Dashboard</w:t>
+      </w:r>
+      <w:r>
+        <w:t>:</w:t>
+      </w:r>
+    </w:p>
+    <w:p>
+      <w:r>
+        <w:t xml:space="preserve">Act as an expert Python data scientist and </w:t>
+      </w:r>
+      <w:proofErr w:type="spellStart"/>
+      <w:r>
+        <w:t>Streamlit</w:t>
+      </w:r>
+      <w:proofErr w:type="spellEnd"/>
+      <w:r>
+        <w:t xml:space="preserve"> developer. Please write a complete, single-file </w:t>
+      </w:r>
+      <w:proofErr w:type="spellStart"/>
+      <w:r>
+        <w:t>Streamlit</w:t>
+      </w:r>
+      <w:proofErr w:type="spellEnd"/>
+      <w:r>
+        <w:t xml:space="preserve"> application (dashboard_app.py) for a "Credit Risk Business Value Dashboard".</w:t>
+      </w:r>
+    </w:p>
     <w:p/>
+    <w:p>
+      <w:r>
+        <w:t>Technical Requirements:</w:t>
+      </w:r>
+    </w:p>
+    <w:p/>
+    <w:p>
+      <w:r>
+        <w:t xml:space="preserve">Libraries: </w:t>
+      </w:r>
+      <w:proofErr w:type="spellStart"/>
+      <w:r>
+        <w:t>streamlit</w:t>
+      </w:r>
+      <w:proofErr w:type="spellEnd"/>
+      <w:r>
+        <w:t xml:space="preserve">, pandas, </w:t>
+      </w:r>
+      <w:proofErr w:type="spellStart"/>
+      <w:r>
+        <w:t>numpy</w:t>
+      </w:r>
+      <w:proofErr w:type="spellEnd"/>
+      <w:r>
+        <w:t xml:space="preserve">, </w:t>
+      </w:r>
+      <w:proofErr w:type="spellStart"/>
+      <w:proofErr w:type="gramStart"/>
+      <w:r>
+        <w:t>plotly.graph</w:t>
+      </w:r>
+      <w:proofErr w:type="gramEnd"/>
+      <w:r>
+        <w:t>_objects</w:t>
+      </w:r>
+      <w:proofErr w:type="spellEnd"/>
+      <w:r>
+        <w:t xml:space="preserve">, </w:t>
+      </w:r>
+      <w:proofErr w:type="spellStart"/>
+      <w:proofErr w:type="gramStart"/>
+      <w:r>
+        <w:t>plotly.subplots</w:t>
+      </w:r>
+      <w:proofErr w:type="spellEnd"/>
+      <w:proofErr w:type="gramEnd"/>
+      <w:r>
+        <w:t xml:space="preserve">, </w:t>
+      </w:r>
+      <w:proofErr w:type="spellStart"/>
+      <w:proofErr w:type="gramStart"/>
+      <w:r>
+        <w:t>sklearn.metrics</w:t>
+      </w:r>
+      <w:proofErr w:type="spellEnd"/>
+      <w:proofErr w:type="gramEnd"/>
+      <w:r>
+        <w:t>.</w:t>
+      </w:r>
+    </w:p>
+    <w:p/>
+    <w:p>
+      <w:r>
+        <w:t>Page Config: Set layout to "wide".</w:t>
+      </w:r>
+    </w:p>
+    <w:p/>
+    <w:p>
+      <w:r>
+        <w:t>App Structure &amp; Features:</w:t>
+      </w:r>
+    </w:p>
+    <w:p/>
+    <w:p>
+      <w:r>
+        <w:t>Sidebar - Data Uploader &amp; Mapping:</w:t>
+      </w:r>
+    </w:p>
+    <w:p/>
+    <w:p>
+      <w:r>
+        <w:t>Include a file uploader that accepts CSV files.</w:t>
+      </w:r>
+    </w:p>
+    <w:p/>
+    <w:p>
+      <w:r>
+        <w:t>Implement a safeguard (</w:t>
+      </w:r>
+      <w:proofErr w:type="spellStart"/>
+      <w:proofErr w:type="gramStart"/>
+      <w:r>
+        <w:t>st.stop</w:t>
+      </w:r>
+      <w:proofErr w:type="spellEnd"/>
+      <w:proofErr w:type="gramEnd"/>
+      <w:r>
+        <w:t>()) that halts the app and shows a friendly info message until a file is uploaded.</w:t>
+      </w:r>
+    </w:p>
+    <w:p/>
+    <w:p>
+      <w:r>
+        <w:t xml:space="preserve">Once uploaded, create two </w:t>
+      </w:r>
+      <w:proofErr w:type="spellStart"/>
+      <w:proofErr w:type="gramStart"/>
+      <w:r>
+        <w:t>st.selectbox</w:t>
+      </w:r>
+      <w:proofErr w:type="spellEnd"/>
+      <w:proofErr w:type="gramEnd"/>
+      <w:r>
+        <w:t xml:space="preserve"> dropdowns that read the columns of the uploaded </w:t>
+      </w:r>
+      <w:proofErr w:type="spellStart"/>
+      <w:r>
+        <w:t>dataframe</w:t>
+      </w:r>
+      <w:proofErr w:type="spellEnd"/>
+      <w:r>
+        <w:t>. Let the user dynamically select which column represents the "Actual Default Outcome (0/1)" and which represents the "Predicted Probability (0.0 to 1.0)".</w:t>
+      </w:r>
+    </w:p>
+    <w:p/>
+    <w:p>
+      <w:r>
+        <w:lastRenderedPageBreak/>
+        <w:t xml:space="preserve">Map these user-selected columns to standard internal names: </w:t>
+      </w:r>
+      <w:proofErr w:type="spellStart"/>
+      <w:r>
+        <w:t>default_flag</w:t>
+      </w:r>
+      <w:proofErr w:type="spellEnd"/>
+      <w:r>
+        <w:t xml:space="preserve"> and </w:t>
+      </w:r>
+      <w:proofErr w:type="spellStart"/>
+      <w:r>
+        <w:t>pred_prob</w:t>
+      </w:r>
+      <w:proofErr w:type="spellEnd"/>
+      <w:r>
+        <w:t>.</w:t>
+      </w:r>
+    </w:p>
+    <w:p/>
+    <w:p>
+      <w:r>
+        <w:t>Main Page - Interactive Policy Slider:</w:t>
+      </w:r>
+    </w:p>
+    <w:p/>
+    <w:p>
+      <w:r>
+        <w:t xml:space="preserve">Add an </w:t>
+      </w:r>
+      <w:proofErr w:type="spellStart"/>
+      <w:proofErr w:type="gramStart"/>
+      <w:r>
+        <w:t>st.slider</w:t>
+      </w:r>
+      <w:proofErr w:type="spellEnd"/>
+      <w:proofErr w:type="gramEnd"/>
+      <w:r>
+        <w:t xml:space="preserve"> for the "Approval Threshold" ranging from 0.05 to 0.95, defaulting to 0.50, with a step of 0.01.</w:t>
+      </w:r>
+    </w:p>
+    <w:p/>
+    <w:p>
+      <w:r>
+        <w:t>Explain the policy rule: Loans below the threshold are approved, and those equal to or above are rejected.</w:t>
+      </w:r>
+    </w:p>
+    <w:p/>
+    <w:p>
+      <w:r>
+        <w:t>Volume vs. Risk Trade-off Section:</w:t>
+      </w:r>
+    </w:p>
+    <w:p/>
+    <w:p>
+      <w:r>
+        <w:t xml:space="preserve">Calculate and display two </w:t>
+      </w:r>
+      <w:proofErr w:type="spellStart"/>
+      <w:proofErr w:type="gramStart"/>
+      <w:r>
+        <w:t>st.metric</w:t>
+      </w:r>
+      <w:proofErr w:type="spellEnd"/>
+      <w:proofErr w:type="gramEnd"/>
+      <w:r>
+        <w:t xml:space="preserve"> cards for the current threshold: "Approval Rate" (percentage of applicants approved) and "Portfolio Risk" (expected default rate of the approved loans).</w:t>
+      </w:r>
+    </w:p>
+    <w:p/>
+    <w:p>
+      <w:r>
+        <w:t xml:space="preserve">Create a dual-axis line chart using Plotly </w:t>
+      </w:r>
+      <w:proofErr w:type="spellStart"/>
+      <w:r>
+        <w:t>make_</w:t>
+      </w:r>
+      <w:proofErr w:type="gramStart"/>
+      <w:r>
+        <w:t>subplots</w:t>
+      </w:r>
+      <w:proofErr w:type="spellEnd"/>
+      <w:r>
+        <w:t>(</w:t>
+      </w:r>
+      <w:proofErr w:type="gramEnd"/>
+      <w:r>
+        <w:t>specs</w:t>
+      </w:r>
+      <w:proofErr w:type="gramStart"/>
+      <w:r>
+        <w:t>=[</w:t>
+      </w:r>
+      <w:proofErr w:type="gramEnd"/>
+      <w:r>
+        <w:t>[{"</w:t>
+      </w:r>
+      <w:proofErr w:type="spellStart"/>
+      <w:r>
+        <w:t>secondary_y</w:t>
+      </w:r>
+      <w:proofErr w:type="spellEnd"/>
+      <w:r>
+        <w:t>": True}]]).</w:t>
+      </w:r>
+    </w:p>
+    <w:p/>
+    <w:p>
+      <w:r>
+        <w:t>The X-axis should be thresholds from 0.05 to 0.95.</w:t>
+      </w:r>
+    </w:p>
+    <w:p/>
+    <w:p>
+      <w:r>
+        <w:t>The primary Y-axis (blue line) should show "Approval Volume %".</w:t>
+      </w:r>
+    </w:p>
+    <w:p/>
+    <w:p>
+      <w:r>
+        <w:t>The secondary Y-axis (red line) should show "Portfolio Risk %".</w:t>
+      </w:r>
+    </w:p>
+    <w:p/>
+    <w:p>
+      <w:r>
+        <w:t>Include a vertical dashed green line on the chart indicating the user's currently selected threshold.</w:t>
+      </w:r>
+    </w:p>
+    <w:p/>
+    <w:p>
+      <w:r>
+        <w:t>Business Translation of ML Metrics Section:</w:t>
+      </w:r>
+    </w:p>
+    <w:p/>
+    <w:p>
+      <w:r>
+        <w:t xml:space="preserve">Calculate Precision and Recall using scikit-learn based on the rejected loans at the current threshold. Include </w:t>
+      </w:r>
+      <w:proofErr w:type="spellStart"/>
+      <w:r>
+        <w:t>zero_division</w:t>
+      </w:r>
+      <w:proofErr w:type="spellEnd"/>
+      <w:r>
+        <w:t>=0 to prevent errors.</w:t>
+      </w:r>
+    </w:p>
+    <w:p/>
+    <w:p>
+      <w:r>
+        <w:t>Display these metrics side-by-side.</w:t>
+      </w:r>
+    </w:p>
+    <w:p/>
+    <w:p>
+      <w:r>
+        <w:t>Provide a plain-English explanation of what high precision (fewer false alarms) and high recall (catching bad debt) mean in this specific business context.</w:t>
+      </w:r>
+    </w:p>
+    <w:p/>
+    <w:p>
+      <w:r>
+        <w:t>Executive Summary:</w:t>
+      </w:r>
+    </w:p>
+    <w:p/>
+    <w:p>
+      <w:r>
+        <w:t xml:space="preserve">End with an </w:t>
+      </w:r>
+      <w:proofErr w:type="spellStart"/>
+      <w:proofErr w:type="gramStart"/>
+      <w:r>
+        <w:t>st.success</w:t>
+      </w:r>
+      <w:proofErr w:type="spellEnd"/>
+      <w:proofErr w:type="gramEnd"/>
+      <w:r>
+        <w:t xml:space="preserve"> box that summarizes the business impact (Approval Rate, Portfolio Risk, Recall, and Precision) in a bulleted list at the chosen threshold.</w:t>
+      </w:r>
+    </w:p>
     <w:sectPr>
       <w:pgSz w:w="11906" w:h="16838"/>
       <w:pgMar w:top="1440" w:right="1440" w:bottom="1440" w:left="1440" w:header="708" w:footer="708" w:gutter="0"/>
@@ -674,6 +4631,155 @@
 <file path=word/numbering.xml><?xml version="1.0" encoding="utf-8"?>
 <w:numbering xmlns:wpc="http://schemas.microsoft.com/office/word/2010/wordprocessingCanvas" xmlns:cx="http://schemas.microsoft.com/office/drawing/2014/chartex" xmlns:cx1="http://schemas.microsoft.com/office/drawing/2015/9/8/chartex" xmlns:cx2="http://schemas.microsoft.com/office/drawing/2015/10/21/chartex" xmlns:cx3="http://schemas.microsoft.com/office/drawing/2016/5/9/chartex" xmlns:cx4="http://schemas.microsoft.com/office/drawing/2016/5/10/chartex" xmlns:cx5="http://schemas.microsoft.com/office/drawing/2016/5/11/chartex" xmlns:cx6="http://schemas.microsoft.com/office/drawing/2016/5/12/chartex" xmlns:cx7="http://schemas.microsoft.com/office/drawing/2016/5/13/chartex" xmlns:cx8="http://schemas.microsoft.com/office/drawing/2016/5/14/chartex" xmlns:mc="http://schemas.openxmlformats.org/markup-compatibility/2006" xmlns:aink="http://schemas.microsoft.com/office/drawing/2016/ink" xmlns:am3d="http://schemas.microsoft.com/office/drawing/2017/model3d" xmlns:o="urn:schemas-microsoft-com:office:office" xmlns:oel="http://schemas.microsoft.com/office/2019/extlst" xmlns:r="http://schemas.openxmlformats.org/officeDocument/2006/relationships" xmlns:m="http://schemas.openxmlformats.org/officeDocument/2006/math" xmlns:v="urn:schemas-microsoft-com:vml" xmlns:wp14="http://schemas.microsoft.com/office/word/2010/wordprocessingDrawing" xmlns:wp="http://schemas.openxmlformats.org/drawingml/2006/wordprocessingDrawing" xmlns:w10="urn:schemas-microsoft-com:office:word" xmlns:w="http://schemas.openxmlformats.org/wordprocessingml/2006/main" xmlns:w14="http://schemas.microsoft.com/office/word/2010/wordml" xmlns:w15="http://schemas.microsoft.com/office/word/2012/wordml" xmlns:w16cex="http://schemas.microsoft.com/office/word/2018/wordml/cex" xmlns:w16cid="http://schemas.microsoft.com/office/word/2016/wordml/cid" xmlns:w16="http://schemas.microsoft.com/office/word/2018/wordml" xmlns:w16du="http://schemas.microsoft.com/office/word/2023/wordml/word16du" xmlns:w16sdtdh="http://schemas.microsoft.com/office/word/2020/wordml/sdtdatahash" xmlns:w16sdtfl="http://schemas.microsoft.com/office/word/2024/wordml/sdtformatlock" xmlns:w16se="http://schemas.microsoft.com/office/word/2015/wordml/symex" xmlns:wpg="http://schemas.microsoft.com/office/word/2010/wordprocessingGroup" xmlns:wpi="http://schemas.microsoft.com/office/word/2010/wordprocessingInk" xmlns:wne="http://schemas.microsoft.com/office/word/2006/wordml" xmlns:wps="http://schemas.microsoft.com/office/word/2010/wordprocessingShape" mc:Ignorable="w14 w15 w16se w16cid w16 w16cex w16sdtdh w16sdtfl w16du wp14">
   <w:abstractNum w:abstractNumId="0" w15:restartNumberingAfterBreak="0">
+    <w:nsid w:val="03D77600"/>
+    <w:multiLevelType w:val="multilevel"/>
+    <w:tmpl w:val="6DA49B84"/>
+    <w:lvl w:ilvl="0">
+      <w:start w:val="1"/>
+      <w:numFmt w:val="bullet"/>
+      <w:lvlText w:val=""/>
+      <w:lvlJc w:val="left"/>
+      <w:pPr>
+        <w:tabs>
+          <w:tab w:val="num" w:pos="720"/>
+        </w:tabs>
+        <w:ind w:left="720" w:hanging="360"/>
+      </w:pPr>
+      <w:rPr>
+        <w:rFonts w:ascii="Symbol" w:hAnsi="Symbol" w:hint="default"/>
+        <w:sz w:val="20"/>
+      </w:rPr>
+    </w:lvl>
+    <w:lvl w:ilvl="1" w:tentative="1">
+      <w:start w:val="1"/>
+      <w:numFmt w:val="bullet"/>
+      <w:lvlText w:val="o"/>
+      <w:lvlJc w:val="left"/>
+      <w:pPr>
+        <w:tabs>
+          <w:tab w:val="num" w:pos="1440"/>
+        </w:tabs>
+        <w:ind w:left="1440" w:hanging="360"/>
+      </w:pPr>
+      <w:rPr>
+        <w:rFonts w:ascii="Courier New" w:hAnsi="Courier New" w:hint="default"/>
+        <w:sz w:val="20"/>
+      </w:rPr>
+    </w:lvl>
+    <w:lvl w:ilvl="2" w:tentative="1">
+      <w:start w:val="1"/>
+      <w:numFmt w:val="bullet"/>
+      <w:lvlText w:val=""/>
+      <w:lvlJc w:val="left"/>
+      <w:pPr>
+        <w:tabs>
+          <w:tab w:val="num" w:pos="2160"/>
+        </w:tabs>
+        <w:ind w:left="2160" w:hanging="360"/>
+      </w:pPr>
+      <w:rPr>
+        <w:rFonts w:ascii="Wingdings" w:hAnsi="Wingdings" w:hint="default"/>
+        <w:sz w:val="20"/>
+      </w:rPr>
+    </w:lvl>
+    <w:lvl w:ilvl="3" w:tentative="1">
+      <w:start w:val="1"/>
+      <w:numFmt w:val="bullet"/>
+      <w:lvlText w:val=""/>
+      <w:lvlJc w:val="left"/>
+      <w:pPr>
+        <w:tabs>
+          <w:tab w:val="num" w:pos="2880"/>
+        </w:tabs>
+        <w:ind w:left="2880" w:hanging="360"/>
+      </w:pPr>
+      <w:rPr>
+        <w:rFonts w:ascii="Wingdings" w:hAnsi="Wingdings" w:hint="default"/>
+        <w:sz w:val="20"/>
+      </w:rPr>
+    </w:lvl>
+    <w:lvl w:ilvl="4" w:tentative="1">
+      <w:start w:val="1"/>
+      <w:numFmt w:val="bullet"/>
+      <w:lvlText w:val=""/>
+      <w:lvlJc w:val="left"/>
+      <w:pPr>
+        <w:tabs>
+          <w:tab w:val="num" w:pos="3600"/>
+        </w:tabs>
+        <w:ind w:left="3600" w:hanging="360"/>
+      </w:pPr>
+      <w:rPr>
+        <w:rFonts w:ascii="Wingdings" w:hAnsi="Wingdings" w:hint="default"/>
+        <w:sz w:val="20"/>
+      </w:rPr>
+    </w:lvl>
+    <w:lvl w:ilvl="5" w:tentative="1">
+      <w:start w:val="1"/>
+      <w:numFmt w:val="bullet"/>
+      <w:lvlText w:val=""/>
+      <w:lvlJc w:val="left"/>
+      <w:pPr>
+        <w:tabs>
+          <w:tab w:val="num" w:pos="4320"/>
+        </w:tabs>
+        <w:ind w:left="4320" w:hanging="360"/>
+      </w:pPr>
+      <w:rPr>
+        <w:rFonts w:ascii="Wingdings" w:hAnsi="Wingdings" w:hint="default"/>
+        <w:sz w:val="20"/>
+      </w:rPr>
+    </w:lvl>
+    <w:lvl w:ilvl="6" w:tentative="1">
+      <w:start w:val="1"/>
+      <w:numFmt w:val="bullet"/>
+      <w:lvlText w:val=""/>
+      <w:lvlJc w:val="left"/>
+      <w:pPr>
+        <w:tabs>
+          <w:tab w:val="num" w:pos="5040"/>
+        </w:tabs>
+        <w:ind w:left="5040" w:hanging="360"/>
+      </w:pPr>
+      <w:rPr>
+        <w:rFonts w:ascii="Wingdings" w:hAnsi="Wingdings" w:hint="default"/>
+        <w:sz w:val="20"/>
+      </w:rPr>
+    </w:lvl>
+    <w:lvl w:ilvl="7" w:tentative="1">
+      <w:start w:val="1"/>
+      <w:numFmt w:val="bullet"/>
+      <w:lvlText w:val=""/>
+      <w:lvlJc w:val="left"/>
+      <w:pPr>
+        <w:tabs>
+          <w:tab w:val="num" w:pos="5760"/>
+        </w:tabs>
+        <w:ind w:left="5760" w:hanging="360"/>
+      </w:pPr>
+      <w:rPr>
+        <w:rFonts w:ascii="Wingdings" w:hAnsi="Wingdings" w:hint="default"/>
+        <w:sz w:val="20"/>
+      </w:rPr>
+    </w:lvl>
+    <w:lvl w:ilvl="8" w:tentative="1">
+      <w:start w:val="1"/>
+      <w:numFmt w:val="bullet"/>
+      <w:lvlText w:val=""/>
+      <w:lvlJc w:val="left"/>
+      <w:pPr>
+        <w:tabs>
+          <w:tab w:val="num" w:pos="6480"/>
+        </w:tabs>
+        <w:ind w:left="6480" w:hanging="360"/>
+      </w:pPr>
+      <w:rPr>
+        <w:rFonts w:ascii="Wingdings" w:hAnsi="Wingdings" w:hint="default"/>
+        <w:sz w:val="20"/>
+      </w:rPr>
+    </w:lvl>
+  </w:abstractNum>
+  <w:abstractNum w:abstractNumId="1" w15:restartNumberingAfterBreak="0">
     <w:nsid w:val="151156C8"/>
     <w:multiLevelType w:val="hybridMultilevel"/>
     <w:tmpl w:val="8B280344"/>
@@ -759,7 +4865,1050 @@
       </w:pPr>
     </w:lvl>
   </w:abstractNum>
-  <w:abstractNum w:abstractNumId="1" w15:restartNumberingAfterBreak="0">
+  <w:abstractNum w:abstractNumId="2" w15:restartNumberingAfterBreak="0">
+    <w:nsid w:val="16A9791E"/>
+    <w:multiLevelType w:val="multilevel"/>
+    <w:tmpl w:val="9F504876"/>
+    <w:lvl w:ilvl="0">
+      <w:start w:val="1"/>
+      <w:numFmt w:val="bullet"/>
+      <w:lvlText w:val=""/>
+      <w:lvlJc w:val="left"/>
+      <w:pPr>
+        <w:tabs>
+          <w:tab w:val="num" w:pos="720"/>
+        </w:tabs>
+        <w:ind w:left="720" w:hanging="360"/>
+      </w:pPr>
+      <w:rPr>
+        <w:rFonts w:ascii="Symbol" w:hAnsi="Symbol" w:hint="default"/>
+        <w:sz w:val="20"/>
+      </w:rPr>
+    </w:lvl>
+    <w:lvl w:ilvl="1" w:tentative="1">
+      <w:start w:val="1"/>
+      <w:numFmt w:val="bullet"/>
+      <w:lvlText w:val="o"/>
+      <w:lvlJc w:val="left"/>
+      <w:pPr>
+        <w:tabs>
+          <w:tab w:val="num" w:pos="1440"/>
+        </w:tabs>
+        <w:ind w:left="1440" w:hanging="360"/>
+      </w:pPr>
+      <w:rPr>
+        <w:rFonts w:ascii="Courier New" w:hAnsi="Courier New" w:hint="default"/>
+        <w:sz w:val="20"/>
+      </w:rPr>
+    </w:lvl>
+    <w:lvl w:ilvl="2" w:tentative="1">
+      <w:start w:val="1"/>
+      <w:numFmt w:val="bullet"/>
+      <w:lvlText w:val=""/>
+      <w:lvlJc w:val="left"/>
+      <w:pPr>
+        <w:tabs>
+          <w:tab w:val="num" w:pos="2160"/>
+        </w:tabs>
+        <w:ind w:left="2160" w:hanging="360"/>
+      </w:pPr>
+      <w:rPr>
+        <w:rFonts w:ascii="Wingdings" w:hAnsi="Wingdings" w:hint="default"/>
+        <w:sz w:val="20"/>
+      </w:rPr>
+    </w:lvl>
+    <w:lvl w:ilvl="3" w:tentative="1">
+      <w:start w:val="1"/>
+      <w:numFmt w:val="bullet"/>
+      <w:lvlText w:val=""/>
+      <w:lvlJc w:val="left"/>
+      <w:pPr>
+        <w:tabs>
+          <w:tab w:val="num" w:pos="2880"/>
+        </w:tabs>
+        <w:ind w:left="2880" w:hanging="360"/>
+      </w:pPr>
+      <w:rPr>
+        <w:rFonts w:ascii="Wingdings" w:hAnsi="Wingdings" w:hint="default"/>
+        <w:sz w:val="20"/>
+      </w:rPr>
+    </w:lvl>
+    <w:lvl w:ilvl="4" w:tentative="1">
+      <w:start w:val="1"/>
+      <w:numFmt w:val="bullet"/>
+      <w:lvlText w:val=""/>
+      <w:lvlJc w:val="left"/>
+      <w:pPr>
+        <w:tabs>
+          <w:tab w:val="num" w:pos="3600"/>
+        </w:tabs>
+        <w:ind w:left="3600" w:hanging="360"/>
+      </w:pPr>
+      <w:rPr>
+        <w:rFonts w:ascii="Wingdings" w:hAnsi="Wingdings" w:hint="default"/>
+        <w:sz w:val="20"/>
+      </w:rPr>
+    </w:lvl>
+    <w:lvl w:ilvl="5" w:tentative="1">
+      <w:start w:val="1"/>
+      <w:numFmt w:val="bullet"/>
+      <w:lvlText w:val=""/>
+      <w:lvlJc w:val="left"/>
+      <w:pPr>
+        <w:tabs>
+          <w:tab w:val="num" w:pos="4320"/>
+        </w:tabs>
+        <w:ind w:left="4320" w:hanging="360"/>
+      </w:pPr>
+      <w:rPr>
+        <w:rFonts w:ascii="Wingdings" w:hAnsi="Wingdings" w:hint="default"/>
+        <w:sz w:val="20"/>
+      </w:rPr>
+    </w:lvl>
+    <w:lvl w:ilvl="6" w:tentative="1">
+      <w:start w:val="1"/>
+      <w:numFmt w:val="bullet"/>
+      <w:lvlText w:val=""/>
+      <w:lvlJc w:val="left"/>
+      <w:pPr>
+        <w:tabs>
+          <w:tab w:val="num" w:pos="5040"/>
+        </w:tabs>
+        <w:ind w:left="5040" w:hanging="360"/>
+      </w:pPr>
+      <w:rPr>
+        <w:rFonts w:ascii="Wingdings" w:hAnsi="Wingdings" w:hint="default"/>
+        <w:sz w:val="20"/>
+      </w:rPr>
+    </w:lvl>
+    <w:lvl w:ilvl="7" w:tentative="1">
+      <w:start w:val="1"/>
+      <w:numFmt w:val="bullet"/>
+      <w:lvlText w:val=""/>
+      <w:lvlJc w:val="left"/>
+      <w:pPr>
+        <w:tabs>
+          <w:tab w:val="num" w:pos="5760"/>
+        </w:tabs>
+        <w:ind w:left="5760" w:hanging="360"/>
+      </w:pPr>
+      <w:rPr>
+        <w:rFonts w:ascii="Wingdings" w:hAnsi="Wingdings" w:hint="default"/>
+        <w:sz w:val="20"/>
+      </w:rPr>
+    </w:lvl>
+    <w:lvl w:ilvl="8" w:tentative="1">
+      <w:start w:val="1"/>
+      <w:numFmt w:val="bullet"/>
+      <w:lvlText w:val=""/>
+      <w:lvlJc w:val="left"/>
+      <w:pPr>
+        <w:tabs>
+          <w:tab w:val="num" w:pos="6480"/>
+        </w:tabs>
+        <w:ind w:left="6480" w:hanging="360"/>
+      </w:pPr>
+      <w:rPr>
+        <w:rFonts w:ascii="Wingdings" w:hAnsi="Wingdings" w:hint="default"/>
+        <w:sz w:val="20"/>
+      </w:rPr>
+    </w:lvl>
+  </w:abstractNum>
+  <w:abstractNum w:abstractNumId="3" w15:restartNumberingAfterBreak="0">
+    <w:nsid w:val="1A683A80"/>
+    <w:multiLevelType w:val="multilevel"/>
+    <w:tmpl w:val="0B12F48C"/>
+    <w:lvl w:ilvl="0">
+      <w:start w:val="1"/>
+      <w:numFmt w:val="bullet"/>
+      <w:lvlText w:val=""/>
+      <w:lvlJc w:val="left"/>
+      <w:pPr>
+        <w:tabs>
+          <w:tab w:val="num" w:pos="720"/>
+        </w:tabs>
+        <w:ind w:left="720" w:hanging="360"/>
+      </w:pPr>
+      <w:rPr>
+        <w:rFonts w:ascii="Symbol" w:hAnsi="Symbol" w:hint="default"/>
+        <w:sz w:val="20"/>
+      </w:rPr>
+    </w:lvl>
+    <w:lvl w:ilvl="1" w:tentative="1">
+      <w:start w:val="1"/>
+      <w:numFmt w:val="bullet"/>
+      <w:lvlText w:val="o"/>
+      <w:lvlJc w:val="left"/>
+      <w:pPr>
+        <w:tabs>
+          <w:tab w:val="num" w:pos="1440"/>
+        </w:tabs>
+        <w:ind w:left="1440" w:hanging="360"/>
+      </w:pPr>
+      <w:rPr>
+        <w:rFonts w:ascii="Courier New" w:hAnsi="Courier New" w:hint="default"/>
+        <w:sz w:val="20"/>
+      </w:rPr>
+    </w:lvl>
+    <w:lvl w:ilvl="2" w:tentative="1">
+      <w:start w:val="1"/>
+      <w:numFmt w:val="bullet"/>
+      <w:lvlText w:val=""/>
+      <w:lvlJc w:val="left"/>
+      <w:pPr>
+        <w:tabs>
+          <w:tab w:val="num" w:pos="2160"/>
+        </w:tabs>
+        <w:ind w:left="2160" w:hanging="360"/>
+      </w:pPr>
+      <w:rPr>
+        <w:rFonts w:ascii="Wingdings" w:hAnsi="Wingdings" w:hint="default"/>
+        <w:sz w:val="20"/>
+      </w:rPr>
+    </w:lvl>
+    <w:lvl w:ilvl="3" w:tentative="1">
+      <w:start w:val="1"/>
+      <w:numFmt w:val="bullet"/>
+      <w:lvlText w:val=""/>
+      <w:lvlJc w:val="left"/>
+      <w:pPr>
+        <w:tabs>
+          <w:tab w:val="num" w:pos="2880"/>
+        </w:tabs>
+        <w:ind w:left="2880" w:hanging="360"/>
+      </w:pPr>
+      <w:rPr>
+        <w:rFonts w:ascii="Wingdings" w:hAnsi="Wingdings" w:hint="default"/>
+        <w:sz w:val="20"/>
+      </w:rPr>
+    </w:lvl>
+    <w:lvl w:ilvl="4" w:tentative="1">
+      <w:start w:val="1"/>
+      <w:numFmt w:val="bullet"/>
+      <w:lvlText w:val=""/>
+      <w:lvlJc w:val="left"/>
+      <w:pPr>
+        <w:tabs>
+          <w:tab w:val="num" w:pos="3600"/>
+        </w:tabs>
+        <w:ind w:left="3600" w:hanging="360"/>
+      </w:pPr>
+      <w:rPr>
+        <w:rFonts w:ascii="Wingdings" w:hAnsi="Wingdings" w:hint="default"/>
+        <w:sz w:val="20"/>
+      </w:rPr>
+    </w:lvl>
+    <w:lvl w:ilvl="5" w:tentative="1">
+      <w:start w:val="1"/>
+      <w:numFmt w:val="bullet"/>
+      <w:lvlText w:val=""/>
+      <w:lvlJc w:val="left"/>
+      <w:pPr>
+        <w:tabs>
+          <w:tab w:val="num" w:pos="4320"/>
+        </w:tabs>
+        <w:ind w:left="4320" w:hanging="360"/>
+      </w:pPr>
+      <w:rPr>
+        <w:rFonts w:ascii="Wingdings" w:hAnsi="Wingdings" w:hint="default"/>
+        <w:sz w:val="20"/>
+      </w:rPr>
+    </w:lvl>
+    <w:lvl w:ilvl="6" w:tentative="1">
+      <w:start w:val="1"/>
+      <w:numFmt w:val="bullet"/>
+      <w:lvlText w:val=""/>
+      <w:lvlJc w:val="left"/>
+      <w:pPr>
+        <w:tabs>
+          <w:tab w:val="num" w:pos="5040"/>
+        </w:tabs>
+        <w:ind w:left="5040" w:hanging="360"/>
+      </w:pPr>
+      <w:rPr>
+        <w:rFonts w:ascii="Wingdings" w:hAnsi="Wingdings" w:hint="default"/>
+        <w:sz w:val="20"/>
+      </w:rPr>
+    </w:lvl>
+    <w:lvl w:ilvl="7" w:tentative="1">
+      <w:start w:val="1"/>
+      <w:numFmt w:val="bullet"/>
+      <w:lvlText w:val=""/>
+      <w:lvlJc w:val="left"/>
+      <w:pPr>
+        <w:tabs>
+          <w:tab w:val="num" w:pos="5760"/>
+        </w:tabs>
+        <w:ind w:left="5760" w:hanging="360"/>
+      </w:pPr>
+      <w:rPr>
+        <w:rFonts w:ascii="Wingdings" w:hAnsi="Wingdings" w:hint="default"/>
+        <w:sz w:val="20"/>
+      </w:rPr>
+    </w:lvl>
+    <w:lvl w:ilvl="8" w:tentative="1">
+      <w:start w:val="1"/>
+      <w:numFmt w:val="bullet"/>
+      <w:lvlText w:val=""/>
+      <w:lvlJc w:val="left"/>
+      <w:pPr>
+        <w:tabs>
+          <w:tab w:val="num" w:pos="6480"/>
+        </w:tabs>
+        <w:ind w:left="6480" w:hanging="360"/>
+      </w:pPr>
+      <w:rPr>
+        <w:rFonts w:ascii="Wingdings" w:hAnsi="Wingdings" w:hint="default"/>
+        <w:sz w:val="20"/>
+      </w:rPr>
+    </w:lvl>
+  </w:abstractNum>
+  <w:abstractNum w:abstractNumId="4" w15:restartNumberingAfterBreak="0">
+    <w:nsid w:val="233858FD"/>
+    <w:multiLevelType w:val="multilevel"/>
+    <w:tmpl w:val="4CC22E36"/>
+    <w:lvl w:ilvl="0">
+      <w:start w:val="1"/>
+      <w:numFmt w:val="bullet"/>
+      <w:lvlText w:val=""/>
+      <w:lvlJc w:val="left"/>
+      <w:pPr>
+        <w:tabs>
+          <w:tab w:val="num" w:pos="720"/>
+        </w:tabs>
+        <w:ind w:left="720" w:hanging="360"/>
+      </w:pPr>
+      <w:rPr>
+        <w:rFonts w:ascii="Symbol" w:hAnsi="Symbol" w:hint="default"/>
+        <w:sz w:val="20"/>
+      </w:rPr>
+    </w:lvl>
+    <w:lvl w:ilvl="1" w:tentative="1">
+      <w:start w:val="1"/>
+      <w:numFmt w:val="bullet"/>
+      <w:lvlText w:val="o"/>
+      <w:lvlJc w:val="left"/>
+      <w:pPr>
+        <w:tabs>
+          <w:tab w:val="num" w:pos="1440"/>
+        </w:tabs>
+        <w:ind w:left="1440" w:hanging="360"/>
+      </w:pPr>
+      <w:rPr>
+        <w:rFonts w:ascii="Courier New" w:hAnsi="Courier New" w:hint="default"/>
+        <w:sz w:val="20"/>
+      </w:rPr>
+    </w:lvl>
+    <w:lvl w:ilvl="2" w:tentative="1">
+      <w:start w:val="1"/>
+      <w:numFmt w:val="bullet"/>
+      <w:lvlText w:val=""/>
+      <w:lvlJc w:val="left"/>
+      <w:pPr>
+        <w:tabs>
+          <w:tab w:val="num" w:pos="2160"/>
+        </w:tabs>
+        <w:ind w:left="2160" w:hanging="360"/>
+      </w:pPr>
+      <w:rPr>
+        <w:rFonts w:ascii="Wingdings" w:hAnsi="Wingdings" w:hint="default"/>
+        <w:sz w:val="20"/>
+      </w:rPr>
+    </w:lvl>
+    <w:lvl w:ilvl="3" w:tentative="1">
+      <w:start w:val="1"/>
+      <w:numFmt w:val="bullet"/>
+      <w:lvlText w:val=""/>
+      <w:lvlJc w:val="left"/>
+      <w:pPr>
+        <w:tabs>
+          <w:tab w:val="num" w:pos="2880"/>
+        </w:tabs>
+        <w:ind w:left="2880" w:hanging="360"/>
+      </w:pPr>
+      <w:rPr>
+        <w:rFonts w:ascii="Wingdings" w:hAnsi="Wingdings" w:hint="default"/>
+        <w:sz w:val="20"/>
+      </w:rPr>
+    </w:lvl>
+    <w:lvl w:ilvl="4" w:tentative="1">
+      <w:start w:val="1"/>
+      <w:numFmt w:val="bullet"/>
+      <w:lvlText w:val=""/>
+      <w:lvlJc w:val="left"/>
+      <w:pPr>
+        <w:tabs>
+          <w:tab w:val="num" w:pos="3600"/>
+        </w:tabs>
+        <w:ind w:left="3600" w:hanging="360"/>
+      </w:pPr>
+      <w:rPr>
+        <w:rFonts w:ascii="Wingdings" w:hAnsi="Wingdings" w:hint="default"/>
+        <w:sz w:val="20"/>
+      </w:rPr>
+    </w:lvl>
+    <w:lvl w:ilvl="5" w:tentative="1">
+      <w:start w:val="1"/>
+      <w:numFmt w:val="bullet"/>
+      <w:lvlText w:val=""/>
+      <w:lvlJc w:val="left"/>
+      <w:pPr>
+        <w:tabs>
+          <w:tab w:val="num" w:pos="4320"/>
+        </w:tabs>
+        <w:ind w:left="4320" w:hanging="360"/>
+      </w:pPr>
+      <w:rPr>
+        <w:rFonts w:ascii="Wingdings" w:hAnsi="Wingdings" w:hint="default"/>
+        <w:sz w:val="20"/>
+      </w:rPr>
+    </w:lvl>
+    <w:lvl w:ilvl="6" w:tentative="1">
+      <w:start w:val="1"/>
+      <w:numFmt w:val="bullet"/>
+      <w:lvlText w:val=""/>
+      <w:lvlJc w:val="left"/>
+      <w:pPr>
+        <w:tabs>
+          <w:tab w:val="num" w:pos="5040"/>
+        </w:tabs>
+        <w:ind w:left="5040" w:hanging="360"/>
+      </w:pPr>
+      <w:rPr>
+        <w:rFonts w:ascii="Wingdings" w:hAnsi="Wingdings" w:hint="default"/>
+        <w:sz w:val="20"/>
+      </w:rPr>
+    </w:lvl>
+    <w:lvl w:ilvl="7" w:tentative="1">
+      <w:start w:val="1"/>
+      <w:numFmt w:val="bullet"/>
+      <w:lvlText w:val=""/>
+      <w:lvlJc w:val="left"/>
+      <w:pPr>
+        <w:tabs>
+          <w:tab w:val="num" w:pos="5760"/>
+        </w:tabs>
+        <w:ind w:left="5760" w:hanging="360"/>
+      </w:pPr>
+      <w:rPr>
+        <w:rFonts w:ascii="Wingdings" w:hAnsi="Wingdings" w:hint="default"/>
+        <w:sz w:val="20"/>
+      </w:rPr>
+    </w:lvl>
+    <w:lvl w:ilvl="8" w:tentative="1">
+      <w:start w:val="1"/>
+      <w:numFmt w:val="bullet"/>
+      <w:lvlText w:val=""/>
+      <w:lvlJc w:val="left"/>
+      <w:pPr>
+        <w:tabs>
+          <w:tab w:val="num" w:pos="6480"/>
+        </w:tabs>
+        <w:ind w:left="6480" w:hanging="360"/>
+      </w:pPr>
+      <w:rPr>
+        <w:rFonts w:ascii="Wingdings" w:hAnsi="Wingdings" w:hint="default"/>
+        <w:sz w:val="20"/>
+      </w:rPr>
+    </w:lvl>
+  </w:abstractNum>
+  <w:abstractNum w:abstractNumId="5" w15:restartNumberingAfterBreak="0">
+    <w:nsid w:val="263626E4"/>
+    <w:multiLevelType w:val="multilevel"/>
+    <w:tmpl w:val="6ABABD6C"/>
+    <w:lvl w:ilvl="0">
+      <w:start w:val="1"/>
+      <w:numFmt w:val="bullet"/>
+      <w:lvlText w:val=""/>
+      <w:lvlJc w:val="left"/>
+      <w:pPr>
+        <w:tabs>
+          <w:tab w:val="num" w:pos="720"/>
+        </w:tabs>
+        <w:ind w:left="720" w:hanging="360"/>
+      </w:pPr>
+      <w:rPr>
+        <w:rFonts w:ascii="Symbol" w:hAnsi="Symbol" w:hint="default"/>
+        <w:sz w:val="20"/>
+      </w:rPr>
+    </w:lvl>
+    <w:lvl w:ilvl="1" w:tentative="1">
+      <w:start w:val="1"/>
+      <w:numFmt w:val="bullet"/>
+      <w:lvlText w:val="o"/>
+      <w:lvlJc w:val="left"/>
+      <w:pPr>
+        <w:tabs>
+          <w:tab w:val="num" w:pos="1440"/>
+        </w:tabs>
+        <w:ind w:left="1440" w:hanging="360"/>
+      </w:pPr>
+      <w:rPr>
+        <w:rFonts w:ascii="Courier New" w:hAnsi="Courier New" w:hint="default"/>
+        <w:sz w:val="20"/>
+      </w:rPr>
+    </w:lvl>
+    <w:lvl w:ilvl="2" w:tentative="1">
+      <w:start w:val="1"/>
+      <w:numFmt w:val="bullet"/>
+      <w:lvlText w:val=""/>
+      <w:lvlJc w:val="left"/>
+      <w:pPr>
+        <w:tabs>
+          <w:tab w:val="num" w:pos="2160"/>
+        </w:tabs>
+        <w:ind w:left="2160" w:hanging="360"/>
+      </w:pPr>
+      <w:rPr>
+        <w:rFonts w:ascii="Wingdings" w:hAnsi="Wingdings" w:hint="default"/>
+        <w:sz w:val="20"/>
+      </w:rPr>
+    </w:lvl>
+    <w:lvl w:ilvl="3" w:tentative="1">
+      <w:start w:val="1"/>
+      <w:numFmt w:val="bullet"/>
+      <w:lvlText w:val=""/>
+      <w:lvlJc w:val="left"/>
+      <w:pPr>
+        <w:tabs>
+          <w:tab w:val="num" w:pos="2880"/>
+        </w:tabs>
+        <w:ind w:left="2880" w:hanging="360"/>
+      </w:pPr>
+      <w:rPr>
+        <w:rFonts w:ascii="Wingdings" w:hAnsi="Wingdings" w:hint="default"/>
+        <w:sz w:val="20"/>
+      </w:rPr>
+    </w:lvl>
+    <w:lvl w:ilvl="4" w:tentative="1">
+      <w:start w:val="1"/>
+      <w:numFmt w:val="bullet"/>
+      <w:lvlText w:val=""/>
+      <w:lvlJc w:val="left"/>
+      <w:pPr>
+        <w:tabs>
+          <w:tab w:val="num" w:pos="3600"/>
+        </w:tabs>
+        <w:ind w:left="3600" w:hanging="360"/>
+      </w:pPr>
+      <w:rPr>
+        <w:rFonts w:ascii="Wingdings" w:hAnsi="Wingdings" w:hint="default"/>
+        <w:sz w:val="20"/>
+      </w:rPr>
+    </w:lvl>
+    <w:lvl w:ilvl="5" w:tentative="1">
+      <w:start w:val="1"/>
+      <w:numFmt w:val="bullet"/>
+      <w:lvlText w:val=""/>
+      <w:lvlJc w:val="left"/>
+      <w:pPr>
+        <w:tabs>
+          <w:tab w:val="num" w:pos="4320"/>
+        </w:tabs>
+        <w:ind w:left="4320" w:hanging="360"/>
+      </w:pPr>
+      <w:rPr>
+        <w:rFonts w:ascii="Wingdings" w:hAnsi="Wingdings" w:hint="default"/>
+        <w:sz w:val="20"/>
+      </w:rPr>
+    </w:lvl>
+    <w:lvl w:ilvl="6" w:tentative="1">
+      <w:start w:val="1"/>
+      <w:numFmt w:val="bullet"/>
+      <w:lvlText w:val=""/>
+      <w:lvlJc w:val="left"/>
+      <w:pPr>
+        <w:tabs>
+          <w:tab w:val="num" w:pos="5040"/>
+        </w:tabs>
+        <w:ind w:left="5040" w:hanging="360"/>
+      </w:pPr>
+      <w:rPr>
+        <w:rFonts w:ascii="Wingdings" w:hAnsi="Wingdings" w:hint="default"/>
+        <w:sz w:val="20"/>
+      </w:rPr>
+    </w:lvl>
+    <w:lvl w:ilvl="7" w:tentative="1">
+      <w:start w:val="1"/>
+      <w:numFmt w:val="bullet"/>
+      <w:lvlText w:val=""/>
+      <w:lvlJc w:val="left"/>
+      <w:pPr>
+        <w:tabs>
+          <w:tab w:val="num" w:pos="5760"/>
+        </w:tabs>
+        <w:ind w:left="5760" w:hanging="360"/>
+      </w:pPr>
+      <w:rPr>
+        <w:rFonts w:ascii="Wingdings" w:hAnsi="Wingdings" w:hint="default"/>
+        <w:sz w:val="20"/>
+      </w:rPr>
+    </w:lvl>
+    <w:lvl w:ilvl="8" w:tentative="1">
+      <w:start w:val="1"/>
+      <w:numFmt w:val="bullet"/>
+      <w:lvlText w:val=""/>
+      <w:lvlJc w:val="left"/>
+      <w:pPr>
+        <w:tabs>
+          <w:tab w:val="num" w:pos="6480"/>
+        </w:tabs>
+        <w:ind w:left="6480" w:hanging="360"/>
+      </w:pPr>
+      <w:rPr>
+        <w:rFonts w:ascii="Wingdings" w:hAnsi="Wingdings" w:hint="default"/>
+        <w:sz w:val="20"/>
+      </w:rPr>
+    </w:lvl>
+  </w:abstractNum>
+  <w:abstractNum w:abstractNumId="6" w15:restartNumberingAfterBreak="0">
+    <w:nsid w:val="268A3EE1"/>
+    <w:multiLevelType w:val="multilevel"/>
+    <w:tmpl w:val="19983580"/>
+    <w:lvl w:ilvl="0">
+      <w:start w:val="1"/>
+      <w:numFmt w:val="bullet"/>
+      <w:lvlText w:val=""/>
+      <w:lvlJc w:val="left"/>
+      <w:pPr>
+        <w:tabs>
+          <w:tab w:val="num" w:pos="720"/>
+        </w:tabs>
+        <w:ind w:left="720" w:hanging="360"/>
+      </w:pPr>
+      <w:rPr>
+        <w:rFonts w:ascii="Symbol" w:hAnsi="Symbol" w:hint="default"/>
+        <w:sz w:val="20"/>
+      </w:rPr>
+    </w:lvl>
+    <w:lvl w:ilvl="1" w:tentative="1">
+      <w:start w:val="1"/>
+      <w:numFmt w:val="bullet"/>
+      <w:lvlText w:val="o"/>
+      <w:lvlJc w:val="left"/>
+      <w:pPr>
+        <w:tabs>
+          <w:tab w:val="num" w:pos="1440"/>
+        </w:tabs>
+        <w:ind w:left="1440" w:hanging="360"/>
+      </w:pPr>
+      <w:rPr>
+        <w:rFonts w:ascii="Courier New" w:hAnsi="Courier New" w:hint="default"/>
+        <w:sz w:val="20"/>
+      </w:rPr>
+    </w:lvl>
+    <w:lvl w:ilvl="2" w:tentative="1">
+      <w:start w:val="1"/>
+      <w:numFmt w:val="bullet"/>
+      <w:lvlText w:val=""/>
+      <w:lvlJc w:val="left"/>
+      <w:pPr>
+        <w:tabs>
+          <w:tab w:val="num" w:pos="2160"/>
+        </w:tabs>
+        <w:ind w:left="2160" w:hanging="360"/>
+      </w:pPr>
+      <w:rPr>
+        <w:rFonts w:ascii="Wingdings" w:hAnsi="Wingdings" w:hint="default"/>
+        <w:sz w:val="20"/>
+      </w:rPr>
+    </w:lvl>
+    <w:lvl w:ilvl="3" w:tentative="1">
+      <w:start w:val="1"/>
+      <w:numFmt w:val="bullet"/>
+      <w:lvlText w:val=""/>
+      <w:lvlJc w:val="left"/>
+      <w:pPr>
+        <w:tabs>
+          <w:tab w:val="num" w:pos="2880"/>
+        </w:tabs>
+        <w:ind w:left="2880" w:hanging="360"/>
+      </w:pPr>
+      <w:rPr>
+        <w:rFonts w:ascii="Wingdings" w:hAnsi="Wingdings" w:hint="default"/>
+        <w:sz w:val="20"/>
+      </w:rPr>
+    </w:lvl>
+    <w:lvl w:ilvl="4" w:tentative="1">
+      <w:start w:val="1"/>
+      <w:numFmt w:val="bullet"/>
+      <w:lvlText w:val=""/>
+      <w:lvlJc w:val="left"/>
+      <w:pPr>
+        <w:tabs>
+          <w:tab w:val="num" w:pos="3600"/>
+        </w:tabs>
+        <w:ind w:left="3600" w:hanging="360"/>
+      </w:pPr>
+      <w:rPr>
+        <w:rFonts w:ascii="Wingdings" w:hAnsi="Wingdings" w:hint="default"/>
+        <w:sz w:val="20"/>
+      </w:rPr>
+    </w:lvl>
+    <w:lvl w:ilvl="5" w:tentative="1">
+      <w:start w:val="1"/>
+      <w:numFmt w:val="bullet"/>
+      <w:lvlText w:val=""/>
+      <w:lvlJc w:val="left"/>
+      <w:pPr>
+        <w:tabs>
+          <w:tab w:val="num" w:pos="4320"/>
+        </w:tabs>
+        <w:ind w:left="4320" w:hanging="360"/>
+      </w:pPr>
+      <w:rPr>
+        <w:rFonts w:ascii="Wingdings" w:hAnsi="Wingdings" w:hint="default"/>
+        <w:sz w:val="20"/>
+      </w:rPr>
+    </w:lvl>
+    <w:lvl w:ilvl="6" w:tentative="1">
+      <w:start w:val="1"/>
+      <w:numFmt w:val="bullet"/>
+      <w:lvlText w:val=""/>
+      <w:lvlJc w:val="left"/>
+      <w:pPr>
+        <w:tabs>
+          <w:tab w:val="num" w:pos="5040"/>
+        </w:tabs>
+        <w:ind w:left="5040" w:hanging="360"/>
+      </w:pPr>
+      <w:rPr>
+        <w:rFonts w:ascii="Wingdings" w:hAnsi="Wingdings" w:hint="default"/>
+        <w:sz w:val="20"/>
+      </w:rPr>
+    </w:lvl>
+    <w:lvl w:ilvl="7" w:tentative="1">
+      <w:start w:val="1"/>
+      <w:numFmt w:val="bullet"/>
+      <w:lvlText w:val=""/>
+      <w:lvlJc w:val="left"/>
+      <w:pPr>
+        <w:tabs>
+          <w:tab w:val="num" w:pos="5760"/>
+        </w:tabs>
+        <w:ind w:left="5760" w:hanging="360"/>
+      </w:pPr>
+      <w:rPr>
+        <w:rFonts w:ascii="Wingdings" w:hAnsi="Wingdings" w:hint="default"/>
+        <w:sz w:val="20"/>
+      </w:rPr>
+    </w:lvl>
+    <w:lvl w:ilvl="8" w:tentative="1">
+      <w:start w:val="1"/>
+      <w:numFmt w:val="bullet"/>
+      <w:lvlText w:val=""/>
+      <w:lvlJc w:val="left"/>
+      <w:pPr>
+        <w:tabs>
+          <w:tab w:val="num" w:pos="6480"/>
+        </w:tabs>
+        <w:ind w:left="6480" w:hanging="360"/>
+      </w:pPr>
+      <w:rPr>
+        <w:rFonts w:ascii="Wingdings" w:hAnsi="Wingdings" w:hint="default"/>
+        <w:sz w:val="20"/>
+      </w:rPr>
+    </w:lvl>
+  </w:abstractNum>
+  <w:abstractNum w:abstractNumId="7" w15:restartNumberingAfterBreak="0">
+    <w:nsid w:val="29FD02A2"/>
+    <w:multiLevelType w:val="multilevel"/>
+    <w:tmpl w:val="81C4CD68"/>
+    <w:lvl w:ilvl="0">
+      <w:start w:val="1"/>
+      <w:numFmt w:val="bullet"/>
+      <w:lvlText w:val=""/>
+      <w:lvlJc w:val="left"/>
+      <w:pPr>
+        <w:tabs>
+          <w:tab w:val="num" w:pos="720"/>
+        </w:tabs>
+        <w:ind w:left="720" w:hanging="360"/>
+      </w:pPr>
+      <w:rPr>
+        <w:rFonts w:ascii="Symbol" w:hAnsi="Symbol" w:hint="default"/>
+        <w:sz w:val="20"/>
+      </w:rPr>
+    </w:lvl>
+    <w:lvl w:ilvl="1" w:tentative="1">
+      <w:start w:val="1"/>
+      <w:numFmt w:val="bullet"/>
+      <w:lvlText w:val="o"/>
+      <w:lvlJc w:val="left"/>
+      <w:pPr>
+        <w:tabs>
+          <w:tab w:val="num" w:pos="1440"/>
+        </w:tabs>
+        <w:ind w:left="1440" w:hanging="360"/>
+      </w:pPr>
+      <w:rPr>
+        <w:rFonts w:ascii="Courier New" w:hAnsi="Courier New" w:hint="default"/>
+        <w:sz w:val="20"/>
+      </w:rPr>
+    </w:lvl>
+    <w:lvl w:ilvl="2" w:tentative="1">
+      <w:start w:val="1"/>
+      <w:numFmt w:val="bullet"/>
+      <w:lvlText w:val=""/>
+      <w:lvlJc w:val="left"/>
+      <w:pPr>
+        <w:tabs>
+          <w:tab w:val="num" w:pos="2160"/>
+        </w:tabs>
+        <w:ind w:left="2160" w:hanging="360"/>
+      </w:pPr>
+      <w:rPr>
+        <w:rFonts w:ascii="Wingdings" w:hAnsi="Wingdings" w:hint="default"/>
+        <w:sz w:val="20"/>
+      </w:rPr>
+    </w:lvl>
+    <w:lvl w:ilvl="3" w:tentative="1">
+      <w:start w:val="1"/>
+      <w:numFmt w:val="bullet"/>
+      <w:lvlText w:val=""/>
+      <w:lvlJc w:val="left"/>
+      <w:pPr>
+        <w:tabs>
+          <w:tab w:val="num" w:pos="2880"/>
+        </w:tabs>
+        <w:ind w:left="2880" w:hanging="360"/>
+      </w:pPr>
+      <w:rPr>
+        <w:rFonts w:ascii="Wingdings" w:hAnsi="Wingdings" w:hint="default"/>
+        <w:sz w:val="20"/>
+      </w:rPr>
+    </w:lvl>
+    <w:lvl w:ilvl="4" w:tentative="1">
+      <w:start w:val="1"/>
+      <w:numFmt w:val="bullet"/>
+      <w:lvlText w:val=""/>
+      <w:lvlJc w:val="left"/>
+      <w:pPr>
+        <w:tabs>
+          <w:tab w:val="num" w:pos="3600"/>
+        </w:tabs>
+        <w:ind w:left="3600" w:hanging="360"/>
+      </w:pPr>
+      <w:rPr>
+        <w:rFonts w:ascii="Wingdings" w:hAnsi="Wingdings" w:hint="default"/>
+        <w:sz w:val="20"/>
+      </w:rPr>
+    </w:lvl>
+    <w:lvl w:ilvl="5" w:tentative="1">
+      <w:start w:val="1"/>
+      <w:numFmt w:val="bullet"/>
+      <w:lvlText w:val=""/>
+      <w:lvlJc w:val="left"/>
+      <w:pPr>
+        <w:tabs>
+          <w:tab w:val="num" w:pos="4320"/>
+        </w:tabs>
+        <w:ind w:left="4320" w:hanging="360"/>
+      </w:pPr>
+      <w:rPr>
+        <w:rFonts w:ascii="Wingdings" w:hAnsi="Wingdings" w:hint="default"/>
+        <w:sz w:val="20"/>
+      </w:rPr>
+    </w:lvl>
+    <w:lvl w:ilvl="6" w:tentative="1">
+      <w:start w:val="1"/>
+      <w:numFmt w:val="bullet"/>
+      <w:lvlText w:val=""/>
+      <w:lvlJc w:val="left"/>
+      <w:pPr>
+        <w:tabs>
+          <w:tab w:val="num" w:pos="5040"/>
+        </w:tabs>
+        <w:ind w:left="5040" w:hanging="360"/>
+      </w:pPr>
+      <w:rPr>
+        <w:rFonts w:ascii="Wingdings" w:hAnsi="Wingdings" w:hint="default"/>
+        <w:sz w:val="20"/>
+      </w:rPr>
+    </w:lvl>
+    <w:lvl w:ilvl="7" w:tentative="1">
+      <w:start w:val="1"/>
+      <w:numFmt w:val="bullet"/>
+      <w:lvlText w:val=""/>
+      <w:lvlJc w:val="left"/>
+      <w:pPr>
+        <w:tabs>
+          <w:tab w:val="num" w:pos="5760"/>
+        </w:tabs>
+        <w:ind w:left="5760" w:hanging="360"/>
+      </w:pPr>
+      <w:rPr>
+        <w:rFonts w:ascii="Wingdings" w:hAnsi="Wingdings" w:hint="default"/>
+        <w:sz w:val="20"/>
+      </w:rPr>
+    </w:lvl>
+    <w:lvl w:ilvl="8" w:tentative="1">
+      <w:start w:val="1"/>
+      <w:numFmt w:val="bullet"/>
+      <w:lvlText w:val=""/>
+      <w:lvlJc w:val="left"/>
+      <w:pPr>
+        <w:tabs>
+          <w:tab w:val="num" w:pos="6480"/>
+        </w:tabs>
+        <w:ind w:left="6480" w:hanging="360"/>
+      </w:pPr>
+      <w:rPr>
+        <w:rFonts w:ascii="Wingdings" w:hAnsi="Wingdings" w:hint="default"/>
+        <w:sz w:val="20"/>
+      </w:rPr>
+    </w:lvl>
+  </w:abstractNum>
+  <w:abstractNum w:abstractNumId="8" w15:restartNumberingAfterBreak="0">
+    <w:nsid w:val="2C7C4606"/>
+    <w:multiLevelType w:val="multilevel"/>
+    <w:tmpl w:val="2ADC9390"/>
+    <w:lvl w:ilvl="0">
+      <w:start w:val="1"/>
+      <w:numFmt w:val="bullet"/>
+      <w:lvlText w:val=""/>
+      <w:lvlJc w:val="left"/>
+      <w:pPr>
+        <w:tabs>
+          <w:tab w:val="num" w:pos="720"/>
+        </w:tabs>
+        <w:ind w:left="720" w:hanging="360"/>
+      </w:pPr>
+      <w:rPr>
+        <w:rFonts w:ascii="Symbol" w:hAnsi="Symbol" w:hint="default"/>
+        <w:sz w:val="20"/>
+      </w:rPr>
+    </w:lvl>
+    <w:lvl w:ilvl="1" w:tentative="1">
+      <w:start w:val="1"/>
+      <w:numFmt w:val="bullet"/>
+      <w:lvlText w:val="o"/>
+      <w:lvlJc w:val="left"/>
+      <w:pPr>
+        <w:tabs>
+          <w:tab w:val="num" w:pos="1440"/>
+        </w:tabs>
+        <w:ind w:left="1440" w:hanging="360"/>
+      </w:pPr>
+      <w:rPr>
+        <w:rFonts w:ascii="Courier New" w:hAnsi="Courier New" w:hint="default"/>
+        <w:sz w:val="20"/>
+      </w:rPr>
+    </w:lvl>
+    <w:lvl w:ilvl="2" w:tentative="1">
+      <w:start w:val="1"/>
+      <w:numFmt w:val="bullet"/>
+      <w:lvlText w:val=""/>
+      <w:lvlJc w:val="left"/>
+      <w:pPr>
+        <w:tabs>
+          <w:tab w:val="num" w:pos="2160"/>
+        </w:tabs>
+        <w:ind w:left="2160" w:hanging="360"/>
+      </w:pPr>
+      <w:rPr>
+        <w:rFonts w:ascii="Wingdings" w:hAnsi="Wingdings" w:hint="default"/>
+        <w:sz w:val="20"/>
+      </w:rPr>
+    </w:lvl>
+    <w:lvl w:ilvl="3" w:tentative="1">
+      <w:start w:val="1"/>
+      <w:numFmt w:val="bullet"/>
+      <w:lvlText w:val=""/>
+      <w:lvlJc w:val="left"/>
+      <w:pPr>
+        <w:tabs>
+          <w:tab w:val="num" w:pos="2880"/>
+        </w:tabs>
+        <w:ind w:left="2880" w:hanging="360"/>
+      </w:pPr>
+      <w:rPr>
+        <w:rFonts w:ascii="Wingdings" w:hAnsi="Wingdings" w:hint="default"/>
+        <w:sz w:val="20"/>
+      </w:rPr>
+    </w:lvl>
+    <w:lvl w:ilvl="4" w:tentative="1">
+      <w:start w:val="1"/>
+      <w:numFmt w:val="bullet"/>
+      <w:lvlText w:val=""/>
+      <w:lvlJc w:val="left"/>
+      <w:pPr>
+        <w:tabs>
+          <w:tab w:val="num" w:pos="3600"/>
+        </w:tabs>
+        <w:ind w:left="3600" w:hanging="360"/>
+      </w:pPr>
+      <w:rPr>
+        <w:rFonts w:ascii="Wingdings" w:hAnsi="Wingdings" w:hint="default"/>
+        <w:sz w:val="20"/>
+      </w:rPr>
+    </w:lvl>
+    <w:lvl w:ilvl="5" w:tentative="1">
+      <w:start w:val="1"/>
+      <w:numFmt w:val="bullet"/>
+      <w:lvlText w:val=""/>
+      <w:lvlJc w:val="left"/>
+      <w:pPr>
+        <w:tabs>
+          <w:tab w:val="num" w:pos="4320"/>
+        </w:tabs>
+        <w:ind w:left="4320" w:hanging="360"/>
+      </w:pPr>
+      <w:rPr>
+        <w:rFonts w:ascii="Wingdings" w:hAnsi="Wingdings" w:hint="default"/>
+        <w:sz w:val="20"/>
+      </w:rPr>
+    </w:lvl>
+    <w:lvl w:ilvl="6" w:tentative="1">
+      <w:start w:val="1"/>
+      <w:numFmt w:val="bullet"/>
+      <w:lvlText w:val=""/>
+      <w:lvlJc w:val="left"/>
+      <w:pPr>
+        <w:tabs>
+          <w:tab w:val="num" w:pos="5040"/>
+        </w:tabs>
+        <w:ind w:left="5040" w:hanging="360"/>
+      </w:pPr>
+      <w:rPr>
+        <w:rFonts w:ascii="Wingdings" w:hAnsi="Wingdings" w:hint="default"/>
+        <w:sz w:val="20"/>
+      </w:rPr>
+    </w:lvl>
+    <w:lvl w:ilvl="7" w:tentative="1">
+      <w:start w:val="1"/>
+      <w:numFmt w:val="bullet"/>
+      <w:lvlText w:val=""/>
+      <w:lvlJc w:val="left"/>
+      <w:pPr>
+        <w:tabs>
+          <w:tab w:val="num" w:pos="5760"/>
+        </w:tabs>
+        <w:ind w:left="5760" w:hanging="360"/>
+      </w:pPr>
+      <w:rPr>
+        <w:rFonts w:ascii="Wingdings" w:hAnsi="Wingdings" w:hint="default"/>
+        <w:sz w:val="20"/>
+      </w:rPr>
+    </w:lvl>
+    <w:lvl w:ilvl="8" w:tentative="1">
+      <w:start w:val="1"/>
+      <w:numFmt w:val="bullet"/>
+      <w:lvlText w:val=""/>
+      <w:lvlJc w:val="left"/>
+      <w:pPr>
+        <w:tabs>
+          <w:tab w:val="num" w:pos="6480"/>
+        </w:tabs>
+        <w:ind w:left="6480" w:hanging="360"/>
+      </w:pPr>
+      <w:rPr>
+        <w:rFonts w:ascii="Wingdings" w:hAnsi="Wingdings" w:hint="default"/>
+        <w:sz w:val="20"/>
+      </w:rPr>
+    </w:lvl>
+  </w:abstractNum>
+  <w:abstractNum w:abstractNumId="9" w15:restartNumberingAfterBreak="0">
     <w:nsid w:val="2D985B00"/>
     <w:multiLevelType w:val="hybridMultilevel"/>
     <w:tmpl w:val="8B280344"/>
@@ -845,7 +5994,156 @@
       </w:pPr>
     </w:lvl>
   </w:abstractNum>
-  <w:abstractNum w:abstractNumId="2" w15:restartNumberingAfterBreak="0">
+  <w:abstractNum w:abstractNumId="10" w15:restartNumberingAfterBreak="0">
+    <w:nsid w:val="2F6869F3"/>
+    <w:multiLevelType w:val="multilevel"/>
+    <w:tmpl w:val="D43C9FE4"/>
+    <w:lvl w:ilvl="0">
+      <w:start w:val="1"/>
+      <w:numFmt w:val="bullet"/>
+      <w:lvlText w:val=""/>
+      <w:lvlJc w:val="left"/>
+      <w:pPr>
+        <w:tabs>
+          <w:tab w:val="num" w:pos="720"/>
+        </w:tabs>
+        <w:ind w:left="720" w:hanging="360"/>
+      </w:pPr>
+      <w:rPr>
+        <w:rFonts w:ascii="Symbol" w:hAnsi="Symbol" w:hint="default"/>
+        <w:sz w:val="20"/>
+      </w:rPr>
+    </w:lvl>
+    <w:lvl w:ilvl="1" w:tentative="1">
+      <w:start w:val="1"/>
+      <w:numFmt w:val="bullet"/>
+      <w:lvlText w:val="o"/>
+      <w:lvlJc w:val="left"/>
+      <w:pPr>
+        <w:tabs>
+          <w:tab w:val="num" w:pos="1440"/>
+        </w:tabs>
+        <w:ind w:left="1440" w:hanging="360"/>
+      </w:pPr>
+      <w:rPr>
+        <w:rFonts w:ascii="Courier New" w:hAnsi="Courier New" w:hint="default"/>
+        <w:sz w:val="20"/>
+      </w:rPr>
+    </w:lvl>
+    <w:lvl w:ilvl="2" w:tentative="1">
+      <w:start w:val="1"/>
+      <w:numFmt w:val="bullet"/>
+      <w:lvlText w:val=""/>
+      <w:lvlJc w:val="left"/>
+      <w:pPr>
+        <w:tabs>
+          <w:tab w:val="num" w:pos="2160"/>
+        </w:tabs>
+        <w:ind w:left="2160" w:hanging="360"/>
+      </w:pPr>
+      <w:rPr>
+        <w:rFonts w:ascii="Wingdings" w:hAnsi="Wingdings" w:hint="default"/>
+        <w:sz w:val="20"/>
+      </w:rPr>
+    </w:lvl>
+    <w:lvl w:ilvl="3" w:tentative="1">
+      <w:start w:val="1"/>
+      <w:numFmt w:val="bullet"/>
+      <w:lvlText w:val=""/>
+      <w:lvlJc w:val="left"/>
+      <w:pPr>
+        <w:tabs>
+          <w:tab w:val="num" w:pos="2880"/>
+        </w:tabs>
+        <w:ind w:left="2880" w:hanging="360"/>
+      </w:pPr>
+      <w:rPr>
+        <w:rFonts w:ascii="Wingdings" w:hAnsi="Wingdings" w:hint="default"/>
+        <w:sz w:val="20"/>
+      </w:rPr>
+    </w:lvl>
+    <w:lvl w:ilvl="4" w:tentative="1">
+      <w:start w:val="1"/>
+      <w:numFmt w:val="bullet"/>
+      <w:lvlText w:val=""/>
+      <w:lvlJc w:val="left"/>
+      <w:pPr>
+        <w:tabs>
+          <w:tab w:val="num" w:pos="3600"/>
+        </w:tabs>
+        <w:ind w:left="3600" w:hanging="360"/>
+      </w:pPr>
+      <w:rPr>
+        <w:rFonts w:ascii="Wingdings" w:hAnsi="Wingdings" w:hint="default"/>
+        <w:sz w:val="20"/>
+      </w:rPr>
+    </w:lvl>
+    <w:lvl w:ilvl="5" w:tentative="1">
+      <w:start w:val="1"/>
+      <w:numFmt w:val="bullet"/>
+      <w:lvlText w:val=""/>
+      <w:lvlJc w:val="left"/>
+      <w:pPr>
+        <w:tabs>
+          <w:tab w:val="num" w:pos="4320"/>
+        </w:tabs>
+        <w:ind w:left="4320" w:hanging="360"/>
+      </w:pPr>
+      <w:rPr>
+        <w:rFonts w:ascii="Wingdings" w:hAnsi="Wingdings" w:hint="default"/>
+        <w:sz w:val="20"/>
+      </w:rPr>
+    </w:lvl>
+    <w:lvl w:ilvl="6" w:tentative="1">
+      <w:start w:val="1"/>
+      <w:numFmt w:val="bullet"/>
+      <w:lvlText w:val=""/>
+      <w:lvlJc w:val="left"/>
+      <w:pPr>
+        <w:tabs>
+          <w:tab w:val="num" w:pos="5040"/>
+        </w:tabs>
+        <w:ind w:left="5040" w:hanging="360"/>
+      </w:pPr>
+      <w:rPr>
+        <w:rFonts w:ascii="Wingdings" w:hAnsi="Wingdings" w:hint="default"/>
+        <w:sz w:val="20"/>
+      </w:rPr>
+    </w:lvl>
+    <w:lvl w:ilvl="7" w:tentative="1">
+      <w:start w:val="1"/>
+      <w:numFmt w:val="bullet"/>
+      <w:lvlText w:val=""/>
+      <w:lvlJc w:val="left"/>
+      <w:pPr>
+        <w:tabs>
+          <w:tab w:val="num" w:pos="5760"/>
+        </w:tabs>
+        <w:ind w:left="5760" w:hanging="360"/>
+      </w:pPr>
+      <w:rPr>
+        <w:rFonts w:ascii="Wingdings" w:hAnsi="Wingdings" w:hint="default"/>
+        <w:sz w:val="20"/>
+      </w:rPr>
+    </w:lvl>
+    <w:lvl w:ilvl="8" w:tentative="1">
+      <w:start w:val="1"/>
+      <w:numFmt w:val="bullet"/>
+      <w:lvlText w:val=""/>
+      <w:lvlJc w:val="left"/>
+      <w:pPr>
+        <w:tabs>
+          <w:tab w:val="num" w:pos="6480"/>
+        </w:tabs>
+        <w:ind w:left="6480" w:hanging="360"/>
+      </w:pPr>
+      <w:rPr>
+        <w:rFonts w:ascii="Wingdings" w:hAnsi="Wingdings" w:hint="default"/>
+        <w:sz w:val="20"/>
+      </w:rPr>
+    </w:lvl>
+  </w:abstractNum>
+  <w:abstractNum w:abstractNumId="11" w15:restartNumberingAfterBreak="0">
     <w:nsid w:val="2F98299B"/>
     <w:multiLevelType w:val="hybridMultilevel"/>
     <w:tmpl w:val="00EEF028"/>
@@ -934,7 +6232,575 @@
       </w:pPr>
     </w:lvl>
   </w:abstractNum>
-  <w:abstractNum w:abstractNumId="3" w15:restartNumberingAfterBreak="0">
+  <w:abstractNum w:abstractNumId="12" w15:restartNumberingAfterBreak="0">
+    <w:nsid w:val="31B763CF"/>
+    <w:multiLevelType w:val="multilevel"/>
+    <w:tmpl w:val="7396BFC8"/>
+    <w:lvl w:ilvl="0">
+      <w:start w:val="1"/>
+      <w:numFmt w:val="bullet"/>
+      <w:lvlText w:val=""/>
+      <w:lvlJc w:val="left"/>
+      <w:pPr>
+        <w:tabs>
+          <w:tab w:val="num" w:pos="720"/>
+        </w:tabs>
+        <w:ind w:left="720" w:hanging="360"/>
+      </w:pPr>
+      <w:rPr>
+        <w:rFonts w:ascii="Symbol" w:hAnsi="Symbol" w:hint="default"/>
+        <w:sz w:val="20"/>
+      </w:rPr>
+    </w:lvl>
+    <w:lvl w:ilvl="1" w:tentative="1">
+      <w:start w:val="1"/>
+      <w:numFmt w:val="bullet"/>
+      <w:lvlText w:val="o"/>
+      <w:lvlJc w:val="left"/>
+      <w:pPr>
+        <w:tabs>
+          <w:tab w:val="num" w:pos="1440"/>
+        </w:tabs>
+        <w:ind w:left="1440" w:hanging="360"/>
+      </w:pPr>
+      <w:rPr>
+        <w:rFonts w:ascii="Courier New" w:hAnsi="Courier New" w:hint="default"/>
+        <w:sz w:val="20"/>
+      </w:rPr>
+    </w:lvl>
+    <w:lvl w:ilvl="2" w:tentative="1">
+      <w:start w:val="1"/>
+      <w:numFmt w:val="bullet"/>
+      <w:lvlText w:val=""/>
+      <w:lvlJc w:val="left"/>
+      <w:pPr>
+        <w:tabs>
+          <w:tab w:val="num" w:pos="2160"/>
+        </w:tabs>
+        <w:ind w:left="2160" w:hanging="360"/>
+      </w:pPr>
+      <w:rPr>
+        <w:rFonts w:ascii="Wingdings" w:hAnsi="Wingdings" w:hint="default"/>
+        <w:sz w:val="20"/>
+      </w:rPr>
+    </w:lvl>
+    <w:lvl w:ilvl="3" w:tentative="1">
+      <w:start w:val="1"/>
+      <w:numFmt w:val="bullet"/>
+      <w:lvlText w:val=""/>
+      <w:lvlJc w:val="left"/>
+      <w:pPr>
+        <w:tabs>
+          <w:tab w:val="num" w:pos="2880"/>
+        </w:tabs>
+        <w:ind w:left="2880" w:hanging="360"/>
+      </w:pPr>
+      <w:rPr>
+        <w:rFonts w:ascii="Wingdings" w:hAnsi="Wingdings" w:hint="default"/>
+        <w:sz w:val="20"/>
+      </w:rPr>
+    </w:lvl>
+    <w:lvl w:ilvl="4" w:tentative="1">
+      <w:start w:val="1"/>
+      <w:numFmt w:val="bullet"/>
+      <w:lvlText w:val=""/>
+      <w:lvlJc w:val="left"/>
+      <w:pPr>
+        <w:tabs>
+          <w:tab w:val="num" w:pos="3600"/>
+        </w:tabs>
+        <w:ind w:left="3600" w:hanging="360"/>
+      </w:pPr>
+      <w:rPr>
+        <w:rFonts w:ascii="Wingdings" w:hAnsi="Wingdings" w:hint="default"/>
+        <w:sz w:val="20"/>
+      </w:rPr>
+    </w:lvl>
+    <w:lvl w:ilvl="5" w:tentative="1">
+      <w:start w:val="1"/>
+      <w:numFmt w:val="bullet"/>
+      <w:lvlText w:val=""/>
+      <w:lvlJc w:val="left"/>
+      <w:pPr>
+        <w:tabs>
+          <w:tab w:val="num" w:pos="4320"/>
+        </w:tabs>
+        <w:ind w:left="4320" w:hanging="360"/>
+      </w:pPr>
+      <w:rPr>
+        <w:rFonts w:ascii="Wingdings" w:hAnsi="Wingdings" w:hint="default"/>
+        <w:sz w:val="20"/>
+      </w:rPr>
+    </w:lvl>
+    <w:lvl w:ilvl="6" w:tentative="1">
+      <w:start w:val="1"/>
+      <w:numFmt w:val="bullet"/>
+      <w:lvlText w:val=""/>
+      <w:lvlJc w:val="left"/>
+      <w:pPr>
+        <w:tabs>
+          <w:tab w:val="num" w:pos="5040"/>
+        </w:tabs>
+        <w:ind w:left="5040" w:hanging="360"/>
+      </w:pPr>
+      <w:rPr>
+        <w:rFonts w:ascii="Wingdings" w:hAnsi="Wingdings" w:hint="default"/>
+        <w:sz w:val="20"/>
+      </w:rPr>
+    </w:lvl>
+    <w:lvl w:ilvl="7" w:tentative="1">
+      <w:start w:val="1"/>
+      <w:numFmt w:val="bullet"/>
+      <w:lvlText w:val=""/>
+      <w:lvlJc w:val="left"/>
+      <w:pPr>
+        <w:tabs>
+          <w:tab w:val="num" w:pos="5760"/>
+        </w:tabs>
+        <w:ind w:left="5760" w:hanging="360"/>
+      </w:pPr>
+      <w:rPr>
+        <w:rFonts w:ascii="Wingdings" w:hAnsi="Wingdings" w:hint="default"/>
+        <w:sz w:val="20"/>
+      </w:rPr>
+    </w:lvl>
+    <w:lvl w:ilvl="8" w:tentative="1">
+      <w:start w:val="1"/>
+      <w:numFmt w:val="bullet"/>
+      <w:lvlText w:val=""/>
+      <w:lvlJc w:val="left"/>
+      <w:pPr>
+        <w:tabs>
+          <w:tab w:val="num" w:pos="6480"/>
+        </w:tabs>
+        <w:ind w:left="6480" w:hanging="360"/>
+      </w:pPr>
+      <w:rPr>
+        <w:rFonts w:ascii="Wingdings" w:hAnsi="Wingdings" w:hint="default"/>
+        <w:sz w:val="20"/>
+      </w:rPr>
+    </w:lvl>
+  </w:abstractNum>
+  <w:abstractNum w:abstractNumId="13" w15:restartNumberingAfterBreak="0">
+    <w:nsid w:val="31F125EC"/>
+    <w:multiLevelType w:val="multilevel"/>
+    <w:tmpl w:val="323A656C"/>
+    <w:lvl w:ilvl="0">
+      <w:start w:val="1"/>
+      <w:numFmt w:val="decimal"/>
+      <w:lvlText w:val="%1."/>
+      <w:lvlJc w:val="left"/>
+      <w:pPr>
+        <w:tabs>
+          <w:tab w:val="num" w:pos="720"/>
+        </w:tabs>
+        <w:ind w:left="720" w:hanging="360"/>
+      </w:pPr>
+    </w:lvl>
+    <w:lvl w:ilvl="1">
+      <w:start w:val="1"/>
+      <w:numFmt w:val="bullet"/>
+      <w:lvlText w:val="o"/>
+      <w:lvlJc w:val="left"/>
+      <w:pPr>
+        <w:tabs>
+          <w:tab w:val="num" w:pos="1440"/>
+        </w:tabs>
+        <w:ind w:left="1440" w:hanging="360"/>
+      </w:pPr>
+      <w:rPr>
+        <w:rFonts w:ascii="Courier New" w:hAnsi="Courier New" w:hint="default"/>
+        <w:sz w:val="20"/>
+      </w:rPr>
+    </w:lvl>
+    <w:lvl w:ilvl="2">
+      <w:start w:val="1"/>
+      <w:numFmt w:val="bullet"/>
+      <w:lvlText w:val=""/>
+      <w:lvlJc w:val="left"/>
+      <w:pPr>
+        <w:tabs>
+          <w:tab w:val="num" w:pos="2160"/>
+        </w:tabs>
+        <w:ind w:left="2160" w:hanging="360"/>
+      </w:pPr>
+      <w:rPr>
+        <w:rFonts w:ascii="Wingdings" w:hAnsi="Wingdings" w:hint="default"/>
+        <w:sz w:val="20"/>
+      </w:rPr>
+    </w:lvl>
+    <w:lvl w:ilvl="3" w:tentative="1">
+      <w:start w:val="1"/>
+      <w:numFmt w:val="decimal"/>
+      <w:lvlText w:val="%4."/>
+      <w:lvlJc w:val="left"/>
+      <w:pPr>
+        <w:tabs>
+          <w:tab w:val="num" w:pos="2880"/>
+        </w:tabs>
+        <w:ind w:left="2880" w:hanging="360"/>
+      </w:pPr>
+    </w:lvl>
+    <w:lvl w:ilvl="4" w:tentative="1">
+      <w:start w:val="1"/>
+      <w:numFmt w:val="decimal"/>
+      <w:lvlText w:val="%5."/>
+      <w:lvlJc w:val="left"/>
+      <w:pPr>
+        <w:tabs>
+          <w:tab w:val="num" w:pos="3600"/>
+        </w:tabs>
+        <w:ind w:left="3600" w:hanging="360"/>
+      </w:pPr>
+    </w:lvl>
+    <w:lvl w:ilvl="5" w:tentative="1">
+      <w:start w:val="1"/>
+      <w:numFmt w:val="decimal"/>
+      <w:lvlText w:val="%6."/>
+      <w:lvlJc w:val="left"/>
+      <w:pPr>
+        <w:tabs>
+          <w:tab w:val="num" w:pos="4320"/>
+        </w:tabs>
+        <w:ind w:left="4320" w:hanging="360"/>
+      </w:pPr>
+    </w:lvl>
+    <w:lvl w:ilvl="6" w:tentative="1">
+      <w:start w:val="1"/>
+      <w:numFmt w:val="decimal"/>
+      <w:lvlText w:val="%7."/>
+      <w:lvlJc w:val="left"/>
+      <w:pPr>
+        <w:tabs>
+          <w:tab w:val="num" w:pos="5040"/>
+        </w:tabs>
+        <w:ind w:left="5040" w:hanging="360"/>
+      </w:pPr>
+    </w:lvl>
+    <w:lvl w:ilvl="7" w:tentative="1">
+      <w:start w:val="1"/>
+      <w:numFmt w:val="decimal"/>
+      <w:lvlText w:val="%8."/>
+      <w:lvlJc w:val="left"/>
+      <w:pPr>
+        <w:tabs>
+          <w:tab w:val="num" w:pos="5760"/>
+        </w:tabs>
+        <w:ind w:left="5760" w:hanging="360"/>
+      </w:pPr>
+    </w:lvl>
+    <w:lvl w:ilvl="8" w:tentative="1">
+      <w:start w:val="1"/>
+      <w:numFmt w:val="decimal"/>
+      <w:lvlText w:val="%9."/>
+      <w:lvlJc w:val="left"/>
+      <w:pPr>
+        <w:tabs>
+          <w:tab w:val="num" w:pos="6480"/>
+        </w:tabs>
+        <w:ind w:left="6480" w:hanging="360"/>
+      </w:pPr>
+    </w:lvl>
+  </w:abstractNum>
+  <w:abstractNum w:abstractNumId="14" w15:restartNumberingAfterBreak="0">
+    <w:nsid w:val="368662A0"/>
+    <w:multiLevelType w:val="multilevel"/>
+    <w:tmpl w:val="C318FBF0"/>
+    <w:lvl w:ilvl="0">
+      <w:start w:val="1"/>
+      <w:numFmt w:val="bullet"/>
+      <w:lvlText w:val=""/>
+      <w:lvlJc w:val="left"/>
+      <w:pPr>
+        <w:tabs>
+          <w:tab w:val="num" w:pos="720"/>
+        </w:tabs>
+        <w:ind w:left="720" w:hanging="360"/>
+      </w:pPr>
+      <w:rPr>
+        <w:rFonts w:ascii="Symbol" w:hAnsi="Symbol" w:hint="default"/>
+        <w:sz w:val="20"/>
+      </w:rPr>
+    </w:lvl>
+    <w:lvl w:ilvl="1" w:tentative="1">
+      <w:start w:val="1"/>
+      <w:numFmt w:val="bullet"/>
+      <w:lvlText w:val="o"/>
+      <w:lvlJc w:val="left"/>
+      <w:pPr>
+        <w:tabs>
+          <w:tab w:val="num" w:pos="1440"/>
+        </w:tabs>
+        <w:ind w:left="1440" w:hanging="360"/>
+      </w:pPr>
+      <w:rPr>
+        <w:rFonts w:ascii="Courier New" w:hAnsi="Courier New" w:hint="default"/>
+        <w:sz w:val="20"/>
+      </w:rPr>
+    </w:lvl>
+    <w:lvl w:ilvl="2" w:tentative="1">
+      <w:start w:val="1"/>
+      <w:numFmt w:val="bullet"/>
+      <w:lvlText w:val=""/>
+      <w:lvlJc w:val="left"/>
+      <w:pPr>
+        <w:tabs>
+          <w:tab w:val="num" w:pos="2160"/>
+        </w:tabs>
+        <w:ind w:left="2160" w:hanging="360"/>
+      </w:pPr>
+      <w:rPr>
+        <w:rFonts w:ascii="Wingdings" w:hAnsi="Wingdings" w:hint="default"/>
+        <w:sz w:val="20"/>
+      </w:rPr>
+    </w:lvl>
+    <w:lvl w:ilvl="3" w:tentative="1">
+      <w:start w:val="1"/>
+      <w:numFmt w:val="bullet"/>
+      <w:lvlText w:val=""/>
+      <w:lvlJc w:val="left"/>
+      <w:pPr>
+        <w:tabs>
+          <w:tab w:val="num" w:pos="2880"/>
+        </w:tabs>
+        <w:ind w:left="2880" w:hanging="360"/>
+      </w:pPr>
+      <w:rPr>
+        <w:rFonts w:ascii="Wingdings" w:hAnsi="Wingdings" w:hint="default"/>
+        <w:sz w:val="20"/>
+      </w:rPr>
+    </w:lvl>
+    <w:lvl w:ilvl="4" w:tentative="1">
+      <w:start w:val="1"/>
+      <w:numFmt w:val="bullet"/>
+      <w:lvlText w:val=""/>
+      <w:lvlJc w:val="left"/>
+      <w:pPr>
+        <w:tabs>
+          <w:tab w:val="num" w:pos="3600"/>
+        </w:tabs>
+        <w:ind w:left="3600" w:hanging="360"/>
+      </w:pPr>
+      <w:rPr>
+        <w:rFonts w:ascii="Wingdings" w:hAnsi="Wingdings" w:hint="default"/>
+        <w:sz w:val="20"/>
+      </w:rPr>
+    </w:lvl>
+    <w:lvl w:ilvl="5" w:tentative="1">
+      <w:start w:val="1"/>
+      <w:numFmt w:val="bullet"/>
+      <w:lvlText w:val=""/>
+      <w:lvlJc w:val="left"/>
+      <w:pPr>
+        <w:tabs>
+          <w:tab w:val="num" w:pos="4320"/>
+        </w:tabs>
+        <w:ind w:left="4320" w:hanging="360"/>
+      </w:pPr>
+      <w:rPr>
+        <w:rFonts w:ascii="Wingdings" w:hAnsi="Wingdings" w:hint="default"/>
+        <w:sz w:val="20"/>
+      </w:rPr>
+    </w:lvl>
+    <w:lvl w:ilvl="6" w:tentative="1">
+      <w:start w:val="1"/>
+      <w:numFmt w:val="bullet"/>
+      <w:lvlText w:val=""/>
+      <w:lvlJc w:val="left"/>
+      <w:pPr>
+        <w:tabs>
+          <w:tab w:val="num" w:pos="5040"/>
+        </w:tabs>
+        <w:ind w:left="5040" w:hanging="360"/>
+      </w:pPr>
+      <w:rPr>
+        <w:rFonts w:ascii="Wingdings" w:hAnsi="Wingdings" w:hint="default"/>
+        <w:sz w:val="20"/>
+      </w:rPr>
+    </w:lvl>
+    <w:lvl w:ilvl="7" w:tentative="1">
+      <w:start w:val="1"/>
+      <w:numFmt w:val="bullet"/>
+      <w:lvlText w:val=""/>
+      <w:lvlJc w:val="left"/>
+      <w:pPr>
+        <w:tabs>
+          <w:tab w:val="num" w:pos="5760"/>
+        </w:tabs>
+        <w:ind w:left="5760" w:hanging="360"/>
+      </w:pPr>
+      <w:rPr>
+        <w:rFonts w:ascii="Wingdings" w:hAnsi="Wingdings" w:hint="default"/>
+        <w:sz w:val="20"/>
+      </w:rPr>
+    </w:lvl>
+    <w:lvl w:ilvl="8" w:tentative="1">
+      <w:start w:val="1"/>
+      <w:numFmt w:val="bullet"/>
+      <w:lvlText w:val=""/>
+      <w:lvlJc w:val="left"/>
+      <w:pPr>
+        <w:tabs>
+          <w:tab w:val="num" w:pos="6480"/>
+        </w:tabs>
+        <w:ind w:left="6480" w:hanging="360"/>
+      </w:pPr>
+      <w:rPr>
+        <w:rFonts w:ascii="Wingdings" w:hAnsi="Wingdings" w:hint="default"/>
+        <w:sz w:val="20"/>
+      </w:rPr>
+    </w:lvl>
+  </w:abstractNum>
+  <w:abstractNum w:abstractNumId="15" w15:restartNumberingAfterBreak="0">
+    <w:nsid w:val="39314F58"/>
+    <w:multiLevelType w:val="multilevel"/>
+    <w:tmpl w:val="570E23EE"/>
+    <w:lvl w:ilvl="0">
+      <w:start w:val="1"/>
+      <w:numFmt w:val="bullet"/>
+      <w:lvlText w:val=""/>
+      <w:lvlJc w:val="left"/>
+      <w:pPr>
+        <w:tabs>
+          <w:tab w:val="num" w:pos="720"/>
+        </w:tabs>
+        <w:ind w:left="720" w:hanging="360"/>
+      </w:pPr>
+      <w:rPr>
+        <w:rFonts w:ascii="Symbol" w:hAnsi="Symbol" w:hint="default"/>
+        <w:sz w:val="20"/>
+      </w:rPr>
+    </w:lvl>
+    <w:lvl w:ilvl="1" w:tentative="1">
+      <w:start w:val="1"/>
+      <w:numFmt w:val="bullet"/>
+      <w:lvlText w:val="o"/>
+      <w:lvlJc w:val="left"/>
+      <w:pPr>
+        <w:tabs>
+          <w:tab w:val="num" w:pos="1440"/>
+        </w:tabs>
+        <w:ind w:left="1440" w:hanging="360"/>
+      </w:pPr>
+      <w:rPr>
+        <w:rFonts w:ascii="Courier New" w:hAnsi="Courier New" w:hint="default"/>
+        <w:sz w:val="20"/>
+      </w:rPr>
+    </w:lvl>
+    <w:lvl w:ilvl="2" w:tentative="1">
+      <w:start w:val="1"/>
+      <w:numFmt w:val="bullet"/>
+      <w:lvlText w:val=""/>
+      <w:lvlJc w:val="left"/>
+      <w:pPr>
+        <w:tabs>
+          <w:tab w:val="num" w:pos="2160"/>
+        </w:tabs>
+        <w:ind w:left="2160" w:hanging="360"/>
+      </w:pPr>
+      <w:rPr>
+        <w:rFonts w:ascii="Wingdings" w:hAnsi="Wingdings" w:hint="default"/>
+        <w:sz w:val="20"/>
+      </w:rPr>
+    </w:lvl>
+    <w:lvl w:ilvl="3" w:tentative="1">
+      <w:start w:val="1"/>
+      <w:numFmt w:val="bullet"/>
+      <w:lvlText w:val=""/>
+      <w:lvlJc w:val="left"/>
+      <w:pPr>
+        <w:tabs>
+          <w:tab w:val="num" w:pos="2880"/>
+        </w:tabs>
+        <w:ind w:left="2880" w:hanging="360"/>
+      </w:pPr>
+      <w:rPr>
+        <w:rFonts w:ascii="Wingdings" w:hAnsi="Wingdings" w:hint="default"/>
+        <w:sz w:val="20"/>
+      </w:rPr>
+    </w:lvl>
+    <w:lvl w:ilvl="4" w:tentative="1">
+      <w:start w:val="1"/>
+      <w:numFmt w:val="bullet"/>
+      <w:lvlText w:val=""/>
+      <w:lvlJc w:val="left"/>
+      <w:pPr>
+        <w:tabs>
+          <w:tab w:val="num" w:pos="3600"/>
+        </w:tabs>
+        <w:ind w:left="3600" w:hanging="360"/>
+      </w:pPr>
+      <w:rPr>
+        <w:rFonts w:ascii="Wingdings" w:hAnsi="Wingdings" w:hint="default"/>
+        <w:sz w:val="20"/>
+      </w:rPr>
+    </w:lvl>
+    <w:lvl w:ilvl="5" w:tentative="1">
+      <w:start w:val="1"/>
+      <w:numFmt w:val="bullet"/>
+      <w:lvlText w:val=""/>
+      <w:lvlJc w:val="left"/>
+      <w:pPr>
+        <w:tabs>
+          <w:tab w:val="num" w:pos="4320"/>
+        </w:tabs>
+        <w:ind w:left="4320" w:hanging="360"/>
+      </w:pPr>
+      <w:rPr>
+        <w:rFonts w:ascii="Wingdings" w:hAnsi="Wingdings" w:hint="default"/>
+        <w:sz w:val="20"/>
+      </w:rPr>
+    </w:lvl>
+    <w:lvl w:ilvl="6" w:tentative="1">
+      <w:start w:val="1"/>
+      <w:numFmt w:val="bullet"/>
+      <w:lvlText w:val=""/>
+      <w:lvlJc w:val="left"/>
+      <w:pPr>
+        <w:tabs>
+          <w:tab w:val="num" w:pos="5040"/>
+        </w:tabs>
+        <w:ind w:left="5040" w:hanging="360"/>
+      </w:pPr>
+      <w:rPr>
+        <w:rFonts w:ascii="Wingdings" w:hAnsi="Wingdings" w:hint="default"/>
+        <w:sz w:val="20"/>
+      </w:rPr>
+    </w:lvl>
+    <w:lvl w:ilvl="7" w:tentative="1">
+      <w:start w:val="1"/>
+      <w:numFmt w:val="bullet"/>
+      <w:lvlText w:val=""/>
+      <w:lvlJc w:val="left"/>
+      <w:pPr>
+        <w:tabs>
+          <w:tab w:val="num" w:pos="5760"/>
+        </w:tabs>
+        <w:ind w:left="5760" w:hanging="360"/>
+      </w:pPr>
+      <w:rPr>
+        <w:rFonts w:ascii="Wingdings" w:hAnsi="Wingdings" w:hint="default"/>
+        <w:sz w:val="20"/>
+      </w:rPr>
+    </w:lvl>
+    <w:lvl w:ilvl="8" w:tentative="1">
+      <w:start w:val="1"/>
+      <w:numFmt w:val="bullet"/>
+      <w:lvlText w:val=""/>
+      <w:lvlJc w:val="left"/>
+      <w:pPr>
+        <w:tabs>
+          <w:tab w:val="num" w:pos="6480"/>
+        </w:tabs>
+        <w:ind w:left="6480" w:hanging="360"/>
+      </w:pPr>
+      <w:rPr>
+        <w:rFonts w:ascii="Wingdings" w:hAnsi="Wingdings" w:hint="default"/>
+        <w:sz w:val="20"/>
+      </w:rPr>
+    </w:lvl>
+  </w:abstractNum>
+  <w:abstractNum w:abstractNumId="16" w15:restartNumberingAfterBreak="0">
     <w:nsid w:val="3CF95D15"/>
     <w:multiLevelType w:val="hybridMultilevel"/>
     <w:tmpl w:val="8B280344"/>
@@ -1020,7 +6886,990 @@
       </w:pPr>
     </w:lvl>
   </w:abstractNum>
-  <w:abstractNum w:abstractNumId="4" w15:restartNumberingAfterBreak="0">
+  <w:abstractNum w:abstractNumId="17" w15:restartNumberingAfterBreak="0">
+    <w:nsid w:val="46E20B1C"/>
+    <w:multiLevelType w:val="multilevel"/>
+    <w:tmpl w:val="C0CE11C6"/>
+    <w:lvl w:ilvl="0">
+      <w:start w:val="1"/>
+      <w:numFmt w:val="bullet"/>
+      <w:lvlText w:val=""/>
+      <w:lvlJc w:val="left"/>
+      <w:pPr>
+        <w:tabs>
+          <w:tab w:val="num" w:pos="720"/>
+        </w:tabs>
+        <w:ind w:left="720" w:hanging="360"/>
+      </w:pPr>
+      <w:rPr>
+        <w:rFonts w:ascii="Symbol" w:hAnsi="Symbol" w:hint="default"/>
+        <w:sz w:val="20"/>
+      </w:rPr>
+    </w:lvl>
+    <w:lvl w:ilvl="1" w:tentative="1">
+      <w:start w:val="1"/>
+      <w:numFmt w:val="bullet"/>
+      <w:lvlText w:val="o"/>
+      <w:lvlJc w:val="left"/>
+      <w:pPr>
+        <w:tabs>
+          <w:tab w:val="num" w:pos="1440"/>
+        </w:tabs>
+        <w:ind w:left="1440" w:hanging="360"/>
+      </w:pPr>
+      <w:rPr>
+        <w:rFonts w:ascii="Courier New" w:hAnsi="Courier New" w:hint="default"/>
+        <w:sz w:val="20"/>
+      </w:rPr>
+    </w:lvl>
+    <w:lvl w:ilvl="2" w:tentative="1">
+      <w:start w:val="1"/>
+      <w:numFmt w:val="bullet"/>
+      <w:lvlText w:val=""/>
+      <w:lvlJc w:val="left"/>
+      <w:pPr>
+        <w:tabs>
+          <w:tab w:val="num" w:pos="2160"/>
+        </w:tabs>
+        <w:ind w:left="2160" w:hanging="360"/>
+      </w:pPr>
+      <w:rPr>
+        <w:rFonts w:ascii="Wingdings" w:hAnsi="Wingdings" w:hint="default"/>
+        <w:sz w:val="20"/>
+      </w:rPr>
+    </w:lvl>
+    <w:lvl w:ilvl="3" w:tentative="1">
+      <w:start w:val="1"/>
+      <w:numFmt w:val="bullet"/>
+      <w:lvlText w:val=""/>
+      <w:lvlJc w:val="left"/>
+      <w:pPr>
+        <w:tabs>
+          <w:tab w:val="num" w:pos="2880"/>
+        </w:tabs>
+        <w:ind w:left="2880" w:hanging="360"/>
+      </w:pPr>
+      <w:rPr>
+        <w:rFonts w:ascii="Wingdings" w:hAnsi="Wingdings" w:hint="default"/>
+        <w:sz w:val="20"/>
+      </w:rPr>
+    </w:lvl>
+    <w:lvl w:ilvl="4" w:tentative="1">
+      <w:start w:val="1"/>
+      <w:numFmt w:val="bullet"/>
+      <w:lvlText w:val=""/>
+      <w:lvlJc w:val="left"/>
+      <w:pPr>
+        <w:tabs>
+          <w:tab w:val="num" w:pos="3600"/>
+        </w:tabs>
+        <w:ind w:left="3600" w:hanging="360"/>
+      </w:pPr>
+      <w:rPr>
+        <w:rFonts w:ascii="Wingdings" w:hAnsi="Wingdings" w:hint="default"/>
+        <w:sz w:val="20"/>
+      </w:rPr>
+    </w:lvl>
+    <w:lvl w:ilvl="5" w:tentative="1">
+      <w:start w:val="1"/>
+      <w:numFmt w:val="bullet"/>
+      <w:lvlText w:val=""/>
+      <w:lvlJc w:val="left"/>
+      <w:pPr>
+        <w:tabs>
+          <w:tab w:val="num" w:pos="4320"/>
+        </w:tabs>
+        <w:ind w:left="4320" w:hanging="360"/>
+      </w:pPr>
+      <w:rPr>
+        <w:rFonts w:ascii="Wingdings" w:hAnsi="Wingdings" w:hint="default"/>
+        <w:sz w:val="20"/>
+      </w:rPr>
+    </w:lvl>
+    <w:lvl w:ilvl="6" w:tentative="1">
+      <w:start w:val="1"/>
+      <w:numFmt w:val="bullet"/>
+      <w:lvlText w:val=""/>
+      <w:lvlJc w:val="left"/>
+      <w:pPr>
+        <w:tabs>
+          <w:tab w:val="num" w:pos="5040"/>
+        </w:tabs>
+        <w:ind w:left="5040" w:hanging="360"/>
+      </w:pPr>
+      <w:rPr>
+        <w:rFonts w:ascii="Wingdings" w:hAnsi="Wingdings" w:hint="default"/>
+        <w:sz w:val="20"/>
+      </w:rPr>
+    </w:lvl>
+    <w:lvl w:ilvl="7" w:tentative="1">
+      <w:start w:val="1"/>
+      <w:numFmt w:val="bullet"/>
+      <w:lvlText w:val=""/>
+      <w:lvlJc w:val="left"/>
+      <w:pPr>
+        <w:tabs>
+          <w:tab w:val="num" w:pos="5760"/>
+        </w:tabs>
+        <w:ind w:left="5760" w:hanging="360"/>
+      </w:pPr>
+      <w:rPr>
+        <w:rFonts w:ascii="Wingdings" w:hAnsi="Wingdings" w:hint="default"/>
+        <w:sz w:val="20"/>
+      </w:rPr>
+    </w:lvl>
+    <w:lvl w:ilvl="8" w:tentative="1">
+      <w:start w:val="1"/>
+      <w:numFmt w:val="bullet"/>
+      <w:lvlText w:val=""/>
+      <w:lvlJc w:val="left"/>
+      <w:pPr>
+        <w:tabs>
+          <w:tab w:val="num" w:pos="6480"/>
+        </w:tabs>
+        <w:ind w:left="6480" w:hanging="360"/>
+      </w:pPr>
+      <w:rPr>
+        <w:rFonts w:ascii="Wingdings" w:hAnsi="Wingdings" w:hint="default"/>
+        <w:sz w:val="20"/>
+      </w:rPr>
+    </w:lvl>
+  </w:abstractNum>
+  <w:abstractNum w:abstractNumId="18" w15:restartNumberingAfterBreak="0">
+    <w:nsid w:val="49B857E3"/>
+    <w:multiLevelType w:val="multilevel"/>
+    <w:tmpl w:val="D9367D84"/>
+    <w:lvl w:ilvl="0">
+      <w:start w:val="1"/>
+      <w:numFmt w:val="bullet"/>
+      <w:lvlText w:val=""/>
+      <w:lvlJc w:val="left"/>
+      <w:pPr>
+        <w:tabs>
+          <w:tab w:val="num" w:pos="720"/>
+        </w:tabs>
+        <w:ind w:left="720" w:hanging="360"/>
+      </w:pPr>
+      <w:rPr>
+        <w:rFonts w:ascii="Symbol" w:hAnsi="Symbol" w:hint="default"/>
+        <w:sz w:val="20"/>
+      </w:rPr>
+    </w:lvl>
+    <w:lvl w:ilvl="1" w:tentative="1">
+      <w:start w:val="1"/>
+      <w:numFmt w:val="bullet"/>
+      <w:lvlText w:val="o"/>
+      <w:lvlJc w:val="left"/>
+      <w:pPr>
+        <w:tabs>
+          <w:tab w:val="num" w:pos="1440"/>
+        </w:tabs>
+        <w:ind w:left="1440" w:hanging="360"/>
+      </w:pPr>
+      <w:rPr>
+        <w:rFonts w:ascii="Courier New" w:hAnsi="Courier New" w:hint="default"/>
+        <w:sz w:val="20"/>
+      </w:rPr>
+    </w:lvl>
+    <w:lvl w:ilvl="2" w:tentative="1">
+      <w:start w:val="1"/>
+      <w:numFmt w:val="bullet"/>
+      <w:lvlText w:val=""/>
+      <w:lvlJc w:val="left"/>
+      <w:pPr>
+        <w:tabs>
+          <w:tab w:val="num" w:pos="2160"/>
+        </w:tabs>
+        <w:ind w:left="2160" w:hanging="360"/>
+      </w:pPr>
+      <w:rPr>
+        <w:rFonts w:ascii="Wingdings" w:hAnsi="Wingdings" w:hint="default"/>
+        <w:sz w:val="20"/>
+      </w:rPr>
+    </w:lvl>
+    <w:lvl w:ilvl="3" w:tentative="1">
+      <w:start w:val="1"/>
+      <w:numFmt w:val="bullet"/>
+      <w:lvlText w:val=""/>
+      <w:lvlJc w:val="left"/>
+      <w:pPr>
+        <w:tabs>
+          <w:tab w:val="num" w:pos="2880"/>
+        </w:tabs>
+        <w:ind w:left="2880" w:hanging="360"/>
+      </w:pPr>
+      <w:rPr>
+        <w:rFonts w:ascii="Wingdings" w:hAnsi="Wingdings" w:hint="default"/>
+        <w:sz w:val="20"/>
+      </w:rPr>
+    </w:lvl>
+    <w:lvl w:ilvl="4" w:tentative="1">
+      <w:start w:val="1"/>
+      <w:numFmt w:val="bullet"/>
+      <w:lvlText w:val=""/>
+      <w:lvlJc w:val="left"/>
+      <w:pPr>
+        <w:tabs>
+          <w:tab w:val="num" w:pos="3600"/>
+        </w:tabs>
+        <w:ind w:left="3600" w:hanging="360"/>
+      </w:pPr>
+      <w:rPr>
+        <w:rFonts w:ascii="Wingdings" w:hAnsi="Wingdings" w:hint="default"/>
+        <w:sz w:val="20"/>
+      </w:rPr>
+    </w:lvl>
+    <w:lvl w:ilvl="5" w:tentative="1">
+      <w:start w:val="1"/>
+      <w:numFmt w:val="bullet"/>
+      <w:lvlText w:val=""/>
+      <w:lvlJc w:val="left"/>
+      <w:pPr>
+        <w:tabs>
+          <w:tab w:val="num" w:pos="4320"/>
+        </w:tabs>
+        <w:ind w:left="4320" w:hanging="360"/>
+      </w:pPr>
+      <w:rPr>
+        <w:rFonts w:ascii="Wingdings" w:hAnsi="Wingdings" w:hint="default"/>
+        <w:sz w:val="20"/>
+      </w:rPr>
+    </w:lvl>
+    <w:lvl w:ilvl="6" w:tentative="1">
+      <w:start w:val="1"/>
+      <w:numFmt w:val="bullet"/>
+      <w:lvlText w:val=""/>
+      <w:lvlJc w:val="left"/>
+      <w:pPr>
+        <w:tabs>
+          <w:tab w:val="num" w:pos="5040"/>
+        </w:tabs>
+        <w:ind w:left="5040" w:hanging="360"/>
+      </w:pPr>
+      <w:rPr>
+        <w:rFonts w:ascii="Wingdings" w:hAnsi="Wingdings" w:hint="default"/>
+        <w:sz w:val="20"/>
+      </w:rPr>
+    </w:lvl>
+    <w:lvl w:ilvl="7" w:tentative="1">
+      <w:start w:val="1"/>
+      <w:numFmt w:val="bullet"/>
+      <w:lvlText w:val=""/>
+      <w:lvlJc w:val="left"/>
+      <w:pPr>
+        <w:tabs>
+          <w:tab w:val="num" w:pos="5760"/>
+        </w:tabs>
+        <w:ind w:left="5760" w:hanging="360"/>
+      </w:pPr>
+      <w:rPr>
+        <w:rFonts w:ascii="Wingdings" w:hAnsi="Wingdings" w:hint="default"/>
+        <w:sz w:val="20"/>
+      </w:rPr>
+    </w:lvl>
+    <w:lvl w:ilvl="8" w:tentative="1">
+      <w:start w:val="1"/>
+      <w:numFmt w:val="bullet"/>
+      <w:lvlText w:val=""/>
+      <w:lvlJc w:val="left"/>
+      <w:pPr>
+        <w:tabs>
+          <w:tab w:val="num" w:pos="6480"/>
+        </w:tabs>
+        <w:ind w:left="6480" w:hanging="360"/>
+      </w:pPr>
+      <w:rPr>
+        <w:rFonts w:ascii="Wingdings" w:hAnsi="Wingdings" w:hint="default"/>
+        <w:sz w:val="20"/>
+      </w:rPr>
+    </w:lvl>
+  </w:abstractNum>
+  <w:abstractNum w:abstractNumId="19" w15:restartNumberingAfterBreak="0">
+    <w:nsid w:val="4C023E3A"/>
+    <w:multiLevelType w:val="multilevel"/>
+    <w:tmpl w:val="0CF8F10C"/>
+    <w:lvl w:ilvl="0">
+      <w:start w:val="1"/>
+      <w:numFmt w:val="bullet"/>
+      <w:lvlText w:val=""/>
+      <w:lvlJc w:val="left"/>
+      <w:pPr>
+        <w:tabs>
+          <w:tab w:val="num" w:pos="720"/>
+        </w:tabs>
+        <w:ind w:left="720" w:hanging="360"/>
+      </w:pPr>
+      <w:rPr>
+        <w:rFonts w:ascii="Symbol" w:hAnsi="Symbol" w:hint="default"/>
+        <w:sz w:val="20"/>
+      </w:rPr>
+    </w:lvl>
+    <w:lvl w:ilvl="1" w:tentative="1">
+      <w:start w:val="1"/>
+      <w:numFmt w:val="bullet"/>
+      <w:lvlText w:val="o"/>
+      <w:lvlJc w:val="left"/>
+      <w:pPr>
+        <w:tabs>
+          <w:tab w:val="num" w:pos="1440"/>
+        </w:tabs>
+        <w:ind w:left="1440" w:hanging="360"/>
+      </w:pPr>
+      <w:rPr>
+        <w:rFonts w:ascii="Courier New" w:hAnsi="Courier New" w:hint="default"/>
+        <w:sz w:val="20"/>
+      </w:rPr>
+    </w:lvl>
+    <w:lvl w:ilvl="2" w:tentative="1">
+      <w:start w:val="1"/>
+      <w:numFmt w:val="bullet"/>
+      <w:lvlText w:val=""/>
+      <w:lvlJc w:val="left"/>
+      <w:pPr>
+        <w:tabs>
+          <w:tab w:val="num" w:pos="2160"/>
+        </w:tabs>
+        <w:ind w:left="2160" w:hanging="360"/>
+      </w:pPr>
+      <w:rPr>
+        <w:rFonts w:ascii="Wingdings" w:hAnsi="Wingdings" w:hint="default"/>
+        <w:sz w:val="20"/>
+      </w:rPr>
+    </w:lvl>
+    <w:lvl w:ilvl="3" w:tentative="1">
+      <w:start w:val="1"/>
+      <w:numFmt w:val="bullet"/>
+      <w:lvlText w:val=""/>
+      <w:lvlJc w:val="left"/>
+      <w:pPr>
+        <w:tabs>
+          <w:tab w:val="num" w:pos="2880"/>
+        </w:tabs>
+        <w:ind w:left="2880" w:hanging="360"/>
+      </w:pPr>
+      <w:rPr>
+        <w:rFonts w:ascii="Wingdings" w:hAnsi="Wingdings" w:hint="default"/>
+        <w:sz w:val="20"/>
+      </w:rPr>
+    </w:lvl>
+    <w:lvl w:ilvl="4" w:tentative="1">
+      <w:start w:val="1"/>
+      <w:numFmt w:val="bullet"/>
+      <w:lvlText w:val=""/>
+      <w:lvlJc w:val="left"/>
+      <w:pPr>
+        <w:tabs>
+          <w:tab w:val="num" w:pos="3600"/>
+        </w:tabs>
+        <w:ind w:left="3600" w:hanging="360"/>
+      </w:pPr>
+      <w:rPr>
+        <w:rFonts w:ascii="Wingdings" w:hAnsi="Wingdings" w:hint="default"/>
+        <w:sz w:val="20"/>
+      </w:rPr>
+    </w:lvl>
+    <w:lvl w:ilvl="5" w:tentative="1">
+      <w:start w:val="1"/>
+      <w:numFmt w:val="bullet"/>
+      <w:lvlText w:val=""/>
+      <w:lvlJc w:val="left"/>
+      <w:pPr>
+        <w:tabs>
+          <w:tab w:val="num" w:pos="4320"/>
+        </w:tabs>
+        <w:ind w:left="4320" w:hanging="360"/>
+      </w:pPr>
+      <w:rPr>
+        <w:rFonts w:ascii="Wingdings" w:hAnsi="Wingdings" w:hint="default"/>
+        <w:sz w:val="20"/>
+      </w:rPr>
+    </w:lvl>
+    <w:lvl w:ilvl="6" w:tentative="1">
+      <w:start w:val="1"/>
+      <w:numFmt w:val="bullet"/>
+      <w:lvlText w:val=""/>
+      <w:lvlJc w:val="left"/>
+      <w:pPr>
+        <w:tabs>
+          <w:tab w:val="num" w:pos="5040"/>
+        </w:tabs>
+        <w:ind w:left="5040" w:hanging="360"/>
+      </w:pPr>
+      <w:rPr>
+        <w:rFonts w:ascii="Wingdings" w:hAnsi="Wingdings" w:hint="default"/>
+        <w:sz w:val="20"/>
+      </w:rPr>
+    </w:lvl>
+    <w:lvl w:ilvl="7" w:tentative="1">
+      <w:start w:val="1"/>
+      <w:numFmt w:val="bullet"/>
+      <w:lvlText w:val=""/>
+      <w:lvlJc w:val="left"/>
+      <w:pPr>
+        <w:tabs>
+          <w:tab w:val="num" w:pos="5760"/>
+        </w:tabs>
+        <w:ind w:left="5760" w:hanging="360"/>
+      </w:pPr>
+      <w:rPr>
+        <w:rFonts w:ascii="Wingdings" w:hAnsi="Wingdings" w:hint="default"/>
+        <w:sz w:val="20"/>
+      </w:rPr>
+    </w:lvl>
+    <w:lvl w:ilvl="8" w:tentative="1">
+      <w:start w:val="1"/>
+      <w:numFmt w:val="bullet"/>
+      <w:lvlText w:val=""/>
+      <w:lvlJc w:val="left"/>
+      <w:pPr>
+        <w:tabs>
+          <w:tab w:val="num" w:pos="6480"/>
+        </w:tabs>
+        <w:ind w:left="6480" w:hanging="360"/>
+      </w:pPr>
+      <w:rPr>
+        <w:rFonts w:ascii="Wingdings" w:hAnsi="Wingdings" w:hint="default"/>
+        <w:sz w:val="20"/>
+      </w:rPr>
+    </w:lvl>
+  </w:abstractNum>
+  <w:abstractNum w:abstractNumId="20" w15:restartNumberingAfterBreak="0">
+    <w:nsid w:val="4E196790"/>
+    <w:multiLevelType w:val="hybridMultilevel"/>
+    <w:tmpl w:val="C366B200"/>
+    <w:lvl w:ilvl="0" w:tplc="FFFFFFFF">
+      <w:start w:val="1"/>
+      <w:numFmt w:val="upperLetter"/>
+      <w:lvlText w:val="%1."/>
+      <w:lvlJc w:val="left"/>
+      <w:pPr>
+        <w:ind w:left="502" w:hanging="360"/>
+      </w:pPr>
+      <w:rPr>
+        <w:rFonts w:hint="default"/>
+      </w:rPr>
+    </w:lvl>
+    <w:lvl w:ilvl="1" w:tplc="FFFFFFFF" w:tentative="1">
+      <w:start w:val="1"/>
+      <w:numFmt w:val="lowerLetter"/>
+      <w:lvlText w:val="%2."/>
+      <w:lvlJc w:val="left"/>
+      <w:pPr>
+        <w:ind w:left="1222" w:hanging="360"/>
+      </w:pPr>
+    </w:lvl>
+    <w:lvl w:ilvl="2" w:tplc="FFFFFFFF" w:tentative="1">
+      <w:start w:val="1"/>
+      <w:numFmt w:val="lowerRoman"/>
+      <w:lvlText w:val="%3."/>
+      <w:lvlJc w:val="right"/>
+      <w:pPr>
+        <w:ind w:left="1942" w:hanging="180"/>
+      </w:pPr>
+    </w:lvl>
+    <w:lvl w:ilvl="3" w:tplc="FFFFFFFF" w:tentative="1">
+      <w:start w:val="1"/>
+      <w:numFmt w:val="decimal"/>
+      <w:lvlText w:val="%4."/>
+      <w:lvlJc w:val="left"/>
+      <w:pPr>
+        <w:ind w:left="2662" w:hanging="360"/>
+      </w:pPr>
+    </w:lvl>
+    <w:lvl w:ilvl="4" w:tplc="FFFFFFFF" w:tentative="1">
+      <w:start w:val="1"/>
+      <w:numFmt w:val="lowerLetter"/>
+      <w:lvlText w:val="%5."/>
+      <w:lvlJc w:val="left"/>
+      <w:pPr>
+        <w:ind w:left="3382" w:hanging="360"/>
+      </w:pPr>
+    </w:lvl>
+    <w:lvl w:ilvl="5" w:tplc="FFFFFFFF" w:tentative="1">
+      <w:start w:val="1"/>
+      <w:numFmt w:val="lowerRoman"/>
+      <w:lvlText w:val="%6."/>
+      <w:lvlJc w:val="right"/>
+      <w:pPr>
+        <w:ind w:left="4102" w:hanging="180"/>
+      </w:pPr>
+    </w:lvl>
+    <w:lvl w:ilvl="6" w:tplc="FFFFFFFF" w:tentative="1">
+      <w:start w:val="1"/>
+      <w:numFmt w:val="decimal"/>
+      <w:lvlText w:val="%7."/>
+      <w:lvlJc w:val="left"/>
+      <w:pPr>
+        <w:ind w:left="4822" w:hanging="360"/>
+      </w:pPr>
+    </w:lvl>
+    <w:lvl w:ilvl="7" w:tplc="FFFFFFFF" w:tentative="1">
+      <w:start w:val="1"/>
+      <w:numFmt w:val="lowerLetter"/>
+      <w:lvlText w:val="%8."/>
+      <w:lvlJc w:val="left"/>
+      <w:pPr>
+        <w:ind w:left="5542" w:hanging="360"/>
+      </w:pPr>
+    </w:lvl>
+    <w:lvl w:ilvl="8" w:tplc="FFFFFFFF" w:tentative="1">
+      <w:start w:val="1"/>
+      <w:numFmt w:val="lowerRoman"/>
+      <w:lvlText w:val="%9."/>
+      <w:lvlJc w:val="right"/>
+      <w:pPr>
+        <w:ind w:left="6262" w:hanging="180"/>
+      </w:pPr>
+    </w:lvl>
+  </w:abstractNum>
+  <w:abstractNum w:abstractNumId="21" w15:restartNumberingAfterBreak="0">
+    <w:nsid w:val="4E4B64ED"/>
+    <w:multiLevelType w:val="multilevel"/>
+    <w:tmpl w:val="23828098"/>
+    <w:lvl w:ilvl="0">
+      <w:start w:val="1"/>
+      <w:numFmt w:val="bullet"/>
+      <w:lvlText w:val=""/>
+      <w:lvlJc w:val="left"/>
+      <w:pPr>
+        <w:tabs>
+          <w:tab w:val="num" w:pos="720"/>
+        </w:tabs>
+        <w:ind w:left="720" w:hanging="360"/>
+      </w:pPr>
+      <w:rPr>
+        <w:rFonts w:ascii="Symbol" w:hAnsi="Symbol" w:hint="default"/>
+        <w:sz w:val="20"/>
+      </w:rPr>
+    </w:lvl>
+    <w:lvl w:ilvl="1" w:tentative="1">
+      <w:start w:val="1"/>
+      <w:numFmt w:val="bullet"/>
+      <w:lvlText w:val="o"/>
+      <w:lvlJc w:val="left"/>
+      <w:pPr>
+        <w:tabs>
+          <w:tab w:val="num" w:pos="1440"/>
+        </w:tabs>
+        <w:ind w:left="1440" w:hanging="360"/>
+      </w:pPr>
+      <w:rPr>
+        <w:rFonts w:ascii="Courier New" w:hAnsi="Courier New" w:hint="default"/>
+        <w:sz w:val="20"/>
+      </w:rPr>
+    </w:lvl>
+    <w:lvl w:ilvl="2" w:tentative="1">
+      <w:start w:val="1"/>
+      <w:numFmt w:val="bullet"/>
+      <w:lvlText w:val=""/>
+      <w:lvlJc w:val="left"/>
+      <w:pPr>
+        <w:tabs>
+          <w:tab w:val="num" w:pos="2160"/>
+        </w:tabs>
+        <w:ind w:left="2160" w:hanging="360"/>
+      </w:pPr>
+      <w:rPr>
+        <w:rFonts w:ascii="Wingdings" w:hAnsi="Wingdings" w:hint="default"/>
+        <w:sz w:val="20"/>
+      </w:rPr>
+    </w:lvl>
+    <w:lvl w:ilvl="3" w:tentative="1">
+      <w:start w:val="1"/>
+      <w:numFmt w:val="bullet"/>
+      <w:lvlText w:val=""/>
+      <w:lvlJc w:val="left"/>
+      <w:pPr>
+        <w:tabs>
+          <w:tab w:val="num" w:pos="2880"/>
+        </w:tabs>
+        <w:ind w:left="2880" w:hanging="360"/>
+      </w:pPr>
+      <w:rPr>
+        <w:rFonts w:ascii="Wingdings" w:hAnsi="Wingdings" w:hint="default"/>
+        <w:sz w:val="20"/>
+      </w:rPr>
+    </w:lvl>
+    <w:lvl w:ilvl="4" w:tentative="1">
+      <w:start w:val="1"/>
+      <w:numFmt w:val="bullet"/>
+      <w:lvlText w:val=""/>
+      <w:lvlJc w:val="left"/>
+      <w:pPr>
+        <w:tabs>
+          <w:tab w:val="num" w:pos="3600"/>
+        </w:tabs>
+        <w:ind w:left="3600" w:hanging="360"/>
+      </w:pPr>
+      <w:rPr>
+        <w:rFonts w:ascii="Wingdings" w:hAnsi="Wingdings" w:hint="default"/>
+        <w:sz w:val="20"/>
+      </w:rPr>
+    </w:lvl>
+    <w:lvl w:ilvl="5" w:tentative="1">
+      <w:start w:val="1"/>
+      <w:numFmt w:val="bullet"/>
+      <w:lvlText w:val=""/>
+      <w:lvlJc w:val="left"/>
+      <w:pPr>
+        <w:tabs>
+          <w:tab w:val="num" w:pos="4320"/>
+        </w:tabs>
+        <w:ind w:left="4320" w:hanging="360"/>
+      </w:pPr>
+      <w:rPr>
+        <w:rFonts w:ascii="Wingdings" w:hAnsi="Wingdings" w:hint="default"/>
+        <w:sz w:val="20"/>
+      </w:rPr>
+    </w:lvl>
+    <w:lvl w:ilvl="6" w:tentative="1">
+      <w:start w:val="1"/>
+      <w:numFmt w:val="bullet"/>
+      <w:lvlText w:val=""/>
+      <w:lvlJc w:val="left"/>
+      <w:pPr>
+        <w:tabs>
+          <w:tab w:val="num" w:pos="5040"/>
+        </w:tabs>
+        <w:ind w:left="5040" w:hanging="360"/>
+      </w:pPr>
+      <w:rPr>
+        <w:rFonts w:ascii="Wingdings" w:hAnsi="Wingdings" w:hint="default"/>
+        <w:sz w:val="20"/>
+      </w:rPr>
+    </w:lvl>
+    <w:lvl w:ilvl="7" w:tentative="1">
+      <w:start w:val="1"/>
+      <w:numFmt w:val="bullet"/>
+      <w:lvlText w:val=""/>
+      <w:lvlJc w:val="left"/>
+      <w:pPr>
+        <w:tabs>
+          <w:tab w:val="num" w:pos="5760"/>
+        </w:tabs>
+        <w:ind w:left="5760" w:hanging="360"/>
+      </w:pPr>
+      <w:rPr>
+        <w:rFonts w:ascii="Wingdings" w:hAnsi="Wingdings" w:hint="default"/>
+        <w:sz w:val="20"/>
+      </w:rPr>
+    </w:lvl>
+    <w:lvl w:ilvl="8" w:tentative="1">
+      <w:start w:val="1"/>
+      <w:numFmt w:val="bullet"/>
+      <w:lvlText w:val=""/>
+      <w:lvlJc w:val="left"/>
+      <w:pPr>
+        <w:tabs>
+          <w:tab w:val="num" w:pos="6480"/>
+        </w:tabs>
+        <w:ind w:left="6480" w:hanging="360"/>
+      </w:pPr>
+      <w:rPr>
+        <w:rFonts w:ascii="Wingdings" w:hAnsi="Wingdings" w:hint="default"/>
+        <w:sz w:val="20"/>
+      </w:rPr>
+    </w:lvl>
+  </w:abstractNum>
+  <w:abstractNum w:abstractNumId="22" w15:restartNumberingAfterBreak="0">
+    <w:nsid w:val="4E902D91"/>
+    <w:multiLevelType w:val="multilevel"/>
+    <w:tmpl w:val="BAD282A0"/>
+    <w:lvl w:ilvl="0">
+      <w:start w:val="1"/>
+      <w:numFmt w:val="bullet"/>
+      <w:lvlText w:val=""/>
+      <w:lvlJc w:val="left"/>
+      <w:pPr>
+        <w:tabs>
+          <w:tab w:val="num" w:pos="720"/>
+        </w:tabs>
+        <w:ind w:left="720" w:hanging="360"/>
+      </w:pPr>
+      <w:rPr>
+        <w:rFonts w:ascii="Symbol" w:hAnsi="Symbol" w:hint="default"/>
+        <w:sz w:val="20"/>
+      </w:rPr>
+    </w:lvl>
+    <w:lvl w:ilvl="1" w:tentative="1">
+      <w:start w:val="1"/>
+      <w:numFmt w:val="bullet"/>
+      <w:lvlText w:val="o"/>
+      <w:lvlJc w:val="left"/>
+      <w:pPr>
+        <w:tabs>
+          <w:tab w:val="num" w:pos="1440"/>
+        </w:tabs>
+        <w:ind w:left="1440" w:hanging="360"/>
+      </w:pPr>
+      <w:rPr>
+        <w:rFonts w:ascii="Courier New" w:hAnsi="Courier New" w:hint="default"/>
+        <w:sz w:val="20"/>
+      </w:rPr>
+    </w:lvl>
+    <w:lvl w:ilvl="2" w:tentative="1">
+      <w:start w:val="1"/>
+      <w:numFmt w:val="bullet"/>
+      <w:lvlText w:val=""/>
+      <w:lvlJc w:val="left"/>
+      <w:pPr>
+        <w:tabs>
+          <w:tab w:val="num" w:pos="2160"/>
+        </w:tabs>
+        <w:ind w:left="2160" w:hanging="360"/>
+      </w:pPr>
+      <w:rPr>
+        <w:rFonts w:ascii="Wingdings" w:hAnsi="Wingdings" w:hint="default"/>
+        <w:sz w:val="20"/>
+      </w:rPr>
+    </w:lvl>
+    <w:lvl w:ilvl="3" w:tentative="1">
+      <w:start w:val="1"/>
+      <w:numFmt w:val="bullet"/>
+      <w:lvlText w:val=""/>
+      <w:lvlJc w:val="left"/>
+      <w:pPr>
+        <w:tabs>
+          <w:tab w:val="num" w:pos="2880"/>
+        </w:tabs>
+        <w:ind w:left="2880" w:hanging="360"/>
+      </w:pPr>
+      <w:rPr>
+        <w:rFonts w:ascii="Wingdings" w:hAnsi="Wingdings" w:hint="default"/>
+        <w:sz w:val="20"/>
+      </w:rPr>
+    </w:lvl>
+    <w:lvl w:ilvl="4" w:tentative="1">
+      <w:start w:val="1"/>
+      <w:numFmt w:val="bullet"/>
+      <w:lvlText w:val=""/>
+      <w:lvlJc w:val="left"/>
+      <w:pPr>
+        <w:tabs>
+          <w:tab w:val="num" w:pos="3600"/>
+        </w:tabs>
+        <w:ind w:left="3600" w:hanging="360"/>
+      </w:pPr>
+      <w:rPr>
+        <w:rFonts w:ascii="Wingdings" w:hAnsi="Wingdings" w:hint="default"/>
+        <w:sz w:val="20"/>
+      </w:rPr>
+    </w:lvl>
+    <w:lvl w:ilvl="5" w:tentative="1">
+      <w:start w:val="1"/>
+      <w:numFmt w:val="bullet"/>
+      <w:lvlText w:val=""/>
+      <w:lvlJc w:val="left"/>
+      <w:pPr>
+        <w:tabs>
+          <w:tab w:val="num" w:pos="4320"/>
+        </w:tabs>
+        <w:ind w:left="4320" w:hanging="360"/>
+      </w:pPr>
+      <w:rPr>
+        <w:rFonts w:ascii="Wingdings" w:hAnsi="Wingdings" w:hint="default"/>
+        <w:sz w:val="20"/>
+      </w:rPr>
+    </w:lvl>
+    <w:lvl w:ilvl="6" w:tentative="1">
+      <w:start w:val="1"/>
+      <w:numFmt w:val="bullet"/>
+      <w:lvlText w:val=""/>
+      <w:lvlJc w:val="left"/>
+      <w:pPr>
+        <w:tabs>
+          <w:tab w:val="num" w:pos="5040"/>
+        </w:tabs>
+        <w:ind w:left="5040" w:hanging="360"/>
+      </w:pPr>
+      <w:rPr>
+        <w:rFonts w:ascii="Wingdings" w:hAnsi="Wingdings" w:hint="default"/>
+        <w:sz w:val="20"/>
+      </w:rPr>
+    </w:lvl>
+    <w:lvl w:ilvl="7" w:tentative="1">
+      <w:start w:val="1"/>
+      <w:numFmt w:val="bullet"/>
+      <w:lvlText w:val=""/>
+      <w:lvlJc w:val="left"/>
+      <w:pPr>
+        <w:tabs>
+          <w:tab w:val="num" w:pos="5760"/>
+        </w:tabs>
+        <w:ind w:left="5760" w:hanging="360"/>
+      </w:pPr>
+      <w:rPr>
+        <w:rFonts w:ascii="Wingdings" w:hAnsi="Wingdings" w:hint="default"/>
+        <w:sz w:val="20"/>
+      </w:rPr>
+    </w:lvl>
+    <w:lvl w:ilvl="8" w:tentative="1">
+      <w:start w:val="1"/>
+      <w:numFmt w:val="bullet"/>
+      <w:lvlText w:val=""/>
+      <w:lvlJc w:val="left"/>
+      <w:pPr>
+        <w:tabs>
+          <w:tab w:val="num" w:pos="6480"/>
+        </w:tabs>
+        <w:ind w:left="6480" w:hanging="360"/>
+      </w:pPr>
+      <w:rPr>
+        <w:rFonts w:ascii="Wingdings" w:hAnsi="Wingdings" w:hint="default"/>
+        <w:sz w:val="20"/>
+      </w:rPr>
+    </w:lvl>
+  </w:abstractNum>
+  <w:abstractNum w:abstractNumId="23" w15:restartNumberingAfterBreak="0">
+    <w:nsid w:val="595309EF"/>
+    <w:multiLevelType w:val="multilevel"/>
+    <w:tmpl w:val="B0FEAB26"/>
+    <w:lvl w:ilvl="0">
+      <w:start w:val="1"/>
+      <w:numFmt w:val="bullet"/>
+      <w:lvlText w:val=""/>
+      <w:lvlJc w:val="left"/>
+      <w:pPr>
+        <w:tabs>
+          <w:tab w:val="num" w:pos="720"/>
+        </w:tabs>
+        <w:ind w:left="720" w:hanging="360"/>
+      </w:pPr>
+      <w:rPr>
+        <w:rFonts w:ascii="Symbol" w:hAnsi="Symbol" w:hint="default"/>
+        <w:sz w:val="20"/>
+      </w:rPr>
+    </w:lvl>
+    <w:lvl w:ilvl="1" w:tentative="1">
+      <w:start w:val="1"/>
+      <w:numFmt w:val="bullet"/>
+      <w:lvlText w:val="o"/>
+      <w:lvlJc w:val="left"/>
+      <w:pPr>
+        <w:tabs>
+          <w:tab w:val="num" w:pos="1440"/>
+        </w:tabs>
+        <w:ind w:left="1440" w:hanging="360"/>
+      </w:pPr>
+      <w:rPr>
+        <w:rFonts w:ascii="Courier New" w:hAnsi="Courier New" w:hint="default"/>
+        <w:sz w:val="20"/>
+      </w:rPr>
+    </w:lvl>
+    <w:lvl w:ilvl="2" w:tentative="1">
+      <w:start w:val="1"/>
+      <w:numFmt w:val="bullet"/>
+      <w:lvlText w:val=""/>
+      <w:lvlJc w:val="left"/>
+      <w:pPr>
+        <w:tabs>
+          <w:tab w:val="num" w:pos="2160"/>
+        </w:tabs>
+        <w:ind w:left="2160" w:hanging="360"/>
+      </w:pPr>
+      <w:rPr>
+        <w:rFonts w:ascii="Wingdings" w:hAnsi="Wingdings" w:hint="default"/>
+        <w:sz w:val="20"/>
+      </w:rPr>
+    </w:lvl>
+    <w:lvl w:ilvl="3" w:tentative="1">
+      <w:start w:val="1"/>
+      <w:numFmt w:val="bullet"/>
+      <w:lvlText w:val=""/>
+      <w:lvlJc w:val="left"/>
+      <w:pPr>
+        <w:tabs>
+          <w:tab w:val="num" w:pos="2880"/>
+        </w:tabs>
+        <w:ind w:left="2880" w:hanging="360"/>
+      </w:pPr>
+      <w:rPr>
+        <w:rFonts w:ascii="Wingdings" w:hAnsi="Wingdings" w:hint="default"/>
+        <w:sz w:val="20"/>
+      </w:rPr>
+    </w:lvl>
+    <w:lvl w:ilvl="4" w:tentative="1">
+      <w:start w:val="1"/>
+      <w:numFmt w:val="bullet"/>
+      <w:lvlText w:val=""/>
+      <w:lvlJc w:val="left"/>
+      <w:pPr>
+        <w:tabs>
+          <w:tab w:val="num" w:pos="3600"/>
+        </w:tabs>
+        <w:ind w:left="3600" w:hanging="360"/>
+      </w:pPr>
+      <w:rPr>
+        <w:rFonts w:ascii="Wingdings" w:hAnsi="Wingdings" w:hint="default"/>
+        <w:sz w:val="20"/>
+      </w:rPr>
+    </w:lvl>
+    <w:lvl w:ilvl="5" w:tentative="1">
+      <w:start w:val="1"/>
+      <w:numFmt w:val="bullet"/>
+      <w:lvlText w:val=""/>
+      <w:lvlJc w:val="left"/>
+      <w:pPr>
+        <w:tabs>
+          <w:tab w:val="num" w:pos="4320"/>
+        </w:tabs>
+        <w:ind w:left="4320" w:hanging="360"/>
+      </w:pPr>
+      <w:rPr>
+        <w:rFonts w:ascii="Wingdings" w:hAnsi="Wingdings" w:hint="default"/>
+        <w:sz w:val="20"/>
+      </w:rPr>
+    </w:lvl>
+    <w:lvl w:ilvl="6" w:tentative="1">
+      <w:start w:val="1"/>
+      <w:numFmt w:val="bullet"/>
+      <w:lvlText w:val=""/>
+      <w:lvlJc w:val="left"/>
+      <w:pPr>
+        <w:tabs>
+          <w:tab w:val="num" w:pos="5040"/>
+        </w:tabs>
+        <w:ind w:left="5040" w:hanging="360"/>
+      </w:pPr>
+      <w:rPr>
+        <w:rFonts w:ascii="Wingdings" w:hAnsi="Wingdings" w:hint="default"/>
+        <w:sz w:val="20"/>
+      </w:rPr>
+    </w:lvl>
+    <w:lvl w:ilvl="7" w:tentative="1">
+      <w:start w:val="1"/>
+      <w:numFmt w:val="bullet"/>
+      <w:lvlText w:val=""/>
+      <w:lvlJc w:val="left"/>
+      <w:pPr>
+        <w:tabs>
+          <w:tab w:val="num" w:pos="5760"/>
+        </w:tabs>
+        <w:ind w:left="5760" w:hanging="360"/>
+      </w:pPr>
+      <w:rPr>
+        <w:rFonts w:ascii="Wingdings" w:hAnsi="Wingdings" w:hint="default"/>
+        <w:sz w:val="20"/>
+      </w:rPr>
+    </w:lvl>
+    <w:lvl w:ilvl="8" w:tentative="1">
+      <w:start w:val="1"/>
+      <w:numFmt w:val="bullet"/>
+      <w:lvlText w:val=""/>
+      <w:lvlJc w:val="left"/>
+      <w:pPr>
+        <w:tabs>
+          <w:tab w:val="num" w:pos="6480"/>
+        </w:tabs>
+        <w:ind w:left="6480" w:hanging="360"/>
+      </w:pPr>
+      <w:rPr>
+        <w:rFonts w:ascii="Wingdings" w:hAnsi="Wingdings" w:hint="default"/>
+        <w:sz w:val="20"/>
+      </w:rPr>
+    </w:lvl>
+  </w:abstractNum>
+  <w:abstractNum w:abstractNumId="24" w15:restartNumberingAfterBreak="0">
     <w:nsid w:val="59D3470A"/>
     <w:multiLevelType w:val="hybridMultilevel"/>
     <w:tmpl w:val="1FEC12C6"/>
@@ -1133,7 +7982,991 @@
       </w:rPr>
     </w:lvl>
   </w:abstractNum>
-  <w:abstractNum w:abstractNumId="5" w15:restartNumberingAfterBreak="0">
+  <w:abstractNum w:abstractNumId="25" w15:restartNumberingAfterBreak="0">
+    <w:nsid w:val="5AC6165D"/>
+    <w:multiLevelType w:val="multilevel"/>
+    <w:tmpl w:val="392A72C8"/>
+    <w:lvl w:ilvl="0">
+      <w:start w:val="1"/>
+      <w:numFmt w:val="bullet"/>
+      <w:lvlText w:val=""/>
+      <w:lvlJc w:val="left"/>
+      <w:pPr>
+        <w:tabs>
+          <w:tab w:val="num" w:pos="720"/>
+        </w:tabs>
+        <w:ind w:left="720" w:hanging="360"/>
+      </w:pPr>
+      <w:rPr>
+        <w:rFonts w:ascii="Symbol" w:hAnsi="Symbol" w:hint="default"/>
+        <w:sz w:val="20"/>
+      </w:rPr>
+    </w:lvl>
+    <w:lvl w:ilvl="1" w:tentative="1">
+      <w:start w:val="1"/>
+      <w:numFmt w:val="bullet"/>
+      <w:lvlText w:val="o"/>
+      <w:lvlJc w:val="left"/>
+      <w:pPr>
+        <w:tabs>
+          <w:tab w:val="num" w:pos="1440"/>
+        </w:tabs>
+        <w:ind w:left="1440" w:hanging="360"/>
+      </w:pPr>
+      <w:rPr>
+        <w:rFonts w:ascii="Courier New" w:hAnsi="Courier New" w:hint="default"/>
+        <w:sz w:val="20"/>
+      </w:rPr>
+    </w:lvl>
+    <w:lvl w:ilvl="2" w:tentative="1">
+      <w:start w:val="1"/>
+      <w:numFmt w:val="bullet"/>
+      <w:lvlText w:val=""/>
+      <w:lvlJc w:val="left"/>
+      <w:pPr>
+        <w:tabs>
+          <w:tab w:val="num" w:pos="2160"/>
+        </w:tabs>
+        <w:ind w:left="2160" w:hanging="360"/>
+      </w:pPr>
+      <w:rPr>
+        <w:rFonts w:ascii="Wingdings" w:hAnsi="Wingdings" w:hint="default"/>
+        <w:sz w:val="20"/>
+      </w:rPr>
+    </w:lvl>
+    <w:lvl w:ilvl="3" w:tentative="1">
+      <w:start w:val="1"/>
+      <w:numFmt w:val="bullet"/>
+      <w:lvlText w:val=""/>
+      <w:lvlJc w:val="left"/>
+      <w:pPr>
+        <w:tabs>
+          <w:tab w:val="num" w:pos="2880"/>
+        </w:tabs>
+        <w:ind w:left="2880" w:hanging="360"/>
+      </w:pPr>
+      <w:rPr>
+        <w:rFonts w:ascii="Wingdings" w:hAnsi="Wingdings" w:hint="default"/>
+        <w:sz w:val="20"/>
+      </w:rPr>
+    </w:lvl>
+    <w:lvl w:ilvl="4" w:tentative="1">
+      <w:start w:val="1"/>
+      <w:numFmt w:val="bullet"/>
+      <w:lvlText w:val=""/>
+      <w:lvlJc w:val="left"/>
+      <w:pPr>
+        <w:tabs>
+          <w:tab w:val="num" w:pos="3600"/>
+        </w:tabs>
+        <w:ind w:left="3600" w:hanging="360"/>
+      </w:pPr>
+      <w:rPr>
+        <w:rFonts w:ascii="Wingdings" w:hAnsi="Wingdings" w:hint="default"/>
+        <w:sz w:val="20"/>
+      </w:rPr>
+    </w:lvl>
+    <w:lvl w:ilvl="5" w:tentative="1">
+      <w:start w:val="1"/>
+      <w:numFmt w:val="bullet"/>
+      <w:lvlText w:val=""/>
+      <w:lvlJc w:val="left"/>
+      <w:pPr>
+        <w:tabs>
+          <w:tab w:val="num" w:pos="4320"/>
+        </w:tabs>
+        <w:ind w:left="4320" w:hanging="360"/>
+      </w:pPr>
+      <w:rPr>
+        <w:rFonts w:ascii="Wingdings" w:hAnsi="Wingdings" w:hint="default"/>
+        <w:sz w:val="20"/>
+      </w:rPr>
+    </w:lvl>
+    <w:lvl w:ilvl="6" w:tentative="1">
+      <w:start w:val="1"/>
+      <w:numFmt w:val="bullet"/>
+      <w:lvlText w:val=""/>
+      <w:lvlJc w:val="left"/>
+      <w:pPr>
+        <w:tabs>
+          <w:tab w:val="num" w:pos="5040"/>
+        </w:tabs>
+        <w:ind w:left="5040" w:hanging="360"/>
+      </w:pPr>
+      <w:rPr>
+        <w:rFonts w:ascii="Wingdings" w:hAnsi="Wingdings" w:hint="default"/>
+        <w:sz w:val="20"/>
+      </w:rPr>
+    </w:lvl>
+    <w:lvl w:ilvl="7" w:tentative="1">
+      <w:start w:val="1"/>
+      <w:numFmt w:val="bullet"/>
+      <w:lvlText w:val=""/>
+      <w:lvlJc w:val="left"/>
+      <w:pPr>
+        <w:tabs>
+          <w:tab w:val="num" w:pos="5760"/>
+        </w:tabs>
+        <w:ind w:left="5760" w:hanging="360"/>
+      </w:pPr>
+      <w:rPr>
+        <w:rFonts w:ascii="Wingdings" w:hAnsi="Wingdings" w:hint="default"/>
+        <w:sz w:val="20"/>
+      </w:rPr>
+    </w:lvl>
+    <w:lvl w:ilvl="8" w:tentative="1">
+      <w:start w:val="1"/>
+      <w:numFmt w:val="bullet"/>
+      <w:lvlText w:val=""/>
+      <w:lvlJc w:val="left"/>
+      <w:pPr>
+        <w:tabs>
+          <w:tab w:val="num" w:pos="6480"/>
+        </w:tabs>
+        <w:ind w:left="6480" w:hanging="360"/>
+      </w:pPr>
+      <w:rPr>
+        <w:rFonts w:ascii="Wingdings" w:hAnsi="Wingdings" w:hint="default"/>
+        <w:sz w:val="20"/>
+      </w:rPr>
+    </w:lvl>
+  </w:abstractNum>
+  <w:abstractNum w:abstractNumId="26" w15:restartNumberingAfterBreak="0">
+    <w:nsid w:val="5BEA57AB"/>
+    <w:multiLevelType w:val="multilevel"/>
+    <w:tmpl w:val="E35281D8"/>
+    <w:lvl w:ilvl="0">
+      <w:start w:val="1"/>
+      <w:numFmt w:val="bullet"/>
+      <w:lvlText w:val=""/>
+      <w:lvlJc w:val="left"/>
+      <w:pPr>
+        <w:tabs>
+          <w:tab w:val="num" w:pos="720"/>
+        </w:tabs>
+        <w:ind w:left="720" w:hanging="360"/>
+      </w:pPr>
+      <w:rPr>
+        <w:rFonts w:ascii="Symbol" w:hAnsi="Symbol" w:hint="default"/>
+        <w:sz w:val="20"/>
+      </w:rPr>
+    </w:lvl>
+    <w:lvl w:ilvl="1" w:tentative="1">
+      <w:start w:val="1"/>
+      <w:numFmt w:val="bullet"/>
+      <w:lvlText w:val="o"/>
+      <w:lvlJc w:val="left"/>
+      <w:pPr>
+        <w:tabs>
+          <w:tab w:val="num" w:pos="1440"/>
+        </w:tabs>
+        <w:ind w:left="1440" w:hanging="360"/>
+      </w:pPr>
+      <w:rPr>
+        <w:rFonts w:ascii="Courier New" w:hAnsi="Courier New" w:hint="default"/>
+        <w:sz w:val="20"/>
+      </w:rPr>
+    </w:lvl>
+    <w:lvl w:ilvl="2" w:tentative="1">
+      <w:start w:val="1"/>
+      <w:numFmt w:val="bullet"/>
+      <w:lvlText w:val=""/>
+      <w:lvlJc w:val="left"/>
+      <w:pPr>
+        <w:tabs>
+          <w:tab w:val="num" w:pos="2160"/>
+        </w:tabs>
+        <w:ind w:left="2160" w:hanging="360"/>
+      </w:pPr>
+      <w:rPr>
+        <w:rFonts w:ascii="Wingdings" w:hAnsi="Wingdings" w:hint="default"/>
+        <w:sz w:val="20"/>
+      </w:rPr>
+    </w:lvl>
+    <w:lvl w:ilvl="3" w:tentative="1">
+      <w:start w:val="1"/>
+      <w:numFmt w:val="bullet"/>
+      <w:lvlText w:val=""/>
+      <w:lvlJc w:val="left"/>
+      <w:pPr>
+        <w:tabs>
+          <w:tab w:val="num" w:pos="2880"/>
+        </w:tabs>
+        <w:ind w:left="2880" w:hanging="360"/>
+      </w:pPr>
+      <w:rPr>
+        <w:rFonts w:ascii="Wingdings" w:hAnsi="Wingdings" w:hint="default"/>
+        <w:sz w:val="20"/>
+      </w:rPr>
+    </w:lvl>
+    <w:lvl w:ilvl="4" w:tentative="1">
+      <w:start w:val="1"/>
+      <w:numFmt w:val="bullet"/>
+      <w:lvlText w:val=""/>
+      <w:lvlJc w:val="left"/>
+      <w:pPr>
+        <w:tabs>
+          <w:tab w:val="num" w:pos="3600"/>
+        </w:tabs>
+        <w:ind w:left="3600" w:hanging="360"/>
+      </w:pPr>
+      <w:rPr>
+        <w:rFonts w:ascii="Wingdings" w:hAnsi="Wingdings" w:hint="default"/>
+        <w:sz w:val="20"/>
+      </w:rPr>
+    </w:lvl>
+    <w:lvl w:ilvl="5" w:tentative="1">
+      <w:start w:val="1"/>
+      <w:numFmt w:val="bullet"/>
+      <w:lvlText w:val=""/>
+      <w:lvlJc w:val="left"/>
+      <w:pPr>
+        <w:tabs>
+          <w:tab w:val="num" w:pos="4320"/>
+        </w:tabs>
+        <w:ind w:left="4320" w:hanging="360"/>
+      </w:pPr>
+      <w:rPr>
+        <w:rFonts w:ascii="Wingdings" w:hAnsi="Wingdings" w:hint="default"/>
+        <w:sz w:val="20"/>
+      </w:rPr>
+    </w:lvl>
+    <w:lvl w:ilvl="6" w:tentative="1">
+      <w:start w:val="1"/>
+      <w:numFmt w:val="bullet"/>
+      <w:lvlText w:val=""/>
+      <w:lvlJc w:val="left"/>
+      <w:pPr>
+        <w:tabs>
+          <w:tab w:val="num" w:pos="5040"/>
+        </w:tabs>
+        <w:ind w:left="5040" w:hanging="360"/>
+      </w:pPr>
+      <w:rPr>
+        <w:rFonts w:ascii="Wingdings" w:hAnsi="Wingdings" w:hint="default"/>
+        <w:sz w:val="20"/>
+      </w:rPr>
+    </w:lvl>
+    <w:lvl w:ilvl="7" w:tentative="1">
+      <w:start w:val="1"/>
+      <w:numFmt w:val="bullet"/>
+      <w:lvlText w:val=""/>
+      <w:lvlJc w:val="left"/>
+      <w:pPr>
+        <w:tabs>
+          <w:tab w:val="num" w:pos="5760"/>
+        </w:tabs>
+        <w:ind w:left="5760" w:hanging="360"/>
+      </w:pPr>
+      <w:rPr>
+        <w:rFonts w:ascii="Wingdings" w:hAnsi="Wingdings" w:hint="default"/>
+        <w:sz w:val="20"/>
+      </w:rPr>
+    </w:lvl>
+    <w:lvl w:ilvl="8" w:tentative="1">
+      <w:start w:val="1"/>
+      <w:numFmt w:val="bullet"/>
+      <w:lvlText w:val=""/>
+      <w:lvlJc w:val="left"/>
+      <w:pPr>
+        <w:tabs>
+          <w:tab w:val="num" w:pos="6480"/>
+        </w:tabs>
+        <w:ind w:left="6480" w:hanging="360"/>
+      </w:pPr>
+      <w:rPr>
+        <w:rFonts w:ascii="Wingdings" w:hAnsi="Wingdings" w:hint="default"/>
+        <w:sz w:val="20"/>
+      </w:rPr>
+    </w:lvl>
+  </w:abstractNum>
+  <w:abstractNum w:abstractNumId="27" w15:restartNumberingAfterBreak="0">
+    <w:nsid w:val="5D974226"/>
+    <w:multiLevelType w:val="multilevel"/>
+    <w:tmpl w:val="CFA48104"/>
+    <w:lvl w:ilvl="0">
+      <w:start w:val="1"/>
+      <w:numFmt w:val="bullet"/>
+      <w:lvlText w:val=""/>
+      <w:lvlJc w:val="left"/>
+      <w:pPr>
+        <w:tabs>
+          <w:tab w:val="num" w:pos="720"/>
+        </w:tabs>
+        <w:ind w:left="720" w:hanging="360"/>
+      </w:pPr>
+      <w:rPr>
+        <w:rFonts w:ascii="Symbol" w:hAnsi="Symbol" w:hint="default"/>
+        <w:sz w:val="20"/>
+      </w:rPr>
+    </w:lvl>
+    <w:lvl w:ilvl="1">
+      <w:start w:val="1"/>
+      <w:numFmt w:val="bullet"/>
+      <w:lvlText w:val="o"/>
+      <w:lvlJc w:val="left"/>
+      <w:pPr>
+        <w:tabs>
+          <w:tab w:val="num" w:pos="1440"/>
+        </w:tabs>
+        <w:ind w:left="1440" w:hanging="360"/>
+      </w:pPr>
+      <w:rPr>
+        <w:rFonts w:ascii="Courier New" w:hAnsi="Courier New" w:hint="default"/>
+        <w:sz w:val="20"/>
+      </w:rPr>
+    </w:lvl>
+    <w:lvl w:ilvl="2" w:tentative="1">
+      <w:start w:val="1"/>
+      <w:numFmt w:val="bullet"/>
+      <w:lvlText w:val=""/>
+      <w:lvlJc w:val="left"/>
+      <w:pPr>
+        <w:tabs>
+          <w:tab w:val="num" w:pos="2160"/>
+        </w:tabs>
+        <w:ind w:left="2160" w:hanging="360"/>
+      </w:pPr>
+      <w:rPr>
+        <w:rFonts w:ascii="Wingdings" w:hAnsi="Wingdings" w:hint="default"/>
+        <w:sz w:val="20"/>
+      </w:rPr>
+    </w:lvl>
+    <w:lvl w:ilvl="3" w:tentative="1">
+      <w:start w:val="1"/>
+      <w:numFmt w:val="bullet"/>
+      <w:lvlText w:val=""/>
+      <w:lvlJc w:val="left"/>
+      <w:pPr>
+        <w:tabs>
+          <w:tab w:val="num" w:pos="2880"/>
+        </w:tabs>
+        <w:ind w:left="2880" w:hanging="360"/>
+      </w:pPr>
+      <w:rPr>
+        <w:rFonts w:ascii="Wingdings" w:hAnsi="Wingdings" w:hint="default"/>
+        <w:sz w:val="20"/>
+      </w:rPr>
+    </w:lvl>
+    <w:lvl w:ilvl="4" w:tentative="1">
+      <w:start w:val="1"/>
+      <w:numFmt w:val="bullet"/>
+      <w:lvlText w:val=""/>
+      <w:lvlJc w:val="left"/>
+      <w:pPr>
+        <w:tabs>
+          <w:tab w:val="num" w:pos="3600"/>
+        </w:tabs>
+        <w:ind w:left="3600" w:hanging="360"/>
+      </w:pPr>
+      <w:rPr>
+        <w:rFonts w:ascii="Wingdings" w:hAnsi="Wingdings" w:hint="default"/>
+        <w:sz w:val="20"/>
+      </w:rPr>
+    </w:lvl>
+    <w:lvl w:ilvl="5" w:tentative="1">
+      <w:start w:val="1"/>
+      <w:numFmt w:val="bullet"/>
+      <w:lvlText w:val=""/>
+      <w:lvlJc w:val="left"/>
+      <w:pPr>
+        <w:tabs>
+          <w:tab w:val="num" w:pos="4320"/>
+        </w:tabs>
+        <w:ind w:left="4320" w:hanging="360"/>
+      </w:pPr>
+      <w:rPr>
+        <w:rFonts w:ascii="Wingdings" w:hAnsi="Wingdings" w:hint="default"/>
+        <w:sz w:val="20"/>
+      </w:rPr>
+    </w:lvl>
+    <w:lvl w:ilvl="6" w:tentative="1">
+      <w:start w:val="1"/>
+      <w:numFmt w:val="bullet"/>
+      <w:lvlText w:val=""/>
+      <w:lvlJc w:val="left"/>
+      <w:pPr>
+        <w:tabs>
+          <w:tab w:val="num" w:pos="5040"/>
+        </w:tabs>
+        <w:ind w:left="5040" w:hanging="360"/>
+      </w:pPr>
+      <w:rPr>
+        <w:rFonts w:ascii="Wingdings" w:hAnsi="Wingdings" w:hint="default"/>
+        <w:sz w:val="20"/>
+      </w:rPr>
+    </w:lvl>
+    <w:lvl w:ilvl="7" w:tentative="1">
+      <w:start w:val="1"/>
+      <w:numFmt w:val="bullet"/>
+      <w:lvlText w:val=""/>
+      <w:lvlJc w:val="left"/>
+      <w:pPr>
+        <w:tabs>
+          <w:tab w:val="num" w:pos="5760"/>
+        </w:tabs>
+        <w:ind w:left="5760" w:hanging="360"/>
+      </w:pPr>
+      <w:rPr>
+        <w:rFonts w:ascii="Wingdings" w:hAnsi="Wingdings" w:hint="default"/>
+        <w:sz w:val="20"/>
+      </w:rPr>
+    </w:lvl>
+    <w:lvl w:ilvl="8" w:tentative="1">
+      <w:start w:val="1"/>
+      <w:numFmt w:val="bullet"/>
+      <w:lvlText w:val=""/>
+      <w:lvlJc w:val="left"/>
+      <w:pPr>
+        <w:tabs>
+          <w:tab w:val="num" w:pos="6480"/>
+        </w:tabs>
+        <w:ind w:left="6480" w:hanging="360"/>
+      </w:pPr>
+      <w:rPr>
+        <w:rFonts w:ascii="Wingdings" w:hAnsi="Wingdings" w:hint="default"/>
+        <w:sz w:val="20"/>
+      </w:rPr>
+    </w:lvl>
+  </w:abstractNum>
+  <w:abstractNum w:abstractNumId="28" w15:restartNumberingAfterBreak="0">
+    <w:nsid w:val="65287957"/>
+    <w:multiLevelType w:val="multilevel"/>
+    <w:tmpl w:val="84FE860C"/>
+    <w:lvl w:ilvl="0">
+      <w:start w:val="1"/>
+      <w:numFmt w:val="bullet"/>
+      <w:lvlText w:val=""/>
+      <w:lvlJc w:val="left"/>
+      <w:pPr>
+        <w:tabs>
+          <w:tab w:val="num" w:pos="720"/>
+        </w:tabs>
+        <w:ind w:left="720" w:hanging="360"/>
+      </w:pPr>
+      <w:rPr>
+        <w:rFonts w:ascii="Symbol" w:hAnsi="Symbol" w:hint="default"/>
+        <w:sz w:val="20"/>
+      </w:rPr>
+    </w:lvl>
+    <w:lvl w:ilvl="1" w:tentative="1">
+      <w:start w:val="1"/>
+      <w:numFmt w:val="bullet"/>
+      <w:lvlText w:val="o"/>
+      <w:lvlJc w:val="left"/>
+      <w:pPr>
+        <w:tabs>
+          <w:tab w:val="num" w:pos="1440"/>
+        </w:tabs>
+        <w:ind w:left="1440" w:hanging="360"/>
+      </w:pPr>
+      <w:rPr>
+        <w:rFonts w:ascii="Courier New" w:hAnsi="Courier New" w:hint="default"/>
+        <w:sz w:val="20"/>
+      </w:rPr>
+    </w:lvl>
+    <w:lvl w:ilvl="2" w:tentative="1">
+      <w:start w:val="1"/>
+      <w:numFmt w:val="bullet"/>
+      <w:lvlText w:val=""/>
+      <w:lvlJc w:val="left"/>
+      <w:pPr>
+        <w:tabs>
+          <w:tab w:val="num" w:pos="2160"/>
+        </w:tabs>
+        <w:ind w:left="2160" w:hanging="360"/>
+      </w:pPr>
+      <w:rPr>
+        <w:rFonts w:ascii="Wingdings" w:hAnsi="Wingdings" w:hint="default"/>
+        <w:sz w:val="20"/>
+      </w:rPr>
+    </w:lvl>
+    <w:lvl w:ilvl="3" w:tentative="1">
+      <w:start w:val="1"/>
+      <w:numFmt w:val="bullet"/>
+      <w:lvlText w:val=""/>
+      <w:lvlJc w:val="left"/>
+      <w:pPr>
+        <w:tabs>
+          <w:tab w:val="num" w:pos="2880"/>
+        </w:tabs>
+        <w:ind w:left="2880" w:hanging="360"/>
+      </w:pPr>
+      <w:rPr>
+        <w:rFonts w:ascii="Wingdings" w:hAnsi="Wingdings" w:hint="default"/>
+        <w:sz w:val="20"/>
+      </w:rPr>
+    </w:lvl>
+    <w:lvl w:ilvl="4" w:tentative="1">
+      <w:start w:val="1"/>
+      <w:numFmt w:val="bullet"/>
+      <w:lvlText w:val=""/>
+      <w:lvlJc w:val="left"/>
+      <w:pPr>
+        <w:tabs>
+          <w:tab w:val="num" w:pos="3600"/>
+        </w:tabs>
+        <w:ind w:left="3600" w:hanging="360"/>
+      </w:pPr>
+      <w:rPr>
+        <w:rFonts w:ascii="Wingdings" w:hAnsi="Wingdings" w:hint="default"/>
+        <w:sz w:val="20"/>
+      </w:rPr>
+    </w:lvl>
+    <w:lvl w:ilvl="5" w:tentative="1">
+      <w:start w:val="1"/>
+      <w:numFmt w:val="bullet"/>
+      <w:lvlText w:val=""/>
+      <w:lvlJc w:val="left"/>
+      <w:pPr>
+        <w:tabs>
+          <w:tab w:val="num" w:pos="4320"/>
+        </w:tabs>
+        <w:ind w:left="4320" w:hanging="360"/>
+      </w:pPr>
+      <w:rPr>
+        <w:rFonts w:ascii="Wingdings" w:hAnsi="Wingdings" w:hint="default"/>
+        <w:sz w:val="20"/>
+      </w:rPr>
+    </w:lvl>
+    <w:lvl w:ilvl="6" w:tentative="1">
+      <w:start w:val="1"/>
+      <w:numFmt w:val="bullet"/>
+      <w:lvlText w:val=""/>
+      <w:lvlJc w:val="left"/>
+      <w:pPr>
+        <w:tabs>
+          <w:tab w:val="num" w:pos="5040"/>
+        </w:tabs>
+        <w:ind w:left="5040" w:hanging="360"/>
+      </w:pPr>
+      <w:rPr>
+        <w:rFonts w:ascii="Wingdings" w:hAnsi="Wingdings" w:hint="default"/>
+        <w:sz w:val="20"/>
+      </w:rPr>
+    </w:lvl>
+    <w:lvl w:ilvl="7" w:tentative="1">
+      <w:start w:val="1"/>
+      <w:numFmt w:val="bullet"/>
+      <w:lvlText w:val=""/>
+      <w:lvlJc w:val="left"/>
+      <w:pPr>
+        <w:tabs>
+          <w:tab w:val="num" w:pos="5760"/>
+        </w:tabs>
+        <w:ind w:left="5760" w:hanging="360"/>
+      </w:pPr>
+      <w:rPr>
+        <w:rFonts w:ascii="Wingdings" w:hAnsi="Wingdings" w:hint="default"/>
+        <w:sz w:val="20"/>
+      </w:rPr>
+    </w:lvl>
+    <w:lvl w:ilvl="8" w:tentative="1">
+      <w:start w:val="1"/>
+      <w:numFmt w:val="bullet"/>
+      <w:lvlText w:val=""/>
+      <w:lvlJc w:val="left"/>
+      <w:pPr>
+        <w:tabs>
+          <w:tab w:val="num" w:pos="6480"/>
+        </w:tabs>
+        <w:ind w:left="6480" w:hanging="360"/>
+      </w:pPr>
+      <w:rPr>
+        <w:rFonts w:ascii="Wingdings" w:hAnsi="Wingdings" w:hint="default"/>
+        <w:sz w:val="20"/>
+      </w:rPr>
+    </w:lvl>
+  </w:abstractNum>
+  <w:abstractNum w:abstractNumId="29" w15:restartNumberingAfterBreak="0">
+    <w:nsid w:val="66953608"/>
+    <w:multiLevelType w:val="multilevel"/>
+    <w:tmpl w:val="1EC4ABE0"/>
+    <w:lvl w:ilvl="0">
+      <w:start w:val="1"/>
+      <w:numFmt w:val="bullet"/>
+      <w:lvlText w:val=""/>
+      <w:lvlJc w:val="left"/>
+      <w:pPr>
+        <w:tabs>
+          <w:tab w:val="num" w:pos="720"/>
+        </w:tabs>
+        <w:ind w:left="720" w:hanging="360"/>
+      </w:pPr>
+      <w:rPr>
+        <w:rFonts w:ascii="Symbol" w:hAnsi="Symbol" w:hint="default"/>
+        <w:sz w:val="20"/>
+      </w:rPr>
+    </w:lvl>
+    <w:lvl w:ilvl="1" w:tentative="1">
+      <w:start w:val="1"/>
+      <w:numFmt w:val="bullet"/>
+      <w:lvlText w:val="o"/>
+      <w:lvlJc w:val="left"/>
+      <w:pPr>
+        <w:tabs>
+          <w:tab w:val="num" w:pos="1440"/>
+        </w:tabs>
+        <w:ind w:left="1440" w:hanging="360"/>
+      </w:pPr>
+      <w:rPr>
+        <w:rFonts w:ascii="Courier New" w:hAnsi="Courier New" w:hint="default"/>
+        <w:sz w:val="20"/>
+      </w:rPr>
+    </w:lvl>
+    <w:lvl w:ilvl="2" w:tentative="1">
+      <w:start w:val="1"/>
+      <w:numFmt w:val="bullet"/>
+      <w:lvlText w:val=""/>
+      <w:lvlJc w:val="left"/>
+      <w:pPr>
+        <w:tabs>
+          <w:tab w:val="num" w:pos="2160"/>
+        </w:tabs>
+        <w:ind w:left="2160" w:hanging="360"/>
+      </w:pPr>
+      <w:rPr>
+        <w:rFonts w:ascii="Wingdings" w:hAnsi="Wingdings" w:hint="default"/>
+        <w:sz w:val="20"/>
+      </w:rPr>
+    </w:lvl>
+    <w:lvl w:ilvl="3" w:tentative="1">
+      <w:start w:val="1"/>
+      <w:numFmt w:val="bullet"/>
+      <w:lvlText w:val=""/>
+      <w:lvlJc w:val="left"/>
+      <w:pPr>
+        <w:tabs>
+          <w:tab w:val="num" w:pos="2880"/>
+        </w:tabs>
+        <w:ind w:left="2880" w:hanging="360"/>
+      </w:pPr>
+      <w:rPr>
+        <w:rFonts w:ascii="Wingdings" w:hAnsi="Wingdings" w:hint="default"/>
+        <w:sz w:val="20"/>
+      </w:rPr>
+    </w:lvl>
+    <w:lvl w:ilvl="4" w:tentative="1">
+      <w:start w:val="1"/>
+      <w:numFmt w:val="bullet"/>
+      <w:lvlText w:val=""/>
+      <w:lvlJc w:val="left"/>
+      <w:pPr>
+        <w:tabs>
+          <w:tab w:val="num" w:pos="3600"/>
+        </w:tabs>
+        <w:ind w:left="3600" w:hanging="360"/>
+      </w:pPr>
+      <w:rPr>
+        <w:rFonts w:ascii="Wingdings" w:hAnsi="Wingdings" w:hint="default"/>
+        <w:sz w:val="20"/>
+      </w:rPr>
+    </w:lvl>
+    <w:lvl w:ilvl="5" w:tentative="1">
+      <w:start w:val="1"/>
+      <w:numFmt w:val="bullet"/>
+      <w:lvlText w:val=""/>
+      <w:lvlJc w:val="left"/>
+      <w:pPr>
+        <w:tabs>
+          <w:tab w:val="num" w:pos="4320"/>
+        </w:tabs>
+        <w:ind w:left="4320" w:hanging="360"/>
+      </w:pPr>
+      <w:rPr>
+        <w:rFonts w:ascii="Wingdings" w:hAnsi="Wingdings" w:hint="default"/>
+        <w:sz w:val="20"/>
+      </w:rPr>
+    </w:lvl>
+    <w:lvl w:ilvl="6" w:tentative="1">
+      <w:start w:val="1"/>
+      <w:numFmt w:val="bullet"/>
+      <w:lvlText w:val=""/>
+      <w:lvlJc w:val="left"/>
+      <w:pPr>
+        <w:tabs>
+          <w:tab w:val="num" w:pos="5040"/>
+        </w:tabs>
+        <w:ind w:left="5040" w:hanging="360"/>
+      </w:pPr>
+      <w:rPr>
+        <w:rFonts w:ascii="Wingdings" w:hAnsi="Wingdings" w:hint="default"/>
+        <w:sz w:val="20"/>
+      </w:rPr>
+    </w:lvl>
+    <w:lvl w:ilvl="7" w:tentative="1">
+      <w:start w:val="1"/>
+      <w:numFmt w:val="bullet"/>
+      <w:lvlText w:val=""/>
+      <w:lvlJc w:val="left"/>
+      <w:pPr>
+        <w:tabs>
+          <w:tab w:val="num" w:pos="5760"/>
+        </w:tabs>
+        <w:ind w:left="5760" w:hanging="360"/>
+      </w:pPr>
+      <w:rPr>
+        <w:rFonts w:ascii="Wingdings" w:hAnsi="Wingdings" w:hint="default"/>
+        <w:sz w:val="20"/>
+      </w:rPr>
+    </w:lvl>
+    <w:lvl w:ilvl="8" w:tentative="1">
+      <w:start w:val="1"/>
+      <w:numFmt w:val="bullet"/>
+      <w:lvlText w:val=""/>
+      <w:lvlJc w:val="left"/>
+      <w:pPr>
+        <w:tabs>
+          <w:tab w:val="num" w:pos="6480"/>
+        </w:tabs>
+        <w:ind w:left="6480" w:hanging="360"/>
+      </w:pPr>
+      <w:rPr>
+        <w:rFonts w:ascii="Wingdings" w:hAnsi="Wingdings" w:hint="default"/>
+        <w:sz w:val="20"/>
+      </w:rPr>
+    </w:lvl>
+  </w:abstractNum>
+  <w:abstractNum w:abstractNumId="30" w15:restartNumberingAfterBreak="0">
+    <w:nsid w:val="759E77FE"/>
+    <w:multiLevelType w:val="hybridMultilevel"/>
+    <w:tmpl w:val="C35401C6"/>
+    <w:lvl w:ilvl="0" w:tplc="458683C4">
+      <w:start w:val="1"/>
+      <w:numFmt w:val="upperLetter"/>
+      <w:lvlText w:val="%1."/>
+      <w:lvlJc w:val="left"/>
+      <w:pPr>
+        <w:ind w:left="502" w:hanging="360"/>
+      </w:pPr>
+      <w:rPr>
+        <w:rFonts w:hint="default"/>
+        <w:color w:val="EE0000"/>
+      </w:rPr>
+    </w:lvl>
+    <w:lvl w:ilvl="1" w:tplc="1C090019" w:tentative="1">
+      <w:start w:val="1"/>
+      <w:numFmt w:val="lowerLetter"/>
+      <w:lvlText w:val="%2."/>
+      <w:lvlJc w:val="left"/>
+      <w:pPr>
+        <w:ind w:left="1440" w:hanging="360"/>
+      </w:pPr>
+    </w:lvl>
+    <w:lvl w:ilvl="2" w:tplc="1C09001B" w:tentative="1">
+      <w:start w:val="1"/>
+      <w:numFmt w:val="lowerRoman"/>
+      <w:lvlText w:val="%3."/>
+      <w:lvlJc w:val="right"/>
+      <w:pPr>
+        <w:ind w:left="2160" w:hanging="180"/>
+      </w:pPr>
+    </w:lvl>
+    <w:lvl w:ilvl="3" w:tplc="1C09000F" w:tentative="1">
+      <w:start w:val="1"/>
+      <w:numFmt w:val="decimal"/>
+      <w:lvlText w:val="%4."/>
+      <w:lvlJc w:val="left"/>
+      <w:pPr>
+        <w:ind w:left="2880" w:hanging="360"/>
+      </w:pPr>
+    </w:lvl>
+    <w:lvl w:ilvl="4" w:tplc="1C090019" w:tentative="1">
+      <w:start w:val="1"/>
+      <w:numFmt w:val="lowerLetter"/>
+      <w:lvlText w:val="%5."/>
+      <w:lvlJc w:val="left"/>
+      <w:pPr>
+        <w:ind w:left="3600" w:hanging="360"/>
+      </w:pPr>
+    </w:lvl>
+    <w:lvl w:ilvl="5" w:tplc="1C09001B" w:tentative="1">
+      <w:start w:val="1"/>
+      <w:numFmt w:val="lowerRoman"/>
+      <w:lvlText w:val="%6."/>
+      <w:lvlJc w:val="right"/>
+      <w:pPr>
+        <w:ind w:left="4320" w:hanging="180"/>
+      </w:pPr>
+    </w:lvl>
+    <w:lvl w:ilvl="6" w:tplc="1C09000F" w:tentative="1">
+      <w:start w:val="1"/>
+      <w:numFmt w:val="decimal"/>
+      <w:lvlText w:val="%7."/>
+      <w:lvlJc w:val="left"/>
+      <w:pPr>
+        <w:ind w:left="5040" w:hanging="360"/>
+      </w:pPr>
+    </w:lvl>
+    <w:lvl w:ilvl="7" w:tplc="1C090019" w:tentative="1">
+      <w:start w:val="1"/>
+      <w:numFmt w:val="lowerLetter"/>
+      <w:lvlText w:val="%8."/>
+      <w:lvlJc w:val="left"/>
+      <w:pPr>
+        <w:ind w:left="5760" w:hanging="360"/>
+      </w:pPr>
+    </w:lvl>
+    <w:lvl w:ilvl="8" w:tplc="1C09001B" w:tentative="1">
+      <w:start w:val="1"/>
+      <w:numFmt w:val="lowerRoman"/>
+      <w:lvlText w:val="%9."/>
+      <w:lvlJc w:val="right"/>
+      <w:pPr>
+        <w:ind w:left="6480" w:hanging="180"/>
+      </w:pPr>
+    </w:lvl>
+  </w:abstractNum>
+  <w:abstractNum w:abstractNumId="31" w15:restartNumberingAfterBreak="0">
+    <w:nsid w:val="76457948"/>
+    <w:multiLevelType w:val="multilevel"/>
+    <w:tmpl w:val="2EE468F6"/>
+    <w:lvl w:ilvl="0">
+      <w:start w:val="1"/>
+      <w:numFmt w:val="bullet"/>
+      <w:lvlText w:val=""/>
+      <w:lvlJc w:val="left"/>
+      <w:pPr>
+        <w:tabs>
+          <w:tab w:val="num" w:pos="720"/>
+        </w:tabs>
+        <w:ind w:left="720" w:hanging="360"/>
+      </w:pPr>
+      <w:rPr>
+        <w:rFonts w:ascii="Symbol" w:hAnsi="Symbol" w:hint="default"/>
+        <w:sz w:val="20"/>
+      </w:rPr>
+    </w:lvl>
+    <w:lvl w:ilvl="1" w:tentative="1">
+      <w:start w:val="1"/>
+      <w:numFmt w:val="bullet"/>
+      <w:lvlText w:val="o"/>
+      <w:lvlJc w:val="left"/>
+      <w:pPr>
+        <w:tabs>
+          <w:tab w:val="num" w:pos="1440"/>
+        </w:tabs>
+        <w:ind w:left="1440" w:hanging="360"/>
+      </w:pPr>
+      <w:rPr>
+        <w:rFonts w:ascii="Courier New" w:hAnsi="Courier New" w:hint="default"/>
+        <w:sz w:val="20"/>
+      </w:rPr>
+    </w:lvl>
+    <w:lvl w:ilvl="2" w:tentative="1">
+      <w:start w:val="1"/>
+      <w:numFmt w:val="bullet"/>
+      <w:lvlText w:val=""/>
+      <w:lvlJc w:val="left"/>
+      <w:pPr>
+        <w:tabs>
+          <w:tab w:val="num" w:pos="2160"/>
+        </w:tabs>
+        <w:ind w:left="2160" w:hanging="360"/>
+      </w:pPr>
+      <w:rPr>
+        <w:rFonts w:ascii="Wingdings" w:hAnsi="Wingdings" w:hint="default"/>
+        <w:sz w:val="20"/>
+      </w:rPr>
+    </w:lvl>
+    <w:lvl w:ilvl="3" w:tentative="1">
+      <w:start w:val="1"/>
+      <w:numFmt w:val="bullet"/>
+      <w:lvlText w:val=""/>
+      <w:lvlJc w:val="left"/>
+      <w:pPr>
+        <w:tabs>
+          <w:tab w:val="num" w:pos="2880"/>
+        </w:tabs>
+        <w:ind w:left="2880" w:hanging="360"/>
+      </w:pPr>
+      <w:rPr>
+        <w:rFonts w:ascii="Wingdings" w:hAnsi="Wingdings" w:hint="default"/>
+        <w:sz w:val="20"/>
+      </w:rPr>
+    </w:lvl>
+    <w:lvl w:ilvl="4" w:tentative="1">
+      <w:start w:val="1"/>
+      <w:numFmt w:val="bullet"/>
+      <w:lvlText w:val=""/>
+      <w:lvlJc w:val="left"/>
+      <w:pPr>
+        <w:tabs>
+          <w:tab w:val="num" w:pos="3600"/>
+        </w:tabs>
+        <w:ind w:left="3600" w:hanging="360"/>
+      </w:pPr>
+      <w:rPr>
+        <w:rFonts w:ascii="Wingdings" w:hAnsi="Wingdings" w:hint="default"/>
+        <w:sz w:val="20"/>
+      </w:rPr>
+    </w:lvl>
+    <w:lvl w:ilvl="5" w:tentative="1">
+      <w:start w:val="1"/>
+      <w:numFmt w:val="bullet"/>
+      <w:lvlText w:val=""/>
+      <w:lvlJc w:val="left"/>
+      <w:pPr>
+        <w:tabs>
+          <w:tab w:val="num" w:pos="4320"/>
+        </w:tabs>
+        <w:ind w:left="4320" w:hanging="360"/>
+      </w:pPr>
+      <w:rPr>
+        <w:rFonts w:ascii="Wingdings" w:hAnsi="Wingdings" w:hint="default"/>
+        <w:sz w:val="20"/>
+      </w:rPr>
+    </w:lvl>
+    <w:lvl w:ilvl="6" w:tentative="1">
+      <w:start w:val="1"/>
+      <w:numFmt w:val="bullet"/>
+      <w:lvlText w:val=""/>
+      <w:lvlJc w:val="left"/>
+      <w:pPr>
+        <w:tabs>
+          <w:tab w:val="num" w:pos="5040"/>
+        </w:tabs>
+        <w:ind w:left="5040" w:hanging="360"/>
+      </w:pPr>
+      <w:rPr>
+        <w:rFonts w:ascii="Wingdings" w:hAnsi="Wingdings" w:hint="default"/>
+        <w:sz w:val="20"/>
+      </w:rPr>
+    </w:lvl>
+    <w:lvl w:ilvl="7" w:tentative="1">
+      <w:start w:val="1"/>
+      <w:numFmt w:val="bullet"/>
+      <w:lvlText w:val=""/>
+      <w:lvlJc w:val="left"/>
+      <w:pPr>
+        <w:tabs>
+          <w:tab w:val="num" w:pos="5760"/>
+        </w:tabs>
+        <w:ind w:left="5760" w:hanging="360"/>
+      </w:pPr>
+      <w:rPr>
+        <w:rFonts w:ascii="Wingdings" w:hAnsi="Wingdings" w:hint="default"/>
+        <w:sz w:val="20"/>
+      </w:rPr>
+    </w:lvl>
+    <w:lvl w:ilvl="8" w:tentative="1">
+      <w:start w:val="1"/>
+      <w:numFmt w:val="bullet"/>
+      <w:lvlText w:val=""/>
+      <w:lvlJc w:val="left"/>
+      <w:pPr>
+        <w:tabs>
+          <w:tab w:val="num" w:pos="6480"/>
+        </w:tabs>
+        <w:ind w:left="6480" w:hanging="360"/>
+      </w:pPr>
+      <w:rPr>
+        <w:rFonts w:ascii="Wingdings" w:hAnsi="Wingdings" w:hint="default"/>
+        <w:sz w:val="20"/>
+      </w:rPr>
+    </w:lvl>
+  </w:abstractNum>
+  <w:abstractNum w:abstractNumId="32" w15:restartNumberingAfterBreak="0">
     <w:nsid w:val="76DC353B"/>
     <w:multiLevelType w:val="multilevel"/>
     <w:tmpl w:val="9F3E9490"/>
@@ -1282,23 +9115,256 @@
       </w:rPr>
     </w:lvl>
   </w:abstractNum>
+  <w:abstractNum w:abstractNumId="33" w15:restartNumberingAfterBreak="0">
+    <w:nsid w:val="79F75349"/>
+    <w:multiLevelType w:val="multilevel"/>
+    <w:tmpl w:val="DAB03846"/>
+    <w:lvl w:ilvl="0">
+      <w:start w:val="1"/>
+      <w:numFmt w:val="bullet"/>
+      <w:lvlText w:val=""/>
+      <w:lvlJc w:val="left"/>
+      <w:pPr>
+        <w:tabs>
+          <w:tab w:val="num" w:pos="720"/>
+        </w:tabs>
+        <w:ind w:left="720" w:hanging="360"/>
+      </w:pPr>
+      <w:rPr>
+        <w:rFonts w:ascii="Symbol" w:hAnsi="Symbol" w:hint="default"/>
+        <w:sz w:val="20"/>
+      </w:rPr>
+    </w:lvl>
+    <w:lvl w:ilvl="1" w:tentative="1">
+      <w:start w:val="1"/>
+      <w:numFmt w:val="bullet"/>
+      <w:lvlText w:val="o"/>
+      <w:lvlJc w:val="left"/>
+      <w:pPr>
+        <w:tabs>
+          <w:tab w:val="num" w:pos="1440"/>
+        </w:tabs>
+        <w:ind w:left="1440" w:hanging="360"/>
+      </w:pPr>
+      <w:rPr>
+        <w:rFonts w:ascii="Courier New" w:hAnsi="Courier New" w:hint="default"/>
+        <w:sz w:val="20"/>
+      </w:rPr>
+    </w:lvl>
+    <w:lvl w:ilvl="2" w:tentative="1">
+      <w:start w:val="1"/>
+      <w:numFmt w:val="bullet"/>
+      <w:lvlText w:val=""/>
+      <w:lvlJc w:val="left"/>
+      <w:pPr>
+        <w:tabs>
+          <w:tab w:val="num" w:pos="2160"/>
+        </w:tabs>
+        <w:ind w:left="2160" w:hanging="360"/>
+      </w:pPr>
+      <w:rPr>
+        <w:rFonts w:ascii="Wingdings" w:hAnsi="Wingdings" w:hint="default"/>
+        <w:sz w:val="20"/>
+      </w:rPr>
+    </w:lvl>
+    <w:lvl w:ilvl="3" w:tentative="1">
+      <w:start w:val="1"/>
+      <w:numFmt w:val="bullet"/>
+      <w:lvlText w:val=""/>
+      <w:lvlJc w:val="left"/>
+      <w:pPr>
+        <w:tabs>
+          <w:tab w:val="num" w:pos="2880"/>
+        </w:tabs>
+        <w:ind w:left="2880" w:hanging="360"/>
+      </w:pPr>
+      <w:rPr>
+        <w:rFonts w:ascii="Wingdings" w:hAnsi="Wingdings" w:hint="default"/>
+        <w:sz w:val="20"/>
+      </w:rPr>
+    </w:lvl>
+    <w:lvl w:ilvl="4" w:tentative="1">
+      <w:start w:val="1"/>
+      <w:numFmt w:val="bullet"/>
+      <w:lvlText w:val=""/>
+      <w:lvlJc w:val="left"/>
+      <w:pPr>
+        <w:tabs>
+          <w:tab w:val="num" w:pos="3600"/>
+        </w:tabs>
+        <w:ind w:left="3600" w:hanging="360"/>
+      </w:pPr>
+      <w:rPr>
+        <w:rFonts w:ascii="Wingdings" w:hAnsi="Wingdings" w:hint="default"/>
+        <w:sz w:val="20"/>
+      </w:rPr>
+    </w:lvl>
+    <w:lvl w:ilvl="5" w:tentative="1">
+      <w:start w:val="1"/>
+      <w:numFmt w:val="bullet"/>
+      <w:lvlText w:val=""/>
+      <w:lvlJc w:val="left"/>
+      <w:pPr>
+        <w:tabs>
+          <w:tab w:val="num" w:pos="4320"/>
+        </w:tabs>
+        <w:ind w:left="4320" w:hanging="360"/>
+      </w:pPr>
+      <w:rPr>
+        <w:rFonts w:ascii="Wingdings" w:hAnsi="Wingdings" w:hint="default"/>
+        <w:sz w:val="20"/>
+      </w:rPr>
+    </w:lvl>
+    <w:lvl w:ilvl="6" w:tentative="1">
+      <w:start w:val="1"/>
+      <w:numFmt w:val="bullet"/>
+      <w:lvlText w:val=""/>
+      <w:lvlJc w:val="left"/>
+      <w:pPr>
+        <w:tabs>
+          <w:tab w:val="num" w:pos="5040"/>
+        </w:tabs>
+        <w:ind w:left="5040" w:hanging="360"/>
+      </w:pPr>
+      <w:rPr>
+        <w:rFonts w:ascii="Wingdings" w:hAnsi="Wingdings" w:hint="default"/>
+        <w:sz w:val="20"/>
+      </w:rPr>
+    </w:lvl>
+    <w:lvl w:ilvl="7" w:tentative="1">
+      <w:start w:val="1"/>
+      <w:numFmt w:val="bullet"/>
+      <w:lvlText w:val=""/>
+      <w:lvlJc w:val="left"/>
+      <w:pPr>
+        <w:tabs>
+          <w:tab w:val="num" w:pos="5760"/>
+        </w:tabs>
+        <w:ind w:left="5760" w:hanging="360"/>
+      </w:pPr>
+      <w:rPr>
+        <w:rFonts w:ascii="Wingdings" w:hAnsi="Wingdings" w:hint="default"/>
+        <w:sz w:val="20"/>
+      </w:rPr>
+    </w:lvl>
+    <w:lvl w:ilvl="8" w:tentative="1">
+      <w:start w:val="1"/>
+      <w:numFmt w:val="bullet"/>
+      <w:lvlText w:val=""/>
+      <w:lvlJc w:val="left"/>
+      <w:pPr>
+        <w:tabs>
+          <w:tab w:val="num" w:pos="6480"/>
+        </w:tabs>
+        <w:ind w:left="6480" w:hanging="360"/>
+      </w:pPr>
+      <w:rPr>
+        <w:rFonts w:ascii="Wingdings" w:hAnsi="Wingdings" w:hint="default"/>
+        <w:sz w:val="20"/>
+      </w:rPr>
+    </w:lvl>
+  </w:abstractNum>
   <w:num w:numId="1" w16cid:durableId="1450515960">
+    <w:abstractNumId w:val="24"/>
+  </w:num>
+  <w:num w:numId="2" w16cid:durableId="212038063">
+    <w:abstractNumId w:val="1"/>
+  </w:num>
+  <w:num w:numId="3" w16cid:durableId="737286571">
+    <w:abstractNumId w:val="16"/>
+  </w:num>
+  <w:num w:numId="4" w16cid:durableId="337734836">
+    <w:abstractNumId w:val="11"/>
+  </w:num>
+  <w:num w:numId="5" w16cid:durableId="1643728331">
+    <w:abstractNumId w:val="32"/>
+  </w:num>
+  <w:num w:numId="6" w16cid:durableId="1669400875">
+    <w:abstractNumId w:val="9"/>
+  </w:num>
+  <w:num w:numId="7" w16cid:durableId="59836037">
+    <w:abstractNumId w:val="28"/>
+  </w:num>
+  <w:num w:numId="8" w16cid:durableId="920528845">
+    <w:abstractNumId w:val="23"/>
+  </w:num>
+  <w:num w:numId="9" w16cid:durableId="1578828896">
+    <w:abstractNumId w:val="6"/>
+  </w:num>
+  <w:num w:numId="10" w16cid:durableId="265697334">
+    <w:abstractNumId w:val="33"/>
+  </w:num>
+  <w:num w:numId="11" w16cid:durableId="627124835">
+    <w:abstractNumId w:val="13"/>
+  </w:num>
+  <w:num w:numId="12" w16cid:durableId="160044231">
+    <w:abstractNumId w:val="27"/>
+  </w:num>
+  <w:num w:numId="13" w16cid:durableId="1975021050">
+    <w:abstractNumId w:val="15"/>
+  </w:num>
+  <w:num w:numId="14" w16cid:durableId="73823700">
+    <w:abstractNumId w:val="19"/>
+  </w:num>
+  <w:num w:numId="15" w16cid:durableId="1115752844">
+    <w:abstractNumId w:val="30"/>
+  </w:num>
+  <w:num w:numId="16" w16cid:durableId="1013073119">
+    <w:abstractNumId w:val="8"/>
+  </w:num>
+  <w:num w:numId="17" w16cid:durableId="1787194895">
+    <w:abstractNumId w:val="21"/>
+  </w:num>
+  <w:num w:numId="18" w16cid:durableId="328801156">
+    <w:abstractNumId w:val="29"/>
+  </w:num>
+  <w:num w:numId="19" w16cid:durableId="1351839096">
+    <w:abstractNumId w:val="18"/>
+  </w:num>
+  <w:num w:numId="20" w16cid:durableId="607349804">
+    <w:abstractNumId w:val="2"/>
+  </w:num>
+  <w:num w:numId="21" w16cid:durableId="72745331">
+    <w:abstractNumId w:val="31"/>
+  </w:num>
+  <w:num w:numId="22" w16cid:durableId="1858155290">
+    <w:abstractNumId w:val="22"/>
+  </w:num>
+  <w:num w:numId="23" w16cid:durableId="1424568094">
+    <w:abstractNumId w:val="7"/>
+  </w:num>
+  <w:num w:numId="24" w16cid:durableId="1907035814">
+    <w:abstractNumId w:val="25"/>
+  </w:num>
+  <w:num w:numId="25" w16cid:durableId="660621154">
     <w:abstractNumId w:val="4"/>
   </w:num>
-  <w:num w:numId="2" w16cid:durableId="212038063">
+  <w:num w:numId="26" w16cid:durableId="610357204">
+    <w:abstractNumId w:val="17"/>
+  </w:num>
+  <w:num w:numId="27" w16cid:durableId="1556693650">
+    <w:abstractNumId w:val="14"/>
+  </w:num>
+  <w:num w:numId="28" w16cid:durableId="411119489">
+    <w:abstractNumId w:val="3"/>
+  </w:num>
+  <w:num w:numId="29" w16cid:durableId="1793740799">
+    <w:abstractNumId w:val="12"/>
+  </w:num>
+  <w:num w:numId="30" w16cid:durableId="796877737">
+    <w:abstractNumId w:val="10"/>
+  </w:num>
+  <w:num w:numId="31" w16cid:durableId="1560555313">
     <w:abstractNumId w:val="0"/>
   </w:num>
-  <w:num w:numId="3" w16cid:durableId="737286571">
-    <w:abstractNumId w:val="3"/>
-  </w:num>
-  <w:num w:numId="4" w16cid:durableId="337734836">
-    <w:abstractNumId w:val="2"/>
-  </w:num>
-  <w:num w:numId="5" w16cid:durableId="1643728331">
+  <w:num w:numId="32" w16cid:durableId="1025522887">
     <w:abstractNumId w:val="5"/>
   </w:num>
-  <w:num w:numId="6" w16cid:durableId="1669400875">
-    <w:abstractNumId w:val="1"/>
+  <w:num w:numId="33" w16cid:durableId="1858764031">
+    <w:abstractNumId w:val="26"/>
+  </w:num>
+  <w:num w:numId="34" w16cid:durableId="1133593882">
+    <w:abstractNumId w:val="20"/>
   </w:num>
 </w:numbering>
 </file>
